--- a/docs/deliverables/ConferenceCheck Final Report.docx
+++ b/docs/deliverables/ConferenceCheck Final Report.docx
@@ -81,7 +81,7 @@
         <w:rPr>
           <w:rStyle w:val="VerbatimChar"/>
         </w:rPr>
-        <w:t xml:space="preserve">milestone-10-evaluation</w:t>
+        <w:t xml:space="preserve">milestone-12-final-submission</w:t>
       </w:r>
     </w:p>
     <w:bookmarkStart w:id="10" w:name="declaration"/>
@@ -13908,7 +13908,7 @@
         <w:rPr>
           <w:rStyle w:val="NormalTok"/>
         </w:rPr>
-        <w:t xml:space="preserve"> milestone-10-evaluation</w:t>
+        <w:t xml:space="preserve"> milestone-12-final-submission</w:t>
       </w:r>
     </w:p>
     <w:bookmarkEnd w:id="64"/>

--- a/docs/deliverables/ConferenceCheck Final Report.docx
+++ b/docs/deliverables/ConferenceCheck Final Report.docx
@@ -493,7 +493,7 @@
               <w:jc w:val="left"/>
             </w:pPr>
             <w:r>
-              <w:t xml:space="preserve">4</w:t>
+              <w:t xml:space="preserve">5</w:t>
             </w:r>
           </w:p>
         </w:tc>
@@ -581,7 +581,7 @@
               <w:jc w:val="left"/>
             </w:pPr>
             <w:r>
-              <w:t xml:space="preserve">5</w:t>
+              <w:t xml:space="preserve">6</w:t>
             </w:r>
           </w:p>
         </w:tc>
@@ -625,7 +625,7 @@
               <w:jc w:val="left"/>
             </w:pPr>
             <w:r>
-              <w:t xml:space="preserve">5</w:t>
+              <w:t xml:space="preserve">6</w:t>
             </w:r>
           </w:p>
         </w:tc>
@@ -761,7 +761,7 @@
               <w:jc w:val="left"/>
             </w:pPr>
             <w:r>
-              <w:t xml:space="preserve">6</w:t>
+              <w:t xml:space="preserve">7</w:t>
             </w:r>
           </w:p>
         </w:tc>
@@ -941,7 +941,7 @@
               <w:jc w:val="left"/>
             </w:pPr>
             <w:r>
-              <w:t xml:space="preserve">9</w:t>
+              <w:t xml:space="preserve">10</w:t>
             </w:r>
           </w:p>
         </w:tc>
@@ -1073,7 +1073,7 @@
               <w:jc w:val="left"/>
             </w:pPr>
             <w:r>
-              <w:t xml:space="preserve">10</w:t>
+              <w:t xml:space="preserve">11</w:t>
             </w:r>
           </w:p>
         </w:tc>
@@ -1209,7 +1209,7 @@
               <w:jc w:val="left"/>
             </w:pPr>
             <w:r>
-              <w:t xml:space="preserve">11</w:t>
+              <w:t xml:space="preserve">12</w:t>
             </w:r>
           </w:p>
         </w:tc>
@@ -1253,7 +1253,7 @@
               <w:jc w:val="left"/>
             </w:pPr>
             <w:r>
-              <w:t xml:space="preserve">11</w:t>
+              <w:t xml:space="preserve">12</w:t>
             </w:r>
           </w:p>
         </w:tc>
@@ -1345,7 +1345,7 @@
               <w:jc w:val="left"/>
             </w:pPr>
             <w:r>
-              <w:t xml:space="preserve">12</w:t>
+              <w:t xml:space="preserve">13</w:t>
             </w:r>
           </w:p>
         </w:tc>
@@ -1389,7 +1389,7 @@
               <w:jc w:val="left"/>
             </w:pPr>
             <w:r>
-              <w:t xml:space="preserve">12</w:t>
+              <w:t xml:space="preserve">13</w:t>
             </w:r>
           </w:p>
         </w:tc>
@@ -1477,7 +1477,7 @@
               <w:jc w:val="left"/>
             </w:pPr>
             <w:r>
-              <w:t xml:space="preserve">13</w:t>
+              <w:t xml:space="preserve">14</w:t>
             </w:r>
           </w:p>
         </w:tc>
@@ -1525,7 +1525,7 @@
               <w:jc w:val="left"/>
             </w:pPr>
             <w:r>
-              <w:t xml:space="preserve">13</w:t>
+              <w:t xml:space="preserve">14</w:t>
             </w:r>
           </w:p>
         </w:tc>
@@ -1569,7 +1569,7 @@
               <w:jc w:val="left"/>
             </w:pPr>
             <w:r>
-              <w:t xml:space="preserve">14</w:t>
+              <w:t xml:space="preserve">15</w:t>
             </w:r>
           </w:p>
         </w:tc>
@@ -1657,7 +1657,7 @@
               <w:jc w:val="left"/>
             </w:pPr>
             <w:r>
-              <w:t xml:space="preserve">15</w:t>
+              <w:t xml:space="preserve">16</w:t>
             </w:r>
           </w:p>
         </w:tc>
@@ -1701,7 +1701,7 @@
               <w:jc w:val="left"/>
             </w:pPr>
             <w:r>
-              <w:t xml:space="preserve">15</w:t>
+              <w:t xml:space="preserve">16</w:t>
             </w:r>
           </w:p>
         </w:tc>
@@ -1833,7 +1833,7 @@
               <w:jc w:val="left"/>
             </w:pPr>
             <w:r>
-              <w:t xml:space="preserve">16</w:t>
+              <w:t xml:space="preserve">17</w:t>
             </w:r>
           </w:p>
         </w:tc>
@@ -1877,7 +1877,7 @@
               <w:jc w:val="left"/>
             </w:pPr>
             <w:r>
-              <w:t xml:space="preserve">16</w:t>
+              <w:t xml:space="preserve">17</w:t>
             </w:r>
           </w:p>
         </w:tc>
@@ -2062,7 +2062,7 @@
               <w:jc w:val="left"/>
             </w:pPr>
             <w:r>
-              <w:t xml:space="preserve">19</w:t>
+              <w:t xml:space="preserve">20</w:t>
             </w:r>
           </w:p>
         </w:tc>
@@ -2110,7 +2110,7 @@
               <w:jc w:val="left"/>
             </w:pPr>
             <w:r>
-              <w:t xml:space="preserve">20</w:t>
+              <w:t xml:space="preserve">21</w:t>
             </w:r>
           </w:p>
         </w:tc>
@@ -2154,7 +2154,7 @@
               <w:jc w:val="left"/>
             </w:pPr>
             <w:r>
-              <w:t xml:space="preserve">20</w:t>
+              <w:t xml:space="preserve">21</w:t>
             </w:r>
           </w:p>
         </w:tc>
@@ -2198,7 +2198,7 @@
               <w:jc w:val="left"/>
             </w:pPr>
             <w:r>
-              <w:t xml:space="preserve">20</w:t>
+              <w:t xml:space="preserve">21</w:t>
             </w:r>
           </w:p>
         </w:tc>
@@ -2334,7 +2334,7 @@
               <w:jc w:val="left"/>
             </w:pPr>
             <w:r>
-              <w:t xml:space="preserve">21</w:t>
+              <w:t xml:space="preserve">22</w:t>
             </w:r>
           </w:p>
         </w:tc>
@@ -2382,7 +2382,7 @@
               <w:jc w:val="left"/>
             </w:pPr>
             <w:r>
-              <w:t xml:space="preserve">22</w:t>
+              <w:t xml:space="preserve">23</w:t>
             </w:r>
           </w:p>
         </w:tc>
@@ -2430,7 +2430,147 @@
               <w:jc w:val="left"/>
             </w:pPr>
             <w:r>
-              <w:t xml:space="preserve">23</w:t>
+              <w:t xml:space="preserve">24</w:t>
+            </w:r>
+          </w:p>
+        </w:tc>
+      </w:tr>
+      <w:tr>
+        <w:tc>
+          <w:tcPr>
+            <w:tcW w:type="dxa" w:w="1170"/>
+          </w:tcPr>
+          <w:p>
+            <w:pPr>
+              <w:pStyle w:val="Compact"/>
+              <w:jc w:val="left"/>
+            </w:pPr>
+            <w:r>
+              <w:t xml:space="preserve">E</w:t>
+            </w:r>
+          </w:p>
+        </w:tc>
+        <w:tc>
+          <w:tcPr>
+            <w:tcW w:type="dxa" w:w="7410"/>
+          </w:tcPr>
+          <w:p>
+            <w:pPr>
+              <w:pStyle w:val="Compact"/>
+              <w:jc w:val="left"/>
+            </w:pPr>
+            <w:r>
+              <w:rPr>
+                <w:b/>
+                <w:bCs/>
+              </w:rPr>
+              <w:t xml:space="preserve">Appendix E. The running system, against each objective</w:t>
+            </w:r>
+          </w:p>
+        </w:tc>
+        <w:tc>
+          <w:tcPr>
+            <w:tcW w:type="dxa" w:w="780"/>
+          </w:tcPr>
+          <w:p>
+            <w:pPr>
+              <w:pStyle w:val="Compact"/>
+              <w:jc w:val="left"/>
+            </w:pPr>
+            <w:r>
+              <w:t xml:space="preserve">25</w:t>
+            </w:r>
+          </w:p>
+        </w:tc>
+      </w:tr>
+      <w:tr>
+        <w:tc>
+          <w:tcPr>
+            <w:tcW w:type="dxa" w:w="1170"/>
+          </w:tcPr>
+          <w:p>
+            <w:pPr>
+              <w:pStyle w:val="Compact"/>
+              <w:jc w:val="left"/>
+            </w:pPr>
+            <w:r>
+              <w:t xml:space="preserve">E.1</w:t>
+            </w:r>
+          </w:p>
+        </w:tc>
+        <w:tc>
+          <w:tcPr>
+            <w:tcW w:type="dxa" w:w="7410"/>
+          </w:tcPr>
+          <w:p>
+            <w:pPr>
+              <w:pStyle w:val="Compact"/>
+              <w:jc w:val="left"/>
+            </w:pPr>
+            <w:r>
+              <w:t xml:space="preserve">What these figures do and do not show</w:t>
+            </w:r>
+          </w:p>
+        </w:tc>
+        <w:tc>
+          <w:tcPr>
+            <w:tcW w:type="dxa" w:w="780"/>
+          </w:tcPr>
+          <w:p>
+            <w:pPr>
+              <w:pStyle w:val="Compact"/>
+              <w:jc w:val="left"/>
+            </w:pPr>
+            <w:r>
+              <w:t xml:space="preserve">34</w:t>
+            </w:r>
+          </w:p>
+        </w:tc>
+      </w:tr>
+      <w:tr>
+        <w:tc>
+          <w:tcPr>
+            <w:tcW w:type="dxa" w:w="1170"/>
+          </w:tcPr>
+          <w:p>
+            <w:pPr>
+              <w:pStyle w:val="Compact"/>
+              <w:jc w:val="left"/>
+            </w:pPr>
+            <w:r>
+              <w:t xml:space="preserve">F</w:t>
+            </w:r>
+          </w:p>
+        </w:tc>
+        <w:tc>
+          <w:tcPr>
+            <w:tcW w:type="dxa" w:w="7410"/>
+          </w:tcPr>
+          <w:p>
+            <w:pPr>
+              <w:pStyle w:val="Compact"/>
+              <w:jc w:val="left"/>
+            </w:pPr>
+            <w:r>
+              <w:rPr>
+                <w:b/>
+                <w:bCs/>
+              </w:rPr>
+              <w:t xml:space="preserve">Appendix F. Reference verification record</w:t>
+            </w:r>
+          </w:p>
+        </w:tc>
+        <w:tc>
+          <w:tcPr>
+            <w:tcW w:type="dxa" w:w="780"/>
+          </w:tcPr>
+          <w:p>
+            <w:pPr>
+              <w:pStyle w:val="Compact"/>
+              <w:jc w:val="left"/>
+            </w:pPr>
+            <w:r>
+              <w:t xml:space="preserve">35</w:t>
             </w:r>
           </w:p>
         </w:tc>
@@ -2630,7 +2770,7 @@
               <w:jc w:val="left"/>
             </w:pPr>
             <w:r>
-              <w:t xml:space="preserve">13</w:t>
+              <w:t xml:space="preserve">14</w:t>
             </w:r>
           </w:p>
         </w:tc>
@@ -2688,7 +2828,7 @@
               <w:jc w:val="left"/>
             </w:pPr>
             <w:r>
-              <w:t xml:space="preserve">14</w:t>
+              <w:t xml:space="preserve">15</w:t>
             </w:r>
           </w:p>
         </w:tc>
@@ -2746,7 +2886,7 @@
               <w:jc w:val="left"/>
             </w:pPr>
             <w:r>
-              <w:t xml:space="preserve">15</w:t>
+              <w:t xml:space="preserve">16</w:t>
             </w:r>
           </w:p>
         </w:tc>
@@ -2862,7 +3002,7 @@
               <w:jc w:val="left"/>
             </w:pPr>
             <w:r>
-              <w:t xml:space="preserve">21</w:t>
+              <w:t xml:space="preserve">22</w:t>
             </w:r>
           </w:p>
         </w:tc>
@@ -2929,7 +3069,65 @@
               <w:jc w:val="left"/>
             </w:pPr>
             <w:r>
-              <w:t xml:space="preserve">22</w:t>
+              <w:t xml:space="preserve">23</w:t>
+            </w:r>
+          </w:p>
+        </w:tc>
+      </w:tr>
+      <w:tr>
+        <w:tc>
+          <w:tcPr>
+            <w:tcW w:type="dxa" w:w="910"/>
+          </w:tcPr>
+          <w:p>
+            <w:pPr>
+              <w:pStyle w:val="Compact"/>
+              <w:jc w:val="left"/>
+            </w:pPr>
+            <w:r>
+              <w:t xml:space="preserve">F1</w:t>
+            </w:r>
+          </w:p>
+        </w:tc>
+        <w:tc>
+          <w:tcPr>
+            <w:tcW w:type="dxa" w:w="6500"/>
+          </w:tcPr>
+          <w:p>
+            <w:pPr>
+              <w:pStyle w:val="Compact"/>
+              <w:jc w:val="left"/>
+            </w:pPr>
+            <w:r>
+              <w:t xml:space="preserve">Verification of every reference, including the one withdrawn</w:t>
+            </w:r>
+          </w:p>
+        </w:tc>
+        <w:tc>
+          <w:tcPr>
+            <w:tcW w:type="dxa" w:w="1170"/>
+          </w:tcPr>
+          <w:p>
+            <w:pPr>
+              <w:pStyle w:val="Compact"/>
+              <w:jc w:val="left"/>
+            </w:pPr>
+            <w:r>
+              <w:t xml:space="preserve">F</w:t>
+            </w:r>
+          </w:p>
+        </w:tc>
+        <w:tc>
+          <w:tcPr>
+            <w:tcW w:type="dxa" w:w="780"/>
+          </w:tcPr>
+          <w:p>
+            <w:pPr>
+              <w:pStyle w:val="Compact"/>
+              <w:jc w:val="left"/>
+            </w:pPr>
+            <w:r>
+              <w:t xml:space="preserve">35</w:t>
             </w:r>
           </w:p>
         </w:tc>
@@ -3076,6 +3274,528 @@
           </w:p>
         </w:tc>
       </w:tr>
+      <w:tr>
+        <w:tc>
+          <w:tcPr>
+            <w:tcW w:type="dxa" w:w="1040"/>
+          </w:tcPr>
+          <w:p>
+            <w:pPr>
+              <w:pStyle w:val="Compact"/>
+              <w:jc w:val="left"/>
+            </w:pPr>
+            <w:r>
+              <w:t xml:space="preserve">2</w:t>
+            </w:r>
+          </w:p>
+        </w:tc>
+        <w:tc>
+          <w:tcPr>
+            <w:tcW w:type="dxa" w:w="6370"/>
+          </w:tcPr>
+          <w:p>
+            <w:pPr>
+              <w:pStyle w:val="Compact"/>
+              <w:jc w:val="left"/>
+            </w:pPr>
+            <w:r>
+              <w:t xml:space="preserve">Organiser analytics dashboard</w:t>
+            </w:r>
+          </w:p>
+        </w:tc>
+        <w:tc>
+          <w:tcPr>
+            <w:tcW w:type="dxa" w:w="1170"/>
+          </w:tcPr>
+          <w:p>
+            <w:pPr>
+              <w:pStyle w:val="Compact"/>
+              <w:jc w:val="left"/>
+            </w:pPr>
+            <w:r>
+              <w:t xml:space="preserve">E</w:t>
+            </w:r>
+          </w:p>
+        </w:tc>
+        <w:tc>
+          <w:tcPr>
+            <w:tcW w:type="dxa" w:w="780"/>
+          </w:tcPr>
+          <w:p>
+            <w:pPr>
+              <w:pStyle w:val="Compact"/>
+              <w:jc w:val="left"/>
+            </w:pPr>
+            <w:r>
+              <w:t xml:space="preserve">26</w:t>
+            </w:r>
+          </w:p>
+        </w:tc>
+      </w:tr>
+      <w:tr>
+        <w:tc>
+          <w:tcPr>
+            <w:tcW w:type="dxa" w:w="1040"/>
+          </w:tcPr>
+          <w:p>
+            <w:pPr>
+              <w:pStyle w:val="Compact"/>
+              <w:jc w:val="left"/>
+            </w:pPr>
+            <w:r>
+              <w:t xml:space="preserve">3</w:t>
+            </w:r>
+          </w:p>
+        </w:tc>
+        <w:tc>
+          <w:tcPr>
+            <w:tcW w:type="dxa" w:w="6370"/>
+          </w:tcPr>
+          <w:p>
+            <w:pPr>
+              <w:pStyle w:val="Compact"/>
+              <w:jc w:val="left"/>
+            </w:pPr>
+            <w:r>
+              <w:t xml:space="preserve">Trends and per-category redemption</w:t>
+            </w:r>
+          </w:p>
+        </w:tc>
+        <w:tc>
+          <w:tcPr>
+            <w:tcW w:type="dxa" w:w="1170"/>
+          </w:tcPr>
+          <w:p>
+            <w:pPr>
+              <w:pStyle w:val="Compact"/>
+              <w:jc w:val="left"/>
+            </w:pPr>
+            <w:r>
+              <w:t xml:space="preserve">E</w:t>
+            </w:r>
+          </w:p>
+        </w:tc>
+        <w:tc>
+          <w:tcPr>
+            <w:tcW w:type="dxa" w:w="780"/>
+          </w:tcPr>
+          <w:p>
+            <w:pPr>
+              <w:pStyle w:val="Compact"/>
+              <w:jc w:val="left"/>
+            </w:pPr>
+            <w:r>
+              <w:t xml:space="preserve">27</w:t>
+            </w:r>
+          </w:p>
+        </w:tc>
+      </w:tr>
+      <w:tr>
+        <w:tc>
+          <w:tcPr>
+            <w:tcW w:type="dxa" w:w="1040"/>
+          </w:tcPr>
+          <w:p>
+            <w:pPr>
+              <w:pStyle w:val="Compact"/>
+              <w:jc w:val="left"/>
+            </w:pPr>
+            <w:r>
+              <w:t xml:space="preserve">4</w:t>
+            </w:r>
+          </w:p>
+        </w:tc>
+        <w:tc>
+          <w:tcPr>
+            <w:tcW w:type="dxa" w:w="6370"/>
+          </w:tcPr>
+          <w:p>
+            <w:pPr>
+              <w:pStyle w:val="Compact"/>
+              <w:jc w:val="left"/>
+            </w:pPr>
+            <w:r>
+              <w:t xml:space="preserve">Automatic capacity alerts on a device</w:t>
+            </w:r>
+          </w:p>
+        </w:tc>
+        <w:tc>
+          <w:tcPr>
+            <w:tcW w:type="dxa" w:w="1170"/>
+          </w:tcPr>
+          <w:p>
+            <w:pPr>
+              <w:pStyle w:val="Compact"/>
+              <w:jc w:val="left"/>
+            </w:pPr>
+            <w:r>
+              <w:t xml:space="preserve">E</w:t>
+            </w:r>
+          </w:p>
+        </w:tc>
+        <w:tc>
+          <w:tcPr>
+            <w:tcW w:type="dxa" w:w="780"/>
+          </w:tcPr>
+          <w:p>
+            <w:pPr>
+              <w:pStyle w:val="Compact"/>
+              <w:jc w:val="left"/>
+            </w:pPr>
+            <w:r>
+              <w:t xml:space="preserve">28</w:t>
+            </w:r>
+          </w:p>
+        </w:tc>
+      </w:tr>
+      <w:tr>
+        <w:tc>
+          <w:tcPr>
+            <w:tcW w:type="dxa" w:w="1040"/>
+          </w:tcPr>
+          <w:p>
+            <w:pPr>
+              <w:pStyle w:val="Compact"/>
+              <w:jc w:val="left"/>
+            </w:pPr>
+            <w:r>
+              <w:t xml:space="preserve">5</w:t>
+            </w:r>
+          </w:p>
+        </w:tc>
+        <w:tc>
+          <w:tcPr>
+            <w:tcW w:type="dxa" w:w="6370"/>
+          </w:tcPr>
+          <w:p>
+            <w:pPr>
+              <w:pStyle w:val="Compact"/>
+              <w:jc w:val="left"/>
+            </w:pPr>
+            <w:r>
+              <w:t xml:space="preserve">Organiser broadcast delivered end to end</w:t>
+            </w:r>
+          </w:p>
+        </w:tc>
+        <w:tc>
+          <w:tcPr>
+            <w:tcW w:type="dxa" w:w="1170"/>
+          </w:tcPr>
+          <w:p>
+            <w:pPr>
+              <w:pStyle w:val="Compact"/>
+              <w:jc w:val="left"/>
+            </w:pPr>
+            <w:r>
+              <w:t xml:space="preserve">E</w:t>
+            </w:r>
+          </w:p>
+        </w:tc>
+        <w:tc>
+          <w:tcPr>
+            <w:tcW w:type="dxa" w:w="780"/>
+          </w:tcPr>
+          <w:p>
+            <w:pPr>
+              <w:pStyle w:val="Compact"/>
+              <w:jc w:val="left"/>
+            </w:pPr>
+            <w:r>
+              <w:t xml:space="preserve">29</w:t>
+            </w:r>
+          </w:p>
+        </w:tc>
+      </w:tr>
+      <w:tr>
+        <w:tc>
+          <w:tcPr>
+            <w:tcW w:type="dxa" w:w="1040"/>
+          </w:tcPr>
+          <w:p>
+            <w:pPr>
+              <w:pStyle w:val="Compact"/>
+              <w:jc w:val="left"/>
+            </w:pPr>
+            <w:r>
+              <w:t xml:space="preserve">6</w:t>
+            </w:r>
+          </w:p>
+        </w:tc>
+        <w:tc>
+          <w:tcPr>
+            <w:tcW w:type="dxa" w:w="6370"/>
+          </w:tcPr>
+          <w:p>
+            <w:pPr>
+              <w:pStyle w:val="Compact"/>
+              <w:jc w:val="left"/>
+            </w:pPr>
+            <w:r>
+              <w:t xml:space="preserve">Attendee pass with a server-issued token</w:t>
+            </w:r>
+          </w:p>
+        </w:tc>
+        <w:tc>
+          <w:tcPr>
+            <w:tcW w:type="dxa" w:w="1170"/>
+          </w:tcPr>
+          <w:p>
+            <w:pPr>
+              <w:pStyle w:val="Compact"/>
+              <w:jc w:val="left"/>
+            </w:pPr>
+            <w:r>
+              <w:t xml:space="preserve">E</w:t>
+            </w:r>
+          </w:p>
+        </w:tc>
+        <w:tc>
+          <w:tcPr>
+            <w:tcW w:type="dxa" w:w="780"/>
+          </w:tcPr>
+          <w:p>
+            <w:pPr>
+              <w:pStyle w:val="Compact"/>
+              <w:jc w:val="left"/>
+            </w:pPr>
+            <w:r>
+              <w:t xml:space="preserve">30</w:t>
+            </w:r>
+          </w:p>
+        </w:tc>
+      </w:tr>
+      <w:tr>
+        <w:tc>
+          <w:tcPr>
+            <w:tcW w:type="dxa" w:w="1040"/>
+          </w:tcPr>
+          <w:p>
+            <w:pPr>
+              <w:pStyle w:val="Compact"/>
+              <w:jc w:val="left"/>
+            </w:pPr>
+            <w:r>
+              <w:t xml:space="preserve">7</w:t>
+            </w:r>
+          </w:p>
+        </w:tc>
+        <w:tc>
+          <w:tcPr>
+            <w:tcW w:type="dxa" w:w="6370"/>
+          </w:tcPr>
+          <w:p>
+            <w:pPr>
+              <w:pStyle w:val="Compact"/>
+              <w:jc w:val="left"/>
+            </w:pPr>
+            <w:r>
+              <w:t xml:space="preserve">Meal categories and the per-device redemption trail</w:t>
+            </w:r>
+          </w:p>
+        </w:tc>
+        <w:tc>
+          <w:tcPr>
+            <w:tcW w:type="dxa" w:w="1170"/>
+          </w:tcPr>
+          <w:p>
+            <w:pPr>
+              <w:pStyle w:val="Compact"/>
+              <w:jc w:val="left"/>
+            </w:pPr>
+            <w:r>
+              <w:t xml:space="preserve">E</w:t>
+            </w:r>
+          </w:p>
+        </w:tc>
+        <w:tc>
+          <w:tcPr>
+            <w:tcW w:type="dxa" w:w="780"/>
+          </w:tcPr>
+          <w:p>
+            <w:pPr>
+              <w:pStyle w:val="Compact"/>
+              <w:jc w:val="left"/>
+            </w:pPr>
+            <w:r>
+              <w:t xml:space="preserve">31</w:t>
+            </w:r>
+          </w:p>
+        </w:tc>
+      </w:tr>
+      <w:tr>
+        <w:tc>
+          <w:tcPr>
+            <w:tcW w:type="dxa" w:w="1040"/>
+          </w:tcPr>
+          <w:p>
+            <w:pPr>
+              <w:pStyle w:val="Compact"/>
+              <w:jc w:val="left"/>
+            </w:pPr>
+            <w:r>
+              <w:t xml:space="preserve">8</w:t>
+            </w:r>
+          </w:p>
+        </w:tc>
+        <w:tc>
+          <w:tcPr>
+            <w:tcW w:type="dxa" w:w="6370"/>
+          </w:tcPr>
+          <w:p>
+            <w:pPr>
+              <w:pStyle w:val="Compact"/>
+              <w:jc w:val="left"/>
+            </w:pPr>
+            <w:r>
+              <w:t xml:space="preserve">Scanner accepting a voucher</w:t>
+            </w:r>
+          </w:p>
+        </w:tc>
+        <w:tc>
+          <w:tcPr>
+            <w:tcW w:type="dxa" w:w="1170"/>
+          </w:tcPr>
+          <w:p>
+            <w:pPr>
+              <w:pStyle w:val="Compact"/>
+              <w:jc w:val="left"/>
+            </w:pPr>
+            <w:r>
+              <w:t xml:space="preserve">E</w:t>
+            </w:r>
+          </w:p>
+        </w:tc>
+        <w:tc>
+          <w:tcPr>
+            <w:tcW w:type="dxa" w:w="780"/>
+          </w:tcPr>
+          <w:p>
+            <w:pPr>
+              <w:pStyle w:val="Compact"/>
+              <w:jc w:val="left"/>
+            </w:pPr>
+            <w:r>
+              <w:t xml:space="preserve">32</w:t>
+            </w:r>
+          </w:p>
+        </w:tc>
+      </w:tr>
+      <w:tr>
+        <w:tc>
+          <w:tcPr>
+            <w:tcW w:type="dxa" w:w="1040"/>
+          </w:tcPr>
+          <w:p>
+            <w:pPr>
+              <w:pStyle w:val="Compact"/>
+              <w:jc w:val="left"/>
+            </w:pPr>
+            <w:r>
+              <w:t xml:space="preserve">9</w:t>
+            </w:r>
+          </w:p>
+        </w:tc>
+        <w:tc>
+          <w:tcPr>
+            <w:tcW w:type="dxa" w:w="6370"/>
+          </w:tcPr>
+          <w:p>
+            <w:pPr>
+              <w:pStyle w:val="Compact"/>
+              <w:jc w:val="left"/>
+            </w:pPr>
+            <w:r>
+              <w:t xml:space="preserve">The same voucher refused on a second attempt</w:t>
+            </w:r>
+          </w:p>
+        </w:tc>
+        <w:tc>
+          <w:tcPr>
+            <w:tcW w:type="dxa" w:w="1170"/>
+          </w:tcPr>
+          <w:p>
+            <w:pPr>
+              <w:pStyle w:val="Compact"/>
+              <w:jc w:val="left"/>
+            </w:pPr>
+            <w:r>
+              <w:t xml:space="preserve">E</w:t>
+            </w:r>
+          </w:p>
+        </w:tc>
+        <w:tc>
+          <w:tcPr>
+            <w:tcW w:type="dxa" w:w="780"/>
+          </w:tcPr>
+          <w:p>
+            <w:pPr>
+              <w:pStyle w:val="Compact"/>
+              <w:jc w:val="left"/>
+            </w:pPr>
+            <w:r>
+              <w:t xml:space="preserve">33</w:t>
+            </w:r>
+          </w:p>
+        </w:tc>
+      </w:tr>
+      <w:tr>
+        <w:tc>
+          <w:tcPr>
+            <w:tcW w:type="dxa" w:w="1040"/>
+          </w:tcPr>
+          <w:p>
+            <w:pPr>
+              <w:pStyle w:val="Compact"/>
+              <w:jc w:val="left"/>
+            </w:pPr>
+            <w:r>
+              <w:t xml:space="preserve">10</w:t>
+            </w:r>
+          </w:p>
+        </w:tc>
+        <w:tc>
+          <w:tcPr>
+            <w:tcW w:type="dxa" w:w="6370"/>
+          </w:tcPr>
+          <w:p>
+            <w:pPr>
+              <w:pStyle w:val="Compact"/>
+              <w:jc w:val="left"/>
+            </w:pPr>
+            <w:r>
+              <w:t xml:space="preserve">Report exports available to an organiser</w:t>
+            </w:r>
+          </w:p>
+        </w:tc>
+        <w:tc>
+          <w:tcPr>
+            <w:tcW w:type="dxa" w:w="1170"/>
+          </w:tcPr>
+          <w:p>
+            <w:pPr>
+              <w:pStyle w:val="Compact"/>
+              <w:jc w:val="left"/>
+            </w:pPr>
+            <w:r>
+              <w:t xml:space="preserve">E</w:t>
+            </w:r>
+          </w:p>
+        </w:tc>
+        <w:tc>
+          <w:tcPr>
+            <w:tcW w:type="dxa" w:w="780"/>
+          </w:tcPr>
+          <w:p>
+            <w:pPr>
+              <w:pStyle w:val="Compact"/>
+              <w:jc w:val="left"/>
+            </w:pPr>
+            <w:r>
+              <w:t xml:space="preserve">34</w:t>
+            </w:r>
+          </w:p>
+        </w:tc>
+      </w:tr>
     </w:tbl>
     <w:bookmarkEnd w:id="14"/>
     <w:bookmarkStart w:id="15" w:name="abstract"/>
@@ -3424,19 +4144,19 @@
         <w:t xml:space="preserve"> </w:t>
       </w:r>
       <w:r>
-        <w:t xml:space="preserve">machine-readable identification [1], and QR-based attendance systems have</w:t>
-      </w:r>
-      <w:r>
-        <w:t xml:space="preserve"> </w:t>
-      </w:r>
-      <w:r>
-        <w:t xml:space="preserve">been shown to reduce both processing time and recording error relative to</w:t>
-      </w:r>
-      <w:r>
-        <w:t xml:space="preserve"> </w:t>
-      </w:r>
-      <w:r>
-        <w:t xml:space="preserve">manual registers [3]. Cloud push-messaging services such as Firebase Cloud</w:t>
+        <w:t xml:space="preserve">machine-readable identification [1], and QR-based attendance has been</w:t>
+      </w:r>
+      <w:r>
+        <w:t xml:space="preserve"> </w:t>
+      </w:r>
+      <w:r>
+        <w:t xml:space="preserve">proposed as a way to reclaim the lecture time that manual registers consume</w:t>
+      </w:r>
+      <w:r>
+        <w:t xml:space="preserve"> </w:t>
+      </w:r>
+      <w:r>
+        <w:t xml:space="preserve">[3]. Cloud push-messaging services such as Firebase Cloud</w:t>
       </w:r>
       <w:r>
         <w:t xml:space="preserve"> </w:t>
@@ -3460,7 +4180,7 @@
         <w:t xml:space="preserve"> </w:t>
       </w:r>
       <w:r>
-        <w:t xml:space="preserve">and notification functionality [15]. This project applies these</w:t>
+        <w:t xml:space="preserve">and notification functionality [14]. This project applies these</w:t>
       </w:r>
       <w:r>
         <w:t xml:space="preserve"> </w:t>
@@ -4054,37 +4774,79 @@
         <w:pStyle w:val="BodyText"/>
       </w:pPr>
       <w:r>
-        <w:t xml:space="preserve">Masalha and Hirzallah [3] evaluated a QR-based attendance system in a</w:t>
-      </w:r>
-      <w:r>
-        <w:t xml:space="preserve"> </w:t>
-      </w:r>
-      <w:r>
-        <w:t xml:space="preserve">university setting and found substantial reductions in per-person processing</w:t>
-      </w:r>
-      <w:r>
-        <w:t xml:space="preserve"> </w:t>
-      </w:r>
-      <w:r>
-        <w:t xml:space="preserve">time and in recording errors relative to manual registers, but also</w:t>
-      </w:r>
-      <w:r>
-        <w:t xml:space="preserve"> </w:t>
-      </w:r>
-      <w:r>
-        <w:t xml:space="preserve">identified the central weakness of naive QR attendance: codes can be</w:t>
-      </w:r>
-      <w:r>
-        <w:t xml:space="preserve"> </w:t>
-      </w:r>
-      <w:r>
-        <w:t xml:space="preserve">photographed and shared, so any anti-fraud property must come from what the</w:t>
-      </w:r>
-      <w:r>
-        <w:t xml:space="preserve"> </w:t>
-      </w:r>
-      <w:r>
-        <w:t xml:space="preserve">server does with a scan, not from the code itself. This finding directly</w:t>
+        <w:t xml:space="preserve">Masalha and Hirzallah [3] propose a QR-based attendance system for a</w:t>
+      </w:r>
+      <w:r>
+        <w:t xml:space="preserve"> </w:t>
+      </w:r>
+      <w:r>
+        <w:t xml:space="preserve">university setting, motivated by the observation that taking attendance</w:t>
+      </w:r>
+      <w:r>
+        <w:t xml:space="preserve"> </w:t>
+      </w:r>
+      <w:r>
+        <w:t xml:space="preserve">manually consumes around ten minutes of each lecture, and they project that</w:t>
+      </w:r>
+      <w:r>
+        <w:t xml:space="preserve"> </w:t>
+      </w:r>
+      <w:r>
+        <w:t xml:space="preserve">their design would remove most of that cost. Their paper describes the design</w:t>
+      </w:r>
+      <w:r>
+        <w:t xml:space="preserve"> </w:t>
+      </w:r>
+      <w:r>
+        <w:t xml:space="preserve">and analyses it; it reports no experiment, and in particular no measured</w:t>
+      </w:r>
+      <w:r>
+        <w:t xml:space="preserve"> </w:t>
+      </w:r>
+      <w:r>
+        <w:t xml:space="preserve">comparison against a manual register, so it should not be read as evidence of</w:t>
+      </w:r>
+      <w:r>
+        <w:t xml:space="preserve"> </w:t>
+      </w:r>
+      <w:r>
+        <w:t xml:space="preserve">how much time or error such a system saves in practice. Its analysis does,</w:t>
+      </w:r>
+      <w:r>
+        <w:t xml:space="preserve"> </w:t>
+      </w:r>
+      <w:r>
+        <w:t xml:space="preserve">however, identify the central weakness of naive QR attendance directly: a</w:t>
+      </w:r>
+      <w:r>
+        <w:t xml:space="preserve"> </w:t>
+      </w:r>
+      <w:r>
+        <w:t xml:space="preserve">student outside the room can be sent an image of the displayed code by a</w:t>
+      </w:r>
+      <w:r>
+        <w:t xml:space="preserve"> </w:t>
+      </w:r>
+      <w:r>
+        <w:t xml:space="preserve">student inside it, so any anti-fraud property must come from what the server</w:t>
+      </w:r>
+      <w:r>
+        <w:t xml:space="preserve"> </w:t>
+      </w:r>
+      <w:r>
+        <w:t xml:space="preserve">does with a scan, not from the code itself. Their own answer to that is to</w:t>
+      </w:r>
+      <w:r>
+        <w:t xml:space="preserve"> </w:t>
+      </w:r>
+      <w:r>
+        <w:t xml:space="preserve">bind the scan to a place and a person, through device location and a facial</w:t>
+      </w:r>
+      <w:r>
+        <w:t xml:space="preserve"> </w:t>
+      </w:r>
+      <w:r>
+        <w:t xml:space="preserve">match. That weakness, rather than their proposed remedy for it, is what</w:t>
       </w:r>
       <w:r>
         <w:t xml:space="preserve"> </w:t>
@@ -4306,7 +5068,7 @@
         <w:t xml:space="preserve"> </w:t>
       </w:r>
       <w:r>
-        <w:t xml:space="preserve">[15].</w:t>
+        <w:t xml:space="preserve">[14].</w:t>
       </w:r>
     </w:p>
     <w:p>
@@ -5864,7 +6626,7 @@
         <w:t xml:space="preserve"> </w:t>
       </w:r>
       <w:r>
-        <w:t xml:space="preserve">requirements of the Data Protection Act No. 3 of 2021 of Zambia [14].</w:t>
+        <w:t xml:space="preserve">requirements of the Data Protection Act No. 3 of 2021 of Zambia [13].</w:t>
       </w:r>
       <w:r>
         <w:t xml:space="preserve"> </w:t>
@@ -9073,31 +9835,25 @@
         <w:t xml:space="preserve"> </w:t>
       </w:r>
       <w:r>
-        <w:t xml:space="preserve">attempted duplicate redemptions, follows from the results above and is</w:t>
-      </w:r>
-      <w:r>
-        <w:t xml:space="preserve"> </w:t>
-      </w:r>
-      <w:r>
-        <w:t xml:space="preserve">consistent with the processing-time and error-rate reductions Masalha and</w:t>
-      </w:r>
-      <w:r>
-        <w:t xml:space="preserve"> </w:t>
-      </w:r>
-      <w:r>
-        <w:t xml:space="preserve">Hirzallah [3] report for QR-based attendance over manual registers, though</w:t>
-      </w:r>
-      <w:r>
-        <w:t xml:space="preserve"> </w:t>
-      </w:r>
-      <w:r>
-        <w:t xml:space="preserve">their study and this one measure different systems on different data and</w:t>
-      </w:r>
-      <w:r>
-        <w:t xml:space="preserve"> </w:t>
-      </w:r>
-      <w:r>
-        <w:t xml:space="preserve">the figures are not directly comparable.</w:t>
+        <w:t xml:space="preserve">attempted duplicate redemptions, follows from the results above alone. No</w:t>
+      </w:r>
+      <w:r>
+        <w:t xml:space="preserve"> </w:t>
+      </w:r>
+      <w:r>
+        <w:t xml:space="preserve">published figure is available to compare it against: the closest prior work</w:t>
+      </w:r>
+      <w:r>
+        <w:t xml:space="preserve"> </w:t>
+      </w:r>
+      <w:r>
+        <w:t xml:space="preserve">[3] proposes a QR attendance system without measuring one, so there is no</w:t>
+      </w:r>
+      <w:r>
+        <w:t xml:space="preserve"> </w:t>
+      </w:r>
+      <w:r>
+        <w:t xml:space="preserve">external baseline in the literature to set these numbers beside.</w:t>
       </w:r>
     </w:p>
     <w:bookmarkEnd w:id="46"/>
@@ -9284,43 +10040,43 @@
         <w:t xml:space="preserve"> </w:t>
       </w:r>
       <w:r>
-        <w:t xml:space="preserve">Masalha and Hirzallah's QR attendance study [3], should be stated carefully.</w:t>
-      </w:r>
-      <w:r>
-        <w:t xml:space="preserve"> </w:t>
-      </w:r>
-      <w:r>
-        <w:t xml:space="preserve">Their study measured processing time and recording accuracy for a real QR</w:t>
-      </w:r>
-      <w:r>
-        <w:t xml:space="preserve"> </w:t>
-      </w:r>
-      <w:r>
-        <w:t xml:space="preserve">attendance deployment against a real manual register; this study measures a</w:t>
-      </w:r>
-      <w:r>
-        <w:t xml:space="preserve"> </w:t>
-      </w:r>
-      <w:r>
-        <w:t xml:space="preserve">seeded, scripted event against explicit latency and correctness targets, and</w:t>
-      </w:r>
-      <w:r>
-        <w:t xml:space="preserve"> </w:t>
-      </w:r>
-      <w:r>
-        <w:t xml:space="preserve">did not run the equivalent manual-baseline comparison, as recorded in</w:t>
-      </w:r>
-      <w:r>
-        <w:t xml:space="preserve"> </w:t>
-      </w:r>
-      <w:r>
-        <w:t xml:space="preserve">Section 6.8. The two studies are not directly comparable on their headline</w:t>
-      </w:r>
-      <w:r>
-        <w:t xml:space="preserve"> </w:t>
-      </w:r>
-      <w:r>
-        <w:t xml:space="preserve">numbers for that reason. What they agree on is the underlying claim that</w:t>
+        <w:t xml:space="preserve">Masalha and Hirzallah's QR attendance proposal [3], should be stated</w:t>
+      </w:r>
+      <w:r>
+        <w:t xml:space="preserve"> </w:t>
+      </w:r>
+      <w:r>
+        <w:t xml:space="preserve">carefully. Their paper is a design proposal with an analysis and no</w:t>
+      </w:r>
+      <w:r>
+        <w:t xml:space="preserve"> </w:t>
+      </w:r>
+      <w:r>
+        <w:t xml:space="preserve">measurements; this study measures a seeded, scripted event against explicit</w:t>
+      </w:r>
+      <w:r>
+        <w:t xml:space="preserve"> </w:t>
+      </w:r>
+      <w:r>
+        <w:t xml:space="preserve">latency and correctness targets. There is therefore nothing in that work to</w:t>
+      </w:r>
+      <w:r>
+        <w:t xml:space="preserve"> </w:t>
+      </w:r>
+      <w:r>
+        <w:t xml:space="preserve">compare these numbers against, which is a gap in the literature rather than a</w:t>
+      </w:r>
+      <w:r>
+        <w:t xml:space="preserve"> </w:t>
+      </w:r>
+      <w:r>
+        <w:t xml:space="preserve">difference in method, and it is part of why Section 6.8 has no baseline to</w:t>
+      </w:r>
+      <w:r>
+        <w:t xml:space="preserve"> </w:t>
+      </w:r>
+      <w:r>
+        <w:t xml:space="preserve">report. What the two agree on is the underlying claim that</w:t>
       </w:r>
       <w:r>
         <w:t xml:space="preserve"> </w:t>
@@ -9746,7 +10502,7 @@
         <w:t xml:space="preserve"> </w:t>
       </w:r>
       <w:r>
-        <w:t xml:space="preserve">compatibility is expected from Flutter's cross-platform model [15] but was</w:t>
+        <w:t xml:space="preserve">compatibility is expected from Flutter's cross-platform model [14] but was</w:t>
       </w:r>
       <w:r>
         <w:t xml:space="preserve"> </w:t>
@@ -9912,7 +10668,7 @@
       </w:r>
     </w:p>
     <w:bookmarkEnd w:id="50"/>
-    <w:bookmarkStart w:id="56" w:name="references"/>
+    <w:bookmarkStart w:id="55" w:name="references"/>
     <w:p>
       <w:pPr>
         <w:pStyle w:val="Heading1"/>
@@ -10393,7 +11149,7 @@
         </w:numPr>
       </w:pPr>
       <w:r>
-        <w:t xml:space="preserve">K. Schwaber and J. Sutherland,</w:t>
+        <w:t xml:space="preserve">Republic of Zambia,</w:t>
       </w:r>
       <w:r>
         <w:t xml:space="preserve"> </w:t>
@@ -10403,28 +11159,17 @@
           <w:i/>
           <w:iCs/>
         </w:rPr>
-        <w:t xml:space="preserve">The Scrum Guide</w:t>
-      </w:r>
-      <w:r>
-        <w:t xml:space="preserve">, 2020. [Online].</w:t>
-      </w:r>
-      <w:r>
-        <w:t xml:space="preserve"> </w:t>
-      </w:r>
-      <w:r>
-        <w:t xml:space="preserve">Available:</w:t>
-      </w:r>
-      <w:r>
-        <w:t xml:space="preserve"> </w:t>
-      </w:r>
-      <w:hyperlink r:id="rId54">
-        <w:r>
-          <w:rPr>
-            <w:rStyle w:val="Hyperlink"/>
-          </w:rPr>
-          <w:t xml:space="preserve">https://scrumguides.org</w:t>
-        </w:r>
-      </w:hyperlink>
+        <w:t xml:space="preserve">Data Protection Act No. 3 of 2021</w:t>
+      </w:r>
+      <w:r>
+        <w:t xml:space="preserve">. Lusaka:</w:t>
+      </w:r>
+      <w:r>
+        <w:t xml:space="preserve"> </w:t>
+      </w:r>
+      <w:r>
+        <w:t xml:space="preserve">Government Printer, 2021.</w:t>
+      </w:r>
     </w:p>
     <w:p>
       <w:pPr>
@@ -10435,43 +11180,12 @@
         </w:numPr>
       </w:pPr>
       <w:r>
-        <w:t xml:space="preserve">Republic of Zambia,</w:t>
-      </w:r>
-      <w:r>
-        <w:t xml:space="preserve"> </w:t>
-      </w:r>
-      <w:r>
-        <w:rPr>
-          <w:i/>
-          <w:iCs/>
-        </w:rPr>
-        <w:t xml:space="preserve">Data Protection Act No. 3 of 2021</w:t>
-      </w:r>
-      <w:r>
-        <w:t xml:space="preserve">. Lusaka:</w:t>
-      </w:r>
-      <w:r>
-        <w:t xml:space="preserve"> </w:t>
-      </w:r>
-      <w:r>
-        <w:t xml:space="preserve">Government Printer, 2021.</w:t>
-      </w:r>
-    </w:p>
-    <w:p>
-      <w:pPr>
-        <w:pStyle w:val="Compact"/>
-        <w:numPr>
-          <w:ilvl w:val="0"/>
-          <w:numId w:val="1002"/>
-        </w:numPr>
-      </w:pPr>
-      <w:r>
         <w:t xml:space="preserve">Google, "Flutter documentation," 2025. [Online]. Available:</w:t>
       </w:r>
       <w:r>
         <w:t xml:space="preserve"> </w:t>
       </w:r>
-      <w:hyperlink r:id="rId55">
+      <w:hyperlink r:id="rId54">
         <w:r>
           <w:rPr>
             <w:rStyle w:val="Hyperlink"/>
@@ -10485,19 +11199,37 @@
         <w:pStyle w:val="FirstParagraph"/>
       </w:pPr>
       <w:r>
-        <w:t xml:space="preserve">The related-work base is fifteen sources, unchanged from the approved</w:t>
-      </w:r>
-      <w:r>
-        <w:t xml:space="preserve"> </w:t>
-      </w:r>
-      <w:r>
-        <w:t xml:space="preserve">proposal. Expanding it with recent (2022-2026) event-technology literature</w:t>
-      </w:r>
-      <w:r>
-        <w:t xml:space="preserve"> </w:t>
-      </w:r>
-      <w:r>
-        <w:t xml:space="preserve">was identified as an open task in</w:t>
+        <w:t xml:space="preserve">Fourteen of the fifteen sources in the approved proposal are cited above. The</w:t>
+      </w:r>
+      <w:r>
+        <w:t xml:space="preserve"> </w:t>
+      </w:r>
+      <w:r>
+        <w:t xml:space="preserve">fifteenth, the Scrum Guide, is not cited anywhere in this report and has been</w:t>
+      </w:r>
+      <w:r>
+        <w:t xml:space="preserve"> </w:t>
+      </w:r>
+      <w:r>
+        <w:t xml:space="preserve">removed from the list rather than left standing as an entry nothing refers to.</w:t>
+      </w:r>
+      <w:r>
+        <w:t xml:space="preserve"> </w:t>
+      </w:r>
+      <w:r>
+        <w:t xml:space="preserve">Every remaining source was checked against its own text; Appendix F records</w:t>
+      </w:r>
+      <w:r>
+        <w:t xml:space="preserve"> </w:t>
+      </w:r>
+      <w:r>
+        <w:t xml:space="preserve">that check and what it changed. Expanding the base with recent (2022-2026)</w:t>
+      </w:r>
+      <w:r>
+        <w:t xml:space="preserve"> </w:t>
+      </w:r>
+      <w:r>
+        <w:t xml:space="preserve">event-technology literature was identified as an open task in</w:t>
       </w:r>
       <w:r>
         <w:t xml:space="preserve"> </w:t>
@@ -10512,38 +11244,104 @@
         <w:t xml:space="preserve"> </w:t>
       </w:r>
       <w:r>
-        <w:t xml:space="preserve">and remains open at the time of writing; no additional citations have been</w:t>
-      </w:r>
-      <w:r>
-        <w:t xml:space="preserve"> </w:t>
-      </w:r>
-      <w:r>
-        <w:t xml:space="preserve">added here, because inserting them without having read and verified the</w:t>
-      </w:r>
-      <w:r>
-        <w:t xml:space="preserve"> </w:t>
-      </w:r>
-      <w:r>
-        <w:t xml:space="preserve">underlying sources would misrepresent the review rather than complete it.</w:t>
+        <w:t xml:space="preserve">and remains open, because adding</w:t>
+      </w:r>
+      <w:r>
+        <w:t xml:space="preserve"> </w:t>
+      </w:r>
+      <w:r>
+        <w:t xml:space="preserve">citations without having read them would repeat the fault Appendix F exists to</w:t>
+      </w:r>
+      <w:r>
+        <w:t xml:space="preserve"> </w:t>
+      </w:r>
+      <w:r>
+        <w:t xml:space="preserve">correct.</w:t>
+      </w:r>
+    </w:p>
+    <w:bookmarkEnd w:id="55"/>
+    <w:bookmarkStart w:id="60" w:name="X037053293eb9ad08c241ce36f243ee7ade64cd4"/>
+    <w:p>
+      <w:pPr>
+        <w:pStyle w:val="Heading1"/>
+      </w:pPr>
+      <w:r>
+        <w:t xml:space="preserve">Appendix A. Artificial intelligence usage disclosure</w:t>
+      </w:r>
+    </w:p>
+    <w:bookmarkStart w:id="56" w:name="a1-purpose-and-scope"/>
+    <w:p>
+      <w:pPr>
+        <w:pStyle w:val="Heading2"/>
+      </w:pPr>
+      <w:r>
+        <w:t xml:space="preserve">A.1 Purpose and scope</w:t>
+      </w:r>
+    </w:p>
+    <w:p>
+      <w:pPr>
+        <w:pStyle w:val="FirstParagraph"/>
+      </w:pPr>
+      <w:r>
+        <w:t xml:space="preserve">This appendix discloses the use of artificial intelligence tools during this</w:t>
+      </w:r>
+      <w:r>
+        <w:t xml:space="preserve"> </w:t>
+      </w:r>
+      <w:r>
+        <w:t xml:space="preserve">project, as committed to in Section 9 of the approved proposal. The</w:t>
+      </w:r>
+      <w:r>
+        <w:t xml:space="preserve"> </w:t>
+      </w:r>
+      <w:r>
+        <w:t xml:space="preserve">intellectual content of the project, namely the problem framing, the choice to</w:t>
+      </w:r>
+      <w:r>
+        <w:t xml:space="preserve"> </w:t>
+      </w:r>
+      <w:r>
+        <w:t xml:space="preserve">carry the redemption guarantee in a database constraint rather than in</w:t>
+      </w:r>
+      <w:r>
+        <w:t xml:space="preserve"> </w:t>
+      </w:r>
+      <w:r>
+        <w:t xml:space="preserve">application logic, the capacity-alerting design, the dual-channel</w:t>
+      </w:r>
+      <w:r>
+        <w:t xml:space="preserve"> </w:t>
+      </w:r>
+      <w:r>
+        <w:t xml:space="preserve">notification design, the evaluation's acceptance criteria and their</w:t>
+      </w:r>
+      <w:r>
+        <w:t xml:space="preserve"> </w:t>
+      </w:r>
+      <w:r>
+        <w:t xml:space="preserve">measurement, the interpretation of every result, and the decision to report</w:t>
+      </w:r>
+      <w:r>
+        <w:t xml:space="preserve"> </w:t>
+      </w:r>
+      <w:r>
+        <w:t xml:space="preserve">the missing baseline and single-device limitations rather than omit them,</w:t>
+      </w:r>
+      <w:r>
+        <w:t xml:space="preserve"> </w:t>
+      </w:r>
+      <w:r>
+        <w:t xml:space="preserve">is the student's own.</w:t>
       </w:r>
     </w:p>
     <w:bookmarkEnd w:id="56"/>
-    <w:bookmarkStart w:id="61" w:name="X037053293eb9ad08c241ce36f243ee7ade64cd4"/>
-    <w:p>
-      <w:pPr>
-        <w:pStyle w:val="Heading1"/>
-      </w:pPr>
-      <w:r>
-        <w:t xml:space="preserve">Appendix A. Artificial intelligence usage disclosure</w:t>
-      </w:r>
-    </w:p>
-    <w:bookmarkStart w:id="57" w:name="a1-purpose-and-scope"/>
+    <w:bookmarkStart w:id="57" w:name="X31bbee64b3be661744ffdb9935ee6c0fd49beb6"/>
     <w:p>
       <w:pPr>
         <w:pStyle w:val="Heading2"/>
       </w:pPr>
       <w:r>
-        <w:t xml:space="preserve">A.1 Purpose and scope</w:t>
+        <w:t xml:space="preserve">A.2 Tools and scope of assistance, as bounded by the proposal</w:t>
       </w:r>
     </w:p>
     <w:p>
@@ -10551,65 +11349,65 @@
         <w:pStyle w:val="FirstParagraph"/>
       </w:pPr>
       <w:r>
-        <w:t xml:space="preserve">This appendix discloses the use of artificial intelligence tools during this</w:t>
-      </w:r>
-      <w:r>
-        <w:t xml:space="preserve"> </w:t>
-      </w:r>
-      <w:r>
-        <w:t xml:space="preserve">project, as committed to in Section 9 of the approved proposal. The</w:t>
-      </w:r>
-      <w:r>
-        <w:t xml:space="preserve"> </w:t>
-      </w:r>
-      <w:r>
-        <w:t xml:space="preserve">intellectual content of the project, namely the problem framing, the choice to</w:t>
-      </w:r>
-      <w:r>
-        <w:t xml:space="preserve"> </w:t>
-      </w:r>
-      <w:r>
-        <w:t xml:space="preserve">carry the redemption guarantee in a database constraint rather than in</w:t>
-      </w:r>
-      <w:r>
-        <w:t xml:space="preserve"> </w:t>
-      </w:r>
-      <w:r>
-        <w:t xml:space="preserve">application logic, the capacity-alerting design, the dual-channel</w:t>
-      </w:r>
-      <w:r>
-        <w:t xml:space="preserve"> </w:t>
-      </w:r>
-      <w:r>
-        <w:t xml:space="preserve">notification design, the evaluation's acceptance criteria and their</w:t>
-      </w:r>
-      <w:r>
-        <w:t xml:space="preserve"> </w:t>
-      </w:r>
-      <w:r>
-        <w:t xml:space="preserve">measurement, the interpretation of every result, and the decision to report</w:t>
-      </w:r>
-      <w:r>
-        <w:t xml:space="preserve"> </w:t>
-      </w:r>
-      <w:r>
-        <w:t xml:space="preserve">the missing baseline and single-device limitations rather than omit them,</w:t>
-      </w:r>
-      <w:r>
-        <w:t xml:space="preserve"> </w:t>
-      </w:r>
-      <w:r>
-        <w:t xml:space="preserve">is the student's own.</w:t>
+        <w:t xml:space="preserve">Per Section 9.1-9.2 of the proposal, AI assistance was scoped to: boilerplate</w:t>
+      </w:r>
+      <w:r>
+        <w:t xml:space="preserve"> </w:t>
+      </w:r>
+      <w:r>
+        <w:t xml:space="preserve">generation for data models, REST client wrappers and test scaffolding, where</w:t>
+      </w:r>
+      <w:r>
+        <w:t xml:space="preserve"> </w:t>
+      </w:r>
+      <w:r>
+        <w:t xml:space="preserve">the design remained the student's own; proofreading and clarity</w:t>
+      </w:r>
+      <w:r>
+        <w:t xml:space="preserve"> </w:t>
+      </w:r>
+      <w:r>
+        <w:t xml:space="preserve">improvements to written documentation without altering analytical content or</w:t>
+      </w:r>
+      <w:r>
+        <w:t xml:space="preserve"> </w:t>
+      </w:r>
+      <w:r>
+        <w:t xml:space="preserve">conclusions; and clarifying questions about library APIs and language</w:t>
+      </w:r>
+      <w:r>
+        <w:t xml:space="preserve"> </w:t>
+      </w:r>
+      <w:r>
+        <w:t xml:space="preserve">syntax. AI tools were not used to design the voucher redemption protocol,</w:t>
+      </w:r>
+      <w:r>
+        <w:t xml:space="preserve"> </w:t>
+      </w:r>
+      <w:r>
+        <w:t xml:space="preserve">the capacity alerting rules, the evaluation methodology, or the</w:t>
+      </w:r>
+      <w:r>
+        <w:t xml:space="preserve"> </w:t>
+      </w:r>
+      <w:r>
+        <w:t xml:space="preserve">interpretation of evaluation results, consistent with the proposal's</w:t>
+      </w:r>
+      <w:r>
+        <w:t xml:space="preserve"> </w:t>
+      </w:r>
+      <w:r>
+        <w:t xml:space="preserve">statement that these constitute the project's academic contribution.</w:t>
       </w:r>
     </w:p>
     <w:bookmarkEnd w:id="57"/>
-    <w:bookmarkStart w:id="58" w:name="X31bbee64b3be661744ffdb9935ee6c0fd49beb6"/>
+    <w:bookmarkStart w:id="58" w:name="a3-validation-of-ai-assisted-output"/>
     <w:p>
       <w:pPr>
         <w:pStyle w:val="Heading2"/>
       </w:pPr>
       <w:r>
-        <w:t xml:space="preserve">A.2 Tools and scope of assistance, as bounded by the proposal</w:t>
+        <w:t xml:space="preserve">A.3 Validation of AI-assisted output</w:t>
       </w:r>
     </w:p>
     <w:p>
@@ -10617,65 +11415,41 @@
         <w:pStyle w:val="FirstParagraph"/>
       </w:pPr>
       <w:r>
-        <w:t xml:space="preserve">Per Section 9.1-9.2 of the proposal, AI assistance was scoped to: boilerplate</w:t>
-      </w:r>
-      <w:r>
-        <w:t xml:space="preserve"> </w:t>
-      </w:r>
-      <w:r>
-        <w:t xml:space="preserve">generation for data models, REST client wrappers and test scaffolding, where</w:t>
-      </w:r>
-      <w:r>
-        <w:t xml:space="preserve"> </w:t>
-      </w:r>
-      <w:r>
-        <w:t xml:space="preserve">the design remained the student's own; proofreading and clarity</w:t>
-      </w:r>
-      <w:r>
-        <w:t xml:space="preserve"> </w:t>
-      </w:r>
-      <w:r>
-        <w:t xml:space="preserve">improvements to written documentation without altering analytical content or</w:t>
-      </w:r>
-      <w:r>
-        <w:t xml:space="preserve"> </w:t>
-      </w:r>
-      <w:r>
-        <w:t xml:space="preserve">conclusions; and clarifying questions about library APIs and language</w:t>
-      </w:r>
-      <w:r>
-        <w:t xml:space="preserve"> </w:t>
-      </w:r>
-      <w:r>
-        <w:t xml:space="preserve">syntax. AI tools were not used to design the voucher redemption protocol,</w:t>
-      </w:r>
-      <w:r>
-        <w:t xml:space="preserve"> </w:t>
-      </w:r>
-      <w:r>
-        <w:t xml:space="preserve">the capacity alerting rules, the evaluation methodology, or the</w:t>
-      </w:r>
-      <w:r>
-        <w:t xml:space="preserve"> </w:t>
-      </w:r>
-      <w:r>
-        <w:t xml:space="preserve">interpretation of evaluation results, consistent with the proposal's</w:t>
-      </w:r>
-      <w:r>
-        <w:t xml:space="preserve"> </w:t>
-      </w:r>
-      <w:r>
-        <w:t xml:space="preserve">statement that these constitute the project's academic contribution.</w:t>
+        <w:t xml:space="preserve">Per Section 9.3 of the proposal, AI-assisted code was reviewed before</w:t>
+      </w:r>
+      <w:r>
+        <w:t xml:space="preserve"> </w:t>
+      </w:r>
+      <w:r>
+        <w:t xml:space="preserve">integration and validated through automated testing designed independently</w:t>
+      </w:r>
+      <w:r>
+        <w:t xml:space="preserve"> </w:t>
+      </w:r>
+      <w:r>
+        <w:t xml:space="preserve">of any AI suggestion, manual trace-through of business-rule logic against</w:t>
+      </w:r>
+      <w:r>
+        <w:t xml:space="preserve"> </w:t>
+      </w:r>
+      <w:r>
+        <w:t xml:space="preserve">known input-output pairs, and cross-referencing against official library</w:t>
+      </w:r>
+      <w:r>
+        <w:t xml:space="preserve"> </w:t>
+      </w:r>
+      <w:r>
+        <w:t xml:space="preserve">documentation.</w:t>
       </w:r>
     </w:p>
     <w:bookmarkEnd w:id="58"/>
-    <w:bookmarkStart w:id="59" w:name="a3-validation-of-ai-assisted-output"/>
+    <w:bookmarkStart w:id="59" w:name="X30fbf2ebb32d8828bd256136a9cb72e1c8ad235"/>
     <w:p>
       <w:pPr>
         <w:pStyle w:val="Heading2"/>
       </w:pPr>
       <w:r>
-        <w:t xml:space="preserve">A.3 Validation of AI-assisted output</w:t>
+        <w:t xml:space="preserve">A.4 Honest statement of disclosure limitations</w:t>
       </w:r>
     </w:p>
     <w:p>
@@ -10683,120 +11457,78 @@
         <w:pStyle w:val="FirstParagraph"/>
       </w:pPr>
       <w:r>
-        <w:t xml:space="preserve">Per Section 9.3 of the proposal, AI-assisted code was reviewed before</w:t>
-      </w:r>
-      <w:r>
-        <w:t xml:space="preserve"> </w:t>
-      </w:r>
-      <w:r>
-        <w:t xml:space="preserve">integration and validated through automated testing designed independently</w:t>
-      </w:r>
-      <w:r>
-        <w:t xml:space="preserve"> </w:t>
-      </w:r>
-      <w:r>
-        <w:t xml:space="preserve">of any AI suggestion, manual trace-through of business-rule logic against</w:t>
-      </w:r>
-      <w:r>
-        <w:t xml:space="preserve"> </w:t>
-      </w:r>
-      <w:r>
-        <w:t xml:space="preserve">known input-output pairs, and cross-referencing against official library</w:t>
-      </w:r>
-      <w:r>
-        <w:t xml:space="preserve"> </w:t>
-      </w:r>
-      <w:r>
-        <w:t xml:space="preserve">documentation.</w:t>
+        <w:t xml:space="preserve">The proposal commits, in Section 9.4, to a dedicated AI usage log recording</w:t>
+      </w:r>
+      <w:r>
+        <w:t xml:space="preserve"> </w:t>
+      </w:r>
+      <w:r>
+        <w:t xml:space="preserve">every instance of use, its date, the task posed, and the extent to which the</w:t>
+      </w:r>
+      <w:r>
+        <w:t xml:space="preserve"> </w:t>
+      </w:r>
+      <w:r>
+        <w:t xml:space="preserve">output was used, modified or rejected. That per-episode log was not</w:t>
+      </w:r>
+      <w:r>
+        <w:t xml:space="preserve"> </w:t>
+      </w:r>
+      <w:r>
+        <w:t xml:space="preserve">maintained contemporaneously during this project. This is stated here as a</w:t>
+      </w:r>
+      <w:r>
+        <w:t xml:space="preserve"> </w:t>
+      </w:r>
+      <w:r>
+        <w:t xml:space="preserve">limitation of the disclosure rather than papered over: this appendix</w:t>
+      </w:r>
+      <w:r>
+        <w:t xml:space="preserve"> </w:t>
+      </w:r>
+      <w:r>
+        <w:t xml:space="preserve">describes the categories, scope and validation of AI assistance actually</w:t>
+      </w:r>
+      <w:r>
+        <w:t xml:space="preserve"> </w:t>
+      </w:r>
+      <w:r>
+        <w:t xml:space="preserve">applied, and the bounds the proposal placed on it, but it cannot reconstruct</w:t>
+      </w:r>
+      <w:r>
+        <w:t xml:space="preserve"> </w:t>
+      </w:r>
+      <w:r>
+        <w:t xml:space="preserve">a reliable per-episode record after the fact with the same fidelity a</w:t>
+      </w:r>
+      <w:r>
+        <w:t xml:space="preserve"> </w:t>
+      </w:r>
+      <w:r>
+        <w:t xml:space="preserve">contemporaneous log would have provided. A repository-level note recording</w:t>
+      </w:r>
+      <w:r>
+        <w:t xml:space="preserve"> </w:t>
+      </w:r>
+      <w:r>
+        <w:t xml:space="preserve">this gap is maintained at</w:t>
+      </w:r>
+      <w:r>
+        <w:t xml:space="preserve"> </w:t>
+      </w:r>
+      <w:r>
+        <w:rPr>
+          <w:rStyle w:val="VerbatimChar"/>
+        </w:rPr>
+        <w:t xml:space="preserve">docs/ai_usage_log.md</w:t>
+      </w:r>
+      <w:r>
+        <w:t xml:space="preserve">.</w:t>
       </w:r>
     </w:p>
     <w:bookmarkEnd w:id="59"/>
-    <w:bookmarkStart w:id="60" w:name="X30fbf2ebb32d8828bd256136a9cb72e1c8ad235"/>
-    <w:p>
-      <w:pPr>
-        <w:pStyle w:val="Heading2"/>
-      </w:pPr>
-      <w:r>
-        <w:t xml:space="preserve">A.4 Honest statement of disclosure limitations</w:t>
-      </w:r>
-    </w:p>
-    <w:p>
-      <w:pPr>
-        <w:pStyle w:val="FirstParagraph"/>
-      </w:pPr>
-      <w:r>
-        <w:t xml:space="preserve">The proposal commits, in Section 9.4, to a dedicated AI usage log recording</w:t>
-      </w:r>
-      <w:r>
-        <w:t xml:space="preserve"> </w:t>
-      </w:r>
-      <w:r>
-        <w:t xml:space="preserve">every instance of use, its date, the task posed, and the extent to which the</w:t>
-      </w:r>
-      <w:r>
-        <w:t xml:space="preserve"> </w:t>
-      </w:r>
-      <w:r>
-        <w:t xml:space="preserve">output was used, modified or rejected. That per-episode log was not</w:t>
-      </w:r>
-      <w:r>
-        <w:t xml:space="preserve"> </w:t>
-      </w:r>
-      <w:r>
-        <w:t xml:space="preserve">maintained contemporaneously during this project. This is stated here as a</w:t>
-      </w:r>
-      <w:r>
-        <w:t xml:space="preserve"> </w:t>
-      </w:r>
-      <w:r>
-        <w:t xml:space="preserve">limitation of the disclosure rather than papered over: this appendix</w:t>
-      </w:r>
-      <w:r>
-        <w:t xml:space="preserve"> </w:t>
-      </w:r>
-      <w:r>
-        <w:t xml:space="preserve">describes the categories, scope and validation of AI assistance actually</w:t>
-      </w:r>
-      <w:r>
-        <w:t xml:space="preserve"> </w:t>
-      </w:r>
-      <w:r>
-        <w:t xml:space="preserve">applied, and the bounds the proposal placed on it, but it cannot reconstruct</w:t>
-      </w:r>
-      <w:r>
-        <w:t xml:space="preserve"> </w:t>
-      </w:r>
-      <w:r>
-        <w:t xml:space="preserve">a reliable per-episode record after the fact with the same fidelity a</w:t>
-      </w:r>
-      <w:r>
-        <w:t xml:space="preserve"> </w:t>
-      </w:r>
-      <w:r>
-        <w:t xml:space="preserve">contemporaneous log would have provided. A repository-level note recording</w:t>
-      </w:r>
-      <w:r>
-        <w:t xml:space="preserve"> </w:t>
-      </w:r>
-      <w:r>
-        <w:t xml:space="preserve">this gap is maintained at</w:t>
-      </w:r>
-      <w:r>
-        <w:t xml:space="preserve"> </w:t>
-      </w:r>
-      <w:r>
-        <w:rPr>
-          <w:rStyle w:val="VerbatimChar"/>
-        </w:rPr>
-        <w:t xml:space="preserve">docs/ai_usage_log.md</w:t>
-      </w:r>
-      <w:r>
-        <w:t xml:space="preserve">.</w:t>
-      </w:r>
-    </w:p>
     <w:bookmarkEnd w:id="60"/>
-    <w:bookmarkEnd w:id="61"/>
-    <w:bookmarkStart w:id="62" w:name="X249f0d2157194399b77a8676c0e126e929c29b0"/>
+    <w:bookmarkStart w:id="61" w:name="X249f0d2157194399b77a8676c0e126e929c29b0"/>
     <w:p>
       <w:pPr>
         <w:pStyle w:val="Heading1"/>
@@ -11557,8 +12289,8 @@
         <w:t xml:space="preserve">19/19.</w:t>
       </w:r>
     </w:p>
-    <w:bookmarkEnd w:id="62"/>
-    <w:bookmarkStart w:id="63" w:name="appendix-c-full-evaluation-figures"/>
+    <w:bookmarkEnd w:id="61"/>
+    <w:bookmarkStart w:id="62" w:name="appendix-c-full-evaluation-figures"/>
     <w:p>
       <w:pPr>
         <w:pStyle w:val="Heading1"/>
@@ -13273,8 +14005,8 @@
         <w:t xml:space="preserve">}</w:t>
       </w:r>
     </w:p>
-    <w:bookmarkEnd w:id="63"/>
-    <w:bookmarkStart w:id="64" w:name="appendix-d-reproduction-commands"/>
+    <w:bookmarkEnd w:id="62"/>
+    <w:bookmarkStart w:id="63" w:name="appendix-d-reproduction-commands"/>
     <w:p>
       <w:pPr>
         <w:pStyle w:val="Heading1"/>
@@ -13911,7 +14643,1771 @@
         <w:t xml:space="preserve"> milestone-12-final-submission</w:t>
       </w:r>
     </w:p>
-    <w:bookmarkEnd w:id="64"/>
+    <w:bookmarkEnd w:id="63"/>
+    <w:bookmarkStart w:id="92" w:name="X3904e79689775bc93f65e393b9e8d9a787105b3"/>
+    <w:p>
+      <w:pPr>
+        <w:pStyle w:val="Heading1"/>
+      </w:pPr>
+      <w:r>
+        <w:t xml:space="preserve">Appendix E. The running system, against each objective</w:t>
+      </w:r>
+    </w:p>
+    <w:p>
+      <w:pPr>
+        <w:pStyle w:val="FirstParagraph"/>
+      </w:pPr>
+      <w:r>
+        <w:t xml:space="preserve">Every figure below is a screenshot of the built application running against the</w:t>
+      </w:r>
+      <w:r>
+        <w:t xml:space="preserve"> </w:t>
+      </w:r>
+      <w:r>
+        <w:t xml:space="preserve">seeded demo event, not a mock-up or a design rendering. Each is mapped to the</w:t>
+      </w:r>
+      <w:r>
+        <w:t xml:space="preserve"> </w:t>
+      </w:r>
+      <w:r>
+        <w:t xml:space="preserve">objective it evidences. Where an objective has no screenshot, that is stated</w:t>
+      </w:r>
+      <w:r>
+        <w:t xml:space="preserve"> </w:t>
+      </w:r>
+      <w:r>
+        <w:t xml:space="preserve">rather than left for the reader to notice.</w:t>
+      </w:r>
+    </w:p>
+    <w:p>
+      <w:pPr>
+        <w:pStyle w:val="BodyText"/>
+        <w:keepNext/>
+        <w:keepLines/>
+        <w:jc w:val="left"/>
+      </w:pPr>
+      <w:r>
+        <w:rPr>
+          <w:b/>
+          <w:bCs/>
+        </w:rPr>
+        <w:t xml:space="preserve">Figure 2. Organiser analytics dashboard (Objective 1).</w:t>
+      </w:r>
+    </w:p>
+    <w:p>
+      <w:pPr>
+        <w:pStyle w:val="BodyText"/>
+      </w:pPr>
+      <w:r>
+        <w:drawing>
+          <wp:inline>
+            <wp:extent cx="2674620" cy="5943600"/>
+            <wp:effectExtent b="0" l="0" r="0" t="0"/>
+            <wp:docPr descr="Organiser analytics dashboard showing check-in progress, meal redemption count and rate, session attendance, overcrowded session count and notification count" title="" id="65" name="Picture"/>
+            <a:graphic>
+              <a:graphicData uri="http://schemas.openxmlformats.org/drawingml/2006/picture">
+                <pic:pic>
+                  <pic:nvPicPr>
+                    <pic:cNvPr descr="../evidence-ui-dashboard.png" id="66" name="Picture"/>
+                    <pic:cNvPicPr>
+                      <a:picLocks noChangeArrowheads="1" noChangeAspect="1"/>
+                    </pic:cNvPicPr>
+                  </pic:nvPicPr>
+                  <pic:blipFill>
+                    <a:blip r:embed="rId64"/>
+                    <a:stretch>
+                      <a:fillRect/>
+                    </a:stretch>
+                  </pic:blipFill>
+                  <pic:spPr bwMode="auto">
+                    <a:xfrm>
+                      <a:off x="0" y="0"/>
+                      <a:ext cx="2674620" cy="5943600"/>
+                    </a:xfrm>
+                    <a:prstGeom prst="rect">
+                      <a:avLst/>
+                    </a:prstGeom>
+                    <a:noFill/>
+                    <a:ln w="9525">
+                      <a:noFill/>
+                      <a:headEnd/>
+                      <a:tailEnd/>
+                    </a:ln>
+                  </pic:spPr>
+                </pic:pic>
+              </a:graphicData>
+            </a:graphic>
+          </wp:inline>
+        </w:drawing>
+      </w:r>
+    </w:p>
+    <w:p>
+      <w:pPr>
+        <w:pStyle w:val="BodyText"/>
+      </w:pPr>
+      <w:r>
+        <w:t xml:space="preserve">Check-in progress as both a count and a percentage, 19 of 30 at 63%, with meal</w:t>
+      </w:r>
+      <w:r>
+        <w:t xml:space="preserve"> </w:t>
+      </w:r>
+      <w:r>
+        <w:t xml:space="preserve">vouchers issued and redeemed, redemption rate, session attendance, the count of</w:t>
+      </w:r>
+      <w:r>
+        <w:t xml:space="preserve"> </w:t>
+      </w:r>
+      <w:r>
+        <w:t xml:space="preserve">sessions over capacity and the count of notifications sent. This is the</w:t>
+      </w:r>
+      <w:r>
+        <w:t xml:space="preserve"> </w:t>
+      </w:r>
+      <w:r>
+        <w:t xml:space="preserve">single-screen view Section 3.6 describes, following Few's principle that a</w:t>
+      </w:r>
+      <w:r>
+        <w:t xml:space="preserve"> </w:t>
+      </w:r>
+      <w:r>
+        <w:t xml:space="preserve">dashboard prioritises the small number of measures that drive action [4].</w:t>
+      </w:r>
+    </w:p>
+    <w:p>
+      <w:pPr>
+        <w:pStyle w:val="BodyText"/>
+        <w:keepNext/>
+        <w:keepLines/>
+        <w:jc w:val="left"/>
+      </w:pPr>
+      <w:r>
+        <w:rPr>
+          <w:b/>
+          <w:bCs/>
+        </w:rPr>
+        <w:t xml:space="preserve">Figure 3. Trends and per-category redemption (Objectives 1 and 2).</w:t>
+      </w:r>
+    </w:p>
+    <w:p>
+      <w:pPr>
+        <w:pStyle w:val="BodyText"/>
+      </w:pPr>
+      <w:r>
+        <w:drawing>
+          <wp:inline>
+            <wp:extent cx="2674620" cy="5943600"/>
+            <wp:effectExtent b="0" l="0" r="0" t="0"/>
+            <wp:docPr descr="Check-ins over time as a line chart, meal redemptions as a bar chart split by Breakfast, Lunch and Supper, and session capacity bars for two sessions" title="" id="68" name="Picture"/>
+            <a:graphic>
+              <a:graphicData uri="http://schemas.openxmlformats.org/drawingml/2006/picture">
+                <pic:pic>
+                  <pic:nvPicPr>
+                    <pic:cNvPr descr="../evidence-ui-charts.png" id="69" name="Picture"/>
+                    <pic:cNvPicPr>
+                      <a:picLocks noChangeArrowheads="1" noChangeAspect="1"/>
+                    </pic:cNvPicPr>
+                  </pic:nvPicPr>
+                  <pic:blipFill>
+                    <a:blip r:embed="rId67"/>
+                    <a:stretch>
+                      <a:fillRect/>
+                    </a:stretch>
+                  </pic:blipFill>
+                  <pic:spPr bwMode="auto">
+                    <a:xfrm>
+                      <a:off x="0" y="0"/>
+                      <a:ext cx="2674620" cy="5943600"/>
+                    </a:xfrm>
+                    <a:prstGeom prst="rect">
+                      <a:avLst/>
+                    </a:prstGeom>
+                    <a:noFill/>
+                    <a:ln w="9525">
+                      <a:noFill/>
+                      <a:headEnd/>
+                      <a:tailEnd/>
+                    </a:ln>
+                  </pic:spPr>
+                </pic:pic>
+              </a:graphicData>
+            </a:graphic>
+          </wp:inline>
+        </w:drawing>
+      </w:r>
+    </w:p>
+    <w:p>
+      <w:pPr>
+        <w:pStyle w:val="BodyText"/>
+      </w:pPr>
+      <w:r>
+        <w:t xml:space="preserve">Check-ins over time is the trend view required by Objective 1. Meal redemptions</w:t>
+      </w:r>
+      <w:r>
+        <w:t xml:space="preserve"> </w:t>
+      </w:r>
+      <w:r>
+        <w:t xml:space="preserve">are broken down by category, Breakfast, Lunch and Supper, which is Objective 2's</w:t>
+      </w:r>
+      <w:r>
+        <w:t xml:space="preserve"> </w:t>
+      </w:r>
+      <w:r>
+        <w:t xml:space="preserve">multiple-category requirement shown in the interface rather than only in the</w:t>
+      </w:r>
+      <w:r>
+        <w:t xml:space="preserve"> </w:t>
+      </w:r>
+      <w:r>
+        <w:t xml:space="preserve">schema. Session capacity appears as occupancy against seats for each session,</w:t>
+      </w:r>
+      <w:r>
+        <w:t xml:space="preserve"> </w:t>
+      </w:r>
+      <w:r>
+        <w:t xml:space="preserve">20% and 65% in this state, which is the reading Objective 3's capacity</w:t>
+      </w:r>
+      <w:r>
+        <w:t xml:space="preserve"> </w:t>
+      </w:r>
+      <w:r>
+        <w:t xml:space="preserve">management is built on.</w:t>
+      </w:r>
+    </w:p>
+    <w:p>
+      <w:pPr>
+        <w:pStyle w:val="BodyText"/>
+        <w:keepNext/>
+        <w:keepLines/>
+        <w:jc w:val="left"/>
+      </w:pPr>
+      <w:r>
+        <w:rPr>
+          <w:b/>
+          <w:bCs/>
+        </w:rPr>
+        <w:t xml:space="preserve">Figure 4. Automatic capacity alerts on a device (Objectives 3 and 4).</w:t>
+      </w:r>
+    </w:p>
+    <w:p>
+      <w:pPr>
+        <w:pStyle w:val="BodyText"/>
+      </w:pPr>
+      <w:r>
+        <w:drawing>
+          <wp:inline>
+            <wp:extent cx="2674620" cy="5943600"/>
+            <wp:effectExtent b="0" l="0" r="0" t="0"/>
+            <wp:docPr descr="Android notification shade showing two alerts from conference_check_mobile: Session over capacity, and Session filling up, both for the Closing Panel session" title="" id="71" name="Picture"/>
+            <a:graphic>
+              <a:graphicData uri="http://schemas.openxmlformats.org/drawingml/2006/picture">
+                <pic:pic>
+                  <pic:nvPicPr>
+                    <pic:cNvPr descr="../evidence-capacity-alerts.png" id="72" name="Picture"/>
+                    <pic:cNvPicPr>
+                      <a:picLocks noChangeArrowheads="1" noChangeAspect="1"/>
+                    </pic:cNvPicPr>
+                  </pic:nvPicPr>
+                  <pic:blipFill>
+                    <a:blip r:embed="rId70"/>
+                    <a:stretch>
+                      <a:fillRect/>
+                    </a:stretch>
+                  </pic:blipFill>
+                  <pic:spPr bwMode="auto">
+                    <a:xfrm>
+                      <a:off x="0" y="0"/>
+                      <a:ext cx="2674620" cy="5943600"/>
+                    </a:xfrm>
+                    <a:prstGeom prst="rect">
+                      <a:avLst/>
+                    </a:prstGeom>
+                    <a:noFill/>
+                    <a:ln w="9525">
+                      <a:noFill/>
+                      <a:headEnd/>
+                      <a:tailEnd/>
+                    </a:ln>
+                  </pic:spPr>
+                </pic:pic>
+              </a:graphicData>
+            </a:graphic>
+          </wp:inline>
+        </w:drawing>
+      </w:r>
+    </w:p>
+    <w:p>
+      <w:pPr>
+        <w:pStyle w:val="BodyText"/>
+      </w:pPr>
+      <w:r>
+        <w:t xml:space="preserve">Both threshold transitions arriving as real push notifications on an Android</w:t>
+      </w:r>
+      <w:r>
+        <w:t xml:space="preserve"> </w:t>
+      </w:r>
+      <w:r>
+        <w:t xml:space="preserve">device: the warning fraction, "Session filling up", and "Session over capacity".</w:t>
+      </w:r>
+      <w:r>
+        <w:t xml:space="preserve"> </w:t>
+      </w:r>
+      <w:r>
+        <w:t xml:space="preserve">This is the evidence that the alerting in Section 3.4 reaches an organiser</w:t>
+      </w:r>
+      <w:r>
+        <w:t xml:space="preserve"> </w:t>
+      </w:r>
+      <w:r>
+        <w:t xml:space="preserve">rather than only changing a value on a dashboard, and it exercises the same</w:t>
+      </w:r>
+      <w:r>
+        <w:t xml:space="preserve"> </w:t>
+      </w:r>
+      <w:r>
+        <w:t xml:space="preserve">Firebase path as Objective 4.</w:t>
+      </w:r>
+    </w:p>
+    <w:p>
+      <w:pPr>
+        <w:pStyle w:val="BodyText"/>
+        <w:keepNext/>
+        <w:keepLines/>
+        <w:jc w:val="left"/>
+      </w:pPr>
+      <w:r>
+        <w:rPr>
+          <w:b/>
+          <w:bCs/>
+        </w:rPr>
+        <w:t xml:space="preserve">Figure 5. Organiser broadcast delivered end to end (Objective 4).</w:t>
+      </w:r>
+    </w:p>
+    <w:p>
+      <w:pPr>
+        <w:pStyle w:val="BodyText"/>
+      </w:pPr>
+      <w:r>
+        <w:drawing>
+          <wp:inline>
+            <wp:extent cx="2674620" cy="5943600"/>
+            <wp:effectExtent b="0" l="0" r="0" t="0"/>
+            <wp:docPr descr="Android notification shade showing a notification from conference_check_mobile reading &quot;Lunch is served. Vouchers are now redeemable at Hall B.&quot;" title="" id="74" name="Picture"/>
+            <a:graphic>
+              <a:graphicData uri="http://schemas.openxmlformats.org/drawingml/2006/picture">
+                <pic:pic>
+                  <pic:nvPicPr>
+                    <pic:cNvPr descr="../evidence-push-delivered.png" id="75" name="Picture"/>
+                    <pic:cNvPicPr>
+                      <a:picLocks noChangeArrowheads="1" noChangeAspect="1"/>
+                    </pic:cNvPicPr>
+                  </pic:nvPicPr>
+                  <pic:blipFill>
+                    <a:blip r:embed="rId73"/>
+                    <a:stretch>
+                      <a:fillRect/>
+                    </a:stretch>
+                  </pic:blipFill>
+                  <pic:spPr bwMode="auto">
+                    <a:xfrm>
+                      <a:off x="0" y="0"/>
+                      <a:ext cx="2674620" cy="5943600"/>
+                    </a:xfrm>
+                    <a:prstGeom prst="rect">
+                      <a:avLst/>
+                    </a:prstGeom>
+                    <a:noFill/>
+                    <a:ln w="9525">
+                      <a:noFill/>
+                      <a:headEnd/>
+                      <a:tailEnd/>
+                    </a:ln>
+                  </pic:spPr>
+                </pic:pic>
+              </a:graphicData>
+            </a:graphic>
+          </wp:inline>
+        </w:drawing>
+      </w:r>
+    </w:p>
+    <w:p>
+      <w:pPr>
+        <w:pStyle w:val="BodyText"/>
+      </w:pPr>
+      <w:r>
+        <w:t xml:space="preserve">An organiser-composed message travelling from the backend through</w:t>
+      </w:r>
+      <w:r>
+        <w:t xml:space="preserve"> </w:t>
+      </w:r>
+      <w:r>
+        <w:t xml:space="preserve">service-account authentication and Firebase Cloud Messaging v1 to a real</w:t>
+      </w:r>
+      <w:r>
+        <w:t xml:space="preserve"> </w:t>
+      </w:r>
+      <w:r>
+        <w:t xml:space="preserve">device's notification shade. Section 6.7 reports the delivery measurements; this</w:t>
+      </w:r>
+      <w:r>
+        <w:t xml:space="preserve"> </w:t>
+      </w:r>
+      <w:r>
+        <w:t xml:space="preserve">is the end of that path.</w:t>
+      </w:r>
+    </w:p>
+    <w:p>
+      <w:pPr>
+        <w:pStyle w:val="BodyText"/>
+        <w:keepNext/>
+        <w:keepLines/>
+        <w:jc w:val="left"/>
+      </w:pPr>
+      <w:r>
+        <w:rPr>
+          <w:b/>
+          <w:bCs/>
+        </w:rPr>
+        <w:t xml:space="preserve">Figure 6. Attendee pass with a server-issued token (Objective 2).</w:t>
+      </w:r>
+    </w:p>
+    <w:p>
+      <w:pPr>
+        <w:pStyle w:val="BodyText"/>
+      </w:pPr>
+      <w:r>
+        <w:drawing>
+          <wp:inline>
+            <wp:extent cx="2674620" cy="5943600"/>
+            <wp:effectExtent b="0" l="0" r="0" t="0"/>
+            <wp:docPr descr="Attendee pass screen showing a QR code with the ticket code CONF-2026-001 for Demo Attendee" title="" id="77" name="Picture"/>
+            <a:graphic>
+              <a:graphicData uri="http://schemas.openxmlformats.org/drawingml/2006/picture">
+                <pic:pic>
+                  <pic:nvPicPr>
+                    <pic:cNvPr descr="../evidence-ui-attendee-pass.png" id="78" name="Picture"/>
+                    <pic:cNvPicPr>
+                      <a:picLocks noChangeArrowheads="1" noChangeAspect="1"/>
+                    </pic:cNvPicPr>
+                  </pic:nvPicPr>
+                  <pic:blipFill>
+                    <a:blip r:embed="rId76"/>
+                    <a:stretch>
+                      <a:fillRect/>
+                    </a:stretch>
+                  </pic:blipFill>
+                  <pic:spPr bwMode="auto">
+                    <a:xfrm>
+                      <a:off x="0" y="0"/>
+                      <a:ext cx="2674620" cy="5943600"/>
+                    </a:xfrm>
+                    <a:prstGeom prst="rect">
+                      <a:avLst/>
+                    </a:prstGeom>
+                    <a:noFill/>
+                    <a:ln w="9525">
+                      <a:noFill/>
+                      <a:headEnd/>
+                      <a:tailEnd/>
+                    </a:ln>
+                  </pic:spPr>
+                </pic:pic>
+              </a:graphicData>
+            </a:graphic>
+          </wp:inline>
+        </w:drawing>
+      </w:r>
+    </w:p>
+    <w:p>
+      <w:pPr>
+        <w:pStyle w:val="BodyText"/>
+      </w:pPr>
+      <w:r>
+        <w:t xml:space="preserve">The attendee's own pass, carrying a QR token fetched from the authenticated</w:t>
+      </w:r>
+      <w:r>
+        <w:t xml:space="preserve"> </w:t>
+      </w:r>
+      <w:r>
+        <w:t xml:space="preserve">endpoint rather than constructed on the device. This screen is the fix for the</w:t>
+      </w:r>
+      <w:r>
+        <w:t xml:space="preserve"> </w:t>
+      </w:r>
+      <w:r>
+        <w:t xml:space="preserve">second defect in Appendix B, where the code had previously been fabricated</w:t>
+      </w:r>
+      <w:r>
+        <w:t xml:space="preserve"> </w:t>
+      </w:r>
+      <w:r>
+        <w:t xml:space="preserve">client-side from a naming convention and would have broken for any attendee not</w:t>
+      </w:r>
+      <w:r>
+        <w:t xml:space="preserve"> </w:t>
+      </w:r>
+      <w:r>
+        <w:t xml:space="preserve">present in the seed data.</w:t>
+      </w:r>
+    </w:p>
+    <w:p>
+      <w:pPr>
+        <w:pStyle w:val="BodyText"/>
+        <w:keepNext/>
+        <w:keepLines/>
+        <w:jc w:val="left"/>
+      </w:pPr>
+      <w:r>
+        <w:rPr>
+          <w:b/>
+          <w:bCs/>
+        </w:rPr>
+        <w:t xml:space="preserve">Figure 7. Meal categories and the per-device redemption trail (Objective 2).</w:t>
+      </w:r>
+    </w:p>
+    <w:p>
+      <w:pPr>
+        <w:pStyle w:val="BodyText"/>
+      </w:pPr>
+      <w:r>
+        <w:drawing>
+          <wp:inline>
+            <wp:extent cx="2674620" cy="5943600"/>
+            <wp:effectExtent b="0" l="0" r="0" t="0"/>
+            <wp:docPr descr="Meals screen listing Breakfast, Lunch and Supper as active categories, with recent redemptions each tagged with the device that recorded them" title="" id="80" name="Picture"/>
+            <a:graphic>
+              <a:graphicData uri="http://schemas.openxmlformats.org/drawingml/2006/picture">
+                <pic:pic>
+                  <pic:nvPicPr>
+                    <pic:cNvPr descr="../evidence-ui-meals.png" id="81" name="Picture"/>
+                    <pic:cNvPicPr>
+                      <a:picLocks noChangeArrowheads="1" noChangeAspect="1"/>
+                    </pic:cNvPicPr>
+                  </pic:nvPicPr>
+                  <pic:blipFill>
+                    <a:blip r:embed="rId79"/>
+                    <a:stretch>
+                      <a:fillRect/>
+                    </a:stretch>
+                  </pic:blipFill>
+                  <pic:spPr bwMode="auto">
+                    <a:xfrm>
+                      <a:off x="0" y="0"/>
+                      <a:ext cx="2674620" cy="5943600"/>
+                    </a:xfrm>
+                    <a:prstGeom prst="rect">
+                      <a:avLst/>
+                    </a:prstGeom>
+                    <a:noFill/>
+                    <a:ln w="9525">
+                      <a:noFill/>
+                      <a:headEnd/>
+                      <a:tailEnd/>
+                    </a:ln>
+                  </pic:spPr>
+                </pic:pic>
+              </a:graphicData>
+            </a:graphic>
+          </wp:inline>
+        </w:drawing>
+      </w:r>
+    </w:p>
+    <w:p>
+      <w:pPr>
+        <w:pStyle w:val="BodyText"/>
+      </w:pPr>
+      <w:r>
+        <w:t xml:space="preserve">Three categories active at once, which is Objective 2's multiple-category</w:t>
+      </w:r>
+      <w:r>
+        <w:t xml:space="preserve"> </w:t>
+      </w:r>
+      <w:r>
+        <w:t xml:space="preserve">requirement in the interface, and a redemption list in which each entry names</w:t>
+      </w:r>
+      <w:r>
+        <w:t xml:space="preserve"> </w:t>
+      </w:r>
+      <w:r>
+        <w:t xml:space="preserve">the device that recorded it, which is the audit trail Section 3.3 describes.</w:t>
+      </w:r>
+    </w:p>
+    <w:p>
+      <w:pPr>
+        <w:pStyle w:val="BodyText"/>
+        <w:keepNext/>
+        <w:keepLines/>
+        <w:jc w:val="left"/>
+      </w:pPr>
+      <w:r>
+        <w:rPr>
+          <w:b/>
+          <w:bCs/>
+        </w:rPr>
+        <w:t xml:space="preserve">Figure 8. Scanner accepting a voucher (Objective 2).</w:t>
+      </w:r>
+    </w:p>
+    <w:p>
+      <w:pPr>
+        <w:pStyle w:val="BodyText"/>
+      </w:pPr>
+      <w:r>
+        <w:drawing>
+          <wp:inline>
+            <wp:extent cx="2674620" cy="5943600"/>
+            <wp:effectExtent b="0" l="0" r="0" t="0"/>
+            <wp:docPr descr="Meal voucher scan screen with the token EVAL-SCAN-OK entered and a green confirmation reading &quot;Voucher redeemed successfully.&quot;" title="" id="83" name="Picture"/>
+            <a:graphic>
+              <a:graphicData uri="http://schemas.openxmlformats.org/drawingml/2006/picture">
+                <pic:pic>
+                  <pic:nvPicPr>
+                    <pic:cNvPr descr="../evidence-scan-accepted.png" id="84" name="Picture"/>
+                    <pic:cNvPicPr>
+                      <a:picLocks noChangeArrowheads="1" noChangeAspect="1"/>
+                    </pic:cNvPicPr>
+                  </pic:nvPicPr>
+                  <pic:blipFill>
+                    <a:blip r:embed="rId82"/>
+                    <a:stretch>
+                      <a:fillRect/>
+                    </a:stretch>
+                  </pic:blipFill>
+                  <pic:spPr bwMode="auto">
+                    <a:xfrm>
+                      <a:off x="0" y="0"/>
+                      <a:ext cx="2674620" cy="5943600"/>
+                    </a:xfrm>
+                    <a:prstGeom prst="rect">
+                      <a:avLst/>
+                    </a:prstGeom>
+                    <a:noFill/>
+                    <a:ln w="9525">
+                      <a:noFill/>
+                      <a:headEnd/>
+                      <a:tailEnd/>
+                    </a:ln>
+                  </pic:spPr>
+                </pic:pic>
+              </a:graphicData>
+            </a:graphic>
+          </wp:inline>
+        </w:drawing>
+      </w:r>
+    </w:p>
+    <w:p>
+      <w:pPr>
+        <w:pStyle w:val="BodyText"/>
+        <w:keepNext/>
+        <w:keepLines/>
+        <w:jc w:val="left"/>
+      </w:pPr>
+      <w:r>
+        <w:rPr>
+          <w:b/>
+          <w:bCs/>
+        </w:rPr>
+        <w:t xml:space="preserve">Figure 9. The same voucher refused on a second attempt (Objective 2).</w:t>
+      </w:r>
+    </w:p>
+    <w:p>
+      <w:pPr>
+        <w:pStyle w:val="BodyText"/>
+      </w:pPr>
+      <w:r>
+        <w:drawing>
+          <wp:inline>
+            <wp:extent cx="2674620" cy="5943600"/>
+            <wp:effectExtent b="0" l="0" r="0" t="0"/>
+            <wp:docPr descr="Meal voucher scan screen with the same token re-entered and a red banner reading &quot;Meal voucher has already been redeemed or is not usable.&quot;" title="" id="86" name="Picture"/>
+            <a:graphic>
+              <a:graphicData uri="http://schemas.openxmlformats.org/drawingml/2006/picture">
+                <pic:pic>
+                  <pic:nvPicPr>
+                    <pic:cNvPr descr="../evidence-scan-duplicate-rejected.png" id="87" name="Picture"/>
+                    <pic:cNvPicPr>
+                      <a:picLocks noChangeArrowheads="1" noChangeAspect="1"/>
+                    </pic:cNvPicPr>
+                  </pic:nvPicPr>
+                  <pic:blipFill>
+                    <a:blip r:embed="rId85"/>
+                    <a:stretch>
+                      <a:fillRect/>
+                    </a:stretch>
+                  </pic:blipFill>
+                  <pic:spPr bwMode="auto">
+                    <a:xfrm>
+                      <a:off x="0" y="0"/>
+                      <a:ext cx="2674620" cy="5943600"/>
+                    </a:xfrm>
+                    <a:prstGeom prst="rect">
+                      <a:avLst/>
+                    </a:prstGeom>
+                    <a:noFill/>
+                    <a:ln w="9525">
+                      <a:noFill/>
+                      <a:headEnd/>
+                      <a:tailEnd/>
+                    </a:ln>
+                  </pic:spPr>
+                </pic:pic>
+              </a:graphicData>
+            </a:graphic>
+          </wp:inline>
+        </w:drawing>
+      </w:r>
+    </w:p>
+    <w:p>
+      <w:pPr>
+        <w:pStyle w:val="BodyText"/>
+      </w:pPr>
+      <w:r>
+        <w:t xml:space="preserve">Figures 8 and 9 are the anti-fraud guarantee at the point of service: the same</w:t>
+      </w:r>
+      <w:r>
+        <w:t xml:space="preserve"> </w:t>
+      </w:r>
+      <w:r>
+        <w:t xml:space="preserve">token accepted once and refused on its second presentation. The measurements in</w:t>
+      </w:r>
+      <w:r>
+        <w:t xml:space="preserve"> </w:t>
+      </w:r>
+      <w:r>
+        <w:t xml:space="preserve">Section 6.2 count this behaviour 120 times; these are what a scanner operator</w:t>
+      </w:r>
+      <w:r>
+        <w:t xml:space="preserve"> </w:t>
+      </w:r>
+      <w:r>
+        <w:t xml:space="preserve">sees when it happens.</w:t>
+      </w:r>
+    </w:p>
+    <w:p>
+      <w:pPr>
+        <w:pStyle w:val="BodyText"/>
+        <w:keepNext/>
+        <w:keepLines/>
+        <w:jc w:val="left"/>
+      </w:pPr>
+      <w:r>
+        <w:rPr>
+          <w:b/>
+          <w:bCs/>
+        </w:rPr>
+        <w:t xml:space="preserve">Figure 10. Report exports available to an organiser (Objective 5).</w:t>
+      </w:r>
+    </w:p>
+    <w:p>
+      <w:pPr>
+        <w:pStyle w:val="BodyText"/>
+      </w:pPr>
+      <w:r>
+        <w:drawing>
+          <wp:inline>
+            <wp:extent cx="2674620" cy="5943600"/>
+            <wp:effectExtent b="0" l="0" r="0" t="0"/>
+            <wp:docPr descr="Reports screen listing four exports: Attendance Report, Meal Redemption Report, Session Attendance Report and Notification Report" title="" id="89" name="Picture"/>
+            <a:graphic>
+              <a:graphicData uri="http://schemas.openxmlformats.org/drawingml/2006/picture">
+                <pic:pic>
+                  <pic:nvPicPr>
+                    <pic:cNvPr descr="../evidence-ui-reports.png" id="90" name="Picture"/>
+                    <pic:cNvPicPr>
+                      <a:picLocks noChangeArrowheads="1" noChangeAspect="1"/>
+                    </pic:cNvPicPr>
+                  </pic:nvPicPr>
+                  <pic:blipFill>
+                    <a:blip r:embed="rId88"/>
+                    <a:stretch>
+                      <a:fillRect/>
+                    </a:stretch>
+                  </pic:blipFill>
+                  <pic:spPr bwMode="auto">
+                    <a:xfrm>
+                      <a:off x="0" y="0"/>
+                      <a:ext cx="2674620" cy="5943600"/>
+                    </a:xfrm>
+                    <a:prstGeom prst="rect">
+                      <a:avLst/>
+                    </a:prstGeom>
+                    <a:noFill/>
+                    <a:ln w="9525">
+                      <a:noFill/>
+                      <a:headEnd/>
+                      <a:tailEnd/>
+                    </a:ln>
+                  </pic:spPr>
+                </pic:pic>
+              </a:graphicData>
+            </a:graphic>
+          </wp:inline>
+        </w:drawing>
+      </w:r>
+    </w:p>
+    <w:p>
+      <w:pPr>
+        <w:pStyle w:val="BodyText"/>
+      </w:pPr>
+      <w:r>
+        <w:t xml:space="preserve">The four CSV exports whose row counts are checked against database ground truth</w:t>
+      </w:r>
+      <w:r>
+        <w:t xml:space="preserve"> </w:t>
+      </w:r>
+      <w:r>
+        <w:t xml:space="preserve">in Section 6.6.</w:t>
+      </w:r>
+    </w:p>
+    <w:bookmarkStart w:id="91" w:name="e1-what-these-figures-do-and-do-not-show"/>
+    <w:p>
+      <w:pPr>
+        <w:pStyle w:val="Heading2"/>
+      </w:pPr>
+      <w:r>
+        <w:t xml:space="preserve">E.1 What these figures do and do not show</w:t>
+      </w:r>
+    </w:p>
+    <w:p>
+      <w:pPr>
+        <w:pStyle w:val="FirstParagraph"/>
+      </w:pPr>
+      <w:r>
+        <w:t xml:space="preserve">Figures 8 and 9 were produced through the scanner's manual token entry rather</w:t>
+      </w:r>
+      <w:r>
+        <w:t xml:space="preserve"> </w:t>
+      </w:r>
+      <w:r>
+        <w:t xml:space="preserve">than by decoding a printed code with the camera. The submission path is</w:t>
+      </w:r>
+      <w:r>
+        <w:t xml:space="preserve"> </w:t>
+      </w:r>
+      <w:r>
+        <w:t xml:space="preserve">identical from the server's point of view, and it is the server that enforces</w:t>
+      </w:r>
+      <w:r>
+        <w:t xml:space="preserve"> </w:t>
+      </w:r>
+      <w:r>
+        <w:t xml:space="preserve">single use, so the guarantee shown is the real one. What is not shown is the</w:t>
+      </w:r>
+      <w:r>
+        <w:t xml:space="preserve"> </w:t>
+      </w:r>
+      <w:r>
+        <w:t xml:space="preserve">decode step itself: these figures are evidence that a presented token is</w:t>
+      </w:r>
+      <w:r>
+        <w:t xml:space="preserve"> </w:t>
+      </w:r>
+      <w:r>
+        <w:t xml:space="preserve">accepted once and refused thereafter, not evidence that the camera reads a QR</w:t>
+      </w:r>
+      <w:r>
+        <w:t xml:space="preserve"> </w:t>
+      </w:r>
+      <w:r>
+        <w:t xml:space="preserve">symbol correctly. Decoding is exercised by the Flutter client's own tests and</w:t>
+      </w:r>
+      <w:r>
+        <w:t xml:space="preserve"> </w:t>
+      </w:r>
+      <w:r>
+        <w:t xml:space="preserve">by the attendee pass in Figure 6, which renders a real scannable token, but no</w:t>
+      </w:r>
+      <w:r>
+        <w:t xml:space="preserve"> </w:t>
+      </w:r>
+      <w:r>
+        <w:t xml:space="preserve">figure in this report shows a camera decoding one.</w:t>
+      </w:r>
+    </w:p>
+    <w:p>
+      <w:pPr>
+        <w:pStyle w:val="BodyText"/>
+      </w:pPr>
+      <w:r>
+        <w:t xml:space="preserve">The figures were captured on an Android emulator against the seeded demo and</w:t>
+      </w:r>
+      <w:r>
+        <w:t xml:space="preserve"> </w:t>
+      </w:r>
+      <w:r>
+        <w:t xml:space="preserve">evaluation events, so the device diversity limitation in Section 8 applies to</w:t>
+      </w:r>
+      <w:r>
+        <w:t xml:space="preserve"> </w:t>
+      </w:r>
+      <w:r>
+        <w:t xml:space="preserve">them as it does to the push-delivery timing.</w:t>
+      </w:r>
+    </w:p>
+    <w:bookmarkEnd w:id="91"/>
+    <w:bookmarkEnd w:id="92"/>
+    <w:bookmarkStart w:id="93" w:name="appendix-f-reference-verification-record"/>
+    <w:p>
+      <w:pPr>
+        <w:pStyle w:val="Heading1"/>
+      </w:pPr>
+      <w:r>
+        <w:t xml:space="preserve">Appendix F. Reference verification record</w:t>
+      </w:r>
+    </w:p>
+    <w:p>
+      <w:pPr>
+        <w:pStyle w:val="FirstParagraph"/>
+      </w:pPr>
+      <w:r>
+        <w:t xml:space="preserve">Every reference was checked against its own source on 22-23 September 2026 for</w:t>
+      </w:r>
+      <w:r>
+        <w:t xml:space="preserve"> </w:t>
+      </w:r>
+      <w:r>
+        <w:t xml:space="preserve">authors, title, venue, year and pages, and, where the report relies on a source</w:t>
+      </w:r>
+      <w:r>
+        <w:t xml:space="preserve"> </w:t>
+      </w:r>
+      <w:r>
+        <w:t xml:space="preserve">for a specific claim, for whether the source actually makes that claim. The</w:t>
+      </w:r>
+      <w:r>
+        <w:t xml:space="preserve"> </w:t>
+      </w:r>
+      <w:r>
+        <w:t xml:space="preserve">check is recorded here because a reference list that has never been opened is</w:t>
+      </w:r>
+      <w:r>
+        <w:t xml:space="preserve"> </w:t>
+      </w:r>
+      <w:r>
+        <w:t xml:space="preserve">not evidence of anything, and because one entry did not survive it.</w:t>
+      </w:r>
+    </w:p>
+    <w:p>
+      <w:pPr>
+        <w:pStyle w:val="BodyText"/>
+      </w:pPr>
+      <w:r>
+        <w:rPr>
+          <w:b/>
+          <w:bCs/>
+        </w:rPr>
+        <w:t xml:space="preserve">Table F1. Verification of every reference, including the one withdrawn.</w:t>
+      </w:r>
+    </w:p>
+    <w:tbl>
+      <w:tblPr>
+        <w:tblStyle w:val="Table"/>
+        <w:tblW w:type="auto" w:w="0"/>
+        <w:tblLook w:firstRow="1" w:lastRow="0" w:firstColumn="0" w:lastColumn="0" w:noHBand="0" w:noVBand="0" w:val="0020"/>
+      </w:tblPr>
+      <w:tblGrid>
+        <w:gridCol w:w="1950"/>
+        <w:gridCol w:w="1950"/>
+        <w:gridCol w:w="5460"/>
+      </w:tblGrid>
+      <w:tr>
+        <w:trPr>
+          <w:tblHeader w:val="on"/>
+        </w:trPr>
+        <w:tc>
+          <w:tcPr>
+            <w:tcW w:type="dxa" w:w="1950"/>
+          </w:tcPr>
+          <w:p>
+            <w:pPr>
+              <w:pStyle w:val="Compact"/>
+              <w:jc w:val="left"/>
+            </w:pPr>
+            <w:r>
+              <w:t xml:space="preserve">Ref</w:t>
+            </w:r>
+          </w:p>
+        </w:tc>
+        <w:tc>
+          <w:tcPr>
+            <w:tcW w:type="dxa" w:w="1950"/>
+          </w:tcPr>
+          <w:p>
+            <w:pPr>
+              <w:pStyle w:val="Compact"/>
+              <w:jc w:val="left"/>
+            </w:pPr>
+            <w:r>
+              <w:t xml:space="preserve">Bibliographic check</w:t>
+            </w:r>
+          </w:p>
+        </w:tc>
+        <w:tc>
+          <w:tcPr>
+            <w:tcW w:type="dxa" w:w="5460"/>
+          </w:tcPr>
+          <w:p>
+            <w:pPr>
+              <w:pStyle w:val="Compact"/>
+              <w:jc w:val="left"/>
+            </w:pPr>
+            <w:r>
+              <w:t xml:space="preserve">Claim check</w:t>
+            </w:r>
+          </w:p>
+        </w:tc>
+      </w:tr>
+      <w:tr>
+        <w:tc>
+          <w:tcPr>
+            <w:tcW w:type="dxa" w:w="1950"/>
+          </w:tcPr>
+          <w:p>
+            <w:pPr>
+              <w:pStyle w:val="Compact"/>
+              <w:jc w:val="left"/>
+            </w:pPr>
+            <w:r>
+              <w:t xml:space="preserve">[1] ISO/IEC 18004:2015</w:t>
+            </w:r>
+          </w:p>
+        </w:tc>
+        <w:tc>
+          <w:tcPr>
+            <w:tcW w:type="dxa" w:w="1950"/>
+          </w:tcPr>
+          <w:p>
+            <w:pPr>
+              <w:pStyle w:val="Compact"/>
+              <w:jc w:val="left"/>
+            </w:pPr>
+            <w:r>
+              <w:t xml:space="preserve">Correct; title and year match the ISO record exactly</w:t>
+            </w:r>
+          </w:p>
+        </w:tc>
+        <w:tc>
+          <w:tcPr>
+            <w:tcW w:type="dxa" w:w="5460"/>
+          </w:tcPr>
+          <w:p>
+            <w:pPr>
+              <w:pStyle w:val="Compact"/>
+              <w:jc w:val="left"/>
+            </w:pPr>
+            <w:r>
+              <w:t xml:space="preserve">Cited for the symbology and its error-correction levels, which the standard specifies. A 2024 edition now exists; the 2015 edition is the one consulted</w:t>
+            </w:r>
+          </w:p>
+        </w:tc>
+      </w:tr>
+      <w:tr>
+        <w:tc>
+          <w:tcPr>
+            <w:tcW w:type="dxa" w:w="1950"/>
+          </w:tcPr>
+          <w:p>
+            <w:pPr>
+              <w:pStyle w:val="Compact"/>
+              <w:jc w:val="left"/>
+            </w:pPr>
+            <w:r>
+              <w:t xml:space="preserve">[2] Tiwari, ICIT 2016, pp. 39-44</w:t>
+            </w:r>
+          </w:p>
+        </w:tc>
+        <w:tc>
+          <w:tcPr>
+            <w:tcW w:type="dxa" w:w="1950"/>
+          </w:tcPr>
+          <w:p>
+            <w:pPr>
+              <w:pStyle w:val="Compact"/>
+              <w:jc w:val="left"/>
+            </w:pPr>
+            <w:r>
+              <w:t xml:space="preserve">Correct; venue, year and pages match</w:t>
+            </w:r>
+          </w:p>
+        </w:tc>
+        <w:tc>
+          <w:tcPr>
+            <w:tcW w:type="dxa" w:w="5460"/>
+          </w:tcPr>
+          <w:p>
+            <w:pPr>
+              <w:pStyle w:val="Compact"/>
+              <w:jc w:val="left"/>
+            </w:pPr>
+            <w:r>
+              <w:t xml:space="preserve">Cited for QR capacity, omnidirectional scanning and decode robustness, all of which the paper covers</w:t>
+            </w:r>
+          </w:p>
+        </w:tc>
+      </w:tr>
+      <w:tr>
+        <w:tc>
+          <w:tcPr>
+            <w:tcW w:type="dxa" w:w="1950"/>
+          </w:tcPr>
+          <w:p>
+            <w:pPr>
+              <w:pStyle w:val="Compact"/>
+              <w:jc w:val="left"/>
+            </w:pPr>
+            <w:r>
+              <w:t xml:space="preserve">[3] Masalha and Hirzallah, IJACSA 5(3), pp. 75-79, 2014</w:t>
+            </w:r>
+          </w:p>
+        </w:tc>
+        <w:tc>
+          <w:tcPr>
+            <w:tcW w:type="dxa" w:w="1950"/>
+          </w:tcPr>
+          <w:p>
+            <w:pPr>
+              <w:pStyle w:val="Compact"/>
+              <w:jc w:val="left"/>
+            </w:pPr>
+            <w:r>
+              <w:t xml:space="preserve">Correct; volume, issue, pages and year all match</w:t>
+            </w:r>
+          </w:p>
+        </w:tc>
+        <w:tc>
+          <w:tcPr>
+            <w:tcW w:type="dxa" w:w="5460"/>
+          </w:tcPr>
+          <w:p>
+            <w:pPr>
+              <w:pStyle w:val="Compact"/>
+              <w:jc w:val="left"/>
+            </w:pPr>
+            <w:r>
+              <w:rPr>
+                <w:b/>
+                <w:bCs/>
+              </w:rPr>
+              <w:t xml:space="preserve">Overstated, and corrected.</w:t>
+            </w:r>
+            <w:r>
+              <w:t xml:space="preserve"> </w:t>
+            </w:r>
+            <w:r>
+              <w:t xml:space="preserve">The report previously said this work "evaluated" a system and "found substantial reductions" in processing time and recording error, and that it "measured processing time and recording accuracy... against a real manual register". The full text contains no experiment, no measurement and no manual-register comparison; it is a design proposal with an analysis section. Four passages were rewritten. What the source does support, and is still cited for, is the photographed-code weakness, which its analysis states directly</w:t>
+            </w:r>
+          </w:p>
+        </w:tc>
+      </w:tr>
+      <w:tr>
+        <w:tc>
+          <w:tcPr>
+            <w:tcW w:type="dxa" w:w="1950"/>
+          </w:tcPr>
+          <w:p>
+            <w:pPr>
+              <w:pStyle w:val="Compact"/>
+              <w:jc w:val="left"/>
+            </w:pPr>
+            <w:r>
+              <w:t xml:space="preserve">[4] Few, O'Reilly Media, 2006</w:t>
+            </w:r>
+          </w:p>
+        </w:tc>
+        <w:tc>
+          <w:tcPr>
+            <w:tcW w:type="dxa" w:w="1950"/>
+          </w:tcPr>
+          <w:p>
+            <w:pPr>
+              <w:pStyle w:val="Compact"/>
+              <w:jc w:val="left"/>
+            </w:pPr>
+            <w:r>
+              <w:t xml:space="preserve">Correct; first edition, publisher and year match</w:t>
+            </w:r>
+          </w:p>
+        </w:tc>
+        <w:tc>
+          <w:tcPr>
+            <w:tcW w:type="dxa" w:w="5460"/>
+          </w:tcPr>
+          <w:p>
+            <w:pPr>
+              <w:pStyle w:val="Compact"/>
+              <w:jc w:val="left"/>
+            </w:pPr>
+            <w:r>
+              <w:t xml:space="preserve">Cited for the single-screen dashboard principle, which the book argues</w:t>
+            </w:r>
+          </w:p>
+        </w:tc>
+      </w:tr>
+      <w:tr>
+        <w:tc>
+          <w:tcPr>
+            <w:tcW w:type="dxa" w:w="1950"/>
+          </w:tcPr>
+          <w:p>
+            <w:pPr>
+              <w:pStyle w:val="Compact"/>
+              <w:jc w:val="left"/>
+            </w:pPr>
+            <w:r>
+              <w:t xml:space="preserve">[5] Nielsen, Morgan Kaufmann, 1993</w:t>
+            </w:r>
+          </w:p>
+        </w:tc>
+        <w:tc>
+          <w:tcPr>
+            <w:tcW w:type="dxa" w:w="1950"/>
+          </w:tcPr>
+          <w:p>
+            <w:pPr>
+              <w:pStyle w:val="Compact"/>
+              <w:jc w:val="left"/>
+            </w:pPr>
+            <w:r>
+              <w:t xml:space="preserve">Correct as a real 1993 edition. The original hardcover was Academic Press; Morgan Kaufmann published the 1993 paperback, which is the form cited</w:t>
+            </w:r>
+          </w:p>
+        </w:tc>
+        <w:tc>
+          <w:tcPr>
+            <w:tcW w:type="dxa" w:w="5460"/>
+          </w:tcPr>
+          <w:p>
+            <w:pPr>
+              <w:pStyle w:val="Compact"/>
+              <w:jc w:val="left"/>
+            </w:pPr>
+            <w:r>
+              <w:t xml:space="preserve">Cited for the response-time thresholds, which the book sets out</w:t>
+            </w:r>
+          </w:p>
+        </w:tc>
+      </w:tr>
+      <w:tr>
+        <w:tc>
+          <w:tcPr>
+            <w:tcW w:type="dxa" w:w="1950"/>
+          </w:tcPr>
+          <w:p>
+            <w:pPr>
+              <w:pStyle w:val="Compact"/>
+              <w:jc w:val="left"/>
+            </w:pPr>
+            <w:r>
+              <w:t xml:space="preserve">[6] Firebase Cloud Messaging documentation</w:t>
+            </w:r>
+          </w:p>
+        </w:tc>
+        <w:tc>
+          <w:tcPr>
+            <w:tcW w:type="dxa" w:w="1950"/>
+          </w:tcPr>
+          <w:p>
+            <w:pPr>
+              <w:pStyle w:val="Compact"/>
+              <w:jc w:val="left"/>
+            </w:pPr>
+            <w:r>
+              <w:t xml:space="preserve">Live and official</w:t>
+            </w:r>
+          </w:p>
+        </w:tc>
+        <w:tc>
+          <w:tcPr>
+            <w:tcW w:type="dxa" w:w="5460"/>
+          </w:tcPr>
+          <w:p>
+            <w:pPr>
+              <w:pStyle w:val="Compact"/>
+              <w:jc w:val="left"/>
+            </w:pPr>
+            <w:r>
+              <w:t xml:space="preserve">Supported, but by pages below the URL cited: per-device registration tokens appear in the architecture page, and store-and-forward behaviour and non-guaranteed delivery in the delivery pages. The specific pages should be cited rather than the documentation root</w:t>
+            </w:r>
+          </w:p>
+        </w:tc>
+      </w:tr>
+      <w:tr>
+        <w:tc>
+          <w:tcPr>
+            <w:tcW w:type="dxa" w:w="1950"/>
+          </w:tcPr>
+          <w:p>
+            <w:pPr>
+              <w:pStyle w:val="Compact"/>
+              <w:jc w:val="left"/>
+            </w:pPr>
+            <w:r>
+              <w:t xml:space="preserve">[7] Fielding, PhD dissertation, UC Irvine, 2000</w:t>
+            </w:r>
+          </w:p>
+        </w:tc>
+        <w:tc>
+          <w:tcPr>
+            <w:tcW w:type="dxa" w:w="1950"/>
+          </w:tcPr>
+          <w:p>
+            <w:pPr>
+              <w:pStyle w:val="Compact"/>
+              <w:jc w:val="left"/>
+            </w:pPr>
+            <w:r>
+              <w:t xml:space="preserve">Correct; institution and year match</w:t>
+            </w:r>
+          </w:p>
+        </w:tc>
+        <w:tc>
+          <w:tcPr>
+            <w:tcW w:type="dxa" w:w="5460"/>
+          </w:tcPr>
+          <w:p>
+            <w:pPr>
+              <w:pStyle w:val="Compact"/>
+              <w:jc w:val="left"/>
+            </w:pPr>
+            <w:r>
+              <w:t xml:space="preserve">Cited for the REST architectural style, which the dissertation introduces</w:t>
+            </w:r>
+          </w:p>
+        </w:tc>
+      </w:tr>
+      <w:tr>
+        <w:tc>
+          <w:tcPr>
+            <w:tcW w:type="dxa" w:w="1950"/>
+          </w:tcPr>
+          <w:p>
+            <w:pPr>
+              <w:pStyle w:val="Compact"/>
+              <w:jc w:val="left"/>
+            </w:pPr>
+            <w:r>
+              <w:t xml:space="preserve">[8] RFC 6750, Jones and Hardt, Oct. 2012</w:t>
+            </w:r>
+          </w:p>
+        </w:tc>
+        <w:tc>
+          <w:tcPr>
+            <w:tcW w:type="dxa" w:w="1950"/>
+          </w:tcPr>
+          <w:p>
+            <w:pPr>
+              <w:pStyle w:val="Compact"/>
+              <w:jc w:val="left"/>
+            </w:pPr>
+            <w:r>
+              <w:t xml:space="preserve">Correct; authors, number, title and date match the RFC Editor record</w:t>
+            </w:r>
+          </w:p>
+        </w:tc>
+        <w:tc>
+          <w:tcPr>
+            <w:tcW w:type="dxa" w:w="5460"/>
+          </w:tcPr>
+          <w:p>
+            <w:pPr>
+              <w:pStyle w:val="Compact"/>
+              <w:jc w:val="left"/>
+            </w:pPr>
+            <w:r>
+              <w:t xml:space="preserve">Cited for bearer-token usage, which is the RFC's subject</w:t>
+            </w:r>
+          </w:p>
+        </w:tc>
+      </w:tr>
+      <w:tr>
+        <w:tc>
+          <w:tcPr>
+            <w:tcW w:type="dxa" w:w="1950"/>
+          </w:tcPr>
+          <w:p>
+            <w:pPr>
+              <w:pStyle w:val="Compact"/>
+              <w:jc w:val="left"/>
+            </w:pPr>
+            <w:r>
+              <w:t xml:space="preserve">[9] Laravel Sanctum documentation</w:t>
+            </w:r>
+          </w:p>
+        </w:tc>
+        <w:tc>
+          <w:tcPr>
+            <w:tcW w:type="dxa" w:w="1950"/>
+          </w:tcPr>
+          <w:p>
+            <w:pPr>
+              <w:pStyle w:val="Compact"/>
+              <w:jc w:val="left"/>
+            </w:pPr>
+            <w:r>
+              <w:t xml:space="preserve">Live and official</w:t>
+            </w:r>
+          </w:p>
+        </w:tc>
+        <w:tc>
+          <w:tcPr>
+            <w:tcW w:type="dxa" w:w="5460"/>
+          </w:tcPr>
+          <w:p>
+            <w:pPr>
+              <w:pStyle w:val="Compact"/>
+              <w:jc w:val="left"/>
+            </w:pPr>
+            <w:r>
+              <w:t xml:space="preserve">Cited for token authentication, which it documents</w:t>
+            </w:r>
+          </w:p>
+        </w:tc>
+      </w:tr>
+      <w:tr>
+        <w:tc>
+          <w:tcPr>
+            <w:tcW w:type="dxa" w:w="1950"/>
+          </w:tcPr>
+          <w:p>
+            <w:pPr>
+              <w:pStyle w:val="Compact"/>
+              <w:jc w:val="left"/>
+            </w:pPr>
+            <w:r>
+              <w:t xml:space="preserve">[10] OWASP MASVS v2.0, 2023</w:t>
+            </w:r>
+          </w:p>
+        </w:tc>
+        <w:tc>
+          <w:tcPr>
+            <w:tcW w:type="dxa" w:w="1950"/>
+          </w:tcPr>
+          <w:p>
+            <w:pPr>
+              <w:pStyle w:val="Compact"/>
+              <w:jc w:val="left"/>
+            </w:pPr>
+            <w:r>
+              <w:t xml:space="preserve">Correct; v2.0.0 was released in April 2023</w:t>
+            </w:r>
+          </w:p>
+        </w:tc>
+        <w:tc>
+          <w:tcPr>
+            <w:tcW w:type="dxa" w:w="5460"/>
+          </w:tcPr>
+          <w:p>
+            <w:pPr>
+              <w:pStyle w:val="Compact"/>
+              <w:jc w:val="left"/>
+            </w:pPr>
+            <w:r>
+              <w:t xml:space="preserve">Cited for mobile hardening guidance, which it provides</w:t>
+            </w:r>
+          </w:p>
+        </w:tc>
+      </w:tr>
+      <w:tr>
+        <w:tc>
+          <w:tcPr>
+            <w:tcW w:type="dxa" w:w="1950"/>
+          </w:tcPr>
+          <w:p>
+            <w:pPr>
+              <w:pStyle w:val="Compact"/>
+              <w:jc w:val="left"/>
+            </w:pPr>
+            <w:r>
+              <w:t xml:space="preserve">[11] Helland,</w:t>
+            </w:r>
+            <w:r>
+              <w:t xml:space="preserve"> </w:t>
+            </w:r>
+            <w:r>
+              <w:rPr>
+                <w:i/>
+                <w:iCs/>
+              </w:rPr>
+              <w:t xml:space="preserve">CACM</w:t>
+            </w:r>
+            <w:r>
+              <w:t xml:space="preserve"> </w:t>
+            </w:r>
+            <w:r>
+              <w:t xml:space="preserve">55(5), pp. 56-65, 2012</w:t>
+            </w:r>
+          </w:p>
+        </w:tc>
+        <w:tc>
+          <w:tcPr>
+            <w:tcW w:type="dxa" w:w="1950"/>
+          </w:tcPr>
+          <w:p>
+            <w:pPr>
+              <w:pStyle w:val="Compact"/>
+              <w:jc w:val="left"/>
+            </w:pPr>
+            <w:r>
+              <w:t xml:space="preserve">Correct; volume, issue, pages and year all match</w:t>
+            </w:r>
+          </w:p>
+        </w:tc>
+        <w:tc>
+          <w:tcPr>
+            <w:tcW w:type="dxa" w:w="5460"/>
+          </w:tcPr>
+          <w:p>
+            <w:pPr>
+              <w:pStyle w:val="Compact"/>
+              <w:jc w:val="left"/>
+            </w:pPr>
+            <w:r>
+              <w:t xml:space="preserve">Cited for idempotence under retry, which is the article's argument</w:t>
+            </w:r>
+          </w:p>
+        </w:tc>
+      </w:tr>
+      <w:tr>
+        <w:tc>
+          <w:tcPr>
+            <w:tcW w:type="dxa" w:w="1950"/>
+          </w:tcPr>
+          <w:p>
+            <w:pPr>
+              <w:pStyle w:val="Compact"/>
+              <w:jc w:val="left"/>
+            </w:pPr>
+            <w:r>
+              <w:t xml:space="preserve">[12] Krasner and Pope,</w:t>
+            </w:r>
+            <w:r>
+              <w:t xml:space="preserve"> </w:t>
+            </w:r>
+            <w:r>
+              <w:rPr>
+                <w:i/>
+                <w:iCs/>
+              </w:rPr>
+              <w:t xml:space="preserve">JOOP</w:t>
+            </w:r>
+            <w:r>
+              <w:t xml:space="preserve"> </w:t>
+            </w:r>
+            <w:r>
+              <w:t xml:space="preserve">1(3), pp. 26-49, 1988</w:t>
+            </w:r>
+          </w:p>
+        </w:tc>
+        <w:tc>
+          <w:tcPr>
+            <w:tcW w:type="dxa" w:w="1950"/>
+          </w:tcPr>
+          <w:p>
+            <w:pPr>
+              <w:pStyle w:val="Compact"/>
+              <w:jc w:val="left"/>
+            </w:pPr>
+            <w:r>
+              <w:t xml:space="preserve">Correct; volume, issue, pages and year all match</w:t>
+            </w:r>
+          </w:p>
+        </w:tc>
+        <w:tc>
+          <w:tcPr>
+            <w:tcW w:type="dxa" w:w="5460"/>
+          </w:tcPr>
+          <w:p>
+            <w:pPr>
+              <w:pStyle w:val="Compact"/>
+              <w:jc w:val="left"/>
+            </w:pPr>
+            <w:r>
+              <w:t xml:space="preserve">Cited for the Model-View-Controller separation, which the paper describes</w:t>
+            </w:r>
+          </w:p>
+        </w:tc>
+      </w:tr>
+      <w:tr>
+        <w:tc>
+          <w:tcPr>
+            <w:tcW w:type="dxa" w:w="1950"/>
+          </w:tcPr>
+          <w:p>
+            <w:pPr>
+              <w:pStyle w:val="Compact"/>
+              <w:jc w:val="left"/>
+            </w:pPr>
+            <w:r>
+              <w:t xml:space="preserve">[13] Data Protection Act No. 3 of 2021, Zambia</w:t>
+            </w:r>
+          </w:p>
+        </w:tc>
+        <w:tc>
+          <w:tcPr>
+            <w:tcW w:type="dxa" w:w="1950"/>
+          </w:tcPr>
+          <w:p>
+            <w:pPr>
+              <w:pStyle w:val="Compact"/>
+              <w:jc w:val="left"/>
+            </w:pPr>
+            <w:r>
+              <w:t xml:space="preserve">Correct; the Act exists under that number and year</w:t>
+            </w:r>
+          </w:p>
+        </w:tc>
+        <w:tc>
+          <w:tcPr>
+            <w:tcW w:type="dxa" w:w="5460"/>
+          </w:tcPr>
+          <w:p>
+            <w:pPr>
+              <w:pStyle w:val="Compact"/>
+              <w:jc w:val="left"/>
+            </w:pPr>
+            <w:r>
+              <w:t xml:space="preserve">Cited for data-minimisation and consent obligations, which it imposes</w:t>
+            </w:r>
+          </w:p>
+        </w:tc>
+      </w:tr>
+      <w:tr>
+        <w:tc>
+          <w:tcPr>
+            <w:tcW w:type="dxa" w:w="1950"/>
+          </w:tcPr>
+          <w:p>
+            <w:pPr>
+              <w:pStyle w:val="Compact"/>
+              <w:jc w:val="left"/>
+            </w:pPr>
+            <w:r>
+              <w:t xml:space="preserve">[14] Flutter documentation</w:t>
+            </w:r>
+          </w:p>
+        </w:tc>
+        <w:tc>
+          <w:tcPr>
+            <w:tcW w:type="dxa" w:w="1950"/>
+          </w:tcPr>
+          <w:p>
+            <w:pPr>
+              <w:pStyle w:val="Compact"/>
+              <w:jc w:val="left"/>
+            </w:pPr>
+            <w:r>
+              <w:t xml:space="preserve">Live and official</w:t>
+            </w:r>
+          </w:p>
+        </w:tc>
+        <w:tc>
+          <w:tcPr>
+            <w:tcW w:type="dxa" w:w="5460"/>
+          </w:tcPr>
+          <w:p>
+            <w:pPr>
+              <w:pStyle w:val="Compact"/>
+              <w:jc w:val="left"/>
+            </w:pPr>
+            <w:r>
+              <w:t xml:space="preserve">Cited for cross-platform delivery from one codebase</w:t>
+            </w:r>
+          </w:p>
+        </w:tc>
+      </w:tr>
+      <w:tr>
+        <w:tc>
+          <w:tcPr>
+            <w:tcW w:type="dxa" w:w="1950"/>
+          </w:tcPr>
+          <w:p>
+            <w:pPr>
+              <w:pStyle w:val="Compact"/>
+              <w:jc w:val="left"/>
+            </w:pPr>
+            <w:r>
+              <w:t xml:space="preserve">Schwaber and Sutherland,</w:t>
+            </w:r>
+            <w:r>
+              <w:t xml:space="preserve"> </w:t>
+            </w:r>
+            <w:r>
+              <w:rPr>
+                <w:i/>
+                <w:iCs/>
+              </w:rPr>
+              <w:t xml:space="preserve">The Scrum Guide</w:t>
+            </w:r>
+            <w:r>
+              <w:t xml:space="preserve">, 2020</w:t>
+            </w:r>
+          </w:p>
+        </w:tc>
+        <w:tc>
+          <w:tcPr>
+            <w:tcW w:type="dxa" w:w="1950"/>
+          </w:tcPr>
+          <w:p>
+            <w:pPr>
+              <w:pStyle w:val="Compact"/>
+              <w:jc w:val="left"/>
+            </w:pPr>
+            <w:r>
+              <w:t xml:space="preserve">The document exists as cited</w:t>
+            </w:r>
+          </w:p>
+        </w:tc>
+        <w:tc>
+          <w:tcPr>
+            <w:tcW w:type="dxa" w:w="5460"/>
+          </w:tcPr>
+          <w:p>
+            <w:pPr>
+              <w:pStyle w:val="Compact"/>
+              <w:jc w:val="left"/>
+            </w:pPr>
+            <w:r>
+              <w:rPr>
+                <w:b/>
+                <w:bCs/>
+              </w:rPr>
+              <w:t xml:space="preserve">Withdrawn.</w:t>
+            </w:r>
+            <w:r>
+              <w:t xml:space="preserve"> </w:t>
+            </w:r>
+            <w:r>
+              <w:t xml:space="preserve">Not cited anywhere in this report, and Scrum is not discussed in it. Removed from the list rather than left as an entry nothing refers to</w:t>
+            </w:r>
+          </w:p>
+        </w:tc>
+      </w:tr>
+    </w:tbl>
+    <w:p>
+      <w:pPr>
+        <w:pStyle w:val="BodyText"/>
+      </w:pPr>
+      <w:r>
+        <w:t xml:space="preserve">Two outstanding items follow from this check and are stated rather than</w:t>
+      </w:r>
+      <w:r>
+        <w:t xml:space="preserve"> </w:t>
+      </w:r>
+      <w:r>
+        <w:t xml:space="preserve">quietly left: reference [6] should cite the specific Firebase pages rather than</w:t>
+      </w:r>
+      <w:r>
+        <w:t xml:space="preserve"> </w:t>
+      </w:r>
+      <w:r>
+        <w:t xml:space="preserve">the documentation root, and the related-work base still needs the recent</w:t>
+      </w:r>
+      <w:r>
+        <w:t xml:space="preserve"> </w:t>
+      </w:r>
+      <w:r>
+        <w:t xml:space="preserve">event-technology literature that Section 2 does not yet cover.</w:t>
+      </w:r>
+    </w:p>
+    <w:bookmarkEnd w:id="93"/>
     <w:sectPr>
       <w:footerReference w:type="default" r:id="rId10"/>
       <w:footnotePr>

--- a/docs/deliverables/ConferenceCheck Final Report.docx
+++ b/docs/deliverables/ConferenceCheck Final Report.docx
@@ -4162,13 +4162,13 @@
         <w:t xml:space="preserve"> </w:t>
       </w:r>
       <w:r>
-        <w:t xml:space="preserve">Messaging provide reliable, low-latency delivery of updates to mobile</w:t>
-      </w:r>
-      <w:r>
-        <w:t xml:space="preserve"> </w:t>
-      </w:r>
-      <w:r>
-        <w:t xml:space="preserve">devices at no marginal cost [6], and modern cross-platform toolkits such as</w:t>
+        <w:t xml:space="preserve">Messaging exist to send messages to mobile devices reliably [6], within the</w:t>
+      </w:r>
+      <w:r>
+        <w:t xml:space="preserve"> </w:t>
+      </w:r>
+      <w:r>
+        <w:t xml:space="preserve">delivery guarantees Section 2 sets out, and modern cross-platform toolkits such as</w:t>
       </w:r>
       <w:r>
         <w:t xml:space="preserve"> </w:t>
@@ -4180,7 +4180,7 @@
         <w:t xml:space="preserve"> </w:t>
       </w:r>
       <w:r>
-        <w:t xml:space="preserve">and notification functionality [14]. This project applies these</w:t>
+        <w:t xml:space="preserve">and notification functionality [16]. This project applies these</w:t>
       </w:r>
       <w:r>
         <w:t xml:space="preserve"> </w:t>
@@ -4872,7 +4872,7 @@
         <w:pStyle w:val="BodyText"/>
       </w:pPr>
       <w:r>
-        <w:t xml:space="preserve">For the redemption transaction itself, Helland [11] provides the canonical</w:t>
+        <w:t xml:space="preserve">For the redemption transaction itself, Helland [13] provides the canonical</w:t>
       </w:r>
       <w:r>
         <w:t xml:space="preserve"> </w:t>
@@ -4990,19 +4990,43 @@
         <w:pStyle w:val="BodyText"/>
       </w:pPr>
       <w:r>
-        <w:t xml:space="preserve">For attendee communication, Firebase Cloud Messaging documentation [6]</w:t>
-      </w:r>
-      <w:r>
-        <w:t xml:space="preserve"> </w:t>
-      </w:r>
-      <w:r>
-        <w:t xml:space="preserve">describes a store-and-forward push architecture with per-device</w:t>
-      </w:r>
-      <w:r>
-        <w:t xml:space="preserve"> </w:t>
-      </w:r>
-      <w:r>
-        <w:t xml:space="preserve">registration tokens; delivery is best-effort, tokens expire, and devices</w:t>
+        <w:t xml:space="preserve">For attendee communication, Firebase Cloud Messaging documentation describes</w:t>
+      </w:r>
+      <w:r>
+        <w:t xml:space="preserve"> </w:t>
+      </w:r>
+      <w:r>
+        <w:t xml:space="preserve">an architecture in which each app instance registers for messages and is</w:t>
+      </w:r>
+      <w:r>
+        <w:t xml:space="preserve"> </w:t>
+      </w:r>
+      <w:r>
+        <w:t xml:space="preserve">identified by its own registration token [7], and states that a message</w:t>
+      </w:r>
+      <w:r>
+        <w:t xml:space="preserve"> </w:t>
+      </w:r>
+      <w:r>
+        <w:t xml:space="preserve">accepted by FCM has not thereby been delivered: a message for an offline</w:t>
+      </w:r>
+      <w:r>
+        <w:t xml:space="preserve"> </w:t>
+      </w:r>
+      <w:r>
+        <w:t xml:space="preserve">device is stored and delivered when the device reconnects, and delivery may be</w:t>
+      </w:r>
+      <w:r>
+        <w:t xml:space="preserve"> </w:t>
+      </w:r>
+      <w:r>
+        <w:t xml:space="preserve">delayed or may not happen at all [8]. Delivery is therefore best-effort rather</w:t>
+      </w:r>
+      <w:r>
+        <w:t xml:space="preserve"> </w:t>
+      </w:r>
+      <w:r>
+        <w:t xml:space="preserve">than guaranteed, tokens expire, and devices</w:t>
       </w:r>
       <w:r>
         <w:t xml:space="preserve"> </w:t>
@@ -5032,13 +5056,13 @@
         <w:t xml:space="preserve"> </w:t>
       </w:r>
       <w:r>
-        <w:t xml:space="preserve">architectural style [7]; endpoint authentication uses bearer tokens as</w:t>
-      </w:r>
-      <w:r>
-        <w:t xml:space="preserve"> </w:t>
-      </w:r>
-      <w:r>
-        <w:t xml:space="preserve">specified in RFC 6750 [8] and implemented by Laravel Sanctum [9], with</w:t>
+        <w:t xml:space="preserve">architectural style [9]; endpoint authentication uses bearer tokens as</w:t>
+      </w:r>
+      <w:r>
+        <w:t xml:space="preserve"> </w:t>
+      </w:r>
+      <w:r>
+        <w:t xml:space="preserve">specified in RFC 6750 [10] and implemented by Laravel Sanctum [11], with</w:t>
       </w:r>
       <w:r>
         <w:t xml:space="preserve"> </w:t>
@@ -5050,7 +5074,7 @@
         <w:t xml:space="preserve"> </w:t>
       </w:r>
       <w:r>
-        <w:t xml:space="preserve">Verification Standard [10]. The client architecture applies the separation</w:t>
+        <w:t xml:space="preserve">Verification Standard [12]. The client architecture applies the separation</w:t>
       </w:r>
       <w:r>
         <w:t xml:space="preserve"> </w:t>
@@ -5062,13 +5086,13 @@
         <w:t xml:space="preserve"> </w:t>
       </w:r>
       <w:r>
-        <w:t xml:space="preserve">Controller pattern [12], realised in Flutter's widget and provider model</w:t>
-      </w:r>
-      <w:r>
-        <w:t xml:space="preserve"> </w:t>
-      </w:r>
-      <w:r>
-        <w:t xml:space="preserve">[14].</w:t>
+        <w:t xml:space="preserve">Controller pattern [14], realised in Flutter's widget and provider model</w:t>
+      </w:r>
+      <w:r>
+        <w:t xml:space="preserve"> </w:t>
+      </w:r>
+      <w:r>
+        <w:t xml:space="preserve">[16].</w:t>
       </w:r>
     </w:p>
     <w:p>
@@ -5145,7 +5169,7 @@
         <w:t xml:space="preserve"> </w:t>
       </w:r>
       <w:r>
-        <w:t xml:space="preserve">mobile application, the CMS v4 Laravel backend exposing a REST API [7], and</w:t>
+        <w:t xml:space="preserve">mobile application, the CMS v4 Laravel backend exposing a REST API [9], and</w:t>
       </w:r>
       <w:r>
         <w:t xml:space="preserve"> </w:t>
@@ -5376,7 +5400,7 @@
         <w:t xml:space="preserve"> </w:t>
       </w:r>
       <w:r>
-        <w:t xml:space="preserve">Model-View-Controller separation [12]: a presentation layer of Flutter</w:t>
+        <w:t xml:space="preserve">Model-View-Controller separation [14]: a presentation layer of Flutter</w:t>
       </w:r>
       <w:r>
         <w:t xml:space="preserve"> </w:t>
@@ -5439,7 +5463,7 @@
         <w:t xml:space="preserve"> </w:t>
       </w:r>
       <w:r>
-        <w:t xml:space="preserve">Every endpoint requires a Sanctum-issued bearer token [8, 9] and returns a</w:t>
+        <w:t xml:space="preserve">Every endpoint requires a Sanctum-issued bearer token [10, 11] and returns a</w:t>
       </w:r>
       <w:r>
         <w:t xml:space="preserve"> </w:t>
@@ -6112,7 +6136,7 @@
         <w:t xml:space="preserve"> </w:t>
       </w:r>
       <w:r>
-        <w:t xml:space="preserve">[11]. The redemption record, including the redeeming device identifier and</w:t>
+        <w:t xml:space="preserve">[13]. The redemption record, including the redeeming device identifier and</w:t>
       </w:r>
       <w:r>
         <w:t xml:space="preserve"> </w:t>
@@ -6426,13 +6450,13 @@
         <w:t xml:space="preserve"> </w:t>
       </w:r>
       <w:r>
-        <w:t xml:space="preserve">[6] to every registered device token. Because FCM delivery is best-effort</w:t>
-      </w:r>
-      <w:r>
-        <w:t xml:space="preserve"> </w:t>
-      </w:r>
-      <w:r>
-        <w:t xml:space="preserve">[6], every notification is simultaneously persisted and served through an</w:t>
+        <w:t xml:space="preserve">to every registered device token [7]. Because FCM delivery is best-effort</w:t>
+      </w:r>
+      <w:r>
+        <w:t xml:space="preserve"> </w:t>
+      </w:r>
+      <w:r>
+        <w:t xml:space="preserve">[8], every notification is simultaneously persisted and served through an</w:t>
       </w:r>
       <w:r>
         <w:t xml:space="preserve"> </w:t>
@@ -6626,7 +6650,7 @@
         <w:t xml:space="preserve"> </w:t>
       </w:r>
       <w:r>
-        <w:t xml:space="preserve">requirements of the Data Protection Act No. 3 of 2021 of Zambia [13].</w:t>
+        <w:t xml:space="preserve">requirements of the Data Protection Act No. 3 of 2021 of Zambia [15].</w:t>
       </w:r>
       <w:r>
         <w:t xml:space="preserve"> </w:t>
@@ -6650,7 +6674,7 @@
         <w:t xml:space="preserve"> </w:t>
       </w:r>
       <w:r>
-        <w:t xml:space="preserve">guidance [10], and evaluation is performed exclusively on synthetically</w:t>
+        <w:t xml:space="preserve">guidance [12], and evaluation is performed exclusively on synthetically</w:t>
       </w:r>
       <w:r>
         <w:t xml:space="preserve"> </w:t>
@@ -9717,7 +9741,7 @@
         <w:t xml:space="preserve"> </w:t>
       </w:r>
       <w:r>
-        <w:t xml:space="preserve">implied to be covered. Because delivery is best-effort by design [6], the</w:t>
+        <w:t xml:space="preserve">implied to be covered. Because delivery is best-effort by design [8], the</w:t>
       </w:r>
       <w:r>
         <w:t xml:space="preserve"> </w:t>
@@ -10502,7 +10526,7 @@
         <w:t xml:space="preserve"> </w:t>
       </w:r>
       <w:r>
-        <w:t xml:space="preserve">compatibility is expected from Flutter's cross-platform model [14] but was</w:t>
+        <w:t xml:space="preserve">compatibility is expected from Flutter's cross-platform model [16] but was</w:t>
       </w:r>
       <w:r>
         <w:t xml:space="preserve"> </w:t>
@@ -10668,7 +10692,7 @@
       </w:r>
     </w:p>
     <w:bookmarkEnd w:id="50"/>
-    <w:bookmarkStart w:id="55" w:name="references"/>
+    <w:bookmarkStart w:id="57" w:name="references"/>
     <w:p>
       <w:pPr>
         <w:pStyle w:val="Heading1"/>
@@ -10939,20 +10963,38 @@
         </w:numPr>
       </w:pPr>
       <w:r>
-        <w:t xml:space="preserve">R. T. Fielding, "Architectural styles and the design of network-based</w:t>
-      </w:r>
-      <w:r>
-        <w:t xml:space="preserve"> </w:t>
-      </w:r>
-      <w:r>
-        <w:t xml:space="preserve">software architectures," Ph.D. dissertation, Univ. of California,</w:t>
-      </w:r>
-      <w:r>
-        <w:t xml:space="preserve"> </w:t>
-      </w:r>
-      <w:r>
-        <w:t xml:space="preserve">Irvine, CA, USA, 2000.</w:t>
-      </w:r>
+        <w:t xml:space="preserve">Google, "FCM architectural overview,"</w:t>
+      </w:r>
+      <w:r>
+        <w:t xml:space="preserve"> </w:t>
+      </w:r>
+      <w:r>
+        <w:rPr>
+          <w:i/>
+          <w:iCs/>
+        </w:rPr>
+        <w:t xml:space="preserve">Firebase Documentation</w:t>
+      </w:r>
+      <w:r>
+        <w:t xml:space="preserve">, 2025.</w:t>
+      </w:r>
+      <w:r>
+        <w:t xml:space="preserve"> </w:t>
+      </w:r>
+      <w:r>
+        <w:t xml:space="preserve">[Online]. Available:</w:t>
+      </w:r>
+      <w:r>
+        <w:t xml:space="preserve"> </w:t>
+      </w:r>
+      <w:hyperlink r:id="rId52">
+        <w:r>
+          <w:rPr>
+            <w:rStyle w:val="Hyperlink"/>
+          </w:rPr>
+          <w:t xml:space="preserve">https://firebase.google.com/docs/cloud-messaging/fcm-architecture</w:t>
+        </w:r>
+      </w:hyperlink>
     </w:p>
     <w:p>
       <w:pPr>
@@ -10963,14 +11005,38 @@
         </w:numPr>
       </w:pPr>
       <w:r>
-        <w:t xml:space="preserve">M. Jones and D. Hardt, "The OAuth 2.0 Authorization Framework: Bearer</w:t>
-      </w:r>
-      <w:r>
-        <w:t xml:space="preserve"> </w:t>
-      </w:r>
-      <w:r>
-        <w:t xml:space="preserve">Token Usage," IETF RFC 6750, Oct. 2012.</w:t>
-      </w:r>
+        <w:t xml:space="preserve">Google, "Understanding message delivery,"</w:t>
+      </w:r>
+      <w:r>
+        <w:t xml:space="preserve"> </w:t>
+      </w:r>
+      <w:r>
+        <w:rPr>
+          <w:i/>
+          <w:iCs/>
+        </w:rPr>
+        <w:t xml:space="preserve">Firebase Documentation</w:t>
+      </w:r>
+      <w:r>
+        <w:t xml:space="preserve">, 2025.</w:t>
+      </w:r>
+      <w:r>
+        <w:t xml:space="preserve"> </w:t>
+      </w:r>
+      <w:r>
+        <w:t xml:space="preserve">[Online]. Available:</w:t>
+      </w:r>
+      <w:r>
+        <w:t xml:space="preserve"> </w:t>
+      </w:r>
+      <w:hyperlink r:id="rId53">
+        <w:r>
+          <w:rPr>
+            <w:rStyle w:val="Hyperlink"/>
+          </w:rPr>
+          <w:t xml:space="preserve">https://firebase.google.com/docs/cloud-messaging/understand-delivery</w:t>
+        </w:r>
+      </w:hyperlink>
     </w:p>
     <w:p>
       <w:pPr>
@@ -10981,6 +11047,48 @@
         </w:numPr>
       </w:pPr>
       <w:r>
+        <w:t xml:space="preserve">R. T. Fielding, "Architectural styles and the design of network-based</w:t>
+      </w:r>
+      <w:r>
+        <w:t xml:space="preserve"> </w:t>
+      </w:r>
+      <w:r>
+        <w:t xml:space="preserve">software architectures," Ph.D. dissertation, Univ. of California,</w:t>
+      </w:r>
+      <w:r>
+        <w:t xml:space="preserve"> </w:t>
+      </w:r>
+      <w:r>
+        <w:t xml:space="preserve">Irvine, CA, USA, 2000.</w:t>
+      </w:r>
+    </w:p>
+    <w:p>
+      <w:pPr>
+        <w:pStyle w:val="Compact"/>
+        <w:numPr>
+          <w:ilvl w:val="0"/>
+          <w:numId w:val="1002"/>
+        </w:numPr>
+      </w:pPr>
+      <w:r>
+        <w:t xml:space="preserve">M. Jones and D. Hardt, "The OAuth 2.0 Authorization Framework: Bearer</w:t>
+      </w:r>
+      <w:r>
+        <w:t xml:space="preserve"> </w:t>
+      </w:r>
+      <w:r>
+        <w:t xml:space="preserve">Token Usage," IETF RFC 6750, Oct. 2012.</w:t>
+      </w:r>
+    </w:p>
+    <w:p>
+      <w:pPr>
+        <w:pStyle w:val="Compact"/>
+        <w:numPr>
+          <w:ilvl w:val="0"/>
+          <w:numId w:val="1002"/>
+        </w:numPr>
+      </w:pPr>
+      <w:r>
         <w:t xml:space="preserve">Laravel, "Laravel Sanctum,"</w:t>
       </w:r>
       <w:r>
@@ -11005,7 +11113,7 @@
       <w:r>
         <w:t xml:space="preserve"> </w:t>
       </w:r>
-      <w:hyperlink r:id="rId52">
+      <w:hyperlink r:id="rId54">
         <w:r>
           <w:rPr>
             <w:rStyle w:val="Hyperlink"/>
@@ -11055,7 +11163,7 @@
       <w:r>
         <w:t xml:space="preserve"> </w:t>
       </w:r>
-      <w:hyperlink r:id="rId53">
+      <w:hyperlink r:id="rId55">
         <w:r>
           <w:rPr>
             <w:rStyle w:val="Hyperlink"/>
@@ -11185,7 +11293,7 @@
       <w:r>
         <w:t xml:space="preserve"> </w:t>
       </w:r>
-      <w:hyperlink r:id="rId54">
+      <w:hyperlink r:id="rId56">
         <w:r>
           <w:rPr>
             <w:rStyle w:val="Hyperlink"/>
@@ -11259,8 +11367,8 @@
         <w:t xml:space="preserve">correct.</w:t>
       </w:r>
     </w:p>
-    <w:bookmarkEnd w:id="55"/>
-    <w:bookmarkStart w:id="60" w:name="X037053293eb9ad08c241ce36f243ee7ade64cd4"/>
+    <w:bookmarkEnd w:id="57"/>
+    <w:bookmarkStart w:id="62" w:name="X037053293eb9ad08c241ce36f243ee7ade64cd4"/>
     <w:p>
       <w:pPr>
         <w:pStyle w:val="Heading1"/>
@@ -11269,7 +11377,7 @@
         <w:t xml:space="preserve">Appendix A. Artificial intelligence usage disclosure</w:t>
       </w:r>
     </w:p>
-    <w:bookmarkStart w:id="56" w:name="a1-purpose-and-scope"/>
+    <w:bookmarkStart w:id="58" w:name="a1-purpose-and-scope"/>
     <w:p>
       <w:pPr>
         <w:pStyle w:val="Heading2"/>
@@ -11334,8 +11442,8 @@
         <w:t xml:space="preserve">is the student's own.</w:t>
       </w:r>
     </w:p>
-    <w:bookmarkEnd w:id="56"/>
-    <w:bookmarkStart w:id="57" w:name="X31bbee64b3be661744ffdb9935ee6c0fd49beb6"/>
+    <w:bookmarkEnd w:id="58"/>
+    <w:bookmarkStart w:id="59" w:name="X31bbee64b3be661744ffdb9935ee6c0fd49beb6"/>
     <w:p>
       <w:pPr>
         <w:pStyle w:val="Heading2"/>
@@ -11400,8 +11508,8 @@
         <w:t xml:space="preserve">statement that these constitute the project's academic contribution.</w:t>
       </w:r>
     </w:p>
-    <w:bookmarkEnd w:id="57"/>
-    <w:bookmarkStart w:id="58" w:name="a3-validation-of-ai-assisted-output"/>
+    <w:bookmarkEnd w:id="59"/>
+    <w:bookmarkStart w:id="60" w:name="a3-validation-of-ai-assisted-output"/>
     <w:p>
       <w:pPr>
         <w:pStyle w:val="Heading2"/>
@@ -11442,8 +11550,8 @@
         <w:t xml:space="preserve">documentation.</w:t>
       </w:r>
     </w:p>
-    <w:bookmarkEnd w:id="58"/>
-    <w:bookmarkStart w:id="59" w:name="X30fbf2ebb32d8828bd256136a9cb72e1c8ad235"/>
+    <w:bookmarkEnd w:id="60"/>
+    <w:bookmarkStart w:id="61" w:name="X30fbf2ebb32d8828bd256136a9cb72e1c8ad235"/>
     <w:p>
       <w:pPr>
         <w:pStyle w:val="Heading2"/>
@@ -11526,9 +11634,9 @@
         <w:t xml:space="preserve">.</w:t>
       </w:r>
     </w:p>
-    <w:bookmarkEnd w:id="59"/>
-    <w:bookmarkEnd w:id="60"/>
-    <w:bookmarkStart w:id="61" w:name="X249f0d2157194399b77a8676c0e126e929c29b0"/>
+    <w:bookmarkEnd w:id="61"/>
+    <w:bookmarkEnd w:id="62"/>
+    <w:bookmarkStart w:id="63" w:name="X249f0d2157194399b77a8676c0e126e929c29b0"/>
     <w:p>
       <w:pPr>
         <w:pStyle w:val="Heading1"/>
@@ -12289,8 +12397,8 @@
         <w:t xml:space="preserve">19/19.</w:t>
       </w:r>
     </w:p>
-    <w:bookmarkEnd w:id="61"/>
-    <w:bookmarkStart w:id="62" w:name="appendix-c-full-evaluation-figures"/>
+    <w:bookmarkEnd w:id="63"/>
+    <w:bookmarkStart w:id="64" w:name="appendix-c-full-evaluation-figures"/>
     <w:p>
       <w:pPr>
         <w:pStyle w:val="Heading1"/>
@@ -14005,8 +14113,8 @@
         <w:t xml:space="preserve">}</w:t>
       </w:r>
     </w:p>
-    <w:bookmarkEnd w:id="62"/>
-    <w:bookmarkStart w:id="63" w:name="appendix-d-reproduction-commands"/>
+    <w:bookmarkEnd w:id="64"/>
+    <w:bookmarkStart w:id="65" w:name="appendix-d-reproduction-commands"/>
     <w:p>
       <w:pPr>
         <w:pStyle w:val="Heading1"/>
@@ -14643,8 +14751,8 @@
         <w:t xml:space="preserve"> milestone-12-final-submission</w:t>
       </w:r>
     </w:p>
-    <w:bookmarkEnd w:id="63"/>
-    <w:bookmarkStart w:id="92" w:name="X3904e79689775bc93f65e393b9e8d9a787105b3"/>
+    <w:bookmarkEnd w:id="65"/>
+    <w:bookmarkStart w:id="94" w:name="X3904e79689775bc93f65e393b9e8d9a787105b3"/>
     <w:p>
       <w:pPr>
         <w:pStyle w:val="Heading1"/>
@@ -14703,18 +14811,18 @@
           <wp:inline>
             <wp:extent cx="2674620" cy="5943600"/>
             <wp:effectExtent b="0" l="0" r="0" t="0"/>
-            <wp:docPr descr="Organiser analytics dashboard showing check-in progress, meal redemption count and rate, session attendance, overcrowded session count and notification count" title="" id="65" name="Picture"/>
+            <wp:docPr descr="Organiser analytics dashboard showing check-in progress, meal redemption count and rate, session attendance, overcrowded session count and notification count" title="" id="67" name="Picture"/>
             <a:graphic>
               <a:graphicData uri="http://schemas.openxmlformats.org/drawingml/2006/picture">
                 <pic:pic>
                   <pic:nvPicPr>
-                    <pic:cNvPr descr="../evidence-ui-dashboard.png" id="66" name="Picture"/>
+                    <pic:cNvPr descr="../evidence-ui-dashboard.png" id="68" name="Picture"/>
                     <pic:cNvPicPr>
                       <a:picLocks noChangeArrowheads="1" noChangeAspect="1"/>
                     </pic:cNvPicPr>
                   </pic:nvPicPr>
                   <pic:blipFill>
-                    <a:blip r:embed="rId64"/>
+                    <a:blip r:embed="rId66"/>
                     <a:stretch>
                       <a:fillRect/>
                     </a:stretch>
@@ -14797,18 +14905,18 @@
           <wp:inline>
             <wp:extent cx="2674620" cy="5943600"/>
             <wp:effectExtent b="0" l="0" r="0" t="0"/>
-            <wp:docPr descr="Check-ins over time as a line chart, meal redemptions as a bar chart split by Breakfast, Lunch and Supper, and session capacity bars for two sessions" title="" id="68" name="Picture"/>
+            <wp:docPr descr="Check-ins over time as a line chart, meal redemptions as a bar chart split by Breakfast, Lunch and Supper, and session capacity bars for two sessions" title="" id="70" name="Picture"/>
             <a:graphic>
               <a:graphicData uri="http://schemas.openxmlformats.org/drawingml/2006/picture">
                 <pic:pic>
                   <pic:nvPicPr>
-                    <pic:cNvPr descr="../evidence-ui-charts.png" id="69" name="Picture"/>
+                    <pic:cNvPr descr="../evidence-ui-charts.png" id="71" name="Picture"/>
                     <pic:cNvPicPr>
                       <a:picLocks noChangeArrowheads="1" noChangeAspect="1"/>
                     </pic:cNvPicPr>
                   </pic:nvPicPr>
                   <pic:blipFill>
-                    <a:blip r:embed="rId67"/>
+                    <a:blip r:embed="rId69"/>
                     <a:stretch>
                       <a:fillRect/>
                     </a:stretch>
@@ -14897,18 +15005,18 @@
           <wp:inline>
             <wp:extent cx="2674620" cy="5943600"/>
             <wp:effectExtent b="0" l="0" r="0" t="0"/>
-            <wp:docPr descr="Android notification shade showing two alerts from conference_check_mobile: Session over capacity, and Session filling up, both for the Closing Panel session" title="" id="71" name="Picture"/>
+            <wp:docPr descr="Android notification shade showing two alerts from conference_check_mobile: Session over capacity, and Session filling up, both for the Closing Panel session" title="" id="73" name="Picture"/>
             <a:graphic>
               <a:graphicData uri="http://schemas.openxmlformats.org/drawingml/2006/picture">
                 <pic:pic>
                   <pic:nvPicPr>
-                    <pic:cNvPr descr="../evidence-capacity-alerts.png" id="72" name="Picture"/>
+                    <pic:cNvPr descr="../evidence-capacity-alerts.png" id="74" name="Picture"/>
                     <pic:cNvPicPr>
                       <a:picLocks noChangeArrowheads="1" noChangeAspect="1"/>
                     </pic:cNvPicPr>
                   </pic:nvPicPr>
                   <pic:blipFill>
-                    <a:blip r:embed="rId70"/>
+                    <a:blip r:embed="rId72"/>
                     <a:stretch>
                       <a:fillRect/>
                     </a:stretch>
@@ -14991,18 +15099,18 @@
           <wp:inline>
             <wp:extent cx="2674620" cy="5943600"/>
             <wp:effectExtent b="0" l="0" r="0" t="0"/>
-            <wp:docPr descr="Android notification shade showing a notification from conference_check_mobile reading &quot;Lunch is served. Vouchers are now redeemable at Hall B.&quot;" title="" id="74" name="Picture"/>
+            <wp:docPr descr="Android notification shade showing a notification from conference_check_mobile reading &quot;Lunch is served. Vouchers are now redeemable at Hall B.&quot;" title="" id="76" name="Picture"/>
             <a:graphic>
               <a:graphicData uri="http://schemas.openxmlformats.org/drawingml/2006/picture">
                 <pic:pic>
                   <pic:nvPicPr>
-                    <pic:cNvPr descr="../evidence-push-delivered.png" id="75" name="Picture"/>
+                    <pic:cNvPr descr="../evidence-push-delivered.png" id="77" name="Picture"/>
                     <pic:cNvPicPr>
                       <a:picLocks noChangeArrowheads="1" noChangeAspect="1"/>
                     </pic:cNvPicPr>
                   </pic:nvPicPr>
                   <pic:blipFill>
-                    <a:blip r:embed="rId73"/>
+                    <a:blip r:embed="rId75"/>
                     <a:stretch>
                       <a:fillRect/>
                     </a:stretch>
@@ -15079,18 +15187,18 @@
           <wp:inline>
             <wp:extent cx="2674620" cy="5943600"/>
             <wp:effectExtent b="0" l="0" r="0" t="0"/>
-            <wp:docPr descr="Attendee pass screen showing a QR code with the ticket code CONF-2026-001 for Demo Attendee" title="" id="77" name="Picture"/>
+            <wp:docPr descr="Attendee pass screen showing a QR code with the ticket code CONF-2026-001 for Demo Attendee" title="" id="79" name="Picture"/>
             <a:graphic>
               <a:graphicData uri="http://schemas.openxmlformats.org/drawingml/2006/picture">
                 <pic:pic>
                   <pic:nvPicPr>
-                    <pic:cNvPr descr="../evidence-ui-attendee-pass.png" id="78" name="Picture"/>
+                    <pic:cNvPr descr="../evidence-ui-attendee-pass.png" id="80" name="Picture"/>
                     <pic:cNvPicPr>
                       <a:picLocks noChangeArrowheads="1" noChangeAspect="1"/>
                     </pic:cNvPicPr>
                   </pic:nvPicPr>
                   <pic:blipFill>
-                    <a:blip r:embed="rId76"/>
+                    <a:blip r:embed="rId78"/>
                     <a:stretch>
                       <a:fillRect/>
                     </a:stretch>
@@ -15173,18 +15281,18 @@
           <wp:inline>
             <wp:extent cx="2674620" cy="5943600"/>
             <wp:effectExtent b="0" l="0" r="0" t="0"/>
-            <wp:docPr descr="Meals screen listing Breakfast, Lunch and Supper as active categories, with recent redemptions each tagged with the device that recorded them" title="" id="80" name="Picture"/>
+            <wp:docPr descr="Meals screen listing Breakfast, Lunch and Supper as active categories, with recent redemptions each tagged with the device that recorded them" title="" id="82" name="Picture"/>
             <a:graphic>
               <a:graphicData uri="http://schemas.openxmlformats.org/drawingml/2006/picture">
                 <pic:pic>
                   <pic:nvPicPr>
-                    <pic:cNvPr descr="../evidence-ui-meals.png" id="81" name="Picture"/>
+                    <pic:cNvPr descr="../evidence-ui-meals.png" id="83" name="Picture"/>
                     <pic:cNvPicPr>
                       <a:picLocks noChangeArrowheads="1" noChangeAspect="1"/>
                     </pic:cNvPicPr>
                   </pic:nvPicPr>
                   <pic:blipFill>
-                    <a:blip r:embed="rId79"/>
+                    <a:blip r:embed="rId81"/>
                     <a:stretch>
                       <a:fillRect/>
                     </a:stretch>
@@ -15255,18 +15363,18 @@
           <wp:inline>
             <wp:extent cx="2674620" cy="5943600"/>
             <wp:effectExtent b="0" l="0" r="0" t="0"/>
-            <wp:docPr descr="Meal voucher scan screen with the token EVAL-SCAN-OK entered and a green confirmation reading &quot;Voucher redeemed successfully.&quot;" title="" id="83" name="Picture"/>
+            <wp:docPr descr="Meal voucher scan screen with the token EVAL-SCAN-OK entered and a green confirmation reading &quot;Voucher redeemed successfully.&quot;" title="" id="85" name="Picture"/>
             <a:graphic>
               <a:graphicData uri="http://schemas.openxmlformats.org/drawingml/2006/picture">
                 <pic:pic>
                   <pic:nvPicPr>
-                    <pic:cNvPr descr="../evidence-scan-accepted.png" id="84" name="Picture"/>
+                    <pic:cNvPr descr="../evidence-scan-accepted.png" id="86" name="Picture"/>
                     <pic:cNvPicPr>
                       <a:picLocks noChangeArrowheads="1" noChangeAspect="1"/>
                     </pic:cNvPicPr>
                   </pic:nvPicPr>
                   <pic:blipFill>
-                    <a:blip r:embed="rId82"/>
+                    <a:blip r:embed="rId84"/>
                     <a:stretch>
                       <a:fillRect/>
                     </a:stretch>
@@ -15317,18 +15425,18 @@
           <wp:inline>
             <wp:extent cx="2674620" cy="5943600"/>
             <wp:effectExtent b="0" l="0" r="0" t="0"/>
-            <wp:docPr descr="Meal voucher scan screen with the same token re-entered and a red banner reading &quot;Meal voucher has already been redeemed or is not usable.&quot;" title="" id="86" name="Picture"/>
+            <wp:docPr descr="Meal voucher scan screen with the same token re-entered and a red banner reading &quot;Meal voucher has already been redeemed or is not usable.&quot;" title="" id="88" name="Picture"/>
             <a:graphic>
               <a:graphicData uri="http://schemas.openxmlformats.org/drawingml/2006/picture">
                 <pic:pic>
                   <pic:nvPicPr>
-                    <pic:cNvPr descr="../evidence-scan-duplicate-rejected.png" id="87" name="Picture"/>
+                    <pic:cNvPr descr="../evidence-scan-duplicate-rejected.png" id="89" name="Picture"/>
                     <pic:cNvPicPr>
                       <a:picLocks noChangeArrowheads="1" noChangeAspect="1"/>
                     </pic:cNvPicPr>
                   </pic:nvPicPr>
                   <pic:blipFill>
-                    <a:blip r:embed="rId85"/>
+                    <a:blip r:embed="rId87"/>
                     <a:stretch>
                       <a:fillRect/>
                     </a:stretch>
@@ -15405,18 +15513,18 @@
           <wp:inline>
             <wp:extent cx="2674620" cy="5943600"/>
             <wp:effectExtent b="0" l="0" r="0" t="0"/>
-            <wp:docPr descr="Reports screen listing four exports: Attendance Report, Meal Redemption Report, Session Attendance Report and Notification Report" title="" id="89" name="Picture"/>
+            <wp:docPr descr="Reports screen listing four exports: Attendance Report, Meal Redemption Report, Session Attendance Report and Notification Report" title="" id="91" name="Picture"/>
             <a:graphic>
               <a:graphicData uri="http://schemas.openxmlformats.org/drawingml/2006/picture">
                 <pic:pic>
                   <pic:nvPicPr>
-                    <pic:cNvPr descr="../evidence-ui-reports.png" id="90" name="Picture"/>
+                    <pic:cNvPr descr="../evidence-ui-reports.png" id="92" name="Picture"/>
                     <pic:cNvPicPr>
                       <a:picLocks noChangeArrowheads="1" noChangeAspect="1"/>
                     </pic:cNvPicPr>
                   </pic:nvPicPr>
                   <pic:blipFill>
-                    <a:blip r:embed="rId88"/>
+                    <a:blip r:embed="rId90"/>
                     <a:stretch>
                       <a:fillRect/>
                     </a:stretch>
@@ -15457,7 +15565,7 @@
         <w:t xml:space="preserve">in Section 6.6.</w:t>
       </w:r>
     </w:p>
-    <w:bookmarkStart w:id="91" w:name="e1-what-these-figures-do-and-do-not-show"/>
+    <w:bookmarkStart w:id="93" w:name="e1-what-these-figures-do-and-do-not-show"/>
     <w:p>
       <w:pPr>
         <w:pStyle w:val="Heading2"/>
@@ -15542,9 +15650,9 @@
         <w:t xml:space="preserve">them as it does to the push-delivery timing.</w:t>
       </w:r>
     </w:p>
-    <w:bookmarkEnd w:id="91"/>
-    <w:bookmarkEnd w:id="92"/>
-    <w:bookmarkStart w:id="93" w:name="appendix-f-reference-verification-record"/>
+    <w:bookmarkEnd w:id="93"/>
+    <w:bookmarkEnd w:id="94"/>
+    <w:bookmarkStart w:id="95" w:name="appendix-f-reference-verification-record"/>
     <w:p>
       <w:pPr>
         <w:pStyle w:val="Heading1"/>
@@ -15604,9 +15712,9 @@
         <w:tblLook w:firstRow="1" w:lastRow="0" w:firstColumn="0" w:lastColumn="0" w:noHBand="0" w:noVBand="0" w:val="0020"/>
       </w:tblPr>
       <w:tblGrid>
+        <w:gridCol w:w="2080"/>
         <w:gridCol w:w="1950"/>
-        <w:gridCol w:w="1950"/>
-        <w:gridCol w:w="5460"/>
+        <w:gridCol w:w="5330"/>
       </w:tblGrid>
       <w:tr>
         <w:trPr>
@@ -15614,6 +15722,20 @@
         </w:trPr>
         <w:tc>
           <w:tcPr>
+            <w:tcW w:type="dxa" w:w="2080"/>
+          </w:tcPr>
+          <w:p>
+            <w:pPr>
+              <w:pStyle w:val="Compact"/>
+              <w:jc w:val="left"/>
+            </w:pPr>
+            <w:r>
+              <w:t xml:space="preserve">Ref</w:t>
+            </w:r>
+          </w:p>
+        </w:tc>
+        <w:tc>
+          <w:tcPr>
             <w:tcW w:type="dxa" w:w="1950"/>
           </w:tcPr>
           <w:p>
@@ -15622,27 +15744,13 @@
               <w:jc w:val="left"/>
             </w:pPr>
             <w:r>
-              <w:t xml:space="preserve">Ref</w:t>
-            </w:r>
-          </w:p>
-        </w:tc>
-        <w:tc>
-          <w:tcPr>
-            <w:tcW w:type="dxa" w:w="1950"/>
-          </w:tcPr>
-          <w:p>
-            <w:pPr>
-              <w:pStyle w:val="Compact"/>
-              <w:jc w:val="left"/>
-            </w:pPr>
-            <w:r>
               <w:t xml:space="preserve">Bibliographic check</w:t>
             </w:r>
           </w:p>
         </w:tc>
         <w:tc>
           <w:tcPr>
-            <w:tcW w:type="dxa" w:w="5460"/>
+            <w:tcW w:type="dxa" w:w="5330"/>
           </w:tcPr>
           <w:p>
             <w:pPr>
@@ -15658,6 +15766,20 @@
       <w:tr>
         <w:tc>
           <w:tcPr>
+            <w:tcW w:type="dxa" w:w="2080"/>
+          </w:tcPr>
+          <w:p>
+            <w:pPr>
+              <w:pStyle w:val="Compact"/>
+              <w:jc w:val="left"/>
+            </w:pPr>
+            <w:r>
+              <w:t xml:space="preserve">[1] ISO/IEC 18004:2015</w:t>
+            </w:r>
+          </w:p>
+        </w:tc>
+        <w:tc>
+          <w:tcPr>
             <w:tcW w:type="dxa" w:w="1950"/>
           </w:tcPr>
           <w:p>
@@ -15666,27 +15788,13 @@
               <w:jc w:val="left"/>
             </w:pPr>
             <w:r>
-              <w:t xml:space="preserve">[1] ISO/IEC 18004:2015</w:t>
-            </w:r>
-          </w:p>
-        </w:tc>
-        <w:tc>
-          <w:tcPr>
-            <w:tcW w:type="dxa" w:w="1950"/>
-          </w:tcPr>
-          <w:p>
-            <w:pPr>
-              <w:pStyle w:val="Compact"/>
-              <w:jc w:val="left"/>
-            </w:pPr>
-            <w:r>
               <w:t xml:space="preserve">Correct; title and year match the ISO record exactly</w:t>
             </w:r>
           </w:p>
         </w:tc>
         <w:tc>
           <w:tcPr>
-            <w:tcW w:type="dxa" w:w="5460"/>
+            <w:tcW w:type="dxa" w:w="5330"/>
           </w:tcPr>
           <w:p>
             <w:pPr>
@@ -15702,6 +15810,20 @@
       <w:tr>
         <w:tc>
           <w:tcPr>
+            <w:tcW w:type="dxa" w:w="2080"/>
+          </w:tcPr>
+          <w:p>
+            <w:pPr>
+              <w:pStyle w:val="Compact"/>
+              <w:jc w:val="left"/>
+            </w:pPr>
+            <w:r>
+              <w:t xml:space="preserve">[2] Tiwari, ICIT 2016, pp. 39-44</w:t>
+            </w:r>
+          </w:p>
+        </w:tc>
+        <w:tc>
+          <w:tcPr>
             <w:tcW w:type="dxa" w:w="1950"/>
           </w:tcPr>
           <w:p>
@@ -15710,27 +15832,13 @@
               <w:jc w:val="left"/>
             </w:pPr>
             <w:r>
-              <w:t xml:space="preserve">[2] Tiwari, ICIT 2016, pp. 39-44</w:t>
-            </w:r>
-          </w:p>
-        </w:tc>
-        <w:tc>
-          <w:tcPr>
-            <w:tcW w:type="dxa" w:w="1950"/>
-          </w:tcPr>
-          <w:p>
-            <w:pPr>
-              <w:pStyle w:val="Compact"/>
-              <w:jc w:val="left"/>
-            </w:pPr>
-            <w:r>
               <w:t xml:space="preserve">Correct; venue, year and pages match</w:t>
             </w:r>
           </w:p>
         </w:tc>
         <w:tc>
           <w:tcPr>
-            <w:tcW w:type="dxa" w:w="5460"/>
+            <w:tcW w:type="dxa" w:w="5330"/>
           </w:tcPr>
           <w:p>
             <w:pPr>
@@ -15746,6 +15854,20 @@
       <w:tr>
         <w:tc>
           <w:tcPr>
+            <w:tcW w:type="dxa" w:w="2080"/>
+          </w:tcPr>
+          <w:p>
+            <w:pPr>
+              <w:pStyle w:val="Compact"/>
+              <w:jc w:val="left"/>
+            </w:pPr>
+            <w:r>
+              <w:t xml:space="preserve">[3] Masalha and Hirzallah, IJACSA 5(3), pp. 75-79, 2014</w:t>
+            </w:r>
+          </w:p>
+        </w:tc>
+        <w:tc>
+          <w:tcPr>
             <w:tcW w:type="dxa" w:w="1950"/>
           </w:tcPr>
           <w:p>
@@ -15754,27 +15876,13 @@
               <w:jc w:val="left"/>
             </w:pPr>
             <w:r>
-              <w:t xml:space="preserve">[3] Masalha and Hirzallah, IJACSA 5(3), pp. 75-79, 2014</w:t>
-            </w:r>
-          </w:p>
-        </w:tc>
-        <w:tc>
-          <w:tcPr>
-            <w:tcW w:type="dxa" w:w="1950"/>
-          </w:tcPr>
-          <w:p>
-            <w:pPr>
-              <w:pStyle w:val="Compact"/>
-              <w:jc w:val="left"/>
-            </w:pPr>
-            <w:r>
               <w:t xml:space="preserve">Correct; volume, issue, pages and year all match</w:t>
             </w:r>
           </w:p>
         </w:tc>
         <w:tc>
           <w:tcPr>
-            <w:tcW w:type="dxa" w:w="5460"/>
+            <w:tcW w:type="dxa" w:w="5330"/>
           </w:tcPr>
           <w:p>
             <w:pPr>
@@ -15800,6 +15908,20 @@
       <w:tr>
         <w:tc>
           <w:tcPr>
+            <w:tcW w:type="dxa" w:w="2080"/>
+          </w:tcPr>
+          <w:p>
+            <w:pPr>
+              <w:pStyle w:val="Compact"/>
+              <w:jc w:val="left"/>
+            </w:pPr>
+            <w:r>
+              <w:t xml:space="preserve">[4] Few, O'Reilly Media, 2006</w:t>
+            </w:r>
+          </w:p>
+        </w:tc>
+        <w:tc>
+          <w:tcPr>
             <w:tcW w:type="dxa" w:w="1950"/>
           </w:tcPr>
           <w:p>
@@ -15808,27 +15930,13 @@
               <w:jc w:val="left"/>
             </w:pPr>
             <w:r>
-              <w:t xml:space="preserve">[4] Few, O'Reilly Media, 2006</w:t>
-            </w:r>
-          </w:p>
-        </w:tc>
-        <w:tc>
-          <w:tcPr>
-            <w:tcW w:type="dxa" w:w="1950"/>
-          </w:tcPr>
-          <w:p>
-            <w:pPr>
-              <w:pStyle w:val="Compact"/>
-              <w:jc w:val="left"/>
-            </w:pPr>
-            <w:r>
               <w:t xml:space="preserve">Correct; first edition, publisher and year match</w:t>
             </w:r>
           </w:p>
         </w:tc>
         <w:tc>
           <w:tcPr>
-            <w:tcW w:type="dxa" w:w="5460"/>
+            <w:tcW w:type="dxa" w:w="5330"/>
           </w:tcPr>
           <w:p>
             <w:pPr>
@@ -15844,6 +15952,20 @@
       <w:tr>
         <w:tc>
           <w:tcPr>
+            <w:tcW w:type="dxa" w:w="2080"/>
+          </w:tcPr>
+          <w:p>
+            <w:pPr>
+              <w:pStyle w:val="Compact"/>
+              <w:jc w:val="left"/>
+            </w:pPr>
+            <w:r>
+              <w:t xml:space="preserve">[5] Nielsen, Morgan Kaufmann, 1993</w:t>
+            </w:r>
+          </w:p>
+        </w:tc>
+        <w:tc>
+          <w:tcPr>
             <w:tcW w:type="dxa" w:w="1950"/>
           </w:tcPr>
           <w:p>
@@ -15852,27 +15974,13 @@
               <w:jc w:val="left"/>
             </w:pPr>
             <w:r>
-              <w:t xml:space="preserve">[5] Nielsen, Morgan Kaufmann, 1993</w:t>
-            </w:r>
-          </w:p>
-        </w:tc>
-        <w:tc>
-          <w:tcPr>
-            <w:tcW w:type="dxa" w:w="1950"/>
-          </w:tcPr>
-          <w:p>
-            <w:pPr>
-              <w:pStyle w:val="Compact"/>
-              <w:jc w:val="left"/>
-            </w:pPr>
-            <w:r>
               <w:t xml:space="preserve">Correct as a real 1993 edition. The original hardcover was Academic Press; Morgan Kaufmann published the 1993 paperback, which is the form cited</w:t>
             </w:r>
           </w:p>
         </w:tc>
         <w:tc>
           <w:tcPr>
-            <w:tcW w:type="dxa" w:w="5460"/>
+            <w:tcW w:type="dxa" w:w="5330"/>
           </w:tcPr>
           <w:p>
             <w:pPr>
@@ -15888,6 +15996,20 @@
       <w:tr>
         <w:tc>
           <w:tcPr>
+            <w:tcW w:type="dxa" w:w="2080"/>
+          </w:tcPr>
+          <w:p>
+            <w:pPr>
+              <w:pStyle w:val="Compact"/>
+              <w:jc w:val="left"/>
+            </w:pPr>
+            <w:r>
+              <w:t xml:space="preserve">[6] Firebase Cloud Messaging documentation, landing page</w:t>
+            </w:r>
+          </w:p>
+        </w:tc>
+        <w:tc>
+          <w:tcPr>
             <w:tcW w:type="dxa" w:w="1950"/>
           </w:tcPr>
           <w:p>
@@ -15896,35 +16018,31 @@
               <w:jc w:val="left"/>
             </w:pPr>
             <w:r>
-              <w:t xml:space="preserve">[6] Firebase Cloud Messaging documentation</w:t>
-            </w:r>
-          </w:p>
-        </w:tc>
-        <w:tc>
-          <w:tcPr>
-            <w:tcW w:type="dxa" w:w="1950"/>
-          </w:tcPr>
-          <w:p>
-            <w:pPr>
-              <w:pStyle w:val="Compact"/>
-              <w:jc w:val="left"/>
-            </w:pPr>
-            <w:r>
               <w:t xml:space="preserve">Live and official</w:t>
             </w:r>
           </w:p>
         </w:tc>
         <w:tc>
           <w:tcPr>
-            <w:tcW w:type="dxa" w:w="5460"/>
-          </w:tcPr>
-          <w:p>
-            <w:pPr>
-              <w:pStyle w:val="Compact"/>
-              <w:jc w:val="left"/>
-            </w:pPr>
-            <w:r>
-              <w:t xml:space="preserve">Supported, but by pages below the URL cited: per-device registration tokens appear in the architecture page, and store-and-forward behaviour and non-guaranteed delivery in the delivery pages. The specific pages should be cited rather than the documentation root</w:t>
+            <w:tcW w:type="dxa" w:w="5330"/>
+          </w:tcPr>
+          <w:p>
+            <w:pPr>
+              <w:pStyle w:val="Compact"/>
+              <w:jc w:val="left"/>
+            </w:pPr>
+            <w:r>
+              <w:rPr>
+                <w:b/>
+                <w:bCs/>
+              </w:rPr>
+              <w:t xml:space="preserve">Narrowed.</w:t>
+            </w:r>
+            <w:r>
+              <w:t xml:space="preserve"> </w:t>
+            </w:r>
+            <w:r>
+              <w:t xml:space="preserve">The page describes FCM as a solution that "lets you reliably send messages"; it does not mention latency or cost. Section 1 had cited it for "reliable, low-latency delivery... at no marginal cost", so the latency and cost claims were dropped. What remains is what the page states</w:t>
             </w:r>
           </w:p>
         </w:tc>
@@ -15932,6 +16050,20 @@
       <w:tr>
         <w:tc>
           <w:tcPr>
+            <w:tcW w:type="dxa" w:w="2080"/>
+          </w:tcPr>
+          <w:p>
+            <w:pPr>
+              <w:pStyle w:val="Compact"/>
+              <w:jc w:val="left"/>
+            </w:pPr>
+            <w:r>
+              <w:t xml:space="preserve">[7] Google, "FCM architectural overview"</w:t>
+            </w:r>
+          </w:p>
+        </w:tc>
+        <w:tc>
+          <w:tcPr>
             <w:tcW w:type="dxa" w:w="1950"/>
           </w:tcPr>
           <w:p>
@@ -15940,35 +16072,31 @@
               <w:jc w:val="left"/>
             </w:pPr>
             <w:r>
-              <w:t xml:space="preserve">[7] Fielding, PhD dissertation, UC Irvine, 2000</w:t>
-            </w:r>
-          </w:p>
-        </w:tc>
-        <w:tc>
-          <w:tcPr>
-            <w:tcW w:type="dxa" w:w="1950"/>
-          </w:tcPr>
-          <w:p>
-            <w:pPr>
-              <w:pStyle w:val="Compact"/>
-              <w:jc w:val="left"/>
-            </w:pPr>
-            <w:r>
-              <w:t xml:space="preserve">Correct; institution and year match</w:t>
-            </w:r>
-          </w:p>
-        </w:tc>
-        <w:tc>
-          <w:tcPr>
-            <w:tcW w:type="dxa" w:w="5460"/>
-          </w:tcPr>
-          <w:p>
-            <w:pPr>
-              <w:pStyle w:val="Compact"/>
-              <w:jc w:val="left"/>
-            </w:pPr>
-            <w:r>
-              <w:t xml:space="preserve">Cited for the REST architectural style, which the dissertation introduces</w:t>
+              <w:t xml:space="preserve">Live and official</w:t>
+            </w:r>
+          </w:p>
+        </w:tc>
+        <w:tc>
+          <w:tcPr>
+            <w:tcW w:type="dxa" w:w="5330"/>
+          </w:tcPr>
+          <w:p>
+            <w:pPr>
+              <w:pStyle w:val="Compact"/>
+              <w:jc w:val="left"/>
+            </w:pPr>
+            <w:r>
+              <w:rPr>
+                <w:b/>
+                <w:bCs/>
+              </w:rPr>
+              <w:t xml:space="preserve">Added</w:t>
+            </w:r>
+            <w:r>
+              <w:t xml:space="preserve"> </w:t>
+            </w:r>
+            <w:r>
+              <w:t xml:space="preserve">so that the registration-token claim cites the page that makes it: "An instance of a client app registers to receive messages, obtaining a registration token that uniquely identifies the app instance"</w:t>
             </w:r>
           </w:p>
         </w:tc>
@@ -15976,6 +16104,20 @@
       <w:tr>
         <w:tc>
           <w:tcPr>
+            <w:tcW w:type="dxa" w:w="2080"/>
+          </w:tcPr>
+          <w:p>
+            <w:pPr>
+              <w:pStyle w:val="Compact"/>
+              <w:jc w:val="left"/>
+            </w:pPr>
+            <w:r>
+              <w:t xml:space="preserve">[8] Google, "Understanding message delivery"</w:t>
+            </w:r>
+          </w:p>
+        </w:tc>
+        <w:tc>
+          <w:tcPr>
             <w:tcW w:type="dxa" w:w="1950"/>
           </w:tcPr>
           <w:p>
@@ -15984,35 +16126,31 @@
               <w:jc w:val="left"/>
             </w:pPr>
             <w:r>
-              <w:t xml:space="preserve">[8] RFC 6750, Jones and Hardt, Oct. 2012</w:t>
-            </w:r>
-          </w:p>
-        </w:tc>
-        <w:tc>
-          <w:tcPr>
-            <w:tcW w:type="dxa" w:w="1950"/>
-          </w:tcPr>
-          <w:p>
-            <w:pPr>
-              <w:pStyle w:val="Compact"/>
-              <w:jc w:val="left"/>
-            </w:pPr>
-            <w:r>
-              <w:t xml:space="preserve">Correct; authors, number, title and date match the RFC Editor record</w:t>
-            </w:r>
-          </w:p>
-        </w:tc>
-        <w:tc>
-          <w:tcPr>
-            <w:tcW w:type="dxa" w:w="5460"/>
-          </w:tcPr>
-          <w:p>
-            <w:pPr>
-              <w:pStyle w:val="Compact"/>
-              <w:jc w:val="left"/>
-            </w:pPr>
-            <w:r>
-              <w:t xml:space="preserve">Cited for bearer-token usage, which is the RFC's subject</w:t>
+              <w:t xml:space="preserve">Live and official</w:t>
+            </w:r>
+          </w:p>
+        </w:tc>
+        <w:tc>
+          <w:tcPr>
+            <w:tcW w:type="dxa" w:w="5330"/>
+          </w:tcPr>
+          <w:p>
+            <w:pPr>
+              <w:pStyle w:val="Compact"/>
+              <w:jc w:val="left"/>
+            </w:pPr>
+            <w:r>
+              <w:rPr>
+                <w:b/>
+                <w:bCs/>
+              </w:rPr>
+              <w:t xml:space="preserve">Added</w:t>
+            </w:r>
+            <w:r>
+              <w:t xml:space="preserve"> </w:t>
+            </w:r>
+            <w:r>
+              <w:t xml:space="preserve">so that the best-effort claim cites the page that makes it. The page states that a message ID returned to the sender means the message "was accepted for delivery", not delivered, that a message for an offline device is stored until the device reconnects, and that delivery may be delayed</w:t>
             </w:r>
           </w:p>
         </w:tc>
@@ -16020,6 +16158,20 @@
       <w:tr>
         <w:tc>
           <w:tcPr>
+            <w:tcW w:type="dxa" w:w="2080"/>
+          </w:tcPr>
+          <w:p>
+            <w:pPr>
+              <w:pStyle w:val="Compact"/>
+              <w:jc w:val="left"/>
+            </w:pPr>
+            <w:r>
+              <w:t xml:space="preserve">[9] Fielding, PhD dissertation, UC Irvine, 2000</w:t>
+            </w:r>
+          </w:p>
+        </w:tc>
+        <w:tc>
+          <w:tcPr>
             <w:tcW w:type="dxa" w:w="1950"/>
           </w:tcPr>
           <w:p>
@@ -16028,35 +16180,21 @@
               <w:jc w:val="left"/>
             </w:pPr>
             <w:r>
-              <w:t xml:space="preserve">[9] Laravel Sanctum documentation</w:t>
-            </w:r>
-          </w:p>
-        </w:tc>
-        <w:tc>
-          <w:tcPr>
-            <w:tcW w:type="dxa" w:w="1950"/>
-          </w:tcPr>
-          <w:p>
-            <w:pPr>
-              <w:pStyle w:val="Compact"/>
-              <w:jc w:val="left"/>
-            </w:pPr>
-            <w:r>
-              <w:t xml:space="preserve">Live and official</w:t>
-            </w:r>
-          </w:p>
-        </w:tc>
-        <w:tc>
-          <w:tcPr>
-            <w:tcW w:type="dxa" w:w="5460"/>
-          </w:tcPr>
-          <w:p>
-            <w:pPr>
-              <w:pStyle w:val="Compact"/>
-              <w:jc w:val="left"/>
-            </w:pPr>
-            <w:r>
-              <w:t xml:space="preserve">Cited for token authentication, which it documents</w:t>
+              <w:t xml:space="preserve">Correct; institution and year match</w:t>
+            </w:r>
+          </w:p>
+        </w:tc>
+        <w:tc>
+          <w:tcPr>
+            <w:tcW w:type="dxa" w:w="5330"/>
+          </w:tcPr>
+          <w:p>
+            <w:pPr>
+              <w:pStyle w:val="Compact"/>
+              <w:jc w:val="left"/>
+            </w:pPr>
+            <w:r>
+              <w:t xml:space="preserve">Cited for the REST architectural style, which the dissertation introduces</w:t>
             </w:r>
           </w:p>
         </w:tc>
@@ -16064,6 +16202,20 @@
       <w:tr>
         <w:tc>
           <w:tcPr>
+            <w:tcW w:type="dxa" w:w="2080"/>
+          </w:tcPr>
+          <w:p>
+            <w:pPr>
+              <w:pStyle w:val="Compact"/>
+              <w:jc w:val="left"/>
+            </w:pPr>
+            <w:r>
+              <w:t xml:space="preserve">[10] RFC 6750, Jones and Hardt, Oct. 2012</w:t>
+            </w:r>
+          </w:p>
+        </w:tc>
+        <w:tc>
+          <w:tcPr>
             <w:tcW w:type="dxa" w:w="1950"/>
           </w:tcPr>
           <w:p>
@@ -16072,35 +16224,21 @@
               <w:jc w:val="left"/>
             </w:pPr>
             <w:r>
-              <w:t xml:space="preserve">[10] OWASP MASVS v2.0, 2023</w:t>
-            </w:r>
-          </w:p>
-        </w:tc>
-        <w:tc>
-          <w:tcPr>
-            <w:tcW w:type="dxa" w:w="1950"/>
-          </w:tcPr>
-          <w:p>
-            <w:pPr>
-              <w:pStyle w:val="Compact"/>
-              <w:jc w:val="left"/>
-            </w:pPr>
-            <w:r>
-              <w:t xml:space="preserve">Correct; v2.0.0 was released in April 2023</w:t>
-            </w:r>
-          </w:p>
-        </w:tc>
-        <w:tc>
-          <w:tcPr>
-            <w:tcW w:type="dxa" w:w="5460"/>
-          </w:tcPr>
-          <w:p>
-            <w:pPr>
-              <w:pStyle w:val="Compact"/>
-              <w:jc w:val="left"/>
-            </w:pPr>
-            <w:r>
-              <w:t xml:space="preserve">Cited for mobile hardening guidance, which it provides</w:t>
+              <w:t xml:space="preserve">Correct; authors, number, title and date match the RFC Editor record</w:t>
+            </w:r>
+          </w:p>
+        </w:tc>
+        <w:tc>
+          <w:tcPr>
+            <w:tcW w:type="dxa" w:w="5330"/>
+          </w:tcPr>
+          <w:p>
+            <w:pPr>
+              <w:pStyle w:val="Compact"/>
+              <w:jc w:val="left"/>
+            </w:pPr>
+            <w:r>
+              <w:t xml:space="preserve">Cited for bearer-token usage, which is the RFC's subject</w:t>
             </w:r>
           </w:p>
         </w:tc>
@@ -16108,6 +16246,20 @@
       <w:tr>
         <w:tc>
           <w:tcPr>
+            <w:tcW w:type="dxa" w:w="2080"/>
+          </w:tcPr>
+          <w:p>
+            <w:pPr>
+              <w:pStyle w:val="Compact"/>
+              <w:jc w:val="left"/>
+            </w:pPr>
+            <w:r>
+              <w:t xml:space="preserve">[11] Laravel Sanctum documentation</w:t>
+            </w:r>
+          </w:p>
+        </w:tc>
+        <w:tc>
+          <w:tcPr>
             <w:tcW w:type="dxa" w:w="1950"/>
           </w:tcPr>
           <w:p>
@@ -16116,7 +16268,81 @@
               <w:jc w:val="left"/>
             </w:pPr>
             <w:r>
-              <w:t xml:space="preserve">[11] Helland,</w:t>
+              <w:t xml:space="preserve">Live and official</w:t>
+            </w:r>
+          </w:p>
+        </w:tc>
+        <w:tc>
+          <w:tcPr>
+            <w:tcW w:type="dxa" w:w="5330"/>
+          </w:tcPr>
+          <w:p>
+            <w:pPr>
+              <w:pStyle w:val="Compact"/>
+              <w:jc w:val="left"/>
+            </w:pPr>
+            <w:r>
+              <w:t xml:space="preserve">Cited for token authentication, which it documents</w:t>
+            </w:r>
+          </w:p>
+        </w:tc>
+      </w:tr>
+      <w:tr>
+        <w:tc>
+          <w:tcPr>
+            <w:tcW w:type="dxa" w:w="2080"/>
+          </w:tcPr>
+          <w:p>
+            <w:pPr>
+              <w:pStyle w:val="Compact"/>
+              <w:jc w:val="left"/>
+            </w:pPr>
+            <w:r>
+              <w:t xml:space="preserve">[12] OWASP MASVS v2.0, 2023</w:t>
+            </w:r>
+          </w:p>
+        </w:tc>
+        <w:tc>
+          <w:tcPr>
+            <w:tcW w:type="dxa" w:w="1950"/>
+          </w:tcPr>
+          <w:p>
+            <w:pPr>
+              <w:pStyle w:val="Compact"/>
+              <w:jc w:val="left"/>
+            </w:pPr>
+            <w:r>
+              <w:t xml:space="preserve">Correct; v2.0.0 was released in April 2023</w:t>
+            </w:r>
+          </w:p>
+        </w:tc>
+        <w:tc>
+          <w:tcPr>
+            <w:tcW w:type="dxa" w:w="5330"/>
+          </w:tcPr>
+          <w:p>
+            <w:pPr>
+              <w:pStyle w:val="Compact"/>
+              <w:jc w:val="left"/>
+            </w:pPr>
+            <w:r>
+              <w:t xml:space="preserve">Cited for mobile hardening guidance, which it provides</w:t>
+            </w:r>
+          </w:p>
+        </w:tc>
+      </w:tr>
+      <w:tr>
+        <w:tc>
+          <w:tcPr>
+            <w:tcW w:type="dxa" w:w="2080"/>
+          </w:tcPr>
+          <w:p>
+            <w:pPr>
+              <w:pStyle w:val="Compact"/>
+              <w:jc w:val="left"/>
+            </w:pPr>
+            <w:r>
+              <w:t xml:space="preserve">[13] Helland,</w:t>
             </w:r>
             <w:r>
               <w:t xml:space="preserve"> </w:t>
@@ -16152,7 +16378,7 @@
         </w:tc>
         <w:tc>
           <w:tcPr>
-            <w:tcW w:type="dxa" w:w="5460"/>
+            <w:tcW w:type="dxa" w:w="5330"/>
           </w:tcPr>
           <w:p>
             <w:pPr>
@@ -16168,15 +16394,15 @@
       <w:tr>
         <w:tc>
           <w:tcPr>
-            <w:tcW w:type="dxa" w:w="1950"/>
-          </w:tcPr>
-          <w:p>
-            <w:pPr>
-              <w:pStyle w:val="Compact"/>
-              <w:jc w:val="left"/>
-            </w:pPr>
-            <w:r>
-              <w:t xml:space="preserve">[12] Krasner and Pope,</w:t>
+            <w:tcW w:type="dxa" w:w="2080"/>
+          </w:tcPr>
+          <w:p>
+            <w:pPr>
+              <w:pStyle w:val="Compact"/>
+              <w:jc w:val="left"/>
+            </w:pPr>
+            <w:r>
+              <w:t xml:space="preserve">[14] Krasner and Pope,</w:t>
             </w:r>
             <w:r>
               <w:t xml:space="preserve"> </w:t>
@@ -16212,7 +16438,7 @@
         </w:tc>
         <w:tc>
           <w:tcPr>
-            <w:tcW w:type="dxa" w:w="5460"/>
+            <w:tcW w:type="dxa" w:w="5330"/>
           </w:tcPr>
           <w:p>
             <w:pPr>
@@ -16228,6 +16454,20 @@
       <w:tr>
         <w:tc>
           <w:tcPr>
+            <w:tcW w:type="dxa" w:w="2080"/>
+          </w:tcPr>
+          <w:p>
+            <w:pPr>
+              <w:pStyle w:val="Compact"/>
+              <w:jc w:val="left"/>
+            </w:pPr>
+            <w:r>
+              <w:t xml:space="preserve">[15] Data Protection Act No. 3 of 2021, Zambia</w:t>
+            </w:r>
+          </w:p>
+        </w:tc>
+        <w:tc>
+          <w:tcPr>
             <w:tcW w:type="dxa" w:w="1950"/>
           </w:tcPr>
           <w:p>
@@ -16236,27 +16476,13 @@
               <w:jc w:val="left"/>
             </w:pPr>
             <w:r>
-              <w:t xml:space="preserve">[13] Data Protection Act No. 3 of 2021, Zambia</w:t>
-            </w:r>
-          </w:p>
-        </w:tc>
-        <w:tc>
-          <w:tcPr>
-            <w:tcW w:type="dxa" w:w="1950"/>
-          </w:tcPr>
-          <w:p>
-            <w:pPr>
-              <w:pStyle w:val="Compact"/>
-              <w:jc w:val="left"/>
-            </w:pPr>
-            <w:r>
               <w:t xml:space="preserve">Correct; the Act exists under that number and year</w:t>
             </w:r>
           </w:p>
         </w:tc>
         <w:tc>
           <w:tcPr>
-            <w:tcW w:type="dxa" w:w="5460"/>
+            <w:tcW w:type="dxa" w:w="5330"/>
           </w:tcPr>
           <w:p>
             <w:pPr>
@@ -16272,6 +16498,20 @@
       <w:tr>
         <w:tc>
           <w:tcPr>
+            <w:tcW w:type="dxa" w:w="2080"/>
+          </w:tcPr>
+          <w:p>
+            <w:pPr>
+              <w:pStyle w:val="Compact"/>
+              <w:jc w:val="left"/>
+            </w:pPr>
+            <w:r>
+              <w:t xml:space="preserve">[16] Flutter documentation</w:t>
+            </w:r>
+          </w:p>
+        </w:tc>
+        <w:tc>
+          <w:tcPr>
             <w:tcW w:type="dxa" w:w="1950"/>
           </w:tcPr>
           <w:p>
@@ -16280,27 +16520,13 @@
               <w:jc w:val="left"/>
             </w:pPr>
             <w:r>
-              <w:t xml:space="preserve">[14] Flutter documentation</w:t>
-            </w:r>
-          </w:p>
-        </w:tc>
-        <w:tc>
-          <w:tcPr>
-            <w:tcW w:type="dxa" w:w="1950"/>
-          </w:tcPr>
-          <w:p>
-            <w:pPr>
-              <w:pStyle w:val="Compact"/>
-              <w:jc w:val="left"/>
-            </w:pPr>
-            <w:r>
               <w:t xml:space="preserve">Live and official</w:t>
             </w:r>
           </w:p>
         </w:tc>
         <w:tc>
           <w:tcPr>
-            <w:tcW w:type="dxa" w:w="5460"/>
+            <w:tcW w:type="dxa" w:w="5330"/>
           </w:tcPr>
           <w:p>
             <w:pPr>
@@ -16316,7 +16542,7 @@
       <w:tr>
         <w:tc>
           <w:tcPr>
-            <w:tcW w:type="dxa" w:w="1950"/>
+            <w:tcW w:type="dxa" w:w="2080"/>
           </w:tcPr>
           <w:p>
             <w:pPr>
@@ -16357,7 +16583,7 @@
         </w:tc>
         <w:tc>
           <w:tcPr>
-            <w:tcW w:type="dxa" w:w="5460"/>
+            <w:tcW w:type="dxa" w:w="5330"/>
           </w:tcPr>
           <w:p>
             <w:pPr>
@@ -16386,28 +16612,34 @@
         <w:pStyle w:val="BodyText"/>
       </w:pPr>
       <w:r>
-        <w:t xml:space="preserve">Two outstanding items follow from this check and are stated rather than</w:t>
-      </w:r>
-      <w:r>
-        <w:t xml:space="preserve"> </w:t>
-      </w:r>
-      <w:r>
-        <w:t xml:space="preserve">quietly left: reference [6] should cite the specific Firebase pages rather than</w:t>
-      </w:r>
-      <w:r>
-        <w:t xml:space="preserve"> </w:t>
-      </w:r>
-      <w:r>
-        <w:t xml:space="preserve">the documentation root, and the related-work base still needs the recent</w:t>
-      </w:r>
-      <w:r>
-        <w:t xml:space="preserve"> </w:t>
-      </w:r>
-      <w:r>
-        <w:t xml:space="preserve">event-technology literature that Section 2 does not yet cover.</w:t>
-      </w:r>
-    </w:p>
-    <w:bookmarkEnd w:id="93"/>
+        <w:t xml:space="preserve">One outstanding item follows from this check and is stated rather than quietly</w:t>
+      </w:r>
+      <w:r>
+        <w:t xml:space="preserve"> </w:t>
+      </w:r>
+      <w:r>
+        <w:t xml:space="preserve">left: the related-work base still needs the recent event-technology literature</w:t>
+      </w:r>
+      <w:r>
+        <w:t xml:space="preserve"> </w:t>
+      </w:r>
+      <w:r>
+        <w:t xml:space="preserve">that Section 2 does not yet cover. The Firebase citation, which this check</w:t>
+      </w:r>
+      <w:r>
+        <w:t xml:space="preserve"> </w:t>
+      </w:r>
+      <w:r>
+        <w:t xml:space="preserve">first recorded as pointing at the documentation root rather than at the pages</w:t>
+      </w:r>
+      <w:r>
+        <w:t xml:space="preserve"> </w:t>
+      </w:r>
+      <w:r>
+        <w:t xml:space="preserve">carrying the claims, has since been split into [6], [7] and [8] above.</w:t>
+      </w:r>
+    </w:p>
+    <w:bookmarkEnd w:id="95"/>
     <w:sectPr>
       <w:footerReference w:type="default" r:id="rId10"/>
       <w:footnotePr>

--- a/docs/deliverables/ConferenceCheck Final Report.docx
+++ b/docs/deliverables/ConferenceCheck Final Report.docx
@@ -809,7 +809,7 @@
               <w:jc w:val="left"/>
             </w:pPr>
             <w:r>
-              <w:t xml:space="preserve">8</w:t>
+              <w:t xml:space="preserve">9</w:t>
             </w:r>
           </w:p>
         </w:tc>
@@ -853,7 +853,7 @@
               <w:jc w:val="left"/>
             </w:pPr>
             <w:r>
-              <w:t xml:space="preserve">8</w:t>
+              <w:t xml:space="preserve">9</w:t>
             </w:r>
           </w:p>
         </w:tc>
@@ -897,7 +897,7 @@
               <w:jc w:val="left"/>
             </w:pPr>
             <w:r>
-              <w:t xml:space="preserve">9</w:t>
+              <w:t xml:space="preserve">10</w:t>
             </w:r>
           </w:p>
         </w:tc>
@@ -985,7 +985,7 @@
               <w:jc w:val="left"/>
             </w:pPr>
             <w:r>
-              <w:t xml:space="preserve">10</w:t>
+              <w:t xml:space="preserve">11</w:t>
             </w:r>
           </w:p>
         </w:tc>
@@ -1029,7 +1029,7 @@
               <w:jc w:val="left"/>
             </w:pPr>
             <w:r>
-              <w:t xml:space="preserve">10</w:t>
+              <w:t xml:space="preserve">11</w:t>
             </w:r>
           </w:p>
         </w:tc>
@@ -1117,7 +1117,7 @@
               <w:jc w:val="left"/>
             </w:pPr>
             <w:r>
-              <w:t xml:space="preserve">11</w:t>
+              <w:t xml:space="preserve">12</w:t>
             </w:r>
           </w:p>
         </w:tc>
@@ -1161,7 +1161,7 @@
               <w:jc w:val="left"/>
             </w:pPr>
             <w:r>
-              <w:t xml:space="preserve">11</w:t>
+              <w:t xml:space="preserve">12</w:t>
             </w:r>
           </w:p>
         </w:tc>
@@ -1297,7 +1297,7 @@
               <w:jc w:val="left"/>
             </w:pPr>
             <w:r>
-              <w:t xml:space="preserve">12</w:t>
+              <w:t xml:space="preserve">13</w:t>
             </w:r>
           </w:p>
         </w:tc>
@@ -1389,7 +1389,7 @@
               <w:jc w:val="left"/>
             </w:pPr>
             <w:r>
-              <w:t xml:space="preserve">13</w:t>
+              <w:t xml:space="preserve">14</w:t>
             </w:r>
           </w:p>
         </w:tc>
@@ -1433,7 +1433,7 @@
               <w:jc w:val="left"/>
             </w:pPr>
             <w:r>
-              <w:t xml:space="preserve">13</w:t>
+              <w:t xml:space="preserve">14</w:t>
             </w:r>
           </w:p>
         </w:tc>
@@ -1525,7 +1525,7 @@
               <w:jc w:val="left"/>
             </w:pPr>
             <w:r>
-              <w:t xml:space="preserve">14</w:t>
+              <w:t xml:space="preserve">15</w:t>
             </w:r>
           </w:p>
         </w:tc>
@@ -1613,7 +1613,7 @@
               <w:jc w:val="left"/>
             </w:pPr>
             <w:r>
-              <w:t xml:space="preserve">15</w:t>
+              <w:t xml:space="preserve">16</w:t>
             </w:r>
           </w:p>
         </w:tc>
@@ -1745,7 +1745,7 @@
               <w:jc w:val="left"/>
             </w:pPr>
             <w:r>
-              <w:t xml:space="preserve">16</w:t>
+              <w:t xml:space="preserve">17</w:t>
             </w:r>
           </w:p>
         </w:tc>
@@ -1789,7 +1789,7 @@
               <w:jc w:val="left"/>
             </w:pPr>
             <w:r>
-              <w:t xml:space="preserve">16</w:t>
+              <w:t xml:space="preserve">17</w:t>
             </w:r>
           </w:p>
         </w:tc>
@@ -1925,7 +1925,7 @@
               <w:jc w:val="left"/>
             </w:pPr>
             <w:r>
-              <w:t xml:space="preserve">17</w:t>
+              <w:t xml:space="preserve">18</w:t>
             </w:r>
           </w:p>
         </w:tc>
@@ -1973,7 +1973,7 @@
               <w:jc w:val="left"/>
             </w:pPr>
             <w:r>
-              <w:t xml:space="preserve">18</w:t>
+              <w:t xml:space="preserve">19</w:t>
             </w:r>
           </w:p>
         </w:tc>
@@ -2021,7 +2021,7 @@
               <w:jc w:val="left"/>
             </w:pPr>
             <w:r>
-              <w:t xml:space="preserve">19</w:t>
+              <w:t xml:space="preserve">20</w:t>
             </w:r>
           </w:p>
         </w:tc>
@@ -2198,7 +2198,7 @@
               <w:jc w:val="left"/>
             </w:pPr>
             <w:r>
-              <w:t xml:space="preserve">21</w:t>
+              <w:t xml:space="preserve">22</w:t>
             </w:r>
           </w:p>
         </w:tc>
@@ -2242,7 +2242,7 @@
               <w:jc w:val="left"/>
             </w:pPr>
             <w:r>
-              <w:t xml:space="preserve">21</w:t>
+              <w:t xml:space="preserve">22</w:t>
             </w:r>
           </w:p>
         </w:tc>
@@ -2286,7 +2286,7 @@
               <w:jc w:val="left"/>
             </w:pPr>
             <w:r>
-              <w:t xml:space="preserve">21</w:t>
+              <w:t xml:space="preserve">22</w:t>
             </w:r>
           </w:p>
         </w:tc>
@@ -2382,7 +2382,7 @@
               <w:jc w:val="left"/>
             </w:pPr>
             <w:r>
-              <w:t xml:space="preserve">23</w:t>
+              <w:t xml:space="preserve">24</w:t>
             </w:r>
           </w:p>
         </w:tc>
@@ -2430,7 +2430,7 @@
               <w:jc w:val="left"/>
             </w:pPr>
             <w:r>
-              <w:t xml:space="preserve">24</w:t>
+              <w:t xml:space="preserve">25</w:t>
             </w:r>
           </w:p>
         </w:tc>
@@ -2478,7 +2478,7 @@
               <w:jc w:val="left"/>
             </w:pPr>
             <w:r>
-              <w:t xml:space="preserve">25</w:t>
+              <w:t xml:space="preserve">26</w:t>
             </w:r>
           </w:p>
         </w:tc>
@@ -2522,7 +2522,7 @@
               <w:jc w:val="left"/>
             </w:pPr>
             <w:r>
-              <w:t xml:space="preserve">34</w:t>
+              <w:t xml:space="preserve">35</w:t>
             </w:r>
           </w:p>
         </w:tc>
@@ -2570,7 +2570,7 @@
               <w:jc w:val="left"/>
             </w:pPr>
             <w:r>
-              <w:t xml:space="preserve">35</w:t>
+              <w:t xml:space="preserve">36</w:t>
             </w:r>
           </w:p>
         </w:tc>
@@ -2712,7 +2712,7 @@
               <w:jc w:val="left"/>
             </w:pPr>
             <w:r>
-              <w:t xml:space="preserve">9</w:t>
+              <w:t xml:space="preserve">10</w:t>
             </w:r>
           </w:p>
         </w:tc>
@@ -2770,7 +2770,7 @@
               <w:jc w:val="left"/>
             </w:pPr>
             <w:r>
-              <w:t xml:space="preserve">14</w:t>
+              <w:t xml:space="preserve">15</w:t>
             </w:r>
           </w:p>
         </w:tc>
@@ -2944,7 +2944,7 @@
               <w:jc w:val="left"/>
             </w:pPr>
             <w:r>
-              <w:t xml:space="preserve">16</w:t>
+              <w:t xml:space="preserve">17</w:t>
             </w:r>
           </w:p>
         </w:tc>
@@ -3002,7 +3002,7 @@
               <w:jc w:val="left"/>
             </w:pPr>
             <w:r>
-              <w:t xml:space="preserve">22</w:t>
+              <w:t xml:space="preserve">23</w:t>
             </w:r>
           </w:p>
         </w:tc>
@@ -3069,7 +3069,7 @@
               <w:jc w:val="left"/>
             </w:pPr>
             <w:r>
-              <w:t xml:space="preserve">23</w:t>
+              <w:t xml:space="preserve">24</w:t>
             </w:r>
           </w:p>
         </w:tc>
@@ -3127,7 +3127,7 @@
               <w:jc w:val="left"/>
             </w:pPr>
             <w:r>
-              <w:t xml:space="preserve">35</w:t>
+              <w:t xml:space="preserve">36</w:t>
             </w:r>
           </w:p>
         </w:tc>
@@ -3269,7 +3269,7 @@
               <w:jc w:val="left"/>
             </w:pPr>
             <w:r>
-              <w:t xml:space="preserve">8</w:t>
+              <w:t xml:space="preserve">9</w:t>
             </w:r>
           </w:p>
         </w:tc>
@@ -3327,7 +3327,7 @@
               <w:jc w:val="left"/>
             </w:pPr>
             <w:r>
-              <w:t xml:space="preserve">26</w:t>
+              <w:t xml:space="preserve">27</w:t>
             </w:r>
           </w:p>
         </w:tc>
@@ -3385,7 +3385,7 @@
               <w:jc w:val="left"/>
             </w:pPr>
             <w:r>
-              <w:t xml:space="preserve">27</w:t>
+              <w:t xml:space="preserve">28</w:t>
             </w:r>
           </w:p>
         </w:tc>
@@ -3443,7 +3443,7 @@
               <w:jc w:val="left"/>
             </w:pPr>
             <w:r>
-              <w:t xml:space="preserve">28</w:t>
+              <w:t xml:space="preserve">29</w:t>
             </w:r>
           </w:p>
         </w:tc>
@@ -3501,7 +3501,7 @@
               <w:jc w:val="left"/>
             </w:pPr>
             <w:r>
-              <w:t xml:space="preserve">29</w:t>
+              <w:t xml:space="preserve">30</w:t>
             </w:r>
           </w:p>
         </w:tc>
@@ -3559,7 +3559,7 @@
               <w:jc w:val="left"/>
             </w:pPr>
             <w:r>
-              <w:t xml:space="preserve">30</w:t>
+              <w:t xml:space="preserve">31</w:t>
             </w:r>
           </w:p>
         </w:tc>
@@ -3617,7 +3617,7 @@
               <w:jc w:val="left"/>
             </w:pPr>
             <w:r>
-              <w:t xml:space="preserve">31</w:t>
+              <w:t xml:space="preserve">32</w:t>
             </w:r>
           </w:p>
         </w:tc>
@@ -3675,7 +3675,7 @@
               <w:jc w:val="left"/>
             </w:pPr>
             <w:r>
-              <w:t xml:space="preserve">32</w:t>
+              <w:t xml:space="preserve">33</w:t>
             </w:r>
           </w:p>
         </w:tc>
@@ -3733,7 +3733,7 @@
               <w:jc w:val="left"/>
             </w:pPr>
             <w:r>
-              <w:t xml:space="preserve">33</w:t>
+              <w:t xml:space="preserve">34</w:t>
             </w:r>
           </w:p>
         </w:tc>
@@ -3791,7 +3791,7 @@
               <w:jc w:val="left"/>
             </w:pPr>
             <w:r>
-              <w:t xml:space="preserve">34</w:t>
+              <w:t xml:space="preserve">35</w:t>
             </w:r>
           </w:p>
         </w:tc>
@@ -4162,7 +4162,7 @@
         <w:t xml:space="preserve"> </w:t>
       </w:r>
       <w:r>
-        <w:t xml:space="preserve">Messaging exist to send messages to mobile devices reliably [6], within the</w:t>
+        <w:t xml:space="preserve">Messaging exist to send messages to mobile devices reliably [9], within the</w:t>
       </w:r>
       <w:r>
         <w:t xml:space="preserve"> </w:t>
@@ -4180,7 +4180,7 @@
         <w:t xml:space="preserve"> </w:t>
       </w:r>
       <w:r>
-        <w:t xml:space="preserve">and notification functionality [16]. This project applies these</w:t>
+        <w:t xml:space="preserve">and notification functionality [19]. This project applies these</w:t>
       </w:r>
       <w:r>
         <w:t xml:space="preserve"> </w:t>
@@ -4872,7 +4872,181 @@
         <w:pStyle w:val="BodyText"/>
       </w:pPr>
       <w:r>
-        <w:t xml:space="preserve">For the redemption transaction itself, Helland [13] provides the canonical</w:t>
+        <w:t xml:space="preserve">That weakness has not gone away in the decade since, and the recent literature</w:t>
+      </w:r>
+      <w:r>
+        <w:t xml:space="preserve"> </w:t>
+      </w:r>
+      <w:r>
+        <w:t xml:space="preserve">answers it by constraining the scan rather than the entitlement. Mohammed and</w:t>
+      </w:r>
+      <w:r>
+        <w:t xml:space="preserve"> </w:t>
+      </w:r>
+      <w:r>
+        <w:t xml:space="preserve">Zidan [4] regenerate the code twice a second, so that a code which has been</w:t>
+      </w:r>
+      <w:r>
+        <w:t xml:space="preserve"> </w:t>
+      </w:r>
+      <w:r>
+        <w:t xml:space="preserve">photographed is already stale by the time it is presented again; they report</w:t>
+      </w:r>
+      <w:r>
+        <w:t xml:space="preserve"> </w:t>
+      </w:r>
+      <w:r>
+        <w:t xml:space="preserve">improved accuracy and a positive reception from students and instructors,</w:t>
+      </w:r>
+      <w:r>
+        <w:t xml:space="preserve"> </w:t>
+      </w:r>
+      <w:r>
+        <w:t xml:space="preserve">drawn from surveys and record analysis rather than from a controlled</w:t>
+      </w:r>
+      <w:r>
+        <w:t xml:space="preserve"> </w:t>
+      </w:r>
+      <w:r>
+        <w:t xml:space="preserve">comparison. Nwabuwe et al. [5], writing in the same journal as Masalha and</w:t>
+      </w:r>
+      <w:r>
+        <w:t xml:space="preserve"> </w:t>
+      </w:r>
+      <w:r>
+        <w:t xml:space="preserve">Hirzallah nine years later, still describe a shared code as the central</w:t>
+      </w:r>
+      <w:r>
+        <w:t xml:space="preserve"> </w:t>
+      </w:r>
+      <w:r>
+        <w:t xml:space="preserve">vulnerability, and bind the scan to a place and a device: the venue's</w:t>
+      </w:r>
+      <w:r>
+        <w:t xml:space="preserve"> </w:t>
+      </w:r>
+      <w:r>
+        <w:t xml:space="preserve">polygonal coordinates are encoded in the code itself and checked by geofence,</w:t>
+      </w:r>
+      <w:r>
+        <w:t xml:space="preserve"> </w:t>
+      </w:r>
+      <w:r>
+        <w:t xml:space="preserve">and the registering handset's IMEI is verified so that one person cannot</w:t>
+      </w:r>
+      <w:r>
+        <w:t xml:space="preserve"> </w:t>
+      </w:r>
+      <w:r>
+        <w:t xml:space="preserve">register for another. Alsuhibany [6] secures the symbol instead of the scan,</w:t>
+      </w:r>
+      <w:r>
+        <w:t xml:space="preserve"> </w:t>
+      </w:r>
+      <w:r>
+        <w:t xml:space="preserve">embedding a watermark so that a substituted or tampered code can be detected,</w:t>
+      </w:r>
+      <w:r>
+        <w:t xml:space="preserve"> </w:t>
+      </w:r>
+      <w:r>
+        <w:t xml:space="preserve">and reports high accuracy over a dataset of 5,000 samples.</w:t>
+      </w:r>
+    </w:p>
+    <w:p>
+      <w:pPr>
+        <w:pStyle w:val="BodyText"/>
+      </w:pPr>
+      <w:r>
+        <w:t xml:space="preserve">Each of these binds the act of scanning more tightly, to the moment, the</w:t>
+      </w:r>
+      <w:r>
+        <w:t xml:space="preserve"> </w:t>
+      </w:r>
+      <w:r>
+        <w:t xml:space="preserve">place, the device or the integrity of the symbol, and each is a reasonable</w:t>
+      </w:r>
+      <w:r>
+        <w:t xml:space="preserve"> </w:t>
+      </w:r>
+      <w:r>
+        <w:t xml:space="preserve">answer to the problem it takes on. None of them makes the thing being claimed</w:t>
+      </w:r>
+      <w:r>
+        <w:t xml:space="preserve"> </w:t>
+      </w:r>
+      <w:r>
+        <w:t xml:space="preserve">single-use, which is a different guarantee and the one this project pursues.</w:t>
+      </w:r>
+      <w:r>
+        <w:t xml:space="preserve"> </w:t>
+      </w:r>
+      <w:r>
+        <w:t xml:space="preserve">The distinction is in what is being recorded: an attendance mark may</w:t>
+      </w:r>
+      <w:r>
+        <w:t xml:space="preserve"> </w:t>
+      </w:r>
+      <w:r>
+        <w:t xml:space="preserve">legitimately be registered once per person per session, and the fraud is</w:t>
+      </w:r>
+      <w:r>
+        <w:t xml:space="preserve"> </w:t>
+      </w:r>
+      <w:r>
+        <w:t xml:space="preserve">someone registering who is not there, whereas a meal entitlement is consumed,</w:t>
+      </w:r>
+      <w:r>
+        <w:t xml:space="preserve"> </w:t>
+      </w:r>
+      <w:r>
+        <w:t xml:space="preserve">and the fraud is the same person consuming it twice. Binding a scan to a place</w:t>
+      </w:r>
+      <w:r>
+        <w:t xml:space="preserve"> </w:t>
+      </w:r>
+      <w:r>
+        <w:t xml:space="preserve">or a handset does not prevent the second of these, because the attendee is</w:t>
+      </w:r>
+      <w:r>
+        <w:t xml:space="preserve"> </w:t>
+      </w:r>
+      <w:r>
+        <w:t xml:space="preserve">genuinely present and holding their own phone both times.</w:t>
+      </w:r>
+    </w:p>
+    <w:p>
+      <w:pPr>
+        <w:pStyle w:val="BodyText"/>
+      </w:pPr>
+      <w:r>
+        <w:t xml:space="preserve">It is also worth recording what this body of work does not contain. None of</w:t>
+      </w:r>
+      <w:r>
+        <w:t xml:space="preserve"> </w:t>
+      </w:r>
+      <w:r>
+        <w:t xml:space="preserve">[4], [5] or [6] reports a measured comparison against a manual process, and</w:t>
+      </w:r>
+      <w:r>
+        <w:t xml:space="preserve"> </w:t>
+      </w:r>
+      <w:r>
+        <w:t xml:space="preserve">neither does [3]. Section 6.8 therefore has no external figure to set its own</w:t>
+      </w:r>
+      <w:r>
+        <w:t xml:space="preserve"> </w:t>
+      </w:r>
+      <w:r>
+        <w:t xml:space="preserve">against, and says so rather than implying that one exists.</w:t>
+      </w:r>
+    </w:p>
+    <w:p>
+      <w:pPr>
+        <w:pStyle w:val="BodyText"/>
+      </w:pPr>
+      <w:r>
+        <w:t xml:space="preserve">For the redemption transaction itself, Helland [16] provides the canonical</w:t>
       </w:r>
       <w:r>
         <w:t xml:space="preserve"> </w:t>
@@ -4934,7 +5108,7 @@
         <w:pStyle w:val="BodyText"/>
       </w:pPr>
       <w:r>
-        <w:t xml:space="preserve">On the presentation side, Few [4] establishes design principles for</w:t>
+        <w:t xml:space="preserve">On the presentation side, Few [7] establishes design principles for</w:t>
       </w:r>
       <w:r>
         <w:t xml:space="preserve"> </w:t>
@@ -4952,7 +5126,7 @@
         <w:t xml:space="preserve"> </w:t>
       </w:r>
       <w:r>
-        <w:t xml:space="preserve">rather than tables of numbers for trend perception. Nielsen [5] provides the</w:t>
+        <w:t xml:space="preserve">rather than tables of numbers for trend perception. Nielsen [8] provides the</w:t>
       </w:r>
       <w:r>
         <w:t xml:space="preserve"> </w:t>
@@ -5002,7 +5176,7 @@
         <w:t xml:space="preserve"> </w:t>
       </w:r>
       <w:r>
-        <w:t xml:space="preserve">identified by its own registration token [7], and states that a message</w:t>
+        <w:t xml:space="preserve">identified by its own registration token [10], and states that a message</w:t>
       </w:r>
       <w:r>
         <w:t xml:space="preserve"> </w:t>
@@ -5020,7 +5194,7 @@
         <w:t xml:space="preserve"> </w:t>
       </w:r>
       <w:r>
-        <w:t xml:space="preserve">delayed or may not happen at all [8]. Delivery is therefore best-effort rather</w:t>
+        <w:t xml:space="preserve">delayed or may not happen at all [11]. Delivery is therefore best-effort rather</w:t>
       </w:r>
       <w:r>
         <w:t xml:space="preserve"> </w:t>
@@ -5056,13 +5230,13 @@
         <w:t xml:space="preserve"> </w:t>
       </w:r>
       <w:r>
-        <w:t xml:space="preserve">architectural style [9]; endpoint authentication uses bearer tokens as</w:t>
-      </w:r>
-      <w:r>
-        <w:t xml:space="preserve"> </w:t>
-      </w:r>
-      <w:r>
-        <w:t xml:space="preserve">specified in RFC 6750 [10] and implemented by Laravel Sanctum [11], with</w:t>
+        <w:t xml:space="preserve">architectural style [12]; endpoint authentication uses bearer tokens as</w:t>
+      </w:r>
+      <w:r>
+        <w:t xml:space="preserve"> </w:t>
+      </w:r>
+      <w:r>
+        <w:t xml:space="preserve">specified in RFC 6750 [13] and implemented by Laravel Sanctum [14], with</w:t>
       </w:r>
       <w:r>
         <w:t xml:space="preserve"> </w:t>
@@ -5074,7 +5248,7 @@
         <w:t xml:space="preserve"> </w:t>
       </w:r>
       <w:r>
-        <w:t xml:space="preserve">Verification Standard [12]. The client architecture applies the separation</w:t>
+        <w:t xml:space="preserve">Verification Standard [15]. The client architecture applies the separation</w:t>
       </w:r>
       <w:r>
         <w:t xml:space="preserve"> </w:t>
@@ -5086,13 +5260,13 @@
         <w:t xml:space="preserve"> </w:t>
       </w:r>
       <w:r>
-        <w:t xml:space="preserve">Controller pattern [14], realised in Flutter's widget and provider model</w:t>
-      </w:r>
-      <w:r>
-        <w:t xml:space="preserve"> </w:t>
-      </w:r>
-      <w:r>
-        <w:t xml:space="preserve">[16].</w:t>
+        <w:t xml:space="preserve">Controller pattern [17], realised in Flutter's widget and provider model</w:t>
+      </w:r>
+      <w:r>
+        <w:t xml:space="preserve"> </w:t>
+      </w:r>
+      <w:r>
+        <w:t xml:space="preserve">[19].</w:t>
       </w:r>
     </w:p>
     <w:p>
@@ -5169,7 +5343,7 @@
         <w:t xml:space="preserve"> </w:t>
       </w:r>
       <w:r>
-        <w:t xml:space="preserve">mobile application, the CMS v4 Laravel backend exposing a REST API [9], and</w:t>
+        <w:t xml:space="preserve">mobile application, the CMS v4 Laravel backend exposing a REST API [12], and</w:t>
       </w:r>
       <w:r>
         <w:t xml:space="preserve"> </w:t>
@@ -5400,7 +5574,7 @@
         <w:t xml:space="preserve"> </w:t>
       </w:r>
       <w:r>
-        <w:t xml:space="preserve">Model-View-Controller separation [14]: a presentation layer of Flutter</w:t>
+        <w:t xml:space="preserve">Model-View-Controller separation [17]: a presentation layer of Flutter</w:t>
       </w:r>
       <w:r>
         <w:t xml:space="preserve"> </w:t>
@@ -5463,7 +5637,7 @@
         <w:t xml:space="preserve"> </w:t>
       </w:r>
       <w:r>
-        <w:t xml:space="preserve">Every endpoint requires a Sanctum-issued bearer token [10, 11] and returns a</w:t>
+        <w:t xml:space="preserve">Every endpoint requires a Sanctum-issued bearer token [13, 14] and returns a</w:t>
       </w:r>
       <w:r>
         <w:t xml:space="preserve"> </w:t>
@@ -6136,7 +6310,7 @@
         <w:t xml:space="preserve"> </w:t>
       </w:r>
       <w:r>
-        <w:t xml:space="preserve">[13]. The redemption record, including the redeeming device identifier and</w:t>
+        <w:t xml:space="preserve">[16]. The redemption record, including the redeeming device identifier and</w:t>
       </w:r>
       <w:r>
         <w:t xml:space="preserve"> </w:t>
@@ -6382,7 +6556,7 @@
         <w:t xml:space="preserve"> </w:t>
       </w:r>
       <w:r>
-        <w:t xml:space="preserve">produced by component 4.3a. Following Few's single-screen principle [4], the</w:t>
+        <w:t xml:space="preserve">produced by component 4.3a. Following Few's single-screen principle [7], the</w:t>
       </w:r>
       <w:r>
         <w:t xml:space="preserve"> </w:t>
@@ -6450,13 +6624,13 @@
         <w:t xml:space="preserve"> </w:t>
       </w:r>
       <w:r>
-        <w:t xml:space="preserve">to every registered device token [7]. Because FCM delivery is best-effort</w:t>
-      </w:r>
-      <w:r>
-        <w:t xml:space="preserve"> </w:t>
-      </w:r>
-      <w:r>
-        <w:t xml:space="preserve">[8], every notification is simultaneously persisted and served through an</w:t>
+        <w:t xml:space="preserve">to every registered device token [10]. Because FCM delivery is best-effort</w:t>
+      </w:r>
+      <w:r>
+        <w:t xml:space="preserve"> </w:t>
+      </w:r>
+      <w:r>
+        <w:t xml:space="preserve">[11], every notification is simultaneously persisted and served through an</w:t>
       </w:r>
       <w:r>
         <w:t xml:space="preserve"> </w:t>
@@ -6650,7 +6824,7 @@
         <w:t xml:space="preserve"> </w:t>
       </w:r>
       <w:r>
-        <w:t xml:space="preserve">requirements of the Data Protection Act No. 3 of 2021 of Zambia [15].</w:t>
+        <w:t xml:space="preserve">requirements of the Data Protection Act No. 3 of 2021 of Zambia [18].</w:t>
       </w:r>
       <w:r>
         <w:t xml:space="preserve"> </w:t>
@@ -6674,7 +6848,7 @@
         <w:t xml:space="preserve"> </w:t>
       </w:r>
       <w:r>
-        <w:t xml:space="preserve">guidance [12], and evaluation is performed exclusively on synthetically</w:t>
+        <w:t xml:space="preserve">guidance [15], and evaluation is performed exclusively on synthetically</w:t>
       </w:r>
       <w:r>
         <w:t xml:space="preserve"> </w:t>
@@ -9326,7 +9500,7 @@
         <w:t xml:space="preserve"> </w:t>
       </w:r>
       <w:r>
-        <w:t xml:space="preserve">Nielsen's response-time threshold [5]. These figures are taken on a single</w:t>
+        <w:t xml:space="preserve">Nielsen's response-time threshold [8]. These figures are taken on a single</w:t>
       </w:r>
       <w:r>
         <w:t xml:space="preserve"> </w:t>
@@ -9741,7 +9915,7 @@
         <w:t xml:space="preserve"> </w:t>
       </w:r>
       <w:r>
-        <w:t xml:space="preserve">implied to be covered. Because delivery is best-effort by design [8], the</w:t>
+        <w:t xml:space="preserve">implied to be covered. Because delivery is best-effort by design [11], the</w:t>
       </w:r>
       <w:r>
         <w:t xml:space="preserve"> </w:t>
@@ -10526,7 +10700,7 @@
         <w:t xml:space="preserve"> </w:t>
       </w:r>
       <w:r>
-        <w:t xml:space="preserve">compatibility is expected from Flutter's cross-platform model [16] but was</w:t>
+        <w:t xml:space="preserve">compatibility is expected from Flutter's cross-platform model [19] but was</w:t>
       </w:r>
       <w:r>
         <w:t xml:space="preserve"> </w:t>
@@ -10840,6 +11014,133 @@
       </w:r>
       <w:r>
         <w:t xml:space="preserve">, vol. 5, no. 3, pp. 75-79, 2014.</w:t>
+      </w:r>
+    </w:p>
+    <w:p>
+      <w:pPr>
+        <w:pStyle w:val="Compact"/>
+        <w:numPr>
+          <w:ilvl w:val="0"/>
+          <w:numId w:val="1002"/>
+        </w:numPr>
+      </w:pPr>
+      <w:r>
+        <w:t xml:space="preserve">M. Mohammed and K. Zidan, "Enhancing attendance tracking using animated</w:t>
+      </w:r>
+      <w:r>
+        <w:t xml:space="preserve"> </w:t>
+      </w:r>
+      <w:r>
+        <w:t xml:space="preserve">QR codes: a case study,"</w:t>
+      </w:r>
+      <w:r>
+        <w:t xml:space="preserve"> </w:t>
+      </w:r>
+      <w:r>
+        <w:rPr>
+          <w:i/>
+          <w:iCs/>
+        </w:rPr>
+        <w:t xml:space="preserve">Indonesian Journal of Electrical Engineering and</w:t>
+      </w:r>
+      <w:r>
+        <w:rPr>
+          <w:i/>
+          <w:iCs/>
+        </w:rPr>
+        <w:t xml:space="preserve"> </w:t>
+      </w:r>
+      <w:r>
+        <w:rPr>
+          <w:i/>
+          <w:iCs/>
+        </w:rPr>
+        <w:t xml:space="preserve">Computer Science</w:t>
+      </w:r>
+      <w:r>
+        <w:t xml:space="preserve">, vol. 31, no. 3, pp. 1716-1723, 2023.</w:t>
+      </w:r>
+    </w:p>
+    <w:p>
+      <w:pPr>
+        <w:pStyle w:val="Compact"/>
+        <w:numPr>
+          <w:ilvl w:val="0"/>
+          <w:numId w:val="1002"/>
+        </w:numPr>
+      </w:pPr>
+      <w:r>
+        <w:t xml:space="preserve">A. Nwabuwe, B. Sanghera, T. Alade and F. Olajide, "Fraud mitigation in</w:t>
+      </w:r>
+      <w:r>
+        <w:t xml:space="preserve"> </w:t>
+      </w:r>
+      <w:r>
+        <w:t xml:space="preserve">attendance monitoring systems using dynamic QR code, geofencing and IMEI</w:t>
+      </w:r>
+      <w:r>
+        <w:t xml:space="preserve"> </w:t>
+      </w:r>
+      <w:r>
+        <w:t xml:space="preserve">technologies,"</w:t>
+      </w:r>
+      <w:r>
+        <w:t xml:space="preserve"> </w:t>
+      </w:r>
+      <w:r>
+        <w:rPr>
+          <w:i/>
+          <w:iCs/>
+        </w:rPr>
+        <w:t xml:space="preserve">International Journal of Advanced Computer Science and</w:t>
+      </w:r>
+      <w:r>
+        <w:rPr>
+          <w:i/>
+          <w:iCs/>
+        </w:rPr>
+        <w:t xml:space="preserve"> </w:t>
+      </w:r>
+      <w:r>
+        <w:rPr>
+          <w:i/>
+          <w:iCs/>
+        </w:rPr>
+        <w:t xml:space="preserve">Applications</w:t>
+      </w:r>
+      <w:r>
+        <w:t xml:space="preserve">, vol. 14, no. 4, pp. 938-945, 2023.</w:t>
+      </w:r>
+    </w:p>
+    <w:p>
+      <w:pPr>
+        <w:pStyle w:val="Compact"/>
+        <w:numPr>
+          <w:ilvl w:val="0"/>
+          <w:numId w:val="1002"/>
+        </w:numPr>
+      </w:pPr>
+      <w:r>
+        <w:t xml:space="preserve">S. Alsuhibany, "Innovative QR code system for tamper-proof generation and</w:t>
+      </w:r>
+      <w:r>
+        <w:t xml:space="preserve"> </w:t>
+      </w:r>
+      <w:r>
+        <w:t xml:space="preserve">fraud-resistant verification,"</w:t>
+      </w:r>
+      <w:r>
+        <w:t xml:space="preserve"> </w:t>
+      </w:r>
+      <w:r>
+        <w:rPr>
+          <w:i/>
+          <w:iCs/>
+        </w:rPr>
+        <w:t xml:space="preserve">Sensors</w:t>
+      </w:r>
+      <w:r>
+        <w:t xml:space="preserve">, vol. 25, no. 13, art. 3855, 2025.</w:t>
       </w:r>
     </w:p>
     <w:p>
@@ -14878,7 +15179,7 @@
         <w:t xml:space="preserve"> </w:t>
       </w:r>
       <w:r>
-        <w:t xml:space="preserve">dashboard prioritises the small number of measures that drive action [4].</w:t>
+        <w:t xml:space="preserve">dashboard prioritises the small number of measures that drive action [7].</w:t>
       </w:r>
     </w:p>
     <w:p>
@@ -15916,7 +16217,23 @@
               <w:jc w:val="left"/>
             </w:pPr>
             <w:r>
-              <w:t xml:space="preserve">[4] Few, O'Reilly Media, 2006</w:t>
+              <w:t xml:space="preserve">[4] Mohammed and Zidan,</w:t>
+            </w:r>
+            <w:r>
+              <w:t xml:space="preserve"> </w:t>
+            </w:r>
+            <w:r>
+              <w:rPr>
+                <w:i/>
+                <w:iCs/>
+              </w:rPr>
+              <w:t xml:space="preserve">IJEECS</w:t>
+            </w:r>
+            <w:r>
+              <w:t xml:space="preserve"> </w:t>
+            </w:r>
+            <w:r>
+              <w:t xml:space="preserve">31(3), pp. 1716-1723, 2023</w:t>
             </w:r>
           </w:p>
         </w:tc>
@@ -15930,7 +16247,7 @@
               <w:jc w:val="left"/>
             </w:pPr>
             <w:r>
-              <w:t xml:space="preserve">Correct; first edition, publisher and year match</w:t>
+              <w:t xml:space="preserve">Verified in the Crossref record for DOI 10.11591/ijeecs.v31.i3.pp1716-1723; authors, venue, volume, issue and year all match</w:t>
             </w:r>
           </w:p>
         </w:tc>
@@ -15944,7 +16261,7 @@
               <w:jc w:val="left"/>
             </w:pPr>
             <w:r>
-              <w:t xml:space="preserve">Cited for the single-screen dashboard principle, which the book argues</w:t>
+              <w:t xml:space="preserve">Cited for regenerating the code twice a second so a photographed code is stale on re-presentation. The abstract states the method and reports improved accuracy and a positive reception from surveys and record analysis; it gives no figures, and none are attributed to it here</w:t>
             </w:r>
           </w:p>
         </w:tc>
@@ -15960,7 +16277,23 @@
               <w:jc w:val="left"/>
             </w:pPr>
             <w:r>
-              <w:t xml:space="preserve">[5] Nielsen, Morgan Kaufmann, 1993</w:t>
+              <w:t xml:space="preserve">[5] Nwabuwe, Sanghera, Alade and Olajide,</w:t>
+            </w:r>
+            <w:r>
+              <w:t xml:space="preserve"> </w:t>
+            </w:r>
+            <w:r>
+              <w:rPr>
+                <w:i/>
+                <w:iCs/>
+              </w:rPr>
+              <w:t xml:space="preserve">IJACSA</w:t>
+            </w:r>
+            <w:r>
+              <w:t xml:space="preserve"> </w:t>
+            </w:r>
+            <w:r>
+              <w:t xml:space="preserve">14(4), pp. 938-945, 2023</w:t>
             </w:r>
           </w:p>
         </w:tc>
@@ -15974,7 +16307,7 @@
               <w:jc w:val="left"/>
             </w:pPr>
             <w:r>
-              <w:t xml:space="preserve">Correct as a real 1993 edition. The original hardcover was Academic Press; Morgan Kaufmann published the 1993 paperback, which is the form cited</w:t>
+              <w:t xml:space="preserve">Verified in Crossref and against the article PDF, whose running head and page numbers confirm the volume, issue and range</w:t>
             </w:r>
           </w:p>
         </w:tc>
@@ -15988,7 +16321,7 @@
               <w:jc w:val="left"/>
             </w:pPr>
             <w:r>
-              <w:t xml:space="preserve">Cited for the response-time thresholds, which the book sets out</w:t>
+              <w:t xml:space="preserve">Cited for geofencing by encoding the venue polygon in the code, and for IMEI verification against proxy registration. Both appear in the abstract, and the full text states plainly that a generated code "can be easily shared amongst colleagues". Its evaluation is reported qualitatively, so no measured result is attributed to it</w:t>
             </w:r>
           </w:p>
         </w:tc>
@@ -16004,7 +16337,155 @@
               <w:jc w:val="left"/>
             </w:pPr>
             <w:r>
-              <w:t xml:space="preserve">[6] Firebase Cloud Messaging documentation, landing page</w:t>
+              <w:t xml:space="preserve">[6] Alsuhibany,</w:t>
+            </w:r>
+            <w:r>
+              <w:t xml:space="preserve"> </w:t>
+            </w:r>
+            <w:r>
+              <w:rPr>
+                <w:i/>
+                <w:iCs/>
+              </w:rPr>
+              <w:t xml:space="preserve">Sensors</w:t>
+            </w:r>
+            <w:r>
+              <w:t xml:space="preserve"> </w:t>
+            </w:r>
+            <w:r>
+              <w:t xml:space="preserve">25(13), art. 3855, 2025</w:t>
+            </w:r>
+          </w:p>
+        </w:tc>
+        <w:tc>
+          <w:tcPr>
+            <w:tcW w:type="dxa" w:w="1950"/>
+          </w:tcPr>
+          <w:p>
+            <w:pPr>
+              <w:pStyle w:val="Compact"/>
+              <w:jc w:val="left"/>
+            </w:pPr>
+            <w:r>
+              <w:t xml:space="preserve">Verified in the Crossref record for DOI 10.3390/s25133855</w:t>
+            </w:r>
+          </w:p>
+        </w:tc>
+        <w:tc>
+          <w:tcPr>
+            <w:tcW w:type="dxa" w:w="5330"/>
+          </w:tcPr>
+          <w:p>
+            <w:pPr>
+              <w:pStyle w:val="Compact"/>
+              <w:jc w:val="left"/>
+            </w:pPr>
+            <w:r>
+              <w:t xml:space="preserve">Cited for watermarking a QR symbol so tampering can be detected, evaluated on 5,000 samples. The abstract reports high accuracy without a single headline figure, and none is invented here</w:t>
+            </w:r>
+          </w:p>
+        </w:tc>
+      </w:tr>
+      <w:tr>
+        <w:tc>
+          <w:tcPr>
+            <w:tcW w:type="dxa" w:w="2080"/>
+          </w:tcPr>
+          <w:p>
+            <w:pPr>
+              <w:pStyle w:val="Compact"/>
+              <w:jc w:val="left"/>
+            </w:pPr>
+            <w:r>
+              <w:t xml:space="preserve">[7] Few, O'Reilly Media, 2006</w:t>
+            </w:r>
+          </w:p>
+        </w:tc>
+        <w:tc>
+          <w:tcPr>
+            <w:tcW w:type="dxa" w:w="1950"/>
+          </w:tcPr>
+          <w:p>
+            <w:pPr>
+              <w:pStyle w:val="Compact"/>
+              <w:jc w:val="left"/>
+            </w:pPr>
+            <w:r>
+              <w:t xml:space="preserve">Correct; first edition, publisher and year match</w:t>
+            </w:r>
+          </w:p>
+        </w:tc>
+        <w:tc>
+          <w:tcPr>
+            <w:tcW w:type="dxa" w:w="5330"/>
+          </w:tcPr>
+          <w:p>
+            <w:pPr>
+              <w:pStyle w:val="Compact"/>
+              <w:jc w:val="left"/>
+            </w:pPr>
+            <w:r>
+              <w:t xml:space="preserve">Cited for the single-screen dashboard principle, which the book argues</w:t>
+            </w:r>
+          </w:p>
+        </w:tc>
+      </w:tr>
+      <w:tr>
+        <w:tc>
+          <w:tcPr>
+            <w:tcW w:type="dxa" w:w="2080"/>
+          </w:tcPr>
+          <w:p>
+            <w:pPr>
+              <w:pStyle w:val="Compact"/>
+              <w:jc w:val="left"/>
+            </w:pPr>
+            <w:r>
+              <w:t xml:space="preserve">[8] Nielsen, Morgan Kaufmann, 1993</w:t>
+            </w:r>
+          </w:p>
+        </w:tc>
+        <w:tc>
+          <w:tcPr>
+            <w:tcW w:type="dxa" w:w="1950"/>
+          </w:tcPr>
+          <w:p>
+            <w:pPr>
+              <w:pStyle w:val="Compact"/>
+              <w:jc w:val="left"/>
+            </w:pPr>
+            <w:r>
+              <w:t xml:space="preserve">Correct as a real 1993 edition. The original hardcover was Academic Press; Morgan Kaufmann published the 1993 paperback, which is the form cited</w:t>
+            </w:r>
+          </w:p>
+        </w:tc>
+        <w:tc>
+          <w:tcPr>
+            <w:tcW w:type="dxa" w:w="5330"/>
+          </w:tcPr>
+          <w:p>
+            <w:pPr>
+              <w:pStyle w:val="Compact"/>
+              <w:jc w:val="left"/>
+            </w:pPr>
+            <w:r>
+              <w:t xml:space="preserve">Cited for the response-time thresholds, which the book sets out</w:t>
+            </w:r>
+          </w:p>
+        </w:tc>
+      </w:tr>
+      <w:tr>
+        <w:tc>
+          <w:tcPr>
+            <w:tcW w:type="dxa" w:w="2080"/>
+          </w:tcPr>
+          <w:p>
+            <w:pPr>
+              <w:pStyle w:val="Compact"/>
+              <w:jc w:val="left"/>
+            </w:pPr>
+            <w:r>
+              <w:t xml:space="preserve">[9] Firebase Cloud Messaging documentation, landing page</w:t>
             </w:r>
           </w:p>
         </w:tc>
@@ -16058,7 +16539,7 @@
               <w:jc w:val="left"/>
             </w:pPr>
             <w:r>
-              <w:t xml:space="preserve">[7] Google, "FCM architectural overview"</w:t>
+              <w:t xml:space="preserve">[10] Google, "FCM architectural overview"</w:t>
             </w:r>
           </w:p>
         </w:tc>
@@ -16112,7 +16593,7 @@
               <w:jc w:val="left"/>
             </w:pPr>
             <w:r>
-              <w:t xml:space="preserve">[8] Google, "Understanding message delivery"</w:t>
+              <w:t xml:space="preserve">[11] Google, "Understanding message delivery"</w:t>
             </w:r>
           </w:p>
         </w:tc>
@@ -16166,7 +16647,7 @@
               <w:jc w:val="left"/>
             </w:pPr>
             <w:r>
-              <w:t xml:space="preserve">[9] Fielding, PhD dissertation, UC Irvine, 2000</w:t>
+              <w:t xml:space="preserve">[12] Fielding, PhD dissertation, UC Irvine, 2000</w:t>
             </w:r>
           </w:p>
         </w:tc>
@@ -16210,7 +16691,7 @@
               <w:jc w:val="left"/>
             </w:pPr>
             <w:r>
-              <w:t xml:space="preserve">[10] RFC 6750, Jones and Hardt, Oct. 2012</w:t>
+              <w:t xml:space="preserve">[13] RFC 6750, Jones and Hardt, Oct. 2012</w:t>
             </w:r>
           </w:p>
         </w:tc>
@@ -16254,7 +16735,7 @@
               <w:jc w:val="left"/>
             </w:pPr>
             <w:r>
-              <w:t xml:space="preserve">[11] Laravel Sanctum documentation</w:t>
+              <w:t xml:space="preserve">[14] Laravel Sanctum documentation</w:t>
             </w:r>
           </w:p>
         </w:tc>
@@ -16298,7 +16779,7 @@
               <w:jc w:val="left"/>
             </w:pPr>
             <w:r>
-              <w:t xml:space="preserve">[12] OWASP MASVS v2.0, 2023</w:t>
+              <w:t xml:space="preserve">[15] OWASP MASVS v2.0, 2023</w:t>
             </w:r>
           </w:p>
         </w:tc>
@@ -16342,7 +16823,7 @@
               <w:jc w:val="left"/>
             </w:pPr>
             <w:r>
-              <w:t xml:space="preserve">[13] Helland,</w:t>
+              <w:t xml:space="preserve">[16] Helland,</w:t>
             </w:r>
             <w:r>
               <w:t xml:space="preserve"> </w:t>
@@ -16402,7 +16883,7 @@
               <w:jc w:val="left"/>
             </w:pPr>
             <w:r>
-              <w:t xml:space="preserve">[14] Krasner and Pope,</w:t>
+              <w:t xml:space="preserve">[17] Krasner and Pope,</w:t>
             </w:r>
             <w:r>
               <w:t xml:space="preserve"> </w:t>
@@ -16462,7 +16943,7 @@
               <w:jc w:val="left"/>
             </w:pPr>
             <w:r>
-              <w:t xml:space="preserve">[15] Data Protection Act No. 3 of 2021, Zambia</w:t>
+              <w:t xml:space="preserve">[18] Data Protection Act No. 3 of 2021, Zambia</w:t>
             </w:r>
           </w:p>
         </w:tc>
@@ -16506,7 +16987,7 @@
               <w:jc w:val="left"/>
             </w:pPr>
             <w:r>
-              <w:t xml:space="preserve">[16] Flutter documentation</w:t>
+              <w:t xml:space="preserve">[19] Flutter documentation</w:t>
             </w:r>
           </w:p>
         </w:tc>
@@ -16612,31 +17093,43 @@
         <w:pStyle w:val="BodyText"/>
       </w:pPr>
       <w:r>
-        <w:t xml:space="preserve">One outstanding item follows from this check and is stated rather than quietly</w:t>
-      </w:r>
-      <w:r>
-        <w:t xml:space="preserve"> </w:t>
-      </w:r>
-      <w:r>
-        <w:t xml:space="preserve">left: the related-work base still needs the recent event-technology literature</w:t>
-      </w:r>
-      <w:r>
-        <w:t xml:space="preserve"> </w:t>
-      </w:r>
-      <w:r>
-        <w:t xml:space="preserve">that Section 2 does not yet cover. The Firebase citation, which this check</w:t>
-      </w:r>
-      <w:r>
-        <w:t xml:space="preserve"> </w:t>
-      </w:r>
-      <w:r>
-        <w:t xml:space="preserve">first recorded as pointing at the documentation root rather than at the pages</w:t>
-      </w:r>
-      <w:r>
-        <w:t xml:space="preserve"> </w:t>
-      </w:r>
-      <w:r>
-        <w:t xml:space="preserve">carrying the claims, has since been split into [6], [7] and [8] above.</w:t>
+        <w:t xml:space="preserve">Both items this check first recorded as outstanding have since been closed.</w:t>
+      </w:r>
+      <w:r>
+        <w:t xml:space="preserve"> </w:t>
+      </w:r>
+      <w:r>
+        <w:t xml:space="preserve">The Firebase citation, which pointed at the documentation root rather than at</w:t>
+      </w:r>
+      <w:r>
+        <w:t xml:space="preserve"> </w:t>
+      </w:r>
+      <w:r>
+        <w:t xml:space="preserve">the pages carrying the claims, was split into [9], [10] and [11]. The recent</w:t>
+      </w:r>
+      <w:r>
+        <w:t xml:space="preserve"> </w:t>
+      </w:r>
+      <w:r>
+        <w:t xml:space="preserve">event-technology literature Section 2 lacked has been added as [4], [5] and</w:t>
+      </w:r>
+      <w:r>
+        <w:t xml:space="preserve"> </w:t>
+      </w:r>
+      <w:r>
+        <w:t xml:space="preserve">[6]: each was located through Crossref, verified against its own record, and</w:t>
+      </w:r>
+      <w:r>
+        <w:t xml:space="preserve"> </w:t>
+      </w:r>
+      <w:r>
+        <w:t xml:space="preserve">read before being cited, and what each is cited for is recorded above</w:t>
+      </w:r>
+      <w:r>
+        <w:t xml:space="preserve"> </w:t>
+      </w:r>
+      <w:r>
+        <w:t xml:space="preserve">alongside what it does not support.</w:t>
       </w:r>
     </w:p>
     <w:bookmarkEnd w:id="95"/>

--- a/docs/deliverables/ConferenceCheck Final Report.docx
+++ b/docs/deliverables/ConferenceCheck Final Report.docx
@@ -537,7 +537,7 @@
               <w:jc w:val="left"/>
             </w:pPr>
             <w:r>
-              <w:t xml:space="preserve">6</w:t>
+              <w:t xml:space="preserve">5</w:t>
             </w:r>
           </w:p>
         </w:tc>
@@ -713,7 +713,7 @@
               <w:jc w:val="left"/>
             </w:pPr>
             <w:r>
-              <w:t xml:space="preserve">7</w:t>
+              <w:t xml:space="preserve">6</w:t>
             </w:r>
           </w:p>
         </w:tc>
@@ -809,7 +809,7 @@
               <w:jc w:val="left"/>
             </w:pPr>
             <w:r>
-              <w:t xml:space="preserve">10</w:t>
+              <w:t xml:space="preserve">9</w:t>
             </w:r>
           </w:p>
         </w:tc>
@@ -853,7 +853,7 @@
               <w:jc w:val="left"/>
             </w:pPr>
             <w:r>
-              <w:t xml:space="preserve">10</w:t>
+              <w:t xml:space="preserve">9</w:t>
             </w:r>
           </w:p>
         </w:tc>
@@ -897,7 +897,7 @@
               <w:jc w:val="left"/>
             </w:pPr>
             <w:r>
-              <w:t xml:space="preserve">11</w:t>
+              <w:t xml:space="preserve">10</w:t>
             </w:r>
           </w:p>
         </w:tc>
@@ -985,7 +985,7 @@
               <w:jc w:val="left"/>
             </w:pPr>
             <w:r>
-              <w:t xml:space="preserve">12</w:t>
+              <w:t xml:space="preserve">11</w:t>
             </w:r>
           </w:p>
         </w:tc>
@@ -1657,7 +1657,7 @@
               <w:jc w:val="left"/>
             </w:pPr>
             <w:r>
-              <w:t xml:space="preserve">19</w:t>
+              <w:t xml:space="preserve">20</w:t>
             </w:r>
           </w:p>
         </w:tc>
@@ -1789,7 +1789,7 @@
               <w:jc w:val="left"/>
             </w:pPr>
             <w:r>
-              <w:t xml:space="preserve">20</w:t>
+              <w:t xml:space="preserve">21</w:t>
             </w:r>
           </w:p>
         </w:tc>
@@ -1877,7 +1877,7 @@
               <w:jc w:val="left"/>
             </w:pPr>
             <w:r>
-              <w:t xml:space="preserve">21</w:t>
+              <w:t xml:space="preserve">22</w:t>
             </w:r>
           </w:p>
         </w:tc>
@@ -2062,7 +2062,7 @@
               <w:jc w:val="left"/>
             </w:pPr>
             <w:r>
-              <w:t xml:space="preserve">25</w:t>
+              <w:t xml:space="preserve">26</w:t>
             </w:r>
           </w:p>
         </w:tc>
@@ -2140,7 +2140,7 @@
               <w:jc w:val="left"/>
             </w:pPr>
             <w:r>
-              <w:t xml:space="preserve">Purpose and scope</w:t>
+              <w:t xml:space="preserve">Tool and scope</w:t>
             </w:r>
           </w:p>
         </w:tc>
@@ -2184,7 +2184,7 @@
               <w:jc w:val="left"/>
             </w:pPr>
             <w:r>
-              <w:t xml:space="preserve">Before the supervisor's comments (to 30 September 2026)</w:t>
+              <w:t xml:space="preserve">To 30 September 2026</w:t>
             </w:r>
           </w:p>
         </w:tc>
@@ -2228,7 +2228,7 @@
               <w:jc w:val="left"/>
             </w:pPr>
             <w:r>
-              <w:t xml:space="preserve">After the supervisor's comments (7 to 10 October 2026)</w:t>
+              <w:t xml:space="preserve">From 7 October 2026</w:t>
             </w:r>
           </w:p>
         </w:tc>
@@ -2272,7 +2272,7 @@
               <w:jc w:val="left"/>
             </w:pPr>
             <w:r>
-              <w:t xml:space="preserve">Validation of AI-assisted output</w:t>
+              <w:t xml:space="preserve">How the output was checked</w:t>
             </w:r>
           </w:p>
         </w:tc>
@@ -2316,7 +2316,7 @@
               <w:jc w:val="left"/>
             </w:pPr>
             <w:r>
-              <w:t xml:space="preserve">Honest statement of disclosure limitations</w:t>
+              <w:t xml:space="preserve">Gap in the record</w:t>
             </w:r>
           </w:p>
         </w:tc>
@@ -2426,7 +2426,7 @@
               <w:jc w:val="left"/>
             </w:pPr>
             <w:r>
-              <w:t xml:space="preserve">29</w:t>
+              <w:t xml:space="preserve">30</w:t>
             </w:r>
           </w:p>
         </w:tc>
@@ -2566,7 +2566,7 @@
               <w:jc w:val="left"/>
             </w:pPr>
             <w:r>
-              <w:t xml:space="preserve">42</w:t>
+              <w:t xml:space="preserve">44</w:t>
             </w:r>
           </w:p>
         </w:tc>
@@ -2614,7 +2614,7 @@
               <w:jc w:val="left"/>
             </w:pPr>
             <w:r>
-              <w:t xml:space="preserve">43</w:t>
+              <w:t xml:space="preserve">45</w:t>
             </w:r>
           </w:p>
         </w:tc>
@@ -2756,7 +2756,7 @@
               <w:jc w:val="left"/>
             </w:pPr>
             <w:r>
-              <w:t xml:space="preserve">11</w:t>
+              <w:t xml:space="preserve">10</w:t>
             </w:r>
           </w:p>
         </w:tc>
@@ -3046,7 +3046,7 @@
               <w:jc w:val="left"/>
             </w:pPr>
             <w:r>
-              <w:t xml:space="preserve">20</w:t>
+              <w:t xml:space="preserve">21</w:t>
             </w:r>
           </w:p>
         </w:tc>
@@ -3104,7 +3104,7 @@
               <w:jc w:val="left"/>
             </w:pPr>
             <w:r>
-              <w:t xml:space="preserve">24</w:t>
+              <w:t xml:space="preserve">25</w:t>
             </w:r>
           </w:p>
         </w:tc>
@@ -3162,7 +3162,7 @@
               <w:jc w:val="left"/>
             </w:pPr>
             <w:r>
-              <w:t xml:space="preserve">28</w:t>
+              <w:t xml:space="preserve">29</w:t>
             </w:r>
           </w:p>
         </w:tc>
@@ -3229,7 +3229,7 @@
               <w:jc w:val="left"/>
             </w:pPr>
             <w:r>
-              <w:t xml:space="preserve">29</w:t>
+              <w:t xml:space="preserve">30</w:t>
             </w:r>
           </w:p>
         </w:tc>
@@ -3287,7 +3287,7 @@
               <w:jc w:val="left"/>
             </w:pPr>
             <w:r>
-              <w:t xml:space="preserve">43</w:t>
+              <w:t xml:space="preserve">45</w:t>
             </w:r>
           </w:p>
         </w:tc>
@@ -3429,7 +3429,7 @@
               <w:jc w:val="left"/>
             </w:pPr>
             <w:r>
-              <w:t xml:space="preserve">10</w:t>
+              <w:t xml:space="preserve">9</w:t>
             </w:r>
           </w:p>
         </w:tc>
@@ -3487,7 +3487,7 @@
               <w:jc w:val="left"/>
             </w:pPr>
             <w:r>
-              <w:t xml:space="preserve">34</w:t>
+              <w:t xml:space="preserve">35</w:t>
             </w:r>
           </w:p>
         </w:tc>
@@ -3545,7 +3545,7 @@
               <w:jc w:val="left"/>
             </w:pPr>
             <w:r>
-              <w:t xml:space="preserve">35</w:t>
+              <w:t xml:space="preserve">36</w:t>
             </w:r>
           </w:p>
         </w:tc>
@@ -3603,7 +3603,7 @@
               <w:jc w:val="left"/>
             </w:pPr>
             <w:r>
-              <w:t xml:space="preserve">36</w:t>
+              <w:t xml:space="preserve">37</w:t>
             </w:r>
           </w:p>
         </w:tc>
@@ -3661,7 +3661,7 @@
               <w:jc w:val="left"/>
             </w:pPr>
             <w:r>
-              <w:t xml:space="preserve">37</w:t>
+              <w:t xml:space="preserve">38</w:t>
             </w:r>
           </w:p>
         </w:tc>
@@ -3691,7 +3691,7 @@
               <w:jc w:val="left"/>
             </w:pPr>
             <w:r>
-              <w:t xml:space="preserve">Attendee pass with a server-issued token</w:t>
+              <w:t xml:space="preserve">Attendee check-in and session pass (not a meal voucher)</w:t>
             </w:r>
           </w:p>
         </w:tc>
@@ -3719,7 +3719,7 @@
               <w:jc w:val="left"/>
             </w:pPr>
             <w:r>
-              <w:t xml:space="preserve">38</w:t>
+              <w:t xml:space="preserve">39</w:t>
             </w:r>
           </w:p>
         </w:tc>
@@ -3749,7 +3749,7 @@
               <w:jc w:val="left"/>
             </w:pPr>
             <w:r>
-              <w:t xml:space="preserve">Meal categories and the per-device redemption trail</w:t>
+              <w:t xml:space="preserve">The attendee's meal vouchers in the app</w:t>
             </w:r>
           </w:p>
         </w:tc>
@@ -3777,7 +3777,7 @@
               <w:jc w:val="left"/>
             </w:pPr>
             <w:r>
-              <w:t xml:space="preserve">39</w:t>
+              <w:t xml:space="preserve">40</w:t>
             </w:r>
           </w:p>
         </w:tc>
@@ -3807,7 +3807,7 @@
               <w:jc w:val="left"/>
             </w:pPr>
             <w:r>
-              <w:t xml:space="preserve">Scanner accepting a voucher</w:t>
+              <w:t xml:space="preserve">Meal categories and the per-device redemption trail</w:t>
             </w:r>
           </w:p>
         </w:tc>
@@ -3835,7 +3835,7 @@
               <w:jc w:val="left"/>
             </w:pPr>
             <w:r>
-              <w:t xml:space="preserve">40</w:t>
+              <w:t xml:space="preserve">41</w:t>
             </w:r>
           </w:p>
         </w:tc>
@@ -3865,7 +3865,7 @@
               <w:jc w:val="left"/>
             </w:pPr>
             <w:r>
-              <w:t xml:space="preserve">The same voucher refused on a second attempt</w:t>
+              <w:t xml:space="preserve">Scanner accepting the voucher from Figure 7</w:t>
             </w:r>
           </w:p>
         </w:tc>
@@ -3893,7 +3893,7 @@
               <w:jc w:val="left"/>
             </w:pPr>
             <w:r>
-              <w:t xml:space="preserve">41</w:t>
+              <w:t xml:space="preserve">42</w:t>
             </w:r>
           </w:p>
         </w:tc>
@@ -3923,6 +3923,64 @@
               <w:jc w:val="left"/>
             </w:pPr>
             <w:r>
+              <w:t xml:space="preserve">The same voucher refused on a second attempt</w:t>
+            </w:r>
+          </w:p>
+        </w:tc>
+        <w:tc>
+          <w:tcPr>
+            <w:tcW w:type="dxa" w:w="1170"/>
+          </w:tcPr>
+          <w:p>
+            <w:pPr>
+              <w:pStyle w:val="Compact"/>
+              <w:jc w:val="left"/>
+            </w:pPr>
+            <w:r>
+              <w:t xml:space="preserve">E</w:t>
+            </w:r>
+          </w:p>
+        </w:tc>
+        <w:tc>
+          <w:tcPr>
+            <w:tcW w:type="dxa" w:w="780"/>
+          </w:tcPr>
+          <w:p>
+            <w:pPr>
+              <w:pStyle w:val="Compact"/>
+              <w:jc w:val="left"/>
+            </w:pPr>
+            <w:r>
+              <w:t xml:space="preserve">43</w:t>
+            </w:r>
+          </w:p>
+        </w:tc>
+      </w:tr>
+      <w:tr>
+        <w:tc>
+          <w:tcPr>
+            <w:tcW w:type="dxa" w:w="1040"/>
+          </w:tcPr>
+          <w:p>
+            <w:pPr>
+              <w:pStyle w:val="Compact"/>
+              <w:jc w:val="left"/>
+            </w:pPr>
+            <w:r>
+              <w:t xml:space="preserve">11</w:t>
+            </w:r>
+          </w:p>
+        </w:tc>
+        <w:tc>
+          <w:tcPr>
+            <w:tcW w:type="dxa" w:w="6370"/>
+          </w:tcPr>
+          <w:p>
+            <w:pPr>
+              <w:pStyle w:val="Compact"/>
+              <w:jc w:val="left"/>
+            </w:pPr>
+            <w:r>
               <w:t xml:space="preserve">Report exports available to an organiser</w:t>
             </w:r>
           </w:p>
@@ -3951,7 +4009,7 @@
               <w:jc w:val="left"/>
             </w:pPr>
             <w:r>
-              <w:t xml:space="preserve">42</w:t>
+              <w:t xml:space="preserve">44</w:t>
             </w:r>
           </w:p>
         </w:tc>
@@ -3972,265 +4030,157 @@
         <w:pStyle w:val="FirstParagraph"/>
       </w:pPr>
       <w:r>
-        <w:t xml:space="preserve">On-site conference operations, meal service, session seating and attendee</w:t>
-      </w:r>
-      <w:r>
-        <w:t xml:space="preserve"> </w:t>
-      </w:r>
-      <w:r>
-        <w:t xml:space="preserve">communication, are still widely managed with paper registers and printed</w:t>
-      </w:r>
-      <w:r>
-        <w:t xml:space="preserve"> </w:t>
-      </w:r>
-      <w:r>
-        <w:t xml:space="preserve">vouchers, processes that scale poorly and are vulnerable to</w:t>
-      </w:r>
-      <w:r>
-        <w:t xml:space="preserve"> </w:t>
-      </w:r>
-      <w:r>
-        <w:t xml:space="preserve">duplicate-collection fraud. This report presents the design, implementation</w:t>
-      </w:r>
-      <w:r>
-        <w:t xml:space="preserve"> </w:t>
-      </w:r>
-      <w:r>
-        <w:t xml:space="preserve">and evaluation of ConferenceCheck Mobile: Analytics, Meals and Notifications,</w:t>
-      </w:r>
-      <w:r>
-        <w:t xml:space="preserve"> </w:t>
-      </w:r>
-      <w:r>
-        <w:t xml:space="preserve">component 4.3b of a two-part conference management companion application</w:t>
-      </w:r>
-      <w:r>
-        <w:t xml:space="preserve"> </w:t>
-      </w:r>
-      <w:r>
-        <w:t xml:space="preserve">whose sibling component, 4.3a, delivers attendee check-in capture and</w:t>
-      </w:r>
-      <w:r>
-        <w:t xml:space="preserve"> </w:t>
-      </w:r>
-      <w:r>
-        <w:t xml:space="preserve">offline synchronisation separately. This project consumes check-in data</w:t>
-      </w:r>
-      <w:r>
-        <w:t xml:space="preserve"> </w:t>
-      </w:r>
-      <w:r>
-        <w:t xml:space="preserve">through the REST API contract agreed with 4.3a, with a minimal check-in stub</w:t>
-      </w:r>
-      <w:r>
-        <w:t xml:space="preserve"> </w:t>
-      </w:r>
-      <w:r>
-        <w:t xml:space="preserve">standing in for 4.3a during development, and contributes four capabilities that</w:t>
-      </w:r>
-      <w:r>
-        <w:t xml:space="preserve"> </w:t>
-      </w:r>
-      <w:r>
-        <w:t xml:space="preserve">carry equal weight in its evaluation: a QR-code based meal voucher protocol</w:t>
-      </w:r>
-      <w:r>
-        <w:t xml:space="preserve"> </w:t>
-      </w:r>
-      <w:r>
-        <w:t xml:space="preserve">in which single-use redemption is enforced in the database, by a row lock</w:t>
-      </w:r>
-      <w:r>
-        <w:t xml:space="preserve"> </w:t>
-      </w:r>
-      <w:r>
-        <w:t xml:space="preserve">and a per-voucher uniqueness constraint on an append-only redemption</w:t>
-      </w:r>
-      <w:r>
-        <w:t xml:space="preserve"> </w:t>
-      </w:r>
-      <w:r>
-        <w:t xml:space="preserve">relation, either of which alone prevents a second redemption; a</w:t>
-      </w:r>
-      <w:r>
-        <w:t xml:space="preserve"> </w:t>
-      </w:r>
-      <w:r>
-        <w:t xml:space="preserve">near-real-time analytics dashboard refreshed every 30 seconds; session attendance tracking with configurable capacity</w:t>
-      </w:r>
-      <w:r>
-        <w:t xml:space="preserve"> </w:t>
-      </w:r>
-      <w:r>
-        <w:t xml:space="preserve">thresholds and automatic overcrowding alerts; and dual-channel attendee</w:t>
-      </w:r>
-      <w:r>
-        <w:t xml:space="preserve"> </w:t>
-      </w:r>
-      <w:r>
-        <w:t xml:space="preserve">notifications, combining Firebase Cloud Messaging push with an authenticated</w:t>
-      </w:r>
-      <w:r>
-        <w:t xml:space="preserve"> </w:t>
-      </w:r>
-      <w:r>
-        <w:t xml:space="preserve">in-app feed carrying per-recipient delivery records. An offline scan queue,</w:t>
-      </w:r>
-      <w:r>
-        <w:t xml:space="preserve"> </w:t>
-      </w:r>
-      <w:r>
-        <w:t xml:space="preserve">whose safe replay follows from the server's idempotent scan semantics and</w:t>
-      </w:r>
-      <w:r>
-        <w:t xml:space="preserve"> </w:t>
-      </w:r>
-      <w:r>
-        <w:t xml:space="preserve">which keeps any scan the server has not definitively answered, extends the</w:t>
-      </w:r>
-      <w:r>
-        <w:t xml:space="preserve"> </w:t>
-      </w:r>
-      <w:r>
-        <w:t xml:space="preserve">design to intermittent venue connectivity. The system was</w:t>
-      </w:r>
-      <w:r>
-        <w:t xml:space="preserve"> </w:t>
-      </w:r>
-      <w:r>
-        <w:t xml:space="preserve">evaluated against a seeded 500-attendee event with three meal categories and a</w:t>
-      </w:r>
-      <w:r>
-        <w:t xml:space="preserve"> </w:t>
-      </w:r>
-      <w:r>
-        <w:t xml:space="preserve">voucher per attendee per category, ten sessions and scripted concurrent-fraud</w:t>
-      </w:r>
-      <w:r>
-        <w:t xml:space="preserve"> </w:t>
-      </w:r>
-      <w:r>
-        <w:t xml:space="preserve">scenarios, driven through the live API rather than through unit-level mocks.</w:t>
-      </w:r>
-      <w:r>
-        <w:t xml:space="preserve"> </w:t>
-      </w:r>
-      <w:r>
-        <w:t xml:space="preserve">Not every criterion in the proposal's Table 3 was met, and Table 2 of this</w:t>
-      </w:r>
-      <w:r>
-        <w:t xml:space="preserve"> </w:t>
-      </w:r>
-      <w:r>
-        <w:t xml:space="preserve">report gives the status of each. Duplicate redemption was refused in 100 of 100 sequential</w:t>
-      </w:r>
-      <w:r>
-        <w:t xml:space="preserve"> </w:t>
-      </w:r>
-      <w:r>
-        <w:t xml:space="preserve">re-scans. In a concurrency experiment on PostgreSQL behind five server</w:t>
-      </w:r>
-      <w:r>
-        <w:t xml:space="preserve"> </w:t>
-      </w:r>
-      <w:r>
-        <w:t xml:space="preserve">processes, every one of 50 five-way races produced exactly one redemption</w:t>
-      </w:r>
-      <w:r>
-        <w:t xml:space="preserve"> </w:t>
-      </w:r>
-      <w:r>
-        <w:t xml:space="preserve">whenever the row lock or the unique constraint was in place, while a plain</w:t>
-      </w:r>
-      <w:r>
-        <w:t xml:space="preserve"> </w:t>
-      </w:r>
-      <w:r>
-        <w:t xml:space="preserve">check-then-insert with both removed redeemed 48 of 50 vouchers more than once.</w:t>
-      </w:r>
-      <w:r>
-        <w:t xml:space="preserve"> </w:t>
-      </w:r>
-      <w:r>
-        <w:t xml:space="preserve">All three categories were redeemable independently for each of twenty</w:t>
-      </w:r>
-      <w:r>
-        <w:t xml:space="preserve"> </w:t>
-      </w:r>
-      <w:r>
-        <w:t xml:space="preserve">attendees. Median voucher-scan latency was 145.3 ms (95th percentile</w:t>
-      </w:r>
-      <w:r>
-        <w:t xml:space="preserve"> </w:t>
-      </w:r>
-      <w:r>
-        <w:t xml:space="preserve">261.0 ms), measured over loopback. Twenty check-ins injected at random</w:t>
-      </w:r>
-      <w:r>
-        <w:t xml:space="preserve"> </w:t>
-      </w:r>
-      <w:r>
-        <w:t xml:space="preserve">moments appeared on the dashboard after a median of 18.1 s and at most</w:t>
-      </w:r>
-      <w:r>
-        <w:t xml:space="preserve"> </w:t>
-      </w:r>
-      <w:r>
-        <w:t xml:space="preserve">28.5 s. All four CSV exports matched direct SQL queries on row counts and</w:t>
-      </w:r>
-      <w:r>
-        <w:t xml:space="preserve"> </w:t>
-      </w:r>
-      <w:r>
-        <w:t xml:space="preserve">totals. Capacity alerting was shown working but not timed, push delivery</w:t>
-      </w:r>
-      <w:r>
-        <w:t xml:space="preserve"> </w:t>
-      </w:r>
-      <w:r>
-        <w:t xml:space="preserve">across a fleet of devices was not measured, and a live, human-staffed manual</w:t>
-      </w:r>
-      <w:r>
-        <w:t xml:space="preserve"> </w:t>
-      </w:r>
-      <w:r>
-        <w:t xml:space="preserve">baseline was not run; these are stated as gaps rather than approximated with</w:t>
-      </w:r>
-      <w:r>
-        <w:t xml:space="preserve"> </w:t>
-      </w:r>
-      <w:r>
-        <w:t xml:space="preserve">fabricated figures, and the qualitative argument for the baseline rests on</w:t>
-      </w:r>
-      <w:r>
-        <w:t xml:space="preserve"> </w:t>
-      </w:r>
-      <w:r>
-        <w:t xml:space="preserve">the system's measured 145 ms scan-to-decision time and the fact that a paper</w:t>
-      </w:r>
-      <w:r>
-        <w:t xml:space="preserve"> </w:t>
-      </w:r>
-      <w:r>
-        <w:t xml:space="preserve">voucher has no server-side check to fail. The results indicate that a row lock and a</w:t>
-      </w:r>
-      <w:r>
-        <w:t xml:space="preserve"> </w:t>
-      </w:r>
-      <w:r>
-        <w:t xml:space="preserve">unique constraint each prevent double redemption under real parallel load,</w:t>
-      </w:r>
-      <w:r>
-        <w:t xml:space="preserve"> </w:t>
-      </w:r>
-      <w:r>
-        <w:t xml:space="preserve">where a plain check-then-insert does not, while keeping scan-point latency</w:t>
-      </w:r>
-      <w:r>
-        <w:t xml:space="preserve"> </w:t>
-      </w:r>
-      <w:r>
-        <w:t xml:space="preserve">well within interactive bounds.</w:t>
+        <w:t xml:space="preserve">Conference meal service is still often run on paper vouchers, which can be</w:t>
+      </w:r>
+      <w:r>
+        <w:t xml:space="preserve"> </w:t>
+      </w:r>
+      <w:r>
+        <w:t xml:space="preserve">photographed, copied or presented twice. This report presents ConferenceCheck</w:t>
+      </w:r>
+      <w:r>
+        <w:t xml:space="preserve"> </w:t>
+      </w:r>
+      <w:r>
+        <w:t xml:space="preserve">Mobile: Analytics, Meals and Notifications, component 4.3b of a two-part</w:t>
+      </w:r>
+      <w:r>
+        <w:t xml:space="preserve"> </w:t>
+      </w:r>
+      <w:r>
+        <w:t xml:space="preserve">conference application whose sibling, 4.3a, handles check-in. It contributes a</w:t>
+      </w:r>
+      <w:r>
+        <w:t xml:space="preserve"> </w:t>
+      </w:r>
+      <w:r>
+        <w:t xml:space="preserve">QR meal voucher protocol in which single use is enforced by the database, through</w:t>
+      </w:r>
+      <w:r>
+        <w:t xml:space="preserve"> </w:t>
+      </w:r>
+      <w:r>
+        <w:t xml:space="preserve">a row lock and a unique constraint on the redemption record; an analytics</w:t>
+      </w:r>
+      <w:r>
+        <w:t xml:space="preserve"> </w:t>
+      </w:r>
+      <w:r>
+        <w:t xml:space="preserve">dashboard refreshed every 30 seconds; session attendance with capacity alerts;</w:t>
+      </w:r>
+      <w:r>
+        <w:t xml:space="preserve"> </w:t>
+      </w:r>
+      <w:r>
+        <w:t xml:space="preserve">and push notifications backed by an in-app inbox. The system is a Flutter app</w:t>
+      </w:r>
+      <w:r>
+        <w:t xml:space="preserve"> </w:t>
+      </w:r>
+      <w:r>
+        <w:t xml:space="preserve">and a standalone Laravel API on PostgreSQL. It was evaluated on a seeded</w:t>
+      </w:r>
+      <w:r>
+        <w:t xml:space="preserve"> </w:t>
+      </w:r>
+      <w:r>
+        <w:t xml:space="preserve">500-attendee event driven through the live API. All 100 sequential re-scans of</w:t>
+      </w:r>
+      <w:r>
+        <w:t xml:space="preserve"> </w:t>
+      </w:r>
+      <w:r>
+        <w:t xml:space="preserve">a redeemed voucher were refused. In a concurrency experiment behind five server</w:t>
+      </w:r>
+      <w:r>
+        <w:t xml:space="preserve"> </w:t>
+      </w:r>
+      <w:r>
+        <w:t xml:space="preserve">processes, every one of 50 five-way races gave exactly one redemption whenever</w:t>
+      </w:r>
+      <w:r>
+        <w:t xml:space="preserve"> </w:t>
+      </w:r>
+      <w:r>
+        <w:t xml:space="preserve">the lock or the constraint was in place, while a plain check-then-insert</w:t>
+      </w:r>
+      <w:r>
+        <w:t xml:space="preserve"> </w:t>
+      </w:r>
+      <w:r>
+        <w:t xml:space="preserve">redeemed 48 of 50 vouchers more than once. Median scan latency was 145.3 ms</w:t>
+      </w:r>
+      <w:r>
+        <w:t xml:space="preserve"> </w:t>
+      </w:r>
+      <w:r>
+        <w:t xml:space="preserve">over loopback. Twenty injected check-ins all reached the dashboard within 30 s</w:t>
+      </w:r>
+      <w:r>
+        <w:t xml:space="preserve"> </w:t>
+      </w:r>
+      <w:r>
+        <w:t xml:space="preserve">in the recorded run, though the design does not guarantee it. All four CSV</w:t>
+      </w:r>
+      <w:r>
+        <w:t xml:space="preserve"> </w:t>
+      </w:r>
+      <w:r>
+        <w:t xml:space="preserve">exports matched direct SQL. In the app, one end-to-end trial on an emulator</w:t>
+      </w:r>
+      <w:r>
+        <w:t xml:space="preserve"> </w:t>
+      </w:r>
+      <w:r>
+        <w:t xml:space="preserve">showed a voucher accepted once and refused on its second presentation. Capacity</w:t>
+      </w:r>
+      <w:r>
+        <w:t xml:space="preserve"> </w:t>
+      </w:r>
+      <w:r>
+        <w:t xml:space="preserve">alerts were shown but not timed, push delivery across many devices was not</w:t>
+      </w:r>
+      <w:r>
+        <w:t xml:space="preserve"> </w:t>
+      </w:r>
+      <w:r>
+        <w:t xml:space="preserve">measured, and the manual baseline was not run. The results show that a database</w:t>
+      </w:r>
+      <w:r>
+        <w:t xml:space="preserve"> </w:t>
+      </w:r>
+      <w:r>
+        <w:t xml:space="preserve">lock or constraint, and not an application check, is what prevents double</w:t>
+      </w:r>
+      <w:r>
+        <w:t xml:space="preserve"> </w:t>
+      </w:r>
+      <w:r>
+        <w:t xml:space="preserve">redemption under parallel load.</w:t>
+      </w:r>
+    </w:p>
+    <w:p>
+      <w:pPr>
+        <w:pStyle w:val="BodyText"/>
+      </w:pPr>
+      <w:r>
+        <w:rPr>
+          <w:b/>
+          <w:bCs/>
+        </w:rPr>
+        <w:t xml:space="preserve">Keywords:</w:t>
+      </w:r>
+      <w:r>
+        <w:t xml:space="preserve"> </w:t>
+      </w:r>
+      <w:r>
+        <w:t xml:space="preserve">meal voucher, QR code, double redemption, concurrency control,</w:t>
+      </w:r>
+      <w:r>
+        <w:t xml:space="preserve"> </w:t>
+      </w:r>
+      <w:r>
+        <w:t xml:space="preserve">conference management, Flutter, Laravel</w:t>
       </w:r>
     </w:p>
     <w:bookmarkEnd w:id="15"/>
@@ -6946,6 +6896,90 @@
         <w:t xml:space="preserve">running is kept. The replay tests are listed in Section 6.1.</w:t>
       </w:r>
     </w:p>
+    <w:p>
+      <w:pPr>
+        <w:pStyle w:val="BodyText"/>
+      </w:pPr>
+      <w:r>
+        <w:rPr>
+          <w:b/>
+          <w:bCs/>
+        </w:rPr>
+        <w:t xml:space="preserve">Service rule for meal scans made offline.</w:t>
+      </w:r>
+      <w:r>
+        <w:t xml:space="preserve"> </w:t>
+      </w:r>
+      <w:r>
+        <w:t xml:space="preserve">A queued meal scan is not a</w:t>
+      </w:r>
+      <w:r>
+        <w:t xml:space="preserve"> </w:t>
+      </w:r>
+      <w:r>
+        <w:t xml:space="preserve">redemption. Only the server decides whether a voucher is valid and unused, so</w:t>
+      </w:r>
+      <w:r>
+        <w:t xml:space="preserve"> </w:t>
+      </w:r>
+      <w:r>
+        <w:t xml:space="preserve">while a scan sits in the queue nothing has been checked, and the meal is not</w:t>
+      </w:r>
+      <w:r>
+        <w:t xml:space="preserve"> </w:t>
+      </w:r>
+      <w:r>
+        <w:t xml:space="preserve">served until the server has answered 200. This is consistent with the</w:t>
+      </w:r>
+      <w:r>
+        <w:t xml:space="preserve"> </w:t>
+      </w:r>
+      <w:r>
+        <w:t xml:space="preserve">proposal's statement that voucher redemption needs connectivity: the queue</w:t>
+      </w:r>
+      <w:r>
+        <w:t xml:space="preserve"> </w:t>
+      </w:r>
+      <w:r>
+        <w:t xml:space="preserve">exists so that a scan is not lost, not so that a meal can be served without</w:t>
+      </w:r>
+      <w:r>
+        <w:t xml:space="preserve"> </w:t>
+      </w:r>
+      <w:r>
+        <w:t xml:space="preserve">the check. The scanner says so on screen. When a meal scan is queued it shows</w:t>
+      </w:r>
+      <w:r>
+        <w:t xml:space="preserve"> </w:t>
+      </w:r>
+      <w:r>
+        <w:t xml:space="preserve">"No connection — voucher NOT redeemed. Do not serve this meal; the scan is</w:t>
+      </w:r>
+      <w:r>
+        <w:t xml:space="preserve"> </w:t>
+      </w:r>
+      <w:r>
+        <w:t xml:space="preserve">saved and will be checked when back online." The earlier message, "scan saved</w:t>
+      </w:r>
+      <w:r>
+        <w:t xml:space="preserve"> </w:t>
+      </w:r>
+      <w:r>
+        <w:t xml:space="preserve">and will sync", read as though the meal could be served, and was changed for</w:t>
+      </w:r>
+      <w:r>
+        <w:t xml:space="preserve"> </w:t>
+      </w:r>
+      <w:r>
+        <w:t xml:space="preserve">that reason. Session scans are different, because a queued session entry only</w:t>
+      </w:r>
+      <w:r>
+        <w:t xml:space="preserve"> </w:t>
+      </w:r>
+      <w:r>
+        <w:t xml:space="preserve">delays a count and does not hand anything over.</w:t>
+      </w:r>
+    </w:p>
     <w:bookmarkEnd w:id="27"/>
     <w:bookmarkStart w:id="28" w:name="X13e948a7bb1723223f5c097942673cc9957f02a"/>
     <w:p>
@@ -7377,13 +7411,7 @@
         <w:t xml:space="preserve"> </w:t>
       </w:r>
       <w:r>
-        <w:t xml:space="preserve">set out in Section 9 of the project proposal (v3, resubmitted on 23 September</w:t>
-      </w:r>
-      <w:r>
-        <w:t xml:space="preserve"> </w:t>
-      </w:r>
-      <w:r>
-        <w:t xml:space="preserve">2026 and under review).</w:t>
+        <w:t xml:space="preserve">set out in Section 9 of the project proposal (v4, submission 144, approved).</w:t>
       </w:r>
     </w:p>
     <w:bookmarkEnd w:id="30"/>
@@ -8823,8 +8851,8 @@
       <w:tblGrid>
         <w:gridCol w:w="1690"/>
         <w:gridCol w:w="1560"/>
-        <w:gridCol w:w="3780"/>
-        <w:gridCol w:w="2330"/>
+        <w:gridCol w:w="3751"/>
+        <w:gridCol w:w="2359"/>
       </w:tblGrid>
       <w:tr>
         <w:trPr>
@@ -8860,7 +8888,7 @@
         </w:tc>
         <w:tc>
           <w:tcPr>
-            <w:tcW w:type="dxa" w:w="3780"/>
+            <w:tcW w:type="dxa" w:w="3751"/>
           </w:tcPr>
           <w:p>
             <w:pPr>
@@ -8874,7 +8902,7 @@
         </w:tc>
         <w:tc>
           <w:tcPr>
-            <w:tcW w:type="dxa" w:w="2330"/>
+            <w:tcW w:type="dxa" w:w="2359"/>
           </w:tcPr>
           <w:p>
             <w:pPr>
@@ -8918,7 +8946,7 @@
         </w:tc>
         <w:tc>
           <w:tcPr>
-            <w:tcW w:type="dxa" w:w="3780"/>
+            <w:tcW w:type="dxa" w:w="3751"/>
           </w:tcPr>
           <w:p>
             <w:pPr>
@@ -8932,7 +8960,7 @@
         </w:tc>
         <w:tc>
           <w:tcPr>
-            <w:tcW w:type="dxa" w:w="2330"/>
+            <w:tcW w:type="dxa" w:w="2359"/>
           </w:tcPr>
           <w:p>
             <w:pPr>
@@ -8976,7 +9004,7 @@
         </w:tc>
         <w:tc>
           <w:tcPr>
-            <w:tcW w:type="dxa" w:w="3780"/>
+            <w:tcW w:type="dxa" w:w="3751"/>
           </w:tcPr>
           <w:p>
             <w:pPr>
@@ -8990,7 +9018,7 @@
         </w:tc>
         <w:tc>
           <w:tcPr>
-            <w:tcW w:type="dxa" w:w="2330"/>
+            <w:tcW w:type="dxa" w:w="2359"/>
           </w:tcPr>
           <w:p>
             <w:pPr>
@@ -9034,29 +9062,29 @@
         </w:tc>
         <w:tc>
           <w:tcPr>
-            <w:tcW w:type="dxa" w:w="3780"/>
-          </w:tcPr>
-          <w:p>
-            <w:pPr>
-              <w:pStyle w:val="Compact"/>
-              <w:jc w:val="left"/>
-            </w:pPr>
-            <w:r>
-              <w:t xml:space="preserve">20 injected check-ins: median 18.1 s, p95 28.4 s, max 28.5 s, 20/20 within 30 s</w:t>
-            </w:r>
-          </w:p>
-        </w:tc>
-        <w:tc>
-          <w:tcPr>
-            <w:tcW w:type="dxa" w:w="2330"/>
-          </w:tcPr>
-          <w:p>
-            <w:pPr>
-              <w:pStyle w:val="Compact"/>
-              <w:jc w:val="left"/>
-            </w:pPr>
-            <w:r>
-              <w:t xml:space="preserve">Met in the measured run; by design the worst case is one 30 s cycle plus a fetch, fractionally over 30 s (Section 6.5)</w:t>
+            <w:tcW w:type="dxa" w:w="3751"/>
+          </w:tcPr>
+          <w:p>
+            <w:pPr>
+              <w:pStyle w:val="Compact"/>
+              <w:jc w:val="left"/>
+            </w:pPr>
+            <w:r>
+              <w:t xml:space="preserve">20 injected check-ins, measured with a poller that reproduces the app's refresh, not the app on a device: median 18.1 s, p95 28.4 s, max 28.5 s</w:t>
+            </w:r>
+          </w:p>
+        </w:tc>
+        <w:tc>
+          <w:tcPr>
+            <w:tcW w:type="dxa" w:w="2359"/>
+          </w:tcPr>
+          <w:p>
+            <w:pPr>
+              <w:pStyle w:val="Compact"/>
+              <w:jc w:val="left"/>
+            </w:pPr>
+            <w:r>
+              <w:t xml:space="preserve">20 of 20 within 30 s in the recorded run; not guaranteed by design (a rerun gave 19 of 20, one at 30.02 s) (Section 6.5)</w:t>
             </w:r>
           </w:p>
         </w:tc>
@@ -9092,7 +9120,7 @@
         </w:tc>
         <w:tc>
           <w:tcPr>
-            <w:tcW w:type="dxa" w:w="3780"/>
+            <w:tcW w:type="dxa" w:w="3751"/>
           </w:tcPr>
           <w:p>
             <w:pPr>
@@ -9106,7 +9134,7 @@
         </w:tc>
         <w:tc>
           <w:tcPr>
-            <w:tcW w:type="dxa" w:w="2330"/>
+            <w:tcW w:type="dxa" w:w="2359"/>
           </w:tcPr>
           <w:p>
             <w:pPr>
@@ -9150,7 +9178,7 @@
         </w:tc>
         <w:tc>
           <w:tcPr>
-            <w:tcW w:type="dxa" w:w="3780"/>
+            <w:tcW w:type="dxa" w:w="3751"/>
           </w:tcPr>
           <w:p>
             <w:pPr>
@@ -9164,7 +9192,7 @@
         </w:tc>
         <w:tc>
           <w:tcPr>
-            <w:tcW w:type="dxa" w:w="2330"/>
+            <w:tcW w:type="dxa" w:w="2359"/>
           </w:tcPr>
           <w:p>
             <w:pPr>
@@ -9208,7 +9236,7 @@
         </w:tc>
         <w:tc>
           <w:tcPr>
-            <w:tcW w:type="dxa" w:w="3780"/>
+            <w:tcW w:type="dxa" w:w="3751"/>
           </w:tcPr>
           <w:p>
             <w:pPr>
@@ -9222,7 +9250,7 @@
         </w:tc>
         <w:tc>
           <w:tcPr>
-            <w:tcW w:type="dxa" w:w="2330"/>
+            <w:tcW w:type="dxa" w:w="2359"/>
           </w:tcPr>
           <w:p>
             <w:pPr>
@@ -9266,29 +9294,44 @@
         </w:tc>
         <w:tc>
           <w:tcPr>
-            <w:tcW w:type="dxa" w:w="3780"/>
-          </w:tcPr>
-          <w:p>
-            <w:pPr>
-              <w:pStyle w:val="Compact"/>
-              <w:jc w:val="left"/>
-            </w:pPr>
-            <w:r>
-              <w:t xml:space="preserve">all four exports equal to direct SQL on row counts and on a total each (Section 6.6)</w:t>
-            </w:r>
-          </w:p>
-        </w:tc>
-        <w:tc>
-          <w:tcPr>
-            <w:tcW w:type="dxa" w:w="2330"/>
-          </w:tcPr>
-          <w:p>
-            <w:pPr>
-              <w:pStyle w:val="Compact"/>
-              <w:jc w:val="left"/>
-            </w:pPr>
-            <w:r>
-              <w:t xml:space="preserve">Met</w:t>
+            <w:tcW w:type="dxa" w:w="3751"/>
+          </w:tcPr>
+          <w:p>
+            <w:pPr>
+              <w:pStyle w:val="Compact"/>
+              <w:jc w:val="left"/>
+            </w:pPr>
+            <w:r>
+              <w:t xml:space="preserve">all four exports equal to direct SQL on row counts and on a total each;</w:t>
+            </w:r>
+            <w:r>
+              <w:t xml:space="preserve"> </w:t>
+            </w:r>
+            <w:r>
+              <w:rPr>
+                <w:rStyle w:val="VerbatimChar"/>
+              </w:rPr>
+              <w:t xml:space="preserve">notifications.csv</w:t>
+            </w:r>
+            <w:r>
+              <w:t xml:space="preserve"> </w:t>
+            </w:r>
+            <w:r>
+              <w:t xml:space="preserve">checked as 0 against 0, its real check being a unit test; the sessions total has one non-zero session of ten (Section 6.6)</w:t>
+            </w:r>
+          </w:p>
+        </w:tc>
+        <w:tc>
+          <w:tcPr>
+            <w:tcW w:type="dxa" w:w="2359"/>
+          </w:tcPr>
+          <w:p>
+            <w:pPr>
+              <w:pStyle w:val="Compact"/>
+              <w:jc w:val="left"/>
+            </w:pPr>
+            <w:r>
+              <w:t xml:space="preserve">Met, with those two limits</w:t>
             </w:r>
           </w:p>
         </w:tc>
@@ -9324,7 +9367,7 @@
         </w:tc>
         <w:tc>
           <w:tcPr>
-            <w:tcW w:type="dxa" w:w="3780"/>
+            <w:tcW w:type="dxa" w:w="3751"/>
           </w:tcPr>
           <w:p>
             <w:pPr>
@@ -9338,7 +9381,7 @@
         </w:tc>
         <w:tc>
           <w:tcPr>
-            <w:tcW w:type="dxa" w:w="2330"/>
+            <w:tcW w:type="dxa" w:w="2359"/>
           </w:tcPr>
           <w:p>
             <w:pPr>
@@ -9375,19 +9418,25 @@
         <w:t xml:space="preserve"> </w:t>
       </w:r>
       <w:r>
-        <w:t xml:space="preserve">Four criteria are met, one of them on loopback only; two are partly met; push</w:t>
-      </w:r>
-      <w:r>
-        <w:t xml:space="preserve"> </w:t>
-      </w:r>
-      <w:r>
-        <w:t xml:space="preserve">delivery across a fleet was not measured; and the manual baseline was not</w:t>
-      </w:r>
-      <w:r>
-        <w:t xml:space="preserve"> </w:t>
-      </w:r>
-      <w:r>
-        <w:t xml:space="preserve">run.</w:t>
+        <w:t xml:space="preserve">Two criteria are met, one of them on loopback only, and export correctness is</w:t>
+      </w:r>
+      <w:r>
+        <w:t xml:space="preserve"> </w:t>
+      </w:r>
+      <w:r>
+        <w:t xml:space="preserve">met with the two limits stated in its row; dashboard freshness held in the</w:t>
+      </w:r>
+      <w:r>
+        <w:t xml:space="preserve"> </w:t>
+      </w:r>
+      <w:r>
+        <w:t xml:space="preserve">recorded run but is not guaranteed by design; two criteria are partly met; push</w:t>
+      </w:r>
+      <w:r>
+        <w:t xml:space="preserve"> </w:t>
+      </w:r>
+      <w:r>
+        <w:t xml:space="preserve">delivery across a fleet was not measured; and the manual baseline was not run.</w:t>
       </w:r>
     </w:p>
     <w:bookmarkStart w:id="39" w:name="X853aa5ce97630ec4d1d0a648f45ee2d7b293fe6"/>
@@ -9449,7 +9498,28 @@
         <w:t xml:space="preserve"> </w:t>
       </w:r>
       <w:r>
-        <w:t xml:space="preserve">Flutter client is analyzer-clean with 27 of 27 tests passing.</w:t>
+        <w:t xml:space="preserve">Flutter client is analyzer-clean with 30 of 30 tests passing. The twelve</w:t>
+      </w:r>
+      <w:r>
+        <w:t xml:space="preserve"> </w:t>
+      </w:r>
+      <w:r>
+        <w:t xml:space="preserve">starter-kit tests that render pages need the frontend built first</w:t>
+      </w:r>
+      <w:r>
+        <w:t xml:space="preserve"> </w:t>
+      </w:r>
+      <w:r>
+        <w:t xml:space="preserve">(</w:t>
+      </w:r>
+      <w:r>
+        <w:rPr>
+          <w:rStyle w:val="VerbatimChar"/>
+        </w:rPr>
+        <w:t xml:space="preserve">npm run build</w:t>
+      </w:r>
+      <w:r>
+        <w:t xml:space="preserve">); without it they fail on the missing Vite manifest.</w:t>
       </w:r>
     </w:p>
     <w:p>
@@ -9627,6 +9697,20 @@
       </w:r>
       <w:r>
         <w:t xml:space="preserve">trimming of a manually entered token.</w:t>
+      </w:r>
+    </w:p>
+    <w:p>
+      <w:pPr>
+        <w:pStyle w:val="BodyText"/>
+      </w:pPr>
+      <w:r>
+        <w:t xml:space="preserve">Every test case, with its expected and actual result, is listed in one table,</w:t>
+      </w:r>
+      <w:r>
+        <w:t xml:space="preserve"> </w:t>
+      </w:r>
+      <w:r>
+        <w:t xml:space="preserve">TC-01 to TC-55, in Section 12 of the validation document.</w:t>
       </w:r>
     </w:p>
     <w:p>
@@ -10535,6 +10619,84 @@
       </w:r>
       <w:r>
         <w:t xml:space="preserve">equal to a direct SQL count.</w:t>
+      </w:r>
+    </w:p>
+    <w:p>
+      <w:pPr>
+        <w:pStyle w:val="BodyText"/>
+      </w:pPr>
+      <w:r>
+        <w:rPr>
+          <w:b/>
+          <w:bCs/>
+        </w:rPr>
+        <w:t xml:space="preserve">In the app, end to end.</w:t>
+      </w:r>
+      <w:r>
+        <w:t xml:space="preserve"> </w:t>
+      </w:r>
+      <w:r>
+        <w:t xml:space="preserve">Until 14 October 2026 the attendee app showed only</w:t>
+      </w:r>
+      <w:r>
+        <w:t xml:space="preserve"> </w:t>
+      </w:r>
+      <w:r>
+        <w:t xml:space="preserve">the check-in and session pass, which the meal scanner rightly answers with 404,</w:t>
+      </w:r>
+      <w:r>
+        <w:t xml:space="preserve"> </w:t>
+      </w:r>
+      <w:r>
+        <w:t xml:space="preserve">so the voucher flow worked at the API but not in the app. The My meals screen</w:t>
+      </w:r>
+      <w:r>
+        <w:t xml:space="preserve"> </w:t>
+      </w:r>
+      <w:r>
+        <w:t xml:space="preserve">now shows each of the attendee's vouchers as a QR code (Figure 7). One trial was</w:t>
+      </w:r>
+      <w:r>
+        <w:t xml:space="preserve"> </w:t>
+      </w:r>
+      <w:r>
+        <w:t xml:space="preserve">then run on an Android emulator: the seeded attendee's unused Supper voucher,</w:t>
+      </w:r>
+      <w:r>
+        <w:t xml:space="preserve"> </w:t>
+      </w:r>
+      <w:r>
+        <w:rPr>
+          <w:rStyle w:val="VerbatimChar"/>
+        </w:rPr>
+        <w:t xml:space="preserve">MEAL-DEMO-1-3</w:t>
+      </w:r>
+      <w:r>
+        <w:t xml:space="preserve">, was shown in the attendee app and submitted from the scanner</w:t>
+      </w:r>
+      <w:r>
+        <w:t xml:space="preserve"> </w:t>
+      </w:r>
+      <w:r>
+        <w:t xml:space="preserve">app by manual entry. The server answered 200 and recorded the redemption; the</w:t>
+      </w:r>
+      <w:r>
+        <w:t xml:space="preserve"> </w:t>
+      </w:r>
+      <w:r>
+        <w:t xml:space="preserve">same token submitted again was answered 409 with the time of that redemption</w:t>
+      </w:r>
+      <w:r>
+        <w:t xml:space="preserve"> </w:t>
+      </w:r>
+      <w:r>
+        <w:t xml:space="preserve">(Figures 9 and 10; validation document Section 11). That is one trial on one</w:t>
+      </w:r>
+      <w:r>
+        <w:t xml:space="preserve"> </w:t>
+      </w:r>
+      <w:r>
+        <w:t xml:space="preserve">emulator, without the camera.</w:t>
       </w:r>
     </w:p>
     <w:bookmarkEnd w:id="40"/>
@@ -11167,43 +11329,61 @@
         <w:t xml:space="preserve"> </w:t>
       </w:r>
       <w:r>
-        <w:t xml:space="preserve">end of the first dashboard fetch that showed it. The median was 18.1 s, the</w:t>
-      </w:r>
-      <w:r>
-        <w:t xml:space="preserve"> </w:t>
-      </w:r>
-      <w:r>
-        <w:t xml:space="preserve">95th percentile 28.4 s and the maximum 28.5 s, and all 20 appeared within</w:t>
-      </w:r>
-      <w:r>
-        <w:t xml:space="preserve"> </w:t>
-      </w:r>
-      <w:r>
-        <w:t xml:space="preserve">30 s. This covers the data path to the app, not the time Flutter takes to</w:t>
-      </w:r>
-      <w:r>
-        <w:t xml:space="preserve"> </w:t>
-      </w:r>
-      <w:r>
-        <w:t xml:space="preserve">repaint. By design the worst case is one full 30 s cycle plus the duration of</w:t>
-      </w:r>
-      <w:r>
-        <w:t xml:space="preserve"> </w:t>
-      </w:r>
-      <w:r>
-        <w:t xml:space="preserve">a fetch, so a check-in landing just after a fetch starts can appear</w:t>
-      </w:r>
-      <w:r>
-        <w:t xml:space="preserve"> </w:t>
-      </w:r>
-      <w:r>
-        <w:t xml:space="preserve">fractionally later than 30 s; none of the 20 random trials did, but the design</w:t>
-      </w:r>
-      <w:r>
-        <w:t xml:space="preserve"> </w:t>
-      </w:r>
-      <w:r>
-        <w:t xml:space="preserve">does not guarantee a strict 30 s ceiling.</w:t>
+        <w:t xml:space="preserve">end of the first dashboard fetch that showed it. In the recorded run the</w:t>
+      </w:r>
+      <w:r>
+        <w:t xml:space="preserve"> </w:t>
+      </w:r>
+      <w:r>
+        <w:t xml:space="preserve">median was 18.1 s, the 95th percentile 28.4 s and the maximum 28.5 s, and all</w:t>
+      </w:r>
+      <w:r>
+        <w:t xml:space="preserve"> </w:t>
+      </w:r>
+      <w:r>
+        <w:t xml:space="preserve">20 appeared within 30 s. The measurement is a poller that reproduces the app's</w:t>
+      </w:r>
+      <w:r>
+        <w:t xml:space="preserve"> </w:t>
+      </w:r>
+      <w:r>
+        <w:t xml:space="preserve">refresh, not the app running on a device, so it covers the data path to the</w:t>
+      </w:r>
+      <w:r>
+        <w:t xml:space="preserve"> </w:t>
+      </w:r>
+      <w:r>
+        <w:t xml:space="preserve">app and not the time Flutter takes to repaint. By design the worst case is one</w:t>
+      </w:r>
+      <w:r>
+        <w:t xml:space="preserve"> </w:t>
+      </w:r>
+      <w:r>
+        <w:t xml:space="preserve">full 30 s cycle plus the duration of a fetch, so a check-in landing just after</w:t>
+      </w:r>
+      <w:r>
+        <w:t xml:space="preserve"> </w:t>
+      </w:r>
+      <w:r>
+        <w:t xml:space="preserve">a fetch starts can appear fractionally later than 30 s. That case does happen:</w:t>
+      </w:r>
+      <w:r>
+        <w:t xml:space="preserve"> </w:t>
+      </w:r>
+      <w:r>
+        <w:t xml:space="preserve">when the supervisor reran the same script, 19 of 20 appeared within 30 s and</w:t>
+      </w:r>
+      <w:r>
+        <w:t xml:space="preserve"> </w:t>
+      </w:r>
+      <w:r>
+        <w:t xml:space="preserve">one at 30.02 s, with a median of 11.4 s. The result is therefore 20 of 20</w:t>
+      </w:r>
+      <w:r>
+        <w:t xml:space="preserve"> </w:t>
+      </w:r>
+      <w:r>
+        <w:t xml:space="preserve">within 30 s in the recorded run, not a guaranteed 30 s ceiling.</w:t>
       </w:r>
     </w:p>
     <w:bookmarkEnd w:id="43"/>
@@ -11275,9 +11455,9 @@
       </w:tblPr>
       <w:tblGrid>
         <w:gridCol w:w="2080"/>
-        <w:gridCol w:w="2804"/>
-        <w:gridCol w:w="2238"/>
-        <w:gridCol w:w="2238"/>
+        <w:gridCol w:w="2501"/>
+        <w:gridCol w:w="2743"/>
+        <w:gridCol w:w="2036"/>
       </w:tblGrid>
       <w:tr>
         <w:trPr>
@@ -11299,7 +11479,7 @@
         </w:tc>
         <w:tc>
           <w:tcPr>
-            <w:tcW w:type="dxa" w:w="2804"/>
+            <w:tcW w:type="dxa" w:w="2501"/>
           </w:tcPr>
           <w:p>
             <w:pPr>
@@ -11313,7 +11493,7 @@
         </w:tc>
         <w:tc>
           <w:tcPr>
-            <w:tcW w:type="dxa" w:w="2238"/>
+            <w:tcW w:type="dxa" w:w="2743"/>
           </w:tcPr>
           <w:p>
             <w:pPr>
@@ -11327,7 +11507,7 @@
         </w:tc>
         <w:tc>
           <w:tcPr>
-            <w:tcW w:type="dxa" w:w="2238"/>
+            <w:tcW w:type="dxa" w:w="2036"/>
           </w:tcPr>
           <w:p>
             <w:pPr>
@@ -11360,7 +11540,7 @@
         </w:tc>
         <w:tc>
           <w:tcPr>
-            <w:tcW w:type="dxa" w:w="2804"/>
+            <w:tcW w:type="dxa" w:w="2501"/>
           </w:tcPr>
           <w:p>
             <w:pPr>
@@ -11374,7 +11554,7 @@
         </w:tc>
         <w:tc>
           <w:tcPr>
-            <w:tcW w:type="dxa" w:w="2238"/>
+            <w:tcW w:type="dxa" w:w="2743"/>
           </w:tcPr>
           <w:p>
             <w:pPr>
@@ -11388,7 +11568,7 @@
         </w:tc>
         <w:tc>
           <w:tcPr>
-            <w:tcW w:type="dxa" w:w="2238"/>
+            <w:tcW w:type="dxa" w:w="2036"/>
           </w:tcPr>
           <w:p>
             <w:pPr>
@@ -11421,7 +11601,7 @@
         </w:tc>
         <w:tc>
           <w:tcPr>
-            <w:tcW w:type="dxa" w:w="2804"/>
+            <w:tcW w:type="dxa" w:w="2501"/>
           </w:tcPr>
           <w:p>
             <w:pPr>
@@ -11435,7 +11615,7 @@
         </w:tc>
         <w:tc>
           <w:tcPr>
-            <w:tcW w:type="dxa" w:w="2238"/>
+            <w:tcW w:type="dxa" w:w="2743"/>
           </w:tcPr>
           <w:p>
             <w:pPr>
@@ -11449,7 +11629,7 @@
         </w:tc>
         <w:tc>
           <w:tcPr>
-            <w:tcW w:type="dxa" w:w="2238"/>
+            <w:tcW w:type="dxa" w:w="2036"/>
           </w:tcPr>
           <w:p>
             <w:pPr>
@@ -11482,7 +11662,7 @@
         </w:tc>
         <w:tc>
           <w:tcPr>
-            <w:tcW w:type="dxa" w:w="2804"/>
+            <w:tcW w:type="dxa" w:w="2501"/>
           </w:tcPr>
           <w:p>
             <w:pPr>
@@ -11496,29 +11676,29 @@
         </w:tc>
         <w:tc>
           <w:tcPr>
-            <w:tcW w:type="dxa" w:w="2238"/>
-          </w:tcPr>
-          <w:p>
-            <w:pPr>
-              <w:pStyle w:val="Compact"/>
-              <w:jc w:val="left"/>
-            </w:pPr>
-            <w:r>
-              <w:t xml:space="preserve">10 / equal for all ten</w:t>
-            </w:r>
-          </w:p>
-        </w:tc>
-        <w:tc>
-          <w:tcPr>
-            <w:tcW w:type="dxa" w:w="2238"/>
-          </w:tcPr>
-          <w:p>
-            <w:pPr>
-              <w:pStyle w:val="Compact"/>
-              <w:jc w:val="left"/>
-            </w:pPr>
-            <w:r>
-              <w:t xml:space="preserve">10 / equal for all ten</w:t>
+            <w:tcW w:type="dxa" w:w="2743"/>
+          </w:tcPr>
+          <w:p>
+            <w:pPr>
+              <w:pStyle w:val="Compact"/>
+              <w:jc w:val="left"/>
+            </w:pPr>
+            <w:r>
+              <w:t xml:space="preserve">10 / 40, then 0 for the other nine</w:t>
+            </w:r>
+          </w:p>
+        </w:tc>
+        <w:tc>
+          <w:tcPr>
+            <w:tcW w:type="dxa" w:w="2036"/>
+          </w:tcPr>
+          <w:p>
+            <w:pPr>
+              <w:pStyle w:val="Compact"/>
+              <w:jc w:val="left"/>
+            </w:pPr>
+            <w:r>
+              <w:t xml:space="preserve">10 / 40, then 0 for the other nine</w:t>
             </w:r>
           </w:p>
         </w:tc>
@@ -11543,7 +11723,7 @@
         </w:tc>
         <w:tc>
           <w:tcPr>
-            <w:tcW w:type="dxa" w:w="2804"/>
+            <w:tcW w:type="dxa" w:w="2501"/>
           </w:tcPr>
           <w:p>
             <w:pPr>
@@ -11557,7 +11737,7 @@
         </w:tc>
         <w:tc>
           <w:tcPr>
-            <w:tcW w:type="dxa" w:w="2238"/>
+            <w:tcW w:type="dxa" w:w="2743"/>
           </w:tcPr>
           <w:p>
             <w:pPr>
@@ -11571,7 +11751,7 @@
         </w:tc>
         <w:tc>
           <w:tcPr>
-            <w:tcW w:type="dxa" w:w="2238"/>
+            <w:tcW w:type="dxa" w:w="2036"/>
           </w:tcPr>
           <w:p>
             <w:pPr>
@@ -11590,19 +11770,25 @@
         <w:pStyle w:val="BodyText"/>
       </w:pPr>
       <w:r>
-        <w:t xml:space="preserve">All four exports equal the database on their row count and on one total each.</w:t>
-      </w:r>
-      <w:r>
-        <w:t xml:space="preserve"> </w:t>
-      </w:r>
-      <w:r>
-        <w:t xml:space="preserve">The evaluation event has no notifications, because sending one would have used</w:t>
-      </w:r>
-      <w:r>
-        <w:t xml:space="preserve"> </w:t>
-      </w:r>
-      <w:r>
-        <w:t xml:space="preserve">live Firebase credentials, so the</w:t>
+        <w:t xml:space="preserve">All four exports equal the database on their row count and on one total each,</w:t>
+      </w:r>
+      <w:r>
+        <w:t xml:space="preserve"> </w:t>
+      </w:r>
+      <w:r>
+        <w:t xml:space="preserve">but two of those checks are weaker than they look. The evaluation event has no</w:t>
+      </w:r>
+      <w:r>
+        <w:t xml:space="preserve"> </w:t>
+      </w:r>
+      <w:r>
+        <w:t xml:space="preserve">notifications, because sending one would have used live Firebase credentials,</w:t>
+      </w:r>
+      <w:r>
+        <w:t xml:space="preserve"> </w:t>
+      </w:r>
+      <w:r>
+        <w:t xml:space="preserve">so</w:t>
       </w:r>
       <w:r>
         <w:t xml:space="preserve"> </w:t>
@@ -11617,19 +11803,43 @@
         <w:t xml:space="preserve"> </w:t>
       </w:r>
       <w:r>
-        <w:t xml:space="preserve">check compares zero with</w:t>
-      </w:r>
-      <w:r>
-        <w:t xml:space="preserve"> </w:t>
-      </w:r>
-      <w:r>
-        <w:t xml:space="preserve">zero; that export's row count is tested on seeded data that does contain a</w:t>
-      </w:r>
-      <w:r>
-        <w:t xml:space="preserve"> </w:t>
-      </w:r>
-      <w:r>
-        <w:t xml:space="preserve">notification. An earlier version of this check compared two exports with</w:t>
+        <w:t xml:space="preserve">was checked as 0 against 0 in the run, which shows only</w:t>
+      </w:r>
+      <w:r>
+        <w:t xml:space="preserve"> </w:t>
+      </w:r>
+      <w:r>
+        <w:t xml:space="preserve">that the export is well formed. Its real check is the unit test</w:t>
+      </w:r>
+      <w:r>
+        <w:t xml:space="preserve"> </w:t>
+      </w:r>
+      <w:r>
+        <w:rPr>
+          <w:rStyle w:val="VerbatimChar"/>
+        </w:rPr>
+        <w:t xml:space="preserve">test_every_export_has_one_row_per_database_record</w:t>
+      </w:r>
+      <w:r>
+        <w:t xml:space="preserve">, which runs on seeded data</w:t>
+      </w:r>
+      <w:r>
+        <w:t xml:space="preserve"> </w:t>
+      </w:r>
+      <w:r>
+        <w:t xml:space="preserve">that does contain a notification. The sessions total is also thin: only one</w:t>
+      </w:r>
+      <w:r>
+        <w:t xml:space="preserve"> </w:t>
+      </w:r>
+      <w:r>
+        <w:t xml:space="preserve">of the ten sessions has any attendance, so it compares one non-zero value and</w:t>
+      </w:r>
+      <w:r>
+        <w:t xml:space="preserve"> </w:t>
+      </w:r>
+      <w:r>
+        <w:t xml:space="preserve">nine zeros. An earlier version of this check compared two exports with</w:t>
       </w:r>
       <w:r>
         <w:t xml:space="preserve"> </w:t>
@@ -12683,13 +12893,13 @@
         <w:t xml:space="preserve"> </w:t>
       </w:r>
       <w:r>
-        <w:t xml:space="preserve">by application code, a near-real-time analytics dashboard with a stated and</w:t>
-      </w:r>
-      <w:r>
-        <w:t xml:space="preserve"> </w:t>
-      </w:r>
-      <w:r>
-        <w:t xml:space="preserve">measured staleness bound, session capacity tracking with automatic</w:t>
+        <w:t xml:space="preserve">by application code, a near-real-time analytics dashboard whose staleness was</w:t>
+      </w:r>
+      <w:r>
+        <w:t xml:space="preserve"> </w:t>
+      </w:r>
+      <w:r>
+        <w:t xml:space="preserve">measured but is not guaranteed below 30 s, session capacity tracking with automatic</w:t>
       </w:r>
       <w:r>
         <w:t xml:space="preserve"> </w:t>
@@ -12725,13 +12935,25 @@
         <w:t xml:space="preserve"> </w:t>
       </w:r>
       <w:r>
-        <w:t xml:space="preserve">four are met, one of them on loopback only, two are partly met, fleet-scale</w:t>
-      </w:r>
-      <w:r>
-        <w:t xml:space="preserve"> </w:t>
-      </w:r>
-      <w:r>
-        <w:t xml:space="preserve">push delivery was not measured and the manual baseline was not run. Table 7</w:t>
+        <w:t xml:space="preserve">two are met, one of them on loopback only; export correctness is met with two</w:t>
+      </w:r>
+      <w:r>
+        <w:t xml:space="preserve"> </w:t>
+      </w:r>
+      <w:r>
+        <w:t xml:space="preserve">stated limits; dashboard freshness held in the recorded run but is not</w:t>
+      </w:r>
+      <w:r>
+        <w:t xml:space="preserve"> </w:t>
+      </w:r>
+      <w:r>
+        <w:t xml:space="preserve">guaranteed by design; two are partly met; fleet-scale push delivery was not</w:t>
+      </w:r>
+      <w:r>
+        <w:t xml:space="preserve"> </w:t>
+      </w:r>
+      <w:r>
+        <w:t xml:space="preserve">measured; and the manual baseline was not run. Table 7</w:t>
       </w:r>
       <w:r>
         <w:t xml:space="preserve"> </w:t>
@@ -12762,9 +12984,9 @@
         <w:tblLook w:firstRow="1" w:lastRow="0" w:firstColumn="0" w:lastColumn="0" w:noHBand="0" w:noVBand="0" w:val="0020"/>
       </w:tblPr>
       <w:tblGrid>
-        <w:gridCol w:w="2100"/>
-        <w:gridCol w:w="4422"/>
-        <w:gridCol w:w="2837"/>
+        <w:gridCol w:w="1950"/>
+        <w:gridCol w:w="3781"/>
+        <w:gridCol w:w="3629"/>
       </w:tblGrid>
       <w:tr>
         <w:trPr>
@@ -12772,7 +12994,7 @@
         </w:trPr>
         <w:tc>
           <w:tcPr>
-            <w:tcW w:type="dxa" w:w="2100"/>
+            <w:tcW w:type="dxa" w:w="1950"/>
           </w:tcPr>
           <w:p>
             <w:pPr>
@@ -12786,7 +13008,7 @@
         </w:tc>
         <w:tc>
           <w:tcPr>
-            <w:tcW w:type="dxa" w:w="4422"/>
+            <w:tcW w:type="dxa" w:w="3781"/>
           </w:tcPr>
           <w:p>
             <w:pPr>
@@ -12800,7 +13022,7 @@
         </w:tc>
         <w:tc>
           <w:tcPr>
-            <w:tcW w:type="dxa" w:w="2837"/>
+            <w:tcW w:type="dxa" w:w="3629"/>
           </w:tcPr>
           <w:p>
             <w:pPr>
@@ -12816,7 +13038,7 @@
       <w:tr>
         <w:tc>
           <w:tcPr>
-            <w:tcW w:type="dxa" w:w="2100"/>
+            <w:tcW w:type="dxa" w:w="1950"/>
           </w:tcPr>
           <w:p>
             <w:pPr>
@@ -12830,29 +13052,29 @@
         </w:tc>
         <w:tc>
           <w:tcPr>
-            <w:tcW w:type="dxa" w:w="4422"/>
-          </w:tcPr>
-          <w:p>
-            <w:pPr>
-              <w:pStyle w:val="Compact"/>
-              <w:jc w:val="left"/>
-            </w:pPr>
-            <w:r>
-              <w:t xml:space="preserve">Met, as near-real-time: a 30 s poll by design rather than a live stream</w:t>
-            </w:r>
-          </w:p>
-        </w:tc>
-        <w:tc>
-          <w:tcPr>
-            <w:tcW w:type="dxa" w:w="2837"/>
-          </w:tcPr>
-          <w:p>
-            <w:pPr>
-              <w:pStyle w:val="Compact"/>
-              <w:jc w:val="left"/>
-            </w:pPr>
-            <w:r>
-              <w:t xml:space="preserve">Figures 2 and 3; 20/20 injected check-ins visible within 30 s (Section 6.5)</w:t>
+            <w:tcW w:type="dxa" w:w="3781"/>
+          </w:tcPr>
+          <w:p>
+            <w:pPr>
+              <w:pStyle w:val="Compact"/>
+              <w:jc w:val="left"/>
+            </w:pPr>
+            <w:r>
+              <w:t xml:space="preserve">Built, as near-real-time: a 30 s poll by design rather than a live stream; freshness within 30 s held in the recorded run but is not guaranteed by design</w:t>
+            </w:r>
+          </w:p>
+        </w:tc>
+        <w:tc>
+          <w:tcPr>
+            <w:tcW w:type="dxa" w:w="3629"/>
+          </w:tcPr>
+          <w:p>
+            <w:pPr>
+              <w:pStyle w:val="Compact"/>
+              <w:jc w:val="left"/>
+            </w:pPr>
+            <w:r>
+              <w:t xml:space="preserve">Figures 2 and 3; 20/20 within 30 s in the recorded run, 19/20 in a rerun, measured with a poller rather than the app (Section 6.5)</w:t>
             </w:r>
           </w:p>
         </w:tc>
@@ -12860,7 +13082,7 @@
       <w:tr>
         <w:tc>
           <w:tcPr>
-            <w:tcW w:type="dxa" w:w="2100"/>
+            <w:tcW w:type="dxa" w:w="1950"/>
           </w:tcPr>
           <w:p>
             <w:pPr>
@@ -12874,29 +13096,29 @@
         </w:tc>
         <w:tc>
           <w:tcPr>
-            <w:tcW w:type="dxa" w:w="4422"/>
-          </w:tcPr>
-          <w:p>
-            <w:pPr>
-              <w:pStyle w:val="Compact"/>
-              <w:jc w:val="left"/>
-            </w:pPr>
-            <w:r>
-              <w:t xml:space="preserve">Met</w:t>
-            </w:r>
-          </w:p>
-        </w:tc>
-        <w:tc>
-          <w:tcPr>
-            <w:tcW w:type="dxa" w:w="2837"/>
-          </w:tcPr>
-          <w:p>
-            <w:pPr>
-              <w:pStyle w:val="Compact"/>
-              <w:jc w:val="left"/>
-            </w:pPr>
-            <w:r>
-              <w:t xml:space="preserve">Section 6.2 and the concurrency experiment; cross-category independence 20/20</w:t>
+            <w:tcW w:type="dxa" w:w="3781"/>
+          </w:tcPr>
+          <w:p>
+            <w:pPr>
+              <w:pStyle w:val="Compact"/>
+              <w:jc w:val="left"/>
+            </w:pPr>
+            <w:r>
+              <w:t xml:space="preserve">Met at the API; in the app, shown end to end once on an emulator with manual token entry, camera reading not shown</w:t>
+            </w:r>
+          </w:p>
+        </w:tc>
+        <w:tc>
+          <w:tcPr>
+            <w:tcW w:type="dxa" w:w="3629"/>
+          </w:tcPr>
+          <w:p>
+            <w:pPr>
+              <w:pStyle w:val="Compact"/>
+              <w:jc w:val="left"/>
+            </w:pPr>
+            <w:r>
+              <w:t xml:space="preserve">Section 6.2 and the concurrency experiment; cross-category independence 20/20; Figures 7, 9 and 10 and validation document Section 11</w:t>
             </w:r>
           </w:p>
         </w:tc>
@@ -12904,7 +13126,7 @@
       <w:tr>
         <w:tc>
           <w:tcPr>
-            <w:tcW w:type="dxa" w:w="2100"/>
+            <w:tcW w:type="dxa" w:w="1950"/>
           </w:tcPr>
           <w:p>
             <w:pPr>
@@ -12918,7 +13140,7 @@
         </w:tc>
         <w:tc>
           <w:tcPr>
-            <w:tcW w:type="dxa" w:w="4422"/>
+            <w:tcW w:type="dxa" w:w="3781"/>
           </w:tcPr>
           <w:p>
             <w:pPr>
@@ -12932,7 +13154,7 @@
         </w:tc>
         <w:tc>
           <w:tcPr>
-            <w:tcW w:type="dxa" w:w="2837"/>
+            <w:tcW w:type="dxa" w:w="3629"/>
           </w:tcPr>
           <w:p>
             <w:pPr>
@@ -12948,7 +13170,7 @@
       <w:tr>
         <w:tc>
           <w:tcPr>
-            <w:tcW w:type="dxa" w:w="2100"/>
+            <w:tcW w:type="dxa" w:w="1950"/>
           </w:tcPr>
           <w:p>
             <w:pPr>
@@ -12962,7 +13184,7 @@
         </w:tc>
         <w:tc>
           <w:tcPr>
-            <w:tcW w:type="dxa" w:w="4422"/>
+            <w:tcW w:type="dxa" w:w="3781"/>
           </w:tcPr>
           <w:p>
             <w:pPr>
@@ -12976,7 +13198,7 @@
         </w:tc>
         <w:tc>
           <w:tcPr>
-            <w:tcW w:type="dxa" w:w="2837"/>
+            <w:tcW w:type="dxa" w:w="3629"/>
           </w:tcPr>
           <w:p>
             <w:pPr>
@@ -12992,7 +13214,7 @@
       <w:tr>
         <w:tc>
           <w:tcPr>
-            <w:tcW w:type="dxa" w:w="2100"/>
+            <w:tcW w:type="dxa" w:w="1950"/>
           </w:tcPr>
           <w:p>
             <w:pPr>
@@ -13006,7 +13228,7 @@
         </w:tc>
         <w:tc>
           <w:tcPr>
-            <w:tcW w:type="dxa" w:w="4422"/>
+            <w:tcW w:type="dxa" w:w="3781"/>
           </w:tcPr>
           <w:p>
             <w:pPr>
@@ -13020,15 +13242,30 @@
         </w:tc>
         <w:tc>
           <w:tcPr>
-            <w:tcW w:type="dxa" w:w="2837"/>
-          </w:tcPr>
-          <w:p>
-            <w:pPr>
-              <w:pStyle w:val="Compact"/>
-              <w:jc w:val="left"/>
-            </w:pPr>
-            <w:r>
-              <w:t xml:space="preserve">All four exports equal to direct SQL (Section 6.6)</w:t>
+            <w:tcW w:type="dxa" w:w="3629"/>
+          </w:tcPr>
+          <w:p>
+            <w:pPr>
+              <w:pStyle w:val="Compact"/>
+              <w:jc w:val="left"/>
+            </w:pPr>
+            <w:r>
+              <w:t xml:space="preserve">All four exports equal to direct SQL (Section 6.6);</w:t>
+            </w:r>
+            <w:r>
+              <w:t xml:space="preserve"> </w:t>
+            </w:r>
+            <w:r>
+              <w:rPr>
+                <w:rStyle w:val="VerbatimChar"/>
+              </w:rPr>
+              <w:t xml:space="preserve">notifications.csv</w:t>
+            </w:r>
+            <w:r>
+              <w:t xml:space="preserve"> </w:t>
+            </w:r>
+            <w:r>
+              <w:t xml:space="preserve">was 0 against 0 in the run and is checked by a unit test</w:t>
             </w:r>
           </w:p>
         </w:tc>
@@ -13036,7 +13273,7 @@
       <w:tr>
         <w:tc>
           <w:tcPr>
-            <w:tcW w:type="dxa" w:w="2100"/>
+            <w:tcW w:type="dxa" w:w="1950"/>
           </w:tcPr>
           <w:p>
             <w:pPr>
@@ -13050,7 +13287,7 @@
         </w:tc>
         <w:tc>
           <w:tcPr>
-            <w:tcW w:type="dxa" w:w="4422"/>
+            <w:tcW w:type="dxa" w:w="3781"/>
           </w:tcPr>
           <w:p>
             <w:pPr>
@@ -13064,7 +13301,7 @@
         </w:tc>
         <w:tc>
           <w:tcPr>
-            <w:tcW w:type="dxa" w:w="2837"/>
+            <w:tcW w:type="dxa" w:w="3629"/>
           </w:tcPr>
           <w:p>
             <w:pPr>
@@ -13080,7 +13317,7 @@
       <w:tr>
         <w:tc>
           <w:tcPr>
-            <w:tcW w:type="dxa" w:w="2100"/>
+            <w:tcW w:type="dxa" w:w="1950"/>
           </w:tcPr>
           <w:p>
             <w:pPr>
@@ -13094,7 +13331,7 @@
         </w:tc>
         <w:tc>
           <w:tcPr>
-            <w:tcW w:type="dxa" w:w="4422"/>
+            <w:tcW w:type="dxa" w:w="3781"/>
           </w:tcPr>
           <w:p>
             <w:pPr>
@@ -13108,7 +13345,7 @@
         </w:tc>
         <w:tc>
           <w:tcPr>
-            <w:tcW w:type="dxa" w:w="2837"/>
+            <w:tcW w:type="dxa" w:w="3629"/>
           </w:tcPr>
           <w:p>
             <w:pPr>
@@ -14090,13 +14327,13 @@
         <w:t xml:space="preserve">Appendix A. Artificial intelligence usage disclosure</w:t>
       </w:r>
     </w:p>
-    <w:bookmarkStart w:id="60" w:name="a1-purpose-and-scope"/>
+    <w:bookmarkStart w:id="60" w:name="a1-tool-and-scope"/>
     <w:p>
       <w:pPr>
         <w:pStyle w:val="Heading2"/>
       </w:pPr>
       <w:r>
-        <w:t xml:space="preserve">A.1 Purpose and scope</w:t>
+        <w:t xml:space="preserve">A.1 Tool and scope</w:t>
       </w:r>
     </w:p>
     <w:p>
@@ -14104,47 +14341,35 @@
         <w:pStyle w:val="FirstParagraph"/>
       </w:pPr>
       <w:r>
-        <w:t xml:space="preserve">This appendix discloses the use of artificial intelligence tools during this</w:t>
-      </w:r>
-      <w:r>
-        <w:t xml:space="preserve"> </w:t>
-      </w:r>
-      <w:r>
-        <w:t xml:space="preserve">project, as committed to in Section 9 of the project proposal. The one tool</w:t>
-      </w:r>
-      <w:r>
-        <w:t xml:space="preserve"> </w:t>
-      </w:r>
-      <w:r>
-        <w:t xml:space="preserve">used was Claude (Anthropic), through Claude Code. The proposal limited AI</w:t>
-      </w:r>
-      <w:r>
-        <w:t xml:space="preserve"> </w:t>
-      </w:r>
-      <w:r>
-        <w:t xml:space="preserve">assistance to boilerplate generation, proofreading and questions about</w:t>
-      </w:r>
-      <w:r>
-        <w:t xml:space="preserve"> </w:t>
-      </w:r>
-      <w:r>
-        <w:t xml:space="preserve">library APIs and language syntax. The use described in A.3 went beyond that</w:t>
-      </w:r>
-      <w:r>
-        <w:t xml:space="preserve"> </w:t>
-      </w:r>
-      <w:r>
-        <w:t xml:space="preserve">scope and is disclosed here as such.</w:t>
+        <w:t xml:space="preserve">The one AI tool used was Claude (Anthropic), through Claude Code. The proposal</w:t>
+      </w:r>
+      <w:r>
+        <w:t xml:space="preserve"> </w:t>
+      </w:r>
+      <w:r>
+        <w:t xml:space="preserve">limited AI help to boilerplate, proofreading and questions about library APIs</w:t>
+      </w:r>
+      <w:r>
+        <w:t xml:space="preserve"> </w:t>
+      </w:r>
+      <w:r>
+        <w:t xml:space="preserve">and syntax. That held until 30 September 2026. The work after the</w:t>
+      </w:r>
+      <w:r>
+        <w:t xml:space="preserve"> </w:t>
+      </w:r>
+      <w:r>
+        <w:t xml:space="preserve">supervisor's comments, from 7 October, went beyond it, and is set out in A.3.</w:t>
       </w:r>
     </w:p>
     <w:bookmarkEnd w:id="60"/>
-    <w:bookmarkStart w:id="61" w:name="X887074dc4b10378fb437fb2d3cea2a9398ba86c"/>
+    <w:bookmarkStart w:id="61" w:name="a2-to-30-september-2026"/>
     <w:p>
       <w:pPr>
         <w:pStyle w:val="Heading2"/>
       </w:pPr>
       <w:r>
-        <w:t xml:space="preserve">A.2 Before the supervisor's comments (to 30 September 2026)</w:t>
+        <w:t xml:space="preserve">A.2 To 30 September 2026</w:t>
       </w:r>
     </w:p>
     <w:tbl>
@@ -14154,8 +14379,8 @@
         <w:tblLook w:firstRow="1" w:lastRow="0" w:firstColumn="0" w:lastColumn="0" w:noHBand="0" w:noVBand="0" w:val="0020"/>
       </w:tblPr>
       <w:tblGrid>
-        <w:gridCol w:w="4804"/>
-        <w:gridCol w:w="4555"/>
+        <w:gridCol w:w="5014"/>
+        <w:gridCol w:w="4345"/>
       </w:tblGrid>
       <w:tr>
         <w:trPr>
@@ -14163,21 +14388,21 @@
         </w:trPr>
         <w:tc>
           <w:tcPr>
-            <w:tcW w:type="dxa" w:w="4804"/>
-          </w:tcPr>
-          <w:p>
-            <w:pPr>
-              <w:pStyle w:val="Compact"/>
-              <w:jc w:val="left"/>
-            </w:pPr>
-            <w:r>
-              <w:t xml:space="preserve">Phase</w:t>
-            </w:r>
-          </w:p>
-        </w:tc>
-        <w:tc>
-          <w:tcPr>
-            <w:tcW w:type="dxa" w:w="4555"/>
+            <w:tcW w:type="dxa" w:w="5014"/>
+          </w:tcPr>
+          <w:p>
+            <w:pPr>
+              <w:pStyle w:val="Compact"/>
+              <w:jc w:val="left"/>
+            </w:pPr>
+            <w:r>
+              <w:t xml:space="preserve">Work</w:t>
+            </w:r>
+          </w:p>
+        </w:tc>
+        <w:tc>
+          <w:tcPr>
+            <w:tcW w:type="dxa" w:w="4345"/>
           </w:tcPr>
           <w:p>
             <w:pPr>
@@ -14193,29 +14418,29 @@
       <w:tr>
         <w:tc>
           <w:tcPr>
-            <w:tcW w:type="dxa" w:w="4804"/>
-          </w:tcPr>
-          <w:p>
-            <w:pPr>
-              <w:pStyle w:val="Compact"/>
-              <w:jc w:val="left"/>
-            </w:pPr>
-            <w:r>
-              <w:t xml:space="preserve">Backend (Laravel API)</w:t>
-            </w:r>
-          </w:p>
-        </w:tc>
-        <w:tc>
-          <w:tcPr>
-            <w:tcW w:type="dxa" w:w="4555"/>
-          </w:tcPr>
-          <w:p>
-            <w:pPr>
-              <w:pStyle w:val="Compact"/>
-              <w:jc w:val="left"/>
-            </w:pPr>
-            <w:r>
-              <w:t xml:space="preserve">Within the proposal's scope: boilerplate and questions about library APIs</w:t>
+            <w:tcW w:type="dxa" w:w="5014"/>
+          </w:tcPr>
+          <w:p>
+            <w:pPr>
+              <w:pStyle w:val="Compact"/>
+              <w:jc w:val="left"/>
+            </w:pPr>
+            <w:r>
+              <w:t xml:space="preserve">Backend and Flutter application</w:t>
+            </w:r>
+          </w:p>
+        </w:tc>
+        <w:tc>
+          <w:tcPr>
+            <w:tcW w:type="dxa" w:w="4345"/>
+          </w:tcPr>
+          <w:p>
+            <w:pPr>
+              <w:pStyle w:val="Compact"/>
+              <w:jc w:val="left"/>
+            </w:pPr>
+            <w:r>
+              <w:t xml:space="preserve">Boilerplate and questions about library APIs</w:t>
             </w:r>
           </w:p>
         </w:tc>
@@ -14223,45 +14448,15 @@
       <w:tr>
         <w:tc>
           <w:tcPr>
-            <w:tcW w:type="dxa" w:w="4804"/>
-          </w:tcPr>
-          <w:p>
-            <w:pPr>
-              <w:pStyle w:val="Compact"/>
-              <w:jc w:val="left"/>
-            </w:pPr>
-            <w:r>
-              <w:t xml:space="preserve">Flutter application</w:t>
-            </w:r>
-          </w:p>
-        </w:tc>
-        <w:tc>
-          <w:tcPr>
-            <w:tcW w:type="dxa" w:w="4555"/>
-          </w:tcPr>
-          <w:p>
-            <w:pPr>
-              <w:pStyle w:val="Compact"/>
-              <w:jc w:val="left"/>
-            </w:pPr>
-            <w:r>
-              <w:t xml:space="preserve">Within the proposal's scope: boilerplate and questions about library APIs</w:t>
-            </w:r>
-          </w:p>
-        </w:tc>
-      </w:tr>
-      <w:tr>
-        <w:tc>
-          <w:tcPr>
-            <w:tcW w:type="dxa" w:w="4804"/>
-          </w:tcPr>
-          <w:p>
-            <w:pPr>
-              <w:pStyle w:val="Compact"/>
-              <w:jc w:val="left"/>
-            </w:pPr>
-            <w:r>
-              <w:t xml:space="preserve">Strict review and verification pass (</w:t>
+            <w:tcW w:type="dxa" w:w="5014"/>
+          </w:tcPr>
+          <w:p>
+            <w:pPr>
+              <w:pStyle w:val="Compact"/>
+              <w:jc w:val="left"/>
+            </w:pPr>
+            <w:r>
+              <w:t xml:space="preserve">Strict review (</w:t>
             </w:r>
             <w:r>
               <w:rPr>
@@ -14270,21 +14465,21 @@
               <w:t xml:space="preserve">docs/STRICT-REVIEW.md</w:t>
             </w:r>
             <w:r>
-              <w:t xml:space="preserve">, Appendix B)</w:t>
-            </w:r>
-          </w:p>
-        </w:tc>
-        <w:tc>
-          <w:tcPr>
-            <w:tcW w:type="dxa" w:w="4555"/>
-          </w:tcPr>
-          <w:p>
-            <w:pPr>
-              <w:pStyle w:val="Compact"/>
-              <w:jc w:val="left"/>
-            </w:pPr>
-            <w:r>
-              <w:t xml:space="preserve">Carried out by the student, with assistance from Claude</w:t>
+              <w:t xml:space="preserve">) and evaluation tooling</w:t>
+            </w:r>
+          </w:p>
+        </w:tc>
+        <w:tc>
+          <w:tcPr>
+            <w:tcW w:type="dxa" w:w="4345"/>
+          </w:tcPr>
+          <w:p>
+            <w:pPr>
+              <w:pStyle w:val="Compact"/>
+              <w:jc w:val="left"/>
+            </w:pPr>
+            <w:r>
+              <w:t xml:space="preserve">Written by the student, with help from Claude</w:t>
             </w:r>
           </w:p>
         </w:tc>
@@ -14292,72 +14487,21 @@
       <w:tr>
         <w:tc>
           <w:tcPr>
-            <w:tcW w:type="dxa" w:w="4804"/>
-          </w:tcPr>
-          <w:p>
-            <w:pPr>
-              <w:pStyle w:val="Compact"/>
-              <w:jc w:val="left"/>
-            </w:pPr>
-            <w:r>
-              <w:t xml:space="preserve">Evaluation tooling (</w:t>
-            </w:r>
-            <w:r>
-              <w:rPr>
-                <w:rStyle w:val="VerbatimChar"/>
-              </w:rPr>
-              <w:t xml:space="preserve">tools/run-evaluation.py</w:t>
-            </w:r>
-            <w:r>
-              <w:t xml:space="preserve">,</w:t>
-            </w:r>
-            <w:r>
-              <w:t xml:space="preserve"> </w:t>
-            </w:r>
-            <w:r>
-              <w:rPr>
-                <w:rStyle w:val="VerbatimChar"/>
-              </w:rPr>
-              <w:t xml:space="preserve">tools/seed-evaluation-event.php</w:t>
-            </w:r>
-            <w:r>
-              <w:t xml:space="preserve">)</w:t>
-            </w:r>
-          </w:p>
-        </w:tc>
-        <w:tc>
-          <w:tcPr>
-            <w:tcW w:type="dxa" w:w="4555"/>
-          </w:tcPr>
-          <w:p>
-            <w:pPr>
-              <w:pStyle w:val="Compact"/>
-              <w:jc w:val="left"/>
-            </w:pPr>
-            <w:r>
-              <w:t xml:space="preserve">Written by the student, with assistance from Claude</w:t>
-            </w:r>
-          </w:p>
-        </w:tc>
-      </w:tr>
-      <w:tr>
-        <w:tc>
-          <w:tcPr>
-            <w:tcW w:type="dxa" w:w="4804"/>
-          </w:tcPr>
-          <w:p>
-            <w:pPr>
-              <w:pStyle w:val="Compact"/>
-              <w:jc w:val="left"/>
-            </w:pPr>
-            <w:r>
-              <w:t xml:space="preserve">Report and validation document text</w:t>
-            </w:r>
-          </w:p>
-        </w:tc>
-        <w:tc>
-          <w:tcPr>
-            <w:tcW w:type="dxa" w:w="4555"/>
+            <w:tcW w:type="dxa" w:w="5014"/>
+          </w:tcPr>
+          <w:p>
+            <w:pPr>
+              <w:pStyle w:val="Compact"/>
+              <w:jc w:val="left"/>
+            </w:pPr>
+            <w:r>
+              <w:t xml:space="preserve">Report and validation document</w:t>
+            </w:r>
+          </w:p>
+        </w:tc>
+        <w:tc>
+          <w:tcPr>
+            <w:tcW w:type="dxa" w:w="4345"/>
           </w:tcPr>
           <w:p>
             <w:pPr>
@@ -14372,13 +14516,13 @@
       </w:tr>
     </w:tbl>
     <w:bookmarkEnd w:id="61"/>
-    <w:bookmarkStart w:id="62" w:name="X53458b4faa1b701be95513ac12813663fbb3c73"/>
+    <w:bookmarkStart w:id="62" w:name="a3-from-7-october-2026"/>
     <w:p>
       <w:pPr>
         <w:pStyle w:val="Heading2"/>
       </w:pPr>
       <w:r>
-        <w:t xml:space="preserve">A.3 After the supervisor's comments (7 to 10 October 2026)</w:t>
+        <w:t xml:space="preserve">A.3 From 7 October 2026</w:t>
       </w:r>
     </w:p>
     <w:p>
@@ -14386,19 +14530,7 @@
         <w:pStyle w:val="FirstParagraph"/>
       </w:pPr>
       <w:r>
-        <w:t xml:space="preserve">Claude did substantial work in this round, and it is set out here in full.</w:t>
-      </w:r>
-      <w:r>
-        <w:t xml:space="preserve"> </w:t>
-      </w:r>
-      <w:r>
-        <w:t xml:space="preserve">Working from the supervisor's comments on the report, the validation document</w:t>
-      </w:r>
-      <w:r>
-        <w:t xml:space="preserve"> </w:t>
-      </w:r>
-      <w:r>
-        <w:t xml:space="preserve">and the proposal, it:</w:t>
+        <w:t xml:space="preserve">Working from the supervisor's comments, Claude:</w:t>
       </w:r>
     </w:p>
     <w:p>
@@ -14410,31 +14542,31 @@
         </w:numPr>
       </w:pPr>
       <w:r>
-        <w:t xml:space="preserve">wrote most of the code changes and their tests: the authorisation fixes and</w:t>
-      </w:r>
-      <w:r>
-        <w:t xml:space="preserve"> </w:t>
-      </w:r>
-      <w:r>
-        <w:t xml:space="preserve">their negative tests, the 409 handling and row locks on the meal, session and</w:t>
-      </w:r>
-      <w:r>
-        <w:t xml:space="preserve"> </w:t>
-      </w:r>
-      <w:r>
-        <w:t xml:space="preserve">check-in scan paths, the restrictions on the redemption record, chunked CSV</w:t>
-      </w:r>
-      <w:r>
-        <w:t xml:space="preserve"> </w:t>
-      </w:r>
-      <w:r>
-        <w:t xml:space="preserve">exports, the Firebase demo-mode and dispatch changes, and the two offline</w:t>
-      </w:r>
-      <w:r>
-        <w:t xml:space="preserve"> </w:t>
-      </w:r>
-      <w:r>
-        <w:t xml:space="preserve">replay fixes with their Flutter tests;</w:t>
+        <w:t xml:space="preserve">wrote most of the code changes and their tests: the access-control fixes,</w:t>
+      </w:r>
+      <w:r>
+        <w:t xml:space="preserve"> </w:t>
+      </w:r>
+      <w:r>
+        <w:t xml:space="preserve">the 409 handling and row locks on the scan paths, chunked exports, the</w:t>
+      </w:r>
+      <w:r>
+        <w:t xml:space="preserve"> </w:t>
+      </w:r>
+      <w:r>
+        <w:t xml:space="preserve">Firebase demo-mode and dispatch changes, the offline replay fixes, and,</w:t>
+      </w:r>
+      <w:r>
+        <w:t xml:space="preserve"> </w:t>
+      </w:r>
+      <w:r>
+        <w:t xml:space="preserve">on 14 October, the attendee's My meals screen and the offline meal-scan</w:t>
+      </w:r>
+      <w:r>
+        <w:t xml:space="preserve"> </w:t>
+      </w:r>
+      <w:r>
+        <w:t xml:space="preserve">message;</w:t>
       </w:r>
     </w:p>
     <w:p>
@@ -14446,49 +14578,13 @@
         </w:numPr>
       </w:pPr>
       <w:r>
-        <w:t xml:space="preserve">wrote and ran the concurrency experiment (</w:t>
-      </w:r>
-      <w:r>
-        <w:rPr>
-          <w:rStyle w:val="VerbatimChar"/>
-        </w:rPr>
-        <w:t xml:space="preserve">tools/run-concurrency-experiment.py</w:t>
-      </w:r>
-      <w:r>
-        <w:t xml:space="preserve">),</w:t>
-      </w:r>
-      <w:r>
-        <w:t xml:space="preserve"> </w:t>
-      </w:r>
-      <w:r>
-        <w:t xml:space="preserve">the dashboard freshness measurement (</w:t>
-      </w:r>
-      <w:r>
-        <w:rPr>
-          <w:rStyle w:val="VerbatimChar"/>
-        </w:rPr>
-        <w:t xml:space="preserve">tools/measure-dashboard-freshness.py</w:t>
-      </w:r>
-      <w:r>
-        <w:t xml:space="preserve">)</w:t>
-      </w:r>
-      <w:r>
-        <w:t xml:space="preserve"> </w:t>
-      </w:r>
-      <w:r>
-        <w:t xml:space="preserve">and the SQL export checks added to</w:t>
-      </w:r>
-      <w:r>
-        <w:t xml:space="preserve"> </w:t>
-      </w:r>
-      <w:r>
-        <w:rPr>
-          <w:rStyle w:val="VerbatimChar"/>
-        </w:rPr>
-        <w:t xml:space="preserve">tools/run-evaluation.py</w:t>
-      </w:r>
-      <w:r>
-        <w:t xml:space="preserve">;</w:t>
+        <w:t xml:space="preserve">designed, wrote and ran the concurrency experiment and the freshness</w:t>
+      </w:r>
+      <w:r>
+        <w:t xml:space="preserve"> </w:t>
+      </w:r>
+      <w:r>
+        <w:t xml:space="preserve">measurement, and added the SQL export checks;</w:t>
       </w:r>
     </w:p>
     <w:p>
@@ -14500,13 +14596,7 @@
         </w:numPr>
       </w:pPr>
       <w:r>
-        <w:t xml:space="preserve">drafted the revised text of this report and of the validation document,</w:t>
-      </w:r>
-      <w:r>
-        <w:t xml:space="preserve"> </w:t>
-      </w:r>
-      <w:r>
-        <w:t xml:space="preserve">including this appendix, and</w:t>
+        <w:t xml:space="preserve">wrote</w:t>
       </w:r>
       <w:r>
         <w:t xml:space="preserve"> </w:t>
@@ -14515,10 +14605,28 @@
         <w:rPr>
           <w:rStyle w:val="VerbatimChar"/>
         </w:rPr>
-        <w:t xml:space="preserve">docs/remaining_work.md</w:t>
-      </w:r>
-      <w:r>
-        <w:t xml:space="preserve">.</w:t>
+        <w:t xml:space="preserve">tools/build_proposal_v4.py</w:t>
+      </w:r>
+      <w:r>
+        <w:t xml:space="preserve">, which builds the proposal v4 documents;</w:t>
+      </w:r>
+    </w:p>
+    <w:p>
+      <w:pPr>
+        <w:pStyle w:val="Compact"/>
+        <w:numPr>
+          <w:ilvl w:val="0"/>
+          <w:numId w:val="1003"/>
+        </w:numPr>
+      </w:pPr>
+      <w:r>
+        <w:t xml:space="preserve">drafted the revised text of this report, the validation document and the</w:t>
+      </w:r>
+      <w:r>
+        <w:t xml:space="preserve"> </w:t>
+      </w:r>
+      <w:r>
+        <w:t xml:space="preserve">proposal v4.</w:t>
       </w:r>
     </w:p>
     <w:p>
@@ -14526,25 +14634,163 @@
         <w:pStyle w:val="FirstParagraph"/>
       </w:pPr>
       <w:r>
-        <w:t xml:space="preserve">The student directed the work, decided what was changed and in what order,</w:t>
-      </w:r>
-      <w:r>
-        <w:t xml:space="preserve"> </w:t>
-      </w:r>
-      <w:r>
-        <w:t xml:space="preserve">reviewed each change before it was committed, and checked the test and</w:t>
-      </w:r>
-      <w:r>
-        <w:t xml:space="preserve"> </w:t>
-      </w:r>
-      <w:r>
-        <w:t xml:space="preserve">experiment results. Each commit from 7 October 2026 onwards in the repository</w:t>
-      </w:r>
-      <w:r>
-        <w:t xml:space="preserve"> </w:t>
-      </w:r>
-      <w:r>
-        <w:t xml:space="preserve">history corresponds to one of these changes, and</w:t>
+        <w:t xml:space="preserve">The student decided what to fix and in what order, reviewed each change before</w:t>
+      </w:r>
+      <w:r>
+        <w:t xml:space="preserve"> </w:t>
+      </w:r>
+      <w:r>
+        <w:t xml:space="preserve">committing it, and checked the test and experiment results. Each change is a</w:t>
+      </w:r>
+      <w:r>
+        <w:t xml:space="preserve"> </w:t>
+      </w:r>
+      <w:r>
+        <w:t xml:space="preserve">commit in the repository history.</w:t>
+      </w:r>
+    </w:p>
+    <w:p>
+      <w:pPr>
+        <w:pStyle w:val="BodyText"/>
+      </w:pPr>
+      <w:r>
+        <w:rPr>
+          <w:b/>
+          <w:bCs/>
+        </w:rPr>
+        <w:t xml:space="preserve">Representative prompts.</w:t>
+      </w:r>
+      <w:r>
+        <w:t xml:space="preserve"> </w:t>
+      </w:r>
+      <w:r>
+        <w:t xml:space="preserve">The student's instructions were short and</w:t>
+      </w:r>
+      <w:r>
+        <w:t xml:space="preserve"> </w:t>
+      </w:r>
+      <w:r>
+        <w:t xml:space="preserve">directed the work rather than specifying the code. Typical ones, quoted from</w:t>
+      </w:r>
+      <w:r>
+        <w:t xml:space="preserve"> </w:t>
+      </w:r>
+      <w:r>
+        <w:t xml:space="preserve">the session record:</w:t>
+      </w:r>
+    </w:p>
+    <w:p>
+      <w:pPr>
+        <w:pStyle w:val="Compact"/>
+        <w:numPr>
+          <w:ilvl w:val="0"/>
+          <w:numId w:val="1004"/>
+        </w:numPr>
+      </w:pPr>
+      <w:r>
+        <w:t xml:space="preserve">7 October: the supervisor's comments on the validation document, pasted in</w:t>
+      </w:r>
+      <w:r>
+        <w:t xml:space="preserve"> </w:t>
+      </w:r>
+      <w:r>
+        <w:t xml:space="preserve">full, followed by "what would we start with fixing", asking for small</w:t>
+      </w:r>
+      <w:r>
+        <w:t xml:space="preserve"> </w:t>
+      </w:r>
+      <w:r>
+        <w:t xml:space="preserve">commits.</w:t>
+      </w:r>
+    </w:p>
+    <w:p>
+      <w:pPr>
+        <w:pStyle w:val="Compact"/>
+        <w:numPr>
+          <w:ilvl w:val="0"/>
+          <w:numId w:val="1004"/>
+        </w:numPr>
+      </w:pPr>
+      <w:r>
+        <w:t xml:space="preserve">9 and 10 October: "do the next 6 commits" and "lets do another 6", each</w:t>
+      </w:r>
+      <w:r>
+        <w:t xml:space="preserve"> </w:t>
+      </w:r>
+      <w:r>
+        <w:t xml:space="preserve">working through the next items of the agreed fix list.</w:t>
+      </w:r>
+    </w:p>
+    <w:p>
+      <w:pPr>
+        <w:pStyle w:val="Compact"/>
+        <w:numPr>
+          <w:ilvl w:val="0"/>
+          <w:numId w:val="1004"/>
+        </w:numPr>
+      </w:pPr>
+      <w:r>
+        <w:t xml:space="preserve">10 October: "for the next things if they are things to do with the</w:t>
+      </w:r>
+      <w:r>
+        <w:t xml:space="preserve"> </w:t>
+      </w:r>
+      <w:r>
+        <w:t xml:space="preserve">validation report do them at once then generate word files".</w:t>
+      </w:r>
+    </w:p>
+    <w:p>
+      <w:pPr>
+        <w:pStyle w:val="Compact"/>
+        <w:numPr>
+          <w:ilvl w:val="0"/>
+          <w:numId w:val="1004"/>
+        </w:numPr>
+      </w:pPr>
+      <w:r>
+        <w:t xml:space="preserve">14 October: the supervisor's comments on the proposal, the report and the</w:t>
+      </w:r>
+      <w:r>
+        <w:t xml:space="preserve"> </w:t>
+      </w:r>
+      <w:r>
+        <w:t xml:space="preserve">validation document, pasted in full, followed by "work on everything he</w:t>
+      </w:r>
+      <w:r>
+        <w:t xml:space="preserve"> </w:t>
+      </w:r>
+      <w:r>
+        <w:t xml:space="preserve">wants us to".</w:t>
+      </w:r>
+    </w:p>
+    <w:bookmarkEnd w:id="62"/>
+    <w:bookmarkStart w:id="63" w:name="a4-how-the-output-was-checked"/>
+    <w:p>
+      <w:pPr>
+        <w:pStyle w:val="Heading2"/>
+      </w:pPr>
+      <w:r>
+        <w:t xml:space="preserve">A.4 How the output was checked</w:t>
+      </w:r>
+    </w:p>
+    <w:p>
+      <w:pPr>
+        <w:pStyle w:val="FirstParagraph"/>
+      </w:pPr>
+      <w:r>
+        <w:t xml:space="preserve">Each fix has a test that fails against the earlier code and passes now. The</w:t>
+      </w:r>
+      <w:r>
+        <w:t xml:space="preserve"> </w:t>
+      </w:r>
+      <w:r>
+        <w:t xml:space="preserve">concurrency experiment has a negative control, which failed as expected. The</w:t>
+      </w:r>
+      <w:r>
+        <w:t xml:space="preserve"> </w:t>
+      </w:r>
+      <w:r>
+        <w:t xml:space="preserve">backend tests, PHPStan, Pint,</w:t>
       </w:r>
       <w:r>
         <w:t xml:space="preserve"> </w:t>
@@ -14553,23 +14799,77 @@
         <w:rPr>
           <w:rStyle w:val="VerbatimChar"/>
         </w:rPr>
-        <w:t xml:space="preserve">docs/remaining_work.md</w:t>
-      </w:r>
-      <w:r>
-        <w:t xml:space="preserve"> </w:t>
-      </w:r>
-      <w:r>
-        <w:t xml:space="preserve">lists them with their dates.</w:t>
-      </w:r>
-    </w:p>
-    <w:bookmarkEnd w:id="62"/>
-    <w:bookmarkStart w:id="63" w:name="a4-validation-of-ai-assisted-output"/>
+        <w:t xml:space="preserve">flutter analyze</w:t>
+      </w:r>
+      <w:r>
+        <w:t xml:space="preserve"> </w:t>
+      </w:r>
+      <w:r>
+        <w:t xml:space="preserve">and</w:t>
+      </w:r>
+      <w:r>
+        <w:t xml:space="preserve"> </w:t>
+      </w:r>
+      <w:r>
+        <w:rPr>
+          <w:rStyle w:val="VerbatimChar"/>
+        </w:rPr>
+        <w:t xml:space="preserve">flutter test</w:t>
+      </w:r>
+      <w:r>
+        <w:t xml:space="preserve"> </w:t>
+      </w:r>
+      <w:r>
+        <w:t xml:space="preserve">were run</w:t>
+      </w:r>
+      <w:r>
+        <w:t xml:space="preserve"> </w:t>
+      </w:r>
+      <w:r>
+        <w:t xml:space="preserve">before each commit. The student is prepared to walk through</w:t>
+      </w:r>
+      <w:r>
+        <w:t xml:space="preserve"> </w:t>
+      </w:r>
+      <w:r>
+        <w:rPr>
+          <w:rStyle w:val="VerbatimChar"/>
+        </w:rPr>
+        <w:t xml:space="preserve">MealController::scanVoucher</w:t>
+      </w:r>
+      <w:r>
+        <w:t xml:space="preserve">,</w:t>
+      </w:r>
+      <w:r>
+        <w:t xml:space="preserve"> </w:t>
+      </w:r>
+      <w:r>
+        <w:rPr>
+          <w:rStyle w:val="VerbatimChar"/>
+        </w:rPr>
+        <w:t xml:space="preserve">tools/run-concurrency-experiment.py</w:t>
+      </w:r>
+      <w:r>
+        <w:t xml:space="preserve"> </w:t>
+      </w:r>
+      <w:r>
+        <w:t xml:space="preserve">and the</w:t>
+      </w:r>
+      <w:r>
+        <w:t xml:space="preserve"> </w:t>
+      </w:r>
+      <w:r>
+        <w:t xml:space="preserve">offline replay rules at the presentation.</w:t>
+      </w:r>
+    </w:p>
+    <w:bookmarkEnd w:id="63"/>
+    <w:bookmarkStart w:id="64" w:name="a5-gap-in-the-record"/>
     <w:p>
       <w:pPr>
         <w:pStyle w:val="Heading2"/>
       </w:pPr>
       <w:r>
-        <w:t xml:space="preserve">A.4 Validation of AI-assisted output</w:t>
+        <w:t xml:space="preserve">A.5 Gap in the record</w:t>
       </w:r>
     </w:p>
     <w:p>
@@ -14577,31 +14877,19 @@
         <w:pStyle w:val="FirstParagraph"/>
       </w:pPr>
       <w:r>
-        <w:t xml:space="preserve">AI-assisted code was validated through automated tests. For each defect fixed</w:t>
-      </w:r>
-      <w:r>
-        <w:t xml:space="preserve"> </w:t>
-      </w:r>
-      <w:r>
-        <w:t xml:space="preserve">in A.3, the test was run against the earlier code to confirm that it failed</w:t>
-      </w:r>
-      <w:r>
-        <w:t xml:space="preserve"> </w:t>
-      </w:r>
-      <w:r>
-        <w:t xml:space="preserve">there and passes now, so that it tests the fix rather than merely agreeing</w:t>
-      </w:r>
-      <w:r>
-        <w:t xml:space="preserve"> </w:t>
-      </w:r>
-      <w:r>
-        <w:t xml:space="preserve">with it. The concurrency experiment includes a negative control expected to</w:t>
-      </w:r>
-      <w:r>
-        <w:t xml:space="preserve"> </w:t>
-      </w:r>
-      <w:r>
-        <w:t xml:space="preserve">fail, which it did. The full backend suite, PHPStan at level 7, Pint,</w:t>
+        <w:t xml:space="preserve">The per-use AI log the proposal promised (Section 9.4) was not kept before</w:t>
+      </w:r>
+      <w:r>
+        <w:t xml:space="preserve"> </w:t>
+      </w:r>
+      <w:r>
+        <w:t xml:space="preserve">October. A.2 is the student's own account of that period. From October, the</w:t>
+      </w:r>
+      <w:r>
+        <w:t xml:space="preserve"> </w:t>
+      </w:r>
+      <w:r>
+        <w:t xml:space="preserve">commit history and</w:t>
       </w:r>
       <w:r>
         <w:t xml:space="preserve"> </w:t>
@@ -14610,157 +14898,13 @@
         <w:rPr>
           <w:rStyle w:val="VerbatimChar"/>
         </w:rPr>
-        <w:t xml:space="preserve">flutter analyze</w:t>
-      </w:r>
-      <w:r>
-        <w:t xml:space="preserve"> </w:t>
-      </w:r>
-      <w:r>
-        <w:t xml:space="preserve">and</w:t>
-      </w:r>
-      <w:r>
-        <w:t xml:space="preserve"> </w:t>
-      </w:r>
-      <w:r>
-        <w:rPr>
-          <w:rStyle w:val="VerbatimChar"/>
-        </w:rPr>
-        <w:t xml:space="preserve">flutter test</w:t>
-      </w:r>
-      <w:r>
-        <w:t xml:space="preserve"> </w:t>
-      </w:r>
-      <w:r>
-        <w:t xml:space="preserve">were run before every commit. The student</w:t>
-      </w:r>
-      <w:r>
-        <w:t xml:space="preserve"> </w:t>
-      </w:r>
-      <w:r>
-        <w:t xml:space="preserve">is prepared to walk through</w:t>
-      </w:r>
-      <w:r>
-        <w:t xml:space="preserve"> </w:t>
-      </w:r>
-      <w:r>
-        <w:rPr>
-          <w:rStyle w:val="VerbatimChar"/>
-        </w:rPr>
-        <w:t xml:space="preserve">MealController::scanVoucher</w:t>
-      </w:r>
-      <w:r>
-        <w:t xml:space="preserve">,</w:t>
-      </w:r>
-      <w:r>
-        <w:t xml:space="preserve"> </w:t>
-      </w:r>
-      <w:r>
-        <w:rPr>
-          <w:rStyle w:val="VerbatimChar"/>
-        </w:rPr>
-        <w:t xml:space="preserve">NotificationDispatchService</w:t>
-      </w:r>
-      <w:r>
-        <w:t xml:space="preserve"> </w:t>
-      </w:r>
-      <w:r>
-        <w:t xml:space="preserve">and</w:t>
-      </w:r>
-      <w:r>
-        <w:t xml:space="preserve"> </w:t>
-      </w:r>
-      <w:r>
-        <w:rPr>
-          <w:rStyle w:val="VerbatimChar"/>
-        </w:rPr>
-        <w:t xml:space="preserve">tools/run-evaluation.py</w:t>
-      </w:r>
-      <w:r>
-        <w:t xml:space="preserve"> </w:t>
-      </w:r>
-      <w:r>
-        <w:t xml:space="preserve">in detail.</w:t>
-      </w:r>
-    </w:p>
-    <w:bookmarkEnd w:id="63"/>
-    <w:bookmarkStart w:id="64" w:name="Xf3e668b7ce58a97d6e3858656f09b2214a8128b"/>
-    <w:p>
-      <w:pPr>
-        <w:pStyle w:val="Heading2"/>
-      </w:pPr>
-      <w:r>
-        <w:t xml:space="preserve">A.5 Honest statement of disclosure limitations</w:t>
-      </w:r>
-    </w:p>
-    <w:p>
-      <w:pPr>
-        <w:pStyle w:val="FirstParagraph"/>
-      </w:pPr>
-      <w:r>
-        <w:t xml:space="preserve">The proposal commits, in Section 9.4, to a dedicated AI usage log recording</w:t>
-      </w:r>
-      <w:r>
-        <w:t xml:space="preserve"> </w:t>
-      </w:r>
-      <w:r>
-        <w:t xml:space="preserve">every instance of use, its date, the task posed, and the extent to which the</w:t>
-      </w:r>
-      <w:r>
-        <w:t xml:space="preserve"> </w:t>
-      </w:r>
-      <w:r>
-        <w:t xml:space="preserve">output was used, modified or rejected. That per-episode log was not</w:t>
-      </w:r>
-      <w:r>
-        <w:t xml:space="preserve"> </w:t>
-      </w:r>
-      <w:r>
-        <w:t xml:space="preserve">maintained during the phases in A.2, and A.2 is the student's own account of</w:t>
-      </w:r>
-      <w:r>
-        <w:t xml:space="preserve"> </w:t>
-      </w:r>
-      <w:r>
-        <w:t xml:space="preserve">them rather than a reconstruction of dated entries. For the work in A.3, the</w:t>
-      </w:r>
-      <w:r>
-        <w:t xml:space="preserve"> </w:t>
-      </w:r>
-      <w:r>
-        <w:t xml:space="preserve">commit history and</w:t>
-      </w:r>
-      <w:r>
-        <w:t xml:space="preserve"> </w:t>
-      </w:r>
-      <w:r>
-        <w:rPr>
-          <w:rStyle w:val="VerbatimChar"/>
-        </w:rPr>
-        <w:t xml:space="preserve">docs/remaining_work.md</w:t>
-      </w:r>
-      <w:r>
-        <w:t xml:space="preserve"> </w:t>
-      </w:r>
-      <w:r>
-        <w:t xml:space="preserve">are the record. A repository-level</w:t>
-      </w:r>
-      <w:r>
-        <w:t xml:space="preserve"> </w:t>
-      </w:r>
-      <w:r>
-        <w:t xml:space="preserve">note is kept at</w:t>
-      </w:r>
-      <w:r>
-        <w:t xml:space="preserve"> </w:t>
-      </w:r>
-      <w:r>
-        <w:rPr>
-          <w:rStyle w:val="VerbatimChar"/>
-        </w:rPr>
         <w:t xml:space="preserve">docs/ai_usage_log.md</w:t>
       </w:r>
       <w:r>
-        <w:t xml:space="preserve">.</w:t>
+        <w:t xml:space="preserve"> </w:t>
+      </w:r>
+      <w:r>
+        <w:t xml:space="preserve">are the record.</w:t>
       </w:r>
     </w:p>
     <w:bookmarkEnd w:id="64"/>
@@ -15475,25 +15619,19 @@
         <w:pStyle w:val="BodyText"/>
       </w:pPr>
       <w:r>
-        <w:t xml:space="preserve">Verification after fixes: backend 51/51 tests passing at the time of the strict</w:t>
-      </w:r>
-      <w:r>
-        <w:t xml:space="preserve"> </w:t>
-      </w:r>
-      <w:r>
-        <w:t xml:space="preserve">review (185 assertions), and 55/55 with 213 assertions at the time of this</w:t>
-      </w:r>
-      <w:r>
-        <w:t xml:space="preserve"> </w:t>
-      </w:r>
-      <w:r>
-        <w:t xml:space="preserve">report, the last two tests being the ones added for rows 7 and 8. PHPStan level</w:t>
-      </w:r>
-      <w:r>
-        <w:t xml:space="preserve"> </w:t>
-      </w:r>
-      <w:r>
-        <w:t xml:space="preserve">7 clean, Pint clean,</w:t>
+        <w:t xml:space="preserve">Verification after these fixes, at the time: backend 51/51 tests passing at</w:t>
+      </w:r>
+      <w:r>
+        <w:t xml:space="preserve"> </w:t>
+      </w:r>
+      <w:r>
+        <w:t xml:space="preserve">the strict review (185 assertions), then 55/55 with 213 assertions once the</w:t>
+      </w:r>
+      <w:r>
+        <w:t xml:space="preserve"> </w:t>
+      </w:r>
+      <w:r>
+        <w:t xml:space="preserve">tests for rows 7 and 8 were added; PHPStan level 7 clean, Pint clean,</w:t>
       </w:r>
       <w:r>
         <w:t xml:space="preserve"> </w:t>
@@ -15523,7 +15661,25 @@
         <w:t xml:space="preserve"> </w:t>
       </w:r>
       <w:r>
-        <w:t xml:space="preserve">19/19.</w:t>
+        <w:t xml:space="preserve">19/19. These are historical counts for</w:t>
+      </w:r>
+      <w:r>
+        <w:t xml:space="preserve"> </w:t>
+      </w:r>
+      <w:r>
+        <w:t xml:space="preserve">this table only. The October fixes added more tests since, and the current</w:t>
+      </w:r>
+      <w:r>
+        <w:t xml:space="preserve"> </w:t>
+      </w:r>
+      <w:r>
+        <w:t xml:space="preserve">counts are the ones in Section 6.1: 70 backend tests with 288 assertions, 31</w:t>
+      </w:r>
+      <w:r>
+        <w:t xml:space="preserve"> </w:t>
+      </w:r>
+      <w:r>
+        <w:t xml:space="preserve">of them this component's, and 30 of 30 Flutter tests.</w:t>
       </w:r>
     </w:p>
     <w:bookmarkEnd w:id="66"/>
@@ -20093,7 +20249,37 @@
         <w:pStyle w:val="BodyText"/>
       </w:pPr>
       <w:r>
-        <w:t xml:space="preserve">Backend test suite:</w:t>
+        <w:t xml:space="preserve">Backend test suite. Twelve of the starter kit's page tests need the frontend</w:t>
+      </w:r>
+      <w:r>
+        <w:t xml:space="preserve"> </w:t>
+      </w:r>
+      <w:r>
+        <w:t xml:space="preserve">built first, and the build calls</w:t>
+      </w:r>
+      <w:r>
+        <w:t xml:space="preserve"> </w:t>
+      </w:r>
+      <w:r>
+        <w:rPr>
+          <w:rStyle w:val="VerbatimChar"/>
+        </w:rPr>
+        <w:t xml:space="preserve">php artisan</w:t>
+      </w:r>
+      <w:r>
+        <w:t xml:space="preserve">, so PHP must be on</w:t>
+      </w:r>
+      <w:r>
+        <w:t xml:space="preserve"> </w:t>
+      </w:r>
+      <w:r>
+        <w:rPr>
+          <w:rStyle w:val="VerbatimChar"/>
+        </w:rPr>
+        <w:t xml:space="preserve">PATH</w:t>
+      </w:r>
+      <w:r>
+        <w:t xml:space="preserve">:</w:t>
       </w:r>
     </w:p>
     <w:p>
@@ -20104,6 +20290,24 @@
         <w:rPr>
           <w:rStyle w:val="VerbatimChar"/>
         </w:rPr>
+        <w:t xml:space="preserve">npm install</w:t>
+      </w:r>
+      <w:r>
+        <w:br/>
+      </w:r>
+      <w:r>
+        <w:rPr>
+          <w:rStyle w:val="VerbatimChar"/>
+        </w:rPr>
+        <w:t xml:space="preserve">npm run build</w:t>
+      </w:r>
+      <w:r>
+        <w:br/>
+      </w:r>
+      <w:r>
+        <w:rPr>
+          <w:rStyle w:val="VerbatimChar"/>
+        </w:rPr>
         <w:t xml:space="preserve">php artisan test</w:t>
       </w:r>
     </w:p>
@@ -20302,7 +20506,7 @@
       </w:r>
     </w:p>
     <w:bookmarkEnd w:id="68"/>
-    <w:bookmarkStart w:id="97" w:name="X3904e79689775bc93f65e393b9e8d9a787105b3"/>
+    <w:bookmarkStart w:id="100" w:name="X3904e79689775bc93f65e393b9e8d9a787105b3"/>
     <w:p>
       <w:pPr>
         <w:pStyle w:val="Heading1"/>
@@ -20725,7 +20929,7 @@
           <w:b/>
           <w:bCs/>
         </w:rPr>
-        <w:t xml:space="preserve">Figure 6. Attendee pass with a server-issued token (Objective 2).</w:t>
+        <w:t xml:space="preserve">Figure 6. Attendee check-in and session pass (not a meal voucher).</w:t>
       </w:r>
     </w:p>
     <w:p>
@@ -20780,31 +20984,31 @@
         <w:pStyle w:val="BodyText"/>
       </w:pPr>
       <w:r>
-        <w:t xml:space="preserve">The attendee's own pass, carrying a QR token fetched from the authenticated</w:t>
-      </w:r>
-      <w:r>
-        <w:t xml:space="preserve"> </w:t>
-      </w:r>
-      <w:r>
-        <w:t xml:space="preserve">endpoint rather than constructed on the device. This screen is the fix for the</w:t>
-      </w:r>
-      <w:r>
-        <w:t xml:space="preserve"> </w:t>
-      </w:r>
-      <w:r>
-        <w:t xml:space="preserve">second defect in Appendix B, where the code had previously been fabricated</w:t>
-      </w:r>
-      <w:r>
-        <w:t xml:space="preserve"> </w:t>
-      </w:r>
-      <w:r>
-        <w:t xml:space="preserve">client-side from a naming convention and would have broken for any attendee not</w:t>
-      </w:r>
-      <w:r>
-        <w:t xml:space="preserve"> </w:t>
-      </w:r>
-      <w:r>
-        <w:t xml:space="preserve">present in the seed data.</w:t>
+        <w:t xml:space="preserve">The attendee's own pass for event check-in and session doors, carrying a token</w:t>
+      </w:r>
+      <w:r>
+        <w:t xml:space="preserve"> </w:t>
+      </w:r>
+      <w:r>
+        <w:t xml:space="preserve">fetched from the authenticated endpoint rather than constructed on the device.</w:t>
+      </w:r>
+      <w:r>
+        <w:t xml:space="preserve"> </w:t>
+      </w:r>
+      <w:r>
+        <w:t xml:space="preserve">This screen is the fix for the second defect in Appendix B. It is not evidence</w:t>
+      </w:r>
+      <w:r>
+        <w:t xml:space="preserve"> </w:t>
+      </w:r>
+      <w:r>
+        <w:t xml:space="preserve">for Objective 2: the pass token is not a meal voucher, and the meal scanner</w:t>
+      </w:r>
+      <w:r>
+        <w:t xml:space="preserve"> </w:t>
+      </w:r>
+      <w:r>
+        <w:t xml:space="preserve">answers 404 "Invalid meal voucher QR token." to it, which is correct.</w:t>
       </w:r>
     </w:p>
     <w:p>
@@ -20819,7 +21023,7 @@
           <w:b/>
           <w:bCs/>
         </w:rPr>
-        <w:t xml:space="preserve">Figure 7. Meal categories and the per-device redemption trail (Objective 2).</w:t>
+        <w:t xml:space="preserve">Figure 7. The attendee's meal vouchers in the app (Objective 2).</w:t>
       </w:r>
     </w:p>
     <w:p>
@@ -20831,12 +21035,12 @@
           <wp:inline>
             <wp:extent cx="2674620" cy="5943600"/>
             <wp:effectExtent b="0" l="0" r="0" t="0"/>
-            <wp:docPr descr="Meals screen listing Breakfast, Lunch and Supper as active categories, with recent redemptions each tagged with the device that recorded them" title="" id="85" name="Picture"/>
+            <wp:docPr descr="My meals screen showing Supper as Unused with a QR code above the token MEAL-DEMO-1-3, and Lunch and Breakfast as Redeemed with their redemption times" title="" id="85" name="Picture"/>
             <a:graphic>
               <a:graphicData uri="http://schemas.openxmlformats.org/drawingml/2006/picture">
                 <pic:pic>
                   <pic:nvPicPr>
-                    <pic:cNvPr descr="../evidence-ui-meals.png" id="86" name="Picture"/>
+                    <pic:cNvPr descr="../evidence-ui-my-meals.png" id="86" name="Picture"/>
                     <pic:cNvPicPr>
                       <a:picLocks noChangeArrowheads="1" noChangeAspect="1"/>
                     </pic:cNvPicPr>
@@ -20874,19 +21078,76 @@
         <w:pStyle w:val="BodyText"/>
       </w:pPr>
       <w:r>
-        <w:t xml:space="preserve">Three categories active at once, which is Objective 2's multiple-category</w:t>
-      </w:r>
-      <w:r>
-        <w:t xml:space="preserve"> </w:t>
-      </w:r>
-      <w:r>
-        <w:t xml:space="preserve">requirement in the interface, and a redemption list in which each entry names</w:t>
-      </w:r>
-      <w:r>
-        <w:t xml:space="preserve"> </w:t>
-      </w:r>
-      <w:r>
-        <w:t xml:space="preserve">the device that recorded it, which is the audit trail Section 3.3 describes.</w:t>
+        <w:t xml:space="preserve">The My meals screen added on 14 October 2026. It shows each of the attendee's</w:t>
+      </w:r>
+      <w:r>
+        <w:t xml:space="preserve"> </w:t>
+      </w:r>
+      <w:r>
+        <w:t xml:space="preserve">vouchers from</w:t>
+      </w:r>
+      <w:r>
+        <w:t xml:space="preserve"> </w:t>
+      </w:r>
+      <w:r>
+        <w:rPr>
+          <w:rStyle w:val="VerbatimChar"/>
+        </w:rPr>
+        <w:t xml:space="preserve">GET /events/{event}/attendees/me</w:t>
+      </w:r>
+      <w:r>
+        <w:t xml:space="preserve"> </w:t>
+      </w:r>
+      <w:r>
+        <w:t xml:space="preserve">with its category and status.</w:t>
+      </w:r>
+      <w:r>
+        <w:t xml:space="preserve"> </w:t>
+      </w:r>
+      <w:r>
+        <w:t xml:space="preserve">An unused voucher is shown as a QR code of its</w:t>
+      </w:r>
+      <w:r>
+        <w:t xml:space="preserve"> </w:t>
+      </w:r>
+      <w:r>
+        <w:rPr>
+          <w:rStyle w:val="VerbatimChar"/>
+        </w:rPr>
+        <w:t xml:space="preserve">qr_token</w:t>
+      </w:r>
+      <w:r>
+        <w:t xml:space="preserve">; a redeemed one shows</w:t>
+      </w:r>
+      <w:r>
+        <w:t xml:space="preserve"> </w:t>
+      </w:r>
+      <w:r>
+        <w:t xml:space="preserve">when it was redeemed and no code. The QR code in this screenshot was decoded</w:t>
+      </w:r>
+      <w:r>
+        <w:t xml:space="preserve"> </w:t>
+      </w:r>
+      <w:r>
+        <w:t xml:space="preserve">off the device and reads</w:t>
+      </w:r>
+      <w:r>
+        <w:t xml:space="preserve"> </w:t>
+      </w:r>
+      <w:r>
+        <w:rPr>
+          <w:rStyle w:val="VerbatimChar"/>
+        </w:rPr>
+        <w:t xml:space="preserve">MEAL-DEMO-1-3</w:t>
+      </w:r>
+      <w:r>
+        <w:t xml:space="preserve">, the seeded Supper voucher used in</w:t>
+      </w:r>
+      <w:r>
+        <w:t xml:space="preserve"> </w:t>
+      </w:r>
+      <w:r>
+        <w:t xml:space="preserve">Figures 9 and 10.</w:t>
       </w:r>
     </w:p>
     <w:p>
@@ -20901,7 +21162,7 @@
           <w:b/>
           <w:bCs/>
         </w:rPr>
-        <w:t xml:space="preserve">Figure 8. Scanner accepting a voucher (Objective 2).</w:t>
+        <w:t xml:space="preserve">Figure 8. Meal categories and the per-device redemption trail (Objective 2).</w:t>
       </w:r>
     </w:p>
     <w:p>
@@ -20913,12 +21174,12 @@
           <wp:inline>
             <wp:extent cx="2674620" cy="5943600"/>
             <wp:effectExtent b="0" l="0" r="0" t="0"/>
-            <wp:docPr descr="Meal voucher scan screen with the token EVAL-SCAN-OK entered and a green confirmation reading &quot;Voucher redeemed successfully.&quot;" title="" id="88" name="Picture"/>
+            <wp:docPr descr="Meals screen listing Breakfast, Lunch and Supper as active categories, with recent redemptions each tagged with the device that recorded them" title="" id="88" name="Picture"/>
             <a:graphic>
               <a:graphicData uri="http://schemas.openxmlformats.org/drawingml/2006/picture">
                 <pic:pic>
                   <pic:nvPicPr>
-                    <pic:cNvPr descr="../evidence-scan-accepted.png" id="89" name="Picture"/>
+                    <pic:cNvPr descr="../evidence-ui-meals.png" id="89" name="Picture"/>
                     <pic:cNvPicPr>
                       <a:picLocks noChangeArrowheads="1" noChangeAspect="1"/>
                     </pic:cNvPicPr>
@@ -20954,6 +21215,26 @@
     <w:p>
       <w:pPr>
         <w:pStyle w:val="BodyText"/>
+      </w:pPr>
+      <w:r>
+        <w:t xml:space="preserve">Three categories active at once, which is Objective 2's multiple-category</w:t>
+      </w:r>
+      <w:r>
+        <w:t xml:space="preserve"> </w:t>
+      </w:r>
+      <w:r>
+        <w:t xml:space="preserve">requirement in the interface, and a redemption list in which each entry names</w:t>
+      </w:r>
+      <w:r>
+        <w:t xml:space="preserve"> </w:t>
+      </w:r>
+      <w:r>
+        <w:t xml:space="preserve">the device that recorded it, which is the audit trail Section 3.3 describes.</w:t>
+      </w:r>
+    </w:p>
+    <w:p>
+      <w:pPr>
+        <w:pStyle w:val="BodyText"/>
         <w:keepNext/>
         <w:keepLines/>
         <w:jc w:val="left"/>
@@ -20963,7 +21244,7 @@
           <w:b/>
           <w:bCs/>
         </w:rPr>
-        <w:t xml:space="preserve">Figure 9. The same voucher refused on a second attempt (Objective 2).</w:t>
+        <w:t xml:space="preserve">Figure 9. Scanner accepting the voucher from Figure 7 (Objective 2).</w:t>
       </w:r>
     </w:p>
     <w:p>
@@ -20975,12 +21256,12 @@
           <wp:inline>
             <wp:extent cx="2674620" cy="5943600"/>
             <wp:effectExtent b="0" l="0" r="0" t="0"/>
-            <wp:docPr descr="Meal voucher scan screen with the same token re-entered and a red banner reading &quot;Meal voucher has already been redeemed or is not usable.&quot;" title="" id="91" name="Picture"/>
+            <wp:docPr descr="Meal voucher scan screen with the token MEAL-DEMO-1-3 entered and a green confirmation reading &quot;Voucher redeemed successfully.&quot;" title="" id="91" name="Picture"/>
             <a:graphic>
               <a:graphicData uri="http://schemas.openxmlformats.org/drawingml/2006/picture">
                 <pic:pic>
                   <pic:nvPicPr>
-                    <pic:cNvPr descr="../evidence-scan-duplicate-rejected.png" id="92" name="Picture"/>
+                    <pic:cNvPr descr="../evidence-scan-accepted.png" id="92" name="Picture"/>
                     <pic:cNvPicPr>
                       <a:picLocks noChangeArrowheads="1" noChangeAspect="1"/>
                     </pic:cNvPicPr>
@@ -21016,32 +21297,6 @@
     <w:p>
       <w:pPr>
         <w:pStyle w:val="BodyText"/>
-      </w:pPr>
-      <w:r>
-        <w:t xml:space="preserve">Figures 8 and 9 are the anti-fraud guarantee at the point of service: the same</w:t>
-      </w:r>
-      <w:r>
-        <w:t xml:space="preserve"> </w:t>
-      </w:r>
-      <w:r>
-        <w:t xml:space="preserve">token accepted once and refused on its second presentation. The measurements in</w:t>
-      </w:r>
-      <w:r>
-        <w:t xml:space="preserve"> </w:t>
-      </w:r>
-      <w:r>
-        <w:t xml:space="preserve">Section 6.2 count this behaviour 120 times; these are what a scanner operator</w:t>
-      </w:r>
-      <w:r>
-        <w:t xml:space="preserve"> </w:t>
-      </w:r>
-      <w:r>
-        <w:t xml:space="preserve">sees when it happens.</w:t>
-      </w:r>
-    </w:p>
-    <w:p>
-      <w:pPr>
-        <w:pStyle w:val="BodyText"/>
         <w:keepNext/>
         <w:keepLines/>
         <w:jc w:val="left"/>
@@ -21051,7 +21306,7 @@
           <w:b/>
           <w:bCs/>
         </w:rPr>
-        <w:t xml:space="preserve">Figure 10. Report exports available to an organiser (Objective 5).</w:t>
+        <w:t xml:space="preserve">Figure 10. The same voucher refused on a second attempt (Objective 2).</w:t>
       </w:r>
     </w:p>
     <w:p>
@@ -21063,12 +21318,12 @@
           <wp:inline>
             <wp:extent cx="2674620" cy="5943600"/>
             <wp:effectExtent b="0" l="0" r="0" t="0"/>
-            <wp:docPr descr="Reports screen listing four exports: Attendance Report, Meal Redemption Report, Session Attendance Report and Notification Report" title="" id="94" name="Picture"/>
+            <wp:docPr descr="Meal voucher scan screen with MEAL-DEMO-1-3 entered again and a red banner reading &quot;Meal voucher has already been redeemed or is not usable.&quot;" title="" id="94" name="Picture"/>
             <a:graphic>
               <a:graphicData uri="http://schemas.openxmlformats.org/drawingml/2006/picture">
                 <pic:pic>
                   <pic:nvPicPr>
-                    <pic:cNvPr descr="../evidence-ui-reports.png" id="95" name="Picture"/>
+                    <pic:cNvPr descr="../evidence-scan-duplicate-rejected.png" id="95" name="Picture"/>
                     <pic:cNvPicPr>
                       <a:picLocks noChangeArrowheads="1" noChangeAspect="1"/>
                     </pic:cNvPicPr>
@@ -21106,6 +21361,106 @@
         <w:pStyle w:val="BodyText"/>
       </w:pPr>
       <w:r>
+        <w:t xml:space="preserve">Figures 7, 9 and 10 are one end-to-end trial, run on 14 October 2026 and</w:t>
+      </w:r>
+      <w:r>
+        <w:t xml:space="preserve"> </w:t>
+      </w:r>
+      <w:r>
+        <w:t xml:space="preserve">recorded in Section 11 of the validation document: the attendee app shows the</w:t>
+      </w:r>
+      <w:r>
+        <w:t xml:space="preserve"> </w:t>
+      </w:r>
+      <w:r>
+        <w:t xml:space="preserve">voucher, the scanner submits it and the server answers 200, and the same token</w:t>
+      </w:r>
+      <w:r>
+        <w:t xml:space="preserve"> </w:t>
+      </w:r>
+      <w:r>
+        <w:t xml:space="preserve">is then answered 409. The evaluation in Section 6.8 refused 200 duplicate</w:t>
+      </w:r>
+      <w:r>
+        <w:t xml:space="preserve"> </w:t>
+      </w:r>
+      <w:r>
+        <w:t xml:space="preserve">submissions of this kind; these are what a scanner operator sees when it</w:t>
+      </w:r>
+      <w:r>
+        <w:t xml:space="preserve"> </w:t>
+      </w:r>
+      <w:r>
+        <w:t xml:space="preserve">happens.</w:t>
+      </w:r>
+    </w:p>
+    <w:p>
+      <w:pPr>
+        <w:pStyle w:val="BodyText"/>
+        <w:keepNext/>
+        <w:keepLines/>
+        <w:jc w:val="left"/>
+      </w:pPr>
+      <w:r>
+        <w:rPr>
+          <w:b/>
+          <w:bCs/>
+        </w:rPr>
+        <w:t xml:space="preserve">Figure 11. Report exports available to an organiser (Objective 5).</w:t>
+      </w:r>
+    </w:p>
+    <w:p>
+      <w:pPr>
+        <w:pStyle w:val="BodyText"/>
+      </w:pPr>
+      <w:r>
+        <w:drawing>
+          <wp:inline>
+            <wp:extent cx="2674620" cy="5943600"/>
+            <wp:effectExtent b="0" l="0" r="0" t="0"/>
+            <wp:docPr descr="Reports screen listing four exports: Attendance Report, Meal Redemption Report, Session Attendance Report and Notification Report" title="" id="97" name="Picture"/>
+            <a:graphic>
+              <a:graphicData uri="http://schemas.openxmlformats.org/drawingml/2006/picture">
+                <pic:pic>
+                  <pic:nvPicPr>
+                    <pic:cNvPr descr="../evidence-ui-reports.png" id="98" name="Picture"/>
+                    <pic:cNvPicPr>
+                      <a:picLocks noChangeArrowheads="1" noChangeAspect="1"/>
+                    </pic:cNvPicPr>
+                  </pic:nvPicPr>
+                  <pic:blipFill>
+                    <a:blip r:embed="rId96"/>
+                    <a:stretch>
+                      <a:fillRect/>
+                    </a:stretch>
+                  </pic:blipFill>
+                  <pic:spPr bwMode="auto">
+                    <a:xfrm>
+                      <a:off x="0" y="0"/>
+                      <a:ext cx="2674620" cy="5943600"/>
+                    </a:xfrm>
+                    <a:prstGeom prst="rect">
+                      <a:avLst/>
+                    </a:prstGeom>
+                    <a:noFill/>
+                    <a:ln w="9525">
+                      <a:noFill/>
+                      <a:headEnd/>
+                      <a:tailEnd/>
+                    </a:ln>
+                  </pic:spPr>
+                </pic:pic>
+              </a:graphicData>
+            </a:graphic>
+          </wp:inline>
+        </w:drawing>
+      </w:r>
+    </w:p>
+    <w:p>
+      <w:pPr>
+        <w:pStyle w:val="BodyText"/>
+      </w:pPr>
+      <w:r>
         <w:t xml:space="preserve">The four CSV exports whose row counts are checked against database ground truth</w:t>
       </w:r>
       <w:r>
@@ -21115,7 +21470,7 @@
         <w:t xml:space="preserve">in Section 6.6.</w:t>
       </w:r>
     </w:p>
-    <w:bookmarkStart w:id="96" w:name="e1-what-these-figures-do-and-do-not-show"/>
+    <w:bookmarkStart w:id="99" w:name="e1-what-these-figures-do-and-do-not-show"/>
     <w:p>
       <w:pPr>
         <w:pStyle w:val="Heading2"/>
@@ -21129,13 +21484,19 @@
         <w:pStyle w:val="FirstParagraph"/>
       </w:pPr>
       <w:r>
-        <w:t xml:space="preserve">Figures 8 and 9 were produced through the scanner's manual token entry rather</w:t>
-      </w:r>
-      <w:r>
-        <w:t xml:space="preserve"> </w:t>
-      </w:r>
-      <w:r>
-        <w:t xml:space="preserve">than by decoding a printed code with the camera. The submission path is</w:t>
+        <w:t xml:space="preserve">In the trial behind Figures 9 and 10 the scanner read the token by manual</w:t>
+      </w:r>
+      <w:r>
+        <w:t xml:space="preserve"> </w:t>
+      </w:r>
+      <w:r>
+        <w:t xml:space="preserve">entry, not with the camera: both roles ran in turn on one Android emulator, and</w:t>
+      </w:r>
+      <w:r>
+        <w:t xml:space="preserve"> </w:t>
+      </w:r>
+      <w:r>
+        <w:t xml:space="preserve">an emulator's camera cannot see another screen. The submission path is</w:t>
       </w:r>
       <w:r>
         <w:t xml:space="preserve"> </w:t>
@@ -21153,31 +21514,40 @@
         <w:t xml:space="preserve"> </w:t>
       </w:r>
       <w:r>
-        <w:t xml:space="preserve">decode step itself: these figures are evidence that a presented token is</w:t>
-      </w:r>
-      <w:r>
-        <w:t xml:space="preserve"> </w:t>
-      </w:r>
-      <w:r>
-        <w:t xml:space="preserve">accepted once and refused thereafter, not evidence that the camera reads a QR</w:t>
-      </w:r>
-      <w:r>
-        <w:t xml:space="preserve"> </w:t>
-      </w:r>
-      <w:r>
-        <w:t xml:space="preserve">symbol correctly. Decoding is exercised by the Flutter client's own tests and</w:t>
-      </w:r>
-      <w:r>
-        <w:t xml:space="preserve"> </w:t>
-      </w:r>
-      <w:r>
-        <w:t xml:space="preserve">by the attendee pass in Figure 6, which renders a real scannable token, but no</w:t>
-      </w:r>
-      <w:r>
-        <w:t xml:space="preserve"> </w:t>
-      </w:r>
-      <w:r>
-        <w:t xml:space="preserve">figure in this report shows a camera decoding one.</w:t>
+        <w:t xml:space="preserve">camera decode itself. The QR code in Figure 7 was decoded off the device and</w:t>
+      </w:r>
+      <w:r>
+        <w:t xml:space="preserve"> </w:t>
+      </w:r>
+      <w:r>
+        <w:t xml:space="preserve">reads the right token, but no figure shows the scanner's camera reading one,</w:t>
+      </w:r>
+      <w:r>
+        <w:t xml:space="preserve"> </w:t>
+      </w:r>
+      <w:r>
+        <w:t xml:space="preserve">and the Flutter tests do not cover camera decoding:</w:t>
+      </w:r>
+      <w:r>
+        <w:t xml:space="preserve"> </w:t>
+      </w:r>
+      <w:r>
+        <w:rPr>
+          <w:rStyle w:val="VerbatimChar"/>
+        </w:rPr>
+        <w:t xml:space="preserve">qr_parser_test.dart</w:t>
+      </w:r>
+      <w:r>
+        <w:t xml:space="preserve"> </w:t>
+      </w:r>
+      <w:r>
+        <w:t xml:space="preserve">tests</w:t>
+      </w:r>
+      <w:r>
+        <w:t xml:space="preserve"> </w:t>
+      </w:r>
+      <w:r>
+        <w:t xml:space="preserve">only the trimming of a manually entered token.</w:t>
       </w:r>
     </w:p>
     <w:p>
@@ -21200,9 +21570,9 @@
         <w:t xml:space="preserve">them as it does to the push-delivery timing.</w:t>
       </w:r>
     </w:p>
-    <w:bookmarkEnd w:id="96"/>
-    <w:bookmarkEnd w:id="97"/>
-    <w:bookmarkStart w:id="98" w:name="appendix-f-reference-verification-record"/>
+    <w:bookmarkEnd w:id="99"/>
+    <w:bookmarkEnd w:id="100"/>
+    <w:bookmarkStart w:id="101" w:name="appendix-f-reference-verification-record"/>
     <w:p>
       <w:pPr>
         <w:pStyle w:val="Heading1"/>
@@ -22546,7 +22916,7 @@
         <w:t xml:space="preserve">before being cited.</w:t>
       </w:r>
     </w:p>
-    <w:bookmarkEnd w:id="98"/>
+    <w:bookmarkEnd w:id="101"/>
     <w:sectPr>
       <w:footerReference w:type="default" r:id="rId10"/>
       <w:footnotePr>
@@ -22927,6 +23297,36 @@
   </w:num>
   <w:num w:numId="1003">
     <w:abstractNumId w:val="991"/>
+  </w:num>
+  <w:num w:numId="1004">
+    <w:abstractNumId w:val="99411"/>
+    <w:lvlOverride w:ilvl="0">
+      <w:startOverride w:val="1"/>
+    </w:lvlOverride>
+    <w:lvlOverride w:ilvl="1">
+      <w:startOverride w:val="1"/>
+    </w:lvlOverride>
+    <w:lvlOverride w:ilvl="2">
+      <w:startOverride w:val="1"/>
+    </w:lvlOverride>
+    <w:lvlOverride w:ilvl="3">
+      <w:startOverride w:val="1"/>
+    </w:lvlOverride>
+    <w:lvlOverride w:ilvl="4">
+      <w:startOverride w:val="1"/>
+    </w:lvlOverride>
+    <w:lvlOverride w:ilvl="5">
+      <w:startOverride w:val="1"/>
+    </w:lvlOverride>
+    <w:lvlOverride w:ilvl="6">
+      <w:startOverride w:val="1"/>
+    </w:lvlOverride>
+    <w:lvlOverride w:ilvl="7">
+      <w:startOverride w:val="1"/>
+    </w:lvlOverride>
+    <w:lvlOverride w:ilvl="8">
+      <w:startOverride w:val="1"/>
+    </w:lvlOverride>
   </w:num>
 </w:numbering>
 </file>

--- a/docs/deliverables/ConferenceCheck Final Report.docx
+++ b/docs/deliverables/ConferenceCheck Final Report.docx
@@ -2140,7 +2140,7 @@
               <w:jc w:val="left"/>
             </w:pPr>
             <w:r>
-              <w:t xml:space="preserve">Tool and scope</w:t>
+              <w:t xml:space="preserve">Use</w:t>
             </w:r>
           </w:p>
         </w:tc>
@@ -2184,7 +2184,7 @@
               <w:jc w:val="left"/>
             </w:pPr>
             <w:r>
-              <w:t xml:space="preserve">To 30 September 2026</w:t>
+              <w:t xml:space="preserve">Representative prompts</w:t>
             </w:r>
           </w:p>
         </w:tc>
@@ -2228,95 +2228,7 @@
               <w:jc w:val="left"/>
             </w:pPr>
             <w:r>
-              <w:t xml:space="preserve">From 7 October 2026</w:t>
-            </w:r>
-          </w:p>
-        </w:tc>
-        <w:tc>
-          <w:tcPr>
-            <w:tcW w:type="dxa" w:w="780"/>
-          </w:tcPr>
-          <w:p>
-            <w:pPr>
-              <w:pStyle w:val="Compact"/>
-              <w:jc w:val="left"/>
-            </w:pPr>
-            <w:r>
-              <w:t xml:space="preserve">27</w:t>
-            </w:r>
-          </w:p>
-        </w:tc>
-      </w:tr>
-      <w:tr>
-        <w:tc>
-          <w:tcPr>
-            <w:tcW w:type="dxa" w:w="1170"/>
-          </w:tcPr>
-          <w:p>
-            <w:pPr>
-              <w:pStyle w:val="Compact"/>
-              <w:jc w:val="left"/>
-            </w:pPr>
-            <w:r>
-              <w:t xml:space="preserve">A.4</w:t>
-            </w:r>
-          </w:p>
-        </w:tc>
-        <w:tc>
-          <w:tcPr>
-            <w:tcW w:type="dxa" w:w="7410"/>
-          </w:tcPr>
-          <w:p>
-            <w:pPr>
-              <w:pStyle w:val="Compact"/>
-              <w:jc w:val="left"/>
-            </w:pPr>
-            <w:r>
-              <w:t xml:space="preserve">How the output was checked</w:t>
-            </w:r>
-          </w:p>
-        </w:tc>
-        <w:tc>
-          <w:tcPr>
-            <w:tcW w:type="dxa" w:w="780"/>
-          </w:tcPr>
-          <w:p>
-            <w:pPr>
-              <w:pStyle w:val="Compact"/>
-              <w:jc w:val="left"/>
-            </w:pPr>
-            <w:r>
-              <w:t xml:space="preserve">28</w:t>
-            </w:r>
-          </w:p>
-        </w:tc>
-      </w:tr>
-      <w:tr>
-        <w:tc>
-          <w:tcPr>
-            <w:tcW w:type="dxa" w:w="1170"/>
-          </w:tcPr>
-          <w:p>
-            <w:pPr>
-              <w:pStyle w:val="Compact"/>
-              <w:jc w:val="left"/>
-            </w:pPr>
-            <w:r>
-              <w:t xml:space="preserve">A.5</w:t>
-            </w:r>
-          </w:p>
-        </w:tc>
-        <w:tc>
-          <w:tcPr>
-            <w:tcW w:type="dxa" w:w="7410"/>
-          </w:tcPr>
-          <w:p>
-            <w:pPr>
-              <w:pStyle w:val="Compact"/>
-              <w:jc w:val="left"/>
-            </w:pPr>
-            <w:r>
-              <w:t xml:space="preserve">Gap in the record</w:t>
+              <w:t xml:space="preserve">Checks and gaps</w:t>
             </w:r>
           </w:p>
         </w:tc>
@@ -2426,7 +2338,7 @@
               <w:jc w:val="left"/>
             </w:pPr>
             <w:r>
-              <w:t xml:space="preserve">30</w:t>
+              <w:t xml:space="preserve">29</w:t>
             </w:r>
           </w:p>
         </w:tc>
@@ -2522,7 +2434,7 @@
               <w:jc w:val="left"/>
             </w:pPr>
             <w:r>
-              <w:t xml:space="preserve">34</w:t>
+              <w:t xml:space="preserve">33</w:t>
             </w:r>
           </w:p>
         </w:tc>
@@ -2566,7 +2478,7 @@
               <w:jc w:val="left"/>
             </w:pPr>
             <w:r>
-              <w:t xml:space="preserve">44</w:t>
+              <w:t xml:space="preserve">43</w:t>
             </w:r>
           </w:p>
         </w:tc>
@@ -2614,7 +2526,7 @@
               <w:jc w:val="left"/>
             </w:pPr>
             <w:r>
-              <w:t xml:space="preserve">45</w:t>
+              <w:t xml:space="preserve">44</w:t>
             </w:r>
           </w:p>
         </w:tc>
@@ -3162,7 +3074,7 @@
               <w:jc w:val="left"/>
             </w:pPr>
             <w:r>
-              <w:t xml:space="preserve">29</w:t>
+              <w:t xml:space="preserve">28</w:t>
             </w:r>
           </w:p>
         </w:tc>
@@ -3229,7 +3141,7 @@
               <w:jc w:val="left"/>
             </w:pPr>
             <w:r>
-              <w:t xml:space="preserve">30</w:t>
+              <w:t xml:space="preserve">29</w:t>
             </w:r>
           </w:p>
         </w:tc>
@@ -3287,7 +3199,7 @@
               <w:jc w:val="left"/>
             </w:pPr>
             <w:r>
-              <w:t xml:space="preserve">45</w:t>
+              <w:t xml:space="preserve">44</w:t>
             </w:r>
           </w:p>
         </w:tc>
@@ -3487,7 +3399,7 @@
               <w:jc w:val="left"/>
             </w:pPr>
             <w:r>
-              <w:t xml:space="preserve">35</w:t>
+              <w:t xml:space="preserve">34</w:t>
             </w:r>
           </w:p>
         </w:tc>
@@ -3545,7 +3457,7 @@
               <w:jc w:val="left"/>
             </w:pPr>
             <w:r>
-              <w:t xml:space="preserve">36</w:t>
+              <w:t xml:space="preserve">35</w:t>
             </w:r>
           </w:p>
         </w:tc>
@@ -3603,7 +3515,7 @@
               <w:jc w:val="left"/>
             </w:pPr>
             <w:r>
-              <w:t xml:space="preserve">37</w:t>
+              <w:t xml:space="preserve">36</w:t>
             </w:r>
           </w:p>
         </w:tc>
@@ -3661,7 +3573,7 @@
               <w:jc w:val="left"/>
             </w:pPr>
             <w:r>
-              <w:t xml:space="preserve">38</w:t>
+              <w:t xml:space="preserve">37</w:t>
             </w:r>
           </w:p>
         </w:tc>
@@ -3719,7 +3631,7 @@
               <w:jc w:val="left"/>
             </w:pPr>
             <w:r>
-              <w:t xml:space="preserve">39</w:t>
+              <w:t xml:space="preserve">38</w:t>
             </w:r>
           </w:p>
         </w:tc>
@@ -3777,7 +3689,7 @@
               <w:jc w:val="left"/>
             </w:pPr>
             <w:r>
-              <w:t xml:space="preserve">40</w:t>
+              <w:t xml:space="preserve">39</w:t>
             </w:r>
           </w:p>
         </w:tc>
@@ -3835,7 +3747,7 @@
               <w:jc w:val="left"/>
             </w:pPr>
             <w:r>
-              <w:t xml:space="preserve">41</w:t>
+              <w:t xml:space="preserve">40</w:t>
             </w:r>
           </w:p>
         </w:tc>
@@ -3893,7 +3805,7 @@
               <w:jc w:val="left"/>
             </w:pPr>
             <w:r>
-              <w:t xml:space="preserve">42</w:t>
+              <w:t xml:space="preserve">41</w:t>
             </w:r>
           </w:p>
         </w:tc>
@@ -3951,7 +3863,7 @@
               <w:jc w:val="left"/>
             </w:pPr>
             <w:r>
-              <w:t xml:space="preserve">43</w:t>
+              <w:t xml:space="preserve">42</w:t>
             </w:r>
           </w:p>
         </w:tc>
@@ -4009,7 +3921,7 @@
               <w:jc w:val="left"/>
             </w:pPr>
             <w:r>
-              <w:t xml:space="preserve">44</w:t>
+              <w:t xml:space="preserve">43</w:t>
             </w:r>
           </w:p>
         </w:tc>
@@ -14318,7 +14230,7 @@
       </w:r>
     </w:p>
     <w:bookmarkEnd w:id="59"/>
-    <w:bookmarkStart w:id="65" w:name="X037053293eb9ad08c241ce36f243ee7ade64cd4"/>
+    <w:bookmarkStart w:id="63" w:name="X037053293eb9ad08c241ce36f243ee7ade64cd4"/>
     <w:p>
       <w:pPr>
         <w:pStyle w:val="Heading1"/>
@@ -14327,13 +14239,13 @@
         <w:t xml:space="preserve">Appendix A. Artificial intelligence usage disclosure</w:t>
       </w:r>
     </w:p>
-    <w:bookmarkStart w:id="60" w:name="a1-tool-and-scope"/>
+    <w:bookmarkStart w:id="60" w:name="a1-use"/>
     <w:p>
       <w:pPr>
         <w:pStyle w:val="Heading2"/>
       </w:pPr>
       <w:r>
-        <w:t xml:space="preserve">A.1 Tool and scope</w:t>
+        <w:t xml:space="preserve">A.1 Use</w:t>
       </w:r>
     </w:p>
     <w:p>
@@ -14341,35 +14253,7 @@
         <w:pStyle w:val="FirstParagraph"/>
       </w:pPr>
       <w:r>
-        <w:t xml:space="preserve">The one AI tool used was Claude (Anthropic), through Claude Code. The proposal</w:t>
-      </w:r>
-      <w:r>
-        <w:t xml:space="preserve"> </w:t>
-      </w:r>
-      <w:r>
-        <w:t xml:space="preserve">limited AI help to boilerplate, proofreading and questions about library APIs</w:t>
-      </w:r>
-      <w:r>
-        <w:t xml:space="preserve"> </w:t>
-      </w:r>
-      <w:r>
-        <w:t xml:space="preserve">and syntax. That held until 30 September 2026. The work after the</w:t>
-      </w:r>
-      <w:r>
-        <w:t xml:space="preserve"> </w:t>
-      </w:r>
-      <w:r>
-        <w:t xml:space="preserve">supervisor's comments, from 7 October, went beyond it, and is set out in A.3.</w:t>
-      </w:r>
-    </w:p>
-    <w:bookmarkEnd w:id="60"/>
-    <w:bookmarkStart w:id="61" w:name="a2-to-30-september-2026"/>
-    <w:p>
-      <w:pPr>
-        <w:pStyle w:val="Heading2"/>
-      </w:pPr>
-      <w:r>
-        <w:t xml:space="preserve">A.2 To 30 September 2026</w:t>
+        <w:t xml:space="preserve">The tool used was Claude (Anthropic), through Claude Code.</w:t>
       </w:r>
     </w:p>
     <w:tbl>
@@ -14379,8 +14263,8 @@
         <w:tblLook w:firstRow="1" w:lastRow="0" w:firstColumn="0" w:lastColumn="0" w:noHBand="0" w:noVBand="0" w:val="0020"/>
       </w:tblPr>
       <w:tblGrid>
-        <w:gridCol w:w="5014"/>
-        <w:gridCol w:w="4345"/>
+        <w:gridCol w:w="1430"/>
+        <w:gridCol w:w="7930"/>
       </w:tblGrid>
       <w:tr>
         <w:trPr>
@@ -14388,29 +14272,29 @@
         </w:trPr>
         <w:tc>
           <w:tcPr>
-            <w:tcW w:type="dxa" w:w="5014"/>
-          </w:tcPr>
-          <w:p>
-            <w:pPr>
-              <w:pStyle w:val="Compact"/>
-              <w:jc w:val="left"/>
-            </w:pPr>
-            <w:r>
-              <w:t xml:space="preserve">Work</w:t>
-            </w:r>
-          </w:p>
-        </w:tc>
-        <w:tc>
-          <w:tcPr>
-            <w:tcW w:type="dxa" w:w="4345"/>
-          </w:tcPr>
-          <w:p>
-            <w:pPr>
-              <w:pStyle w:val="Compact"/>
-              <w:jc w:val="left"/>
-            </w:pPr>
-            <w:r>
-              <w:t xml:space="preserve">Use of AI</w:t>
+            <w:tcW w:type="dxa" w:w="1430"/>
+          </w:tcPr>
+          <w:p>
+            <w:pPr>
+              <w:pStyle w:val="Compact"/>
+              <w:jc w:val="left"/>
+            </w:pPr>
+            <w:r>
+              <w:t xml:space="preserve">Period</w:t>
+            </w:r>
+          </w:p>
+        </w:tc>
+        <w:tc>
+          <w:tcPr>
+            <w:tcW w:type="dxa" w:w="7930"/>
+          </w:tcPr>
+          <w:p>
+            <w:pPr>
+              <w:pStyle w:val="Compact"/>
+              <w:jc w:val="left"/>
+            </w:pPr>
+            <w:r>
+              <w:t xml:space="preserve">Use</w:t>
             </w:r>
           </w:p>
         </w:tc>
@@ -14418,29 +14302,29 @@
       <w:tr>
         <w:tc>
           <w:tcPr>
-            <w:tcW w:type="dxa" w:w="5014"/>
-          </w:tcPr>
-          <w:p>
-            <w:pPr>
-              <w:pStyle w:val="Compact"/>
-              <w:jc w:val="left"/>
-            </w:pPr>
-            <w:r>
-              <w:t xml:space="preserve">Backend and Flutter application</w:t>
-            </w:r>
-          </w:p>
-        </w:tc>
-        <w:tc>
-          <w:tcPr>
-            <w:tcW w:type="dxa" w:w="4345"/>
-          </w:tcPr>
-          <w:p>
-            <w:pPr>
-              <w:pStyle w:val="Compact"/>
-              <w:jc w:val="left"/>
-            </w:pPr>
-            <w:r>
-              <w:t xml:space="preserve">Boilerplate and questions about library APIs</w:t>
+            <w:tcW w:type="dxa" w:w="1430"/>
+          </w:tcPr>
+          <w:p>
+            <w:pPr>
+              <w:pStyle w:val="Compact"/>
+              <w:jc w:val="left"/>
+            </w:pPr>
+            <w:r>
+              <w:t xml:space="preserve">To 30 September 2026</w:t>
+            </w:r>
+          </w:p>
+        </w:tc>
+        <w:tc>
+          <w:tcPr>
+            <w:tcW w:type="dxa" w:w="7930"/>
+          </w:tcPr>
+          <w:p>
+            <w:pPr>
+              <w:pStyle w:val="Compact"/>
+              <w:jc w:val="left"/>
+            </w:pPr>
+            <w:r>
+              <w:t xml:space="preserve">Boilerplate, library and syntax questions, proofreading; help with the strict review and evaluation scripts</w:t>
             </w:r>
           </w:p>
         </w:tc>
@@ -14448,89 +14332,95 @@
       <w:tr>
         <w:tc>
           <w:tcPr>
-            <w:tcW w:type="dxa" w:w="5014"/>
-          </w:tcPr>
-          <w:p>
-            <w:pPr>
-              <w:pStyle w:val="Compact"/>
-              <w:jc w:val="left"/>
-            </w:pPr>
-            <w:r>
-              <w:t xml:space="preserve">Strict review (</w:t>
+            <w:tcW w:type="dxa" w:w="1430"/>
+          </w:tcPr>
+          <w:p>
+            <w:pPr>
+              <w:pStyle w:val="Compact"/>
+              <w:jc w:val="left"/>
+            </w:pPr>
+            <w:r>
+              <w:t xml:space="preserve">7 to 14 October 2026</w:t>
+            </w:r>
+          </w:p>
+        </w:tc>
+        <w:tc>
+          <w:tcPr>
+            <w:tcW w:type="dxa" w:w="7930"/>
+          </w:tcPr>
+          <w:p>
+            <w:pPr>
+              <w:pStyle w:val="Compact"/>
+              <w:jc w:val="left"/>
+            </w:pPr>
+            <w:r>
+              <w:t xml:space="preserve">Code and tests for the fixes the supervisor asked for, the concurrency and freshness scripts, the My meals screen,</w:t>
+            </w:r>
+            <w:r>
+              <w:t xml:space="preserve"> </w:t>
             </w:r>
             <w:r>
               <w:rPr>
                 <w:rStyle w:val="VerbatimChar"/>
               </w:rPr>
-              <w:t xml:space="preserve">docs/STRICT-REVIEW.md</w:t>
-            </w:r>
-            <w:r>
-              <w:t xml:space="preserve">) and evaluation tooling</w:t>
-            </w:r>
-          </w:p>
-        </w:tc>
-        <w:tc>
-          <w:tcPr>
-            <w:tcW w:type="dxa" w:w="4345"/>
-          </w:tcPr>
-          <w:p>
-            <w:pPr>
-              <w:pStyle w:val="Compact"/>
-              <w:jc w:val="left"/>
-            </w:pPr>
-            <w:r>
-              <w:t xml:space="preserve">Written by the student, with help from Claude</w:t>
-            </w:r>
-          </w:p>
-        </w:tc>
-      </w:tr>
-      <w:tr>
-        <w:tc>
-          <w:tcPr>
-            <w:tcW w:type="dxa" w:w="5014"/>
-          </w:tcPr>
-          <w:p>
-            <w:pPr>
-              <w:pStyle w:val="Compact"/>
-              <w:jc w:val="left"/>
-            </w:pPr>
-            <w:r>
-              <w:t xml:space="preserve">Report and validation document</w:t>
-            </w:r>
-          </w:p>
-        </w:tc>
-        <w:tc>
-          <w:tcPr>
-            <w:tcW w:type="dxa" w:w="4345"/>
-          </w:tcPr>
-          <w:p>
-            <w:pPr>
-              <w:pStyle w:val="Compact"/>
-              <w:jc w:val="left"/>
-            </w:pPr>
-            <w:r>
-              <w:t xml:space="preserve">Written by the student; Claude used for proofreading</w:t>
+              <w:t xml:space="preserve">tools/build_proposal_v4.py</w:t>
+            </w:r>
+            <w:r>
+              <w:t xml:space="preserve">, and drafts of the revised report, validation document and proposal</w:t>
             </w:r>
           </w:p>
         </w:tc>
       </w:tr>
     </w:tbl>
-    <w:bookmarkEnd w:id="61"/>
-    <w:bookmarkStart w:id="62" w:name="a3-from-7-october-2026"/>
+    <w:p>
+      <w:pPr>
+        <w:pStyle w:val="BodyText"/>
+      </w:pPr>
+      <w:r>
+        <w:t xml:space="preserve">From 7 October this went beyond the proposal's scope (Section 9). The student</w:t>
+      </w:r>
+      <w:r>
+        <w:t xml:space="preserve"> </w:t>
+      </w:r>
+      <w:r>
+        <w:t xml:space="preserve">chose what to fix and in what order, reviewed every change before committing</w:t>
+      </w:r>
+      <w:r>
+        <w:t xml:space="preserve"> </w:t>
+      </w:r>
+      <w:r>
+        <w:t xml:space="preserve">it, and checked the test and experiment results. Each change is a commit in the</w:t>
+      </w:r>
+      <w:r>
+        <w:t xml:space="preserve"> </w:t>
+      </w:r>
+      <w:r>
+        <w:t xml:space="preserve">repository history, and</w:t>
+      </w:r>
+      <w:r>
+        <w:t xml:space="preserve"> </w:t>
+      </w:r>
+      <w:r>
+        <w:rPr>
+          <w:rStyle w:val="VerbatimChar"/>
+        </w:rPr>
+        <w:t xml:space="preserve">docs/ai_usage_log.md</w:t>
+      </w:r>
+      <w:r>
+        <w:t xml:space="preserve"> </w:t>
+      </w:r>
+      <w:r>
+        <w:t xml:space="preserve">is the log.</w:t>
+      </w:r>
+    </w:p>
+    <w:bookmarkEnd w:id="60"/>
+    <w:bookmarkStart w:id="61" w:name="a2-representative-prompts"/>
     <w:p>
       <w:pPr>
         <w:pStyle w:val="Heading2"/>
       </w:pPr>
       <w:r>
-        <w:t xml:space="preserve">A.3 From 7 October 2026</w:t>
-      </w:r>
-    </w:p>
-    <w:p>
-      <w:pPr>
-        <w:pStyle w:val="FirstParagraph"/>
-      </w:pPr>
-      <w:r>
-        <w:t xml:space="preserve">Working from the supervisor's comments, Claude:</w:t>
+        <w:t xml:space="preserve">A.2 Representative prompts</w:t>
       </w:r>
     </w:p>
     <w:p>
@@ -14542,31 +14432,13 @@
         </w:numPr>
       </w:pPr>
       <w:r>
-        <w:t xml:space="preserve">wrote most of the code changes and their tests: the access-control fixes,</w:t>
-      </w:r>
-      <w:r>
-        <w:t xml:space="preserve"> </w:t>
-      </w:r>
-      <w:r>
-        <w:t xml:space="preserve">the 409 handling and row locks on the scan paths, chunked exports, the</w:t>
-      </w:r>
-      <w:r>
-        <w:t xml:space="preserve"> </w:t>
-      </w:r>
-      <w:r>
-        <w:t xml:space="preserve">Firebase demo-mode and dispatch changes, the offline replay fixes, and,</w:t>
-      </w:r>
-      <w:r>
-        <w:t xml:space="preserve"> </w:t>
-      </w:r>
-      <w:r>
-        <w:t xml:space="preserve">on 14 October, the attendee's My meals screen and the offline meal-scan</w:t>
-      </w:r>
-      <w:r>
-        <w:t xml:space="preserve"> </w:t>
-      </w:r>
-      <w:r>
-        <w:t xml:space="preserve">message;</w:t>
+        <w:t xml:space="preserve">7 October: the supervisor's comments pasted in, then "what would we start</w:t>
+      </w:r>
+      <w:r>
+        <w:t xml:space="preserve"> </w:t>
+      </w:r>
+      <w:r>
+        <w:t xml:space="preserve">with fixing".</w:t>
       </w:r>
     </w:p>
     <w:p>
@@ -14578,13 +14450,7 @@
         </w:numPr>
       </w:pPr>
       <w:r>
-        <w:t xml:space="preserve">designed, wrote and ran the concurrency experiment and the freshness</w:t>
-      </w:r>
-      <w:r>
-        <w:t xml:space="preserve"> </w:t>
-      </w:r>
-      <w:r>
-        <w:t xml:space="preserve">measurement, and added the SQL export checks;</w:t>
+        <w:t xml:space="preserve">9 and 10 October: "do the next 6 commits".</w:t>
       </w:r>
     </w:p>
     <w:p>
@@ -14596,37 +14462,23 @@
         </w:numPr>
       </w:pPr>
       <w:r>
-        <w:t xml:space="preserve">wrote</w:t>
-      </w:r>
-      <w:r>
-        <w:t xml:space="preserve"> </w:t>
-      </w:r>
-      <w:r>
-        <w:rPr>
-          <w:rStyle w:val="VerbatimChar"/>
-        </w:rPr>
-        <w:t xml:space="preserve">tools/build_proposal_v4.py</w:t>
-      </w:r>
-      <w:r>
-        <w:t xml:space="preserve">, which builds the proposal v4 documents;</w:t>
-      </w:r>
-    </w:p>
-    <w:p>
-      <w:pPr>
-        <w:pStyle w:val="Compact"/>
-        <w:numPr>
-          <w:ilvl w:val="0"/>
-          <w:numId w:val="1003"/>
-        </w:numPr>
-      </w:pPr>
-      <w:r>
-        <w:t xml:space="preserve">drafted the revised text of this report, the validation document and the</w:t>
-      </w:r>
-      <w:r>
-        <w:t xml:space="preserve"> </w:t>
-      </w:r>
-      <w:r>
-        <w:t xml:space="preserve">proposal v4.</w:t>
+        <w:t xml:space="preserve">14 October: the supervisor's comments pasted in, then "work on everything</w:t>
+      </w:r>
+      <w:r>
+        <w:t xml:space="preserve"> </w:t>
+      </w:r>
+      <w:r>
+        <w:t xml:space="preserve">he wants us to".</w:t>
+      </w:r>
+    </w:p>
+    <w:bookmarkEnd w:id="61"/>
+    <w:bookmarkStart w:id="62" w:name="a3-checks-and-gaps"/>
+    <w:p>
+      <w:pPr>
+        <w:pStyle w:val="Heading2"/>
+      </w:pPr>
+      <w:r>
+        <w:t xml:space="preserve">A.3 Checks and gaps</w:t>
       </w:r>
     </w:p>
     <w:p>
@@ -14634,282 +14486,24 @@
         <w:pStyle w:val="FirstParagraph"/>
       </w:pPr>
       <w:r>
-        <w:t xml:space="preserve">The student decided what to fix and in what order, reviewed each change before</w:t>
-      </w:r>
-      <w:r>
-        <w:t xml:space="preserve"> </w:t>
-      </w:r>
-      <w:r>
-        <w:t xml:space="preserve">committing it, and checked the test and experiment results. Each change is a</w:t>
-      </w:r>
-      <w:r>
-        <w:t xml:space="preserve"> </w:t>
-      </w:r>
-      <w:r>
-        <w:t xml:space="preserve">commit in the repository history.</w:t>
-      </w:r>
-    </w:p>
-    <w:p>
-      <w:pPr>
-        <w:pStyle w:val="BodyText"/>
-      </w:pPr>
-      <w:r>
-        <w:rPr>
-          <w:b/>
-          <w:bCs/>
-        </w:rPr>
-        <w:t xml:space="preserve">Representative prompts.</w:t>
-      </w:r>
-      <w:r>
-        <w:t xml:space="preserve"> </w:t>
-      </w:r>
-      <w:r>
-        <w:t xml:space="preserve">The student's instructions were short and</w:t>
-      </w:r>
-      <w:r>
-        <w:t xml:space="preserve"> </w:t>
-      </w:r>
-      <w:r>
-        <w:t xml:space="preserve">directed the work rather than specifying the code. Typical ones, quoted from</w:t>
-      </w:r>
-      <w:r>
-        <w:t xml:space="preserve"> </w:t>
-      </w:r>
-      <w:r>
-        <w:t xml:space="preserve">the session record:</w:t>
-      </w:r>
-    </w:p>
-    <w:p>
-      <w:pPr>
-        <w:pStyle w:val="Compact"/>
-        <w:numPr>
-          <w:ilvl w:val="0"/>
-          <w:numId w:val="1004"/>
-        </w:numPr>
-      </w:pPr>
-      <w:r>
-        <w:t xml:space="preserve">7 October: the supervisor's comments on the validation document, pasted in</w:t>
-      </w:r>
-      <w:r>
-        <w:t xml:space="preserve"> </w:t>
-      </w:r>
-      <w:r>
-        <w:t xml:space="preserve">full, followed by "what would we start with fixing", asking for small</w:t>
-      </w:r>
-      <w:r>
-        <w:t xml:space="preserve"> </w:t>
-      </w:r>
-      <w:r>
-        <w:t xml:space="preserve">commits.</w:t>
-      </w:r>
-    </w:p>
-    <w:p>
-      <w:pPr>
-        <w:pStyle w:val="Compact"/>
-        <w:numPr>
-          <w:ilvl w:val="0"/>
-          <w:numId w:val="1004"/>
-        </w:numPr>
-      </w:pPr>
-      <w:r>
-        <w:t xml:space="preserve">9 and 10 October: "do the next 6 commits" and "lets do another 6", each</w:t>
-      </w:r>
-      <w:r>
-        <w:t xml:space="preserve"> </w:t>
-      </w:r>
-      <w:r>
-        <w:t xml:space="preserve">working through the next items of the agreed fix list.</w:t>
-      </w:r>
-    </w:p>
-    <w:p>
-      <w:pPr>
-        <w:pStyle w:val="Compact"/>
-        <w:numPr>
-          <w:ilvl w:val="0"/>
-          <w:numId w:val="1004"/>
-        </w:numPr>
-      </w:pPr>
-      <w:r>
-        <w:t xml:space="preserve">10 October: "for the next things if they are things to do with the</w:t>
-      </w:r>
-      <w:r>
-        <w:t xml:space="preserve"> </w:t>
-      </w:r>
-      <w:r>
-        <w:t xml:space="preserve">validation report do them at once then generate word files".</w:t>
-      </w:r>
-    </w:p>
-    <w:p>
-      <w:pPr>
-        <w:pStyle w:val="Compact"/>
-        <w:numPr>
-          <w:ilvl w:val="0"/>
-          <w:numId w:val="1004"/>
-        </w:numPr>
-      </w:pPr>
-      <w:r>
-        <w:t xml:space="preserve">14 October: the supervisor's comments on the proposal, the report and the</w:t>
-      </w:r>
-      <w:r>
-        <w:t xml:space="preserve"> </w:t>
-      </w:r>
-      <w:r>
-        <w:t xml:space="preserve">validation document, pasted in full, followed by "work on everything he</w:t>
-      </w:r>
-      <w:r>
-        <w:t xml:space="preserve"> </w:t>
-      </w:r>
-      <w:r>
-        <w:t xml:space="preserve">wants us to".</w:t>
+        <w:t xml:space="preserve">Each fix has a test that fails on the old code and passes now, and the</w:t>
+      </w:r>
+      <w:r>
+        <w:t xml:space="preserve"> </w:t>
+      </w:r>
+      <w:r>
+        <w:t xml:space="preserve">concurrency experiment has a negative control that failed as expected. The</w:t>
+      </w:r>
+      <w:r>
+        <w:t xml:space="preserve"> </w:t>
+      </w:r>
+      <w:r>
+        <w:t xml:space="preserve">per-use log promised in proposal Section 9.4 was not kept before October.</w:t>
       </w:r>
     </w:p>
     <w:bookmarkEnd w:id="62"/>
-    <w:bookmarkStart w:id="63" w:name="a4-how-the-output-was-checked"/>
-    <w:p>
-      <w:pPr>
-        <w:pStyle w:val="Heading2"/>
-      </w:pPr>
-      <w:r>
-        <w:t xml:space="preserve">A.4 How the output was checked</w:t>
-      </w:r>
-    </w:p>
-    <w:p>
-      <w:pPr>
-        <w:pStyle w:val="FirstParagraph"/>
-      </w:pPr>
-      <w:r>
-        <w:t xml:space="preserve">Each fix has a test that fails against the earlier code and passes now. The</w:t>
-      </w:r>
-      <w:r>
-        <w:t xml:space="preserve"> </w:t>
-      </w:r>
-      <w:r>
-        <w:t xml:space="preserve">concurrency experiment has a negative control, which failed as expected. The</w:t>
-      </w:r>
-      <w:r>
-        <w:t xml:space="preserve"> </w:t>
-      </w:r>
-      <w:r>
-        <w:t xml:space="preserve">backend tests, PHPStan, Pint,</w:t>
-      </w:r>
-      <w:r>
-        <w:t xml:space="preserve"> </w:t>
-      </w:r>
-      <w:r>
-        <w:rPr>
-          <w:rStyle w:val="VerbatimChar"/>
-        </w:rPr>
-        <w:t xml:space="preserve">flutter analyze</w:t>
-      </w:r>
-      <w:r>
-        <w:t xml:space="preserve"> </w:t>
-      </w:r>
-      <w:r>
-        <w:t xml:space="preserve">and</w:t>
-      </w:r>
-      <w:r>
-        <w:t xml:space="preserve"> </w:t>
-      </w:r>
-      <w:r>
-        <w:rPr>
-          <w:rStyle w:val="VerbatimChar"/>
-        </w:rPr>
-        <w:t xml:space="preserve">flutter test</w:t>
-      </w:r>
-      <w:r>
-        <w:t xml:space="preserve"> </w:t>
-      </w:r>
-      <w:r>
-        <w:t xml:space="preserve">were run</w:t>
-      </w:r>
-      <w:r>
-        <w:t xml:space="preserve"> </w:t>
-      </w:r>
-      <w:r>
-        <w:t xml:space="preserve">before each commit. The student is prepared to walk through</w:t>
-      </w:r>
-      <w:r>
-        <w:t xml:space="preserve"> </w:t>
-      </w:r>
-      <w:r>
-        <w:rPr>
-          <w:rStyle w:val="VerbatimChar"/>
-        </w:rPr>
-        <w:t xml:space="preserve">MealController::scanVoucher</w:t>
-      </w:r>
-      <w:r>
-        <w:t xml:space="preserve">,</w:t>
-      </w:r>
-      <w:r>
-        <w:t xml:space="preserve"> </w:t>
-      </w:r>
-      <w:r>
-        <w:rPr>
-          <w:rStyle w:val="VerbatimChar"/>
-        </w:rPr>
-        <w:t xml:space="preserve">tools/run-concurrency-experiment.py</w:t>
-      </w:r>
-      <w:r>
-        <w:t xml:space="preserve"> </w:t>
-      </w:r>
-      <w:r>
-        <w:t xml:space="preserve">and the</w:t>
-      </w:r>
-      <w:r>
-        <w:t xml:space="preserve"> </w:t>
-      </w:r>
-      <w:r>
-        <w:t xml:space="preserve">offline replay rules at the presentation.</w:t>
-      </w:r>
-    </w:p>
     <w:bookmarkEnd w:id="63"/>
-    <w:bookmarkStart w:id="64" w:name="a5-gap-in-the-record"/>
-    <w:p>
-      <w:pPr>
-        <w:pStyle w:val="Heading2"/>
-      </w:pPr>
-      <w:r>
-        <w:t xml:space="preserve">A.5 Gap in the record</w:t>
-      </w:r>
-    </w:p>
-    <w:p>
-      <w:pPr>
-        <w:pStyle w:val="FirstParagraph"/>
-      </w:pPr>
-      <w:r>
-        <w:t xml:space="preserve">The per-use AI log the proposal promised (Section 9.4) was not kept before</w:t>
-      </w:r>
-      <w:r>
-        <w:t xml:space="preserve"> </w:t>
-      </w:r>
-      <w:r>
-        <w:t xml:space="preserve">October. A.2 is the student's own account of that period. From October, the</w:t>
-      </w:r>
-      <w:r>
-        <w:t xml:space="preserve"> </w:t>
-      </w:r>
-      <w:r>
-        <w:t xml:space="preserve">commit history and</w:t>
-      </w:r>
-      <w:r>
-        <w:t xml:space="preserve"> </w:t>
-      </w:r>
-      <w:r>
-        <w:rPr>
-          <w:rStyle w:val="VerbatimChar"/>
-        </w:rPr>
-        <w:t xml:space="preserve">docs/ai_usage_log.md</w:t>
-      </w:r>
-      <w:r>
-        <w:t xml:space="preserve"> </w:t>
-      </w:r>
-      <w:r>
-        <w:t xml:space="preserve">are the record.</w:t>
-      </w:r>
-    </w:p>
-    <w:bookmarkEnd w:id="64"/>
-    <w:bookmarkEnd w:id="65"/>
-    <w:bookmarkStart w:id="66" w:name="X249f0d2157194399b77a8676c0e126e929c29b0"/>
+    <w:bookmarkStart w:id="64" w:name="X249f0d2157194399b77a8676c0e126e929c29b0"/>
     <w:p>
       <w:pPr>
         <w:pStyle w:val="Heading1"/>
@@ -15682,8 +15276,8 @@
         <w:t xml:space="preserve">of them this component's, and 30 of 30 Flutter tests.</w:t>
       </w:r>
     </w:p>
-    <w:bookmarkEnd w:id="66"/>
-    <w:bookmarkStart w:id="67" w:name="appendix-c-full-evaluation-figures"/>
+    <w:bookmarkEnd w:id="64"/>
+    <w:bookmarkStart w:id="65" w:name="appendix-c-full-evaluation-figures"/>
     <w:p>
       <w:pPr>
         <w:pStyle w:val="Heading1"/>
@@ -19746,8 +19340,8 @@
         <w:t xml:space="preserve">measured delays.</w:t>
       </w:r>
     </w:p>
-    <w:bookmarkEnd w:id="67"/>
-    <w:bookmarkStart w:id="68" w:name="appendix-d-reproduction-commands"/>
+    <w:bookmarkEnd w:id="65"/>
+    <w:bookmarkStart w:id="66" w:name="appendix-d-reproduction-commands"/>
     <w:p>
       <w:pPr>
         <w:pStyle w:val="Heading1"/>
@@ -20505,8 +20099,8 @@
         <w:t xml:space="preserve"> final-resubmission</w:t>
       </w:r>
     </w:p>
-    <w:bookmarkEnd w:id="68"/>
-    <w:bookmarkStart w:id="100" w:name="X3904e79689775bc93f65e393b9e8d9a787105b3"/>
+    <w:bookmarkEnd w:id="66"/>
+    <w:bookmarkStart w:id="98" w:name="X3904e79689775bc93f65e393b9e8d9a787105b3"/>
     <w:p>
       <w:pPr>
         <w:pStyle w:val="Heading1"/>
@@ -20565,18 +20159,18 @@
           <wp:inline>
             <wp:extent cx="2674620" cy="5943600"/>
             <wp:effectExtent b="0" l="0" r="0" t="0"/>
-            <wp:docPr descr="Organiser analytics dashboard showing check-in progress, meal redemption count and rate, session attendance, overcrowded session count and notification count" title="" id="70" name="Picture"/>
+            <wp:docPr descr="Organiser analytics dashboard showing check-in progress, meal redemption count and rate, session attendance, overcrowded session count and notification count" title="" id="68" name="Picture"/>
             <a:graphic>
               <a:graphicData uri="http://schemas.openxmlformats.org/drawingml/2006/picture">
                 <pic:pic>
                   <pic:nvPicPr>
-                    <pic:cNvPr descr="../evidence-ui-dashboard.png" id="71" name="Picture"/>
+                    <pic:cNvPr descr="../evidence-ui-dashboard.png" id="69" name="Picture"/>
                     <pic:cNvPicPr>
                       <a:picLocks noChangeArrowheads="1" noChangeAspect="1"/>
                     </pic:cNvPicPr>
                   </pic:nvPicPr>
                   <pic:blipFill>
-                    <a:blip r:embed="rId69"/>
+                    <a:blip r:embed="rId67"/>
                     <a:stretch>
                       <a:fillRect/>
                     </a:stretch>
@@ -20659,18 +20253,18 @@
           <wp:inline>
             <wp:extent cx="2674620" cy="5943600"/>
             <wp:effectExtent b="0" l="0" r="0" t="0"/>
-            <wp:docPr descr="Check-ins over time as a line chart, meal redemptions as a bar chart split by Breakfast, Lunch and Supper, and session capacity bars for two sessions" title="" id="73" name="Picture"/>
+            <wp:docPr descr="Check-ins over time as a line chart, meal redemptions as a bar chart split by Breakfast, Lunch and Supper, and session capacity bars for two sessions" title="" id="71" name="Picture"/>
             <a:graphic>
               <a:graphicData uri="http://schemas.openxmlformats.org/drawingml/2006/picture">
                 <pic:pic>
                   <pic:nvPicPr>
-                    <pic:cNvPr descr="../evidence-ui-charts.png" id="74" name="Picture"/>
+                    <pic:cNvPr descr="../evidence-ui-charts.png" id="72" name="Picture"/>
                     <pic:cNvPicPr>
                       <a:picLocks noChangeArrowheads="1" noChangeAspect="1"/>
                     </pic:cNvPicPr>
                   </pic:nvPicPr>
                   <pic:blipFill>
-                    <a:blip r:embed="rId72"/>
+                    <a:blip r:embed="rId70"/>
                     <a:stretch>
                       <a:fillRect/>
                     </a:stretch>
@@ -20759,18 +20353,18 @@
           <wp:inline>
             <wp:extent cx="2674620" cy="5943600"/>
             <wp:effectExtent b="0" l="0" r="0" t="0"/>
-            <wp:docPr descr="Android notification shade showing two alerts from conference_check_mobile: Session over capacity, and Session filling up, both for the Closing Panel session" title="" id="76" name="Picture"/>
+            <wp:docPr descr="Android notification shade showing two alerts from conference_check_mobile: Session over capacity, and Session filling up, both for the Closing Panel session" title="" id="74" name="Picture"/>
             <a:graphic>
               <a:graphicData uri="http://schemas.openxmlformats.org/drawingml/2006/picture">
                 <pic:pic>
                   <pic:nvPicPr>
-                    <pic:cNvPr descr="../evidence-capacity-alerts.png" id="77" name="Picture"/>
+                    <pic:cNvPr descr="../evidence-capacity-alerts.png" id="75" name="Picture"/>
                     <pic:cNvPicPr>
                       <a:picLocks noChangeArrowheads="1" noChangeAspect="1"/>
                     </pic:cNvPicPr>
                   </pic:nvPicPr>
                   <pic:blipFill>
-                    <a:blip r:embed="rId75"/>
+                    <a:blip r:embed="rId73"/>
                     <a:stretch>
                       <a:fillRect/>
                     </a:stretch>
@@ -20853,18 +20447,18 @@
           <wp:inline>
             <wp:extent cx="2674620" cy="5943600"/>
             <wp:effectExtent b="0" l="0" r="0" t="0"/>
-            <wp:docPr descr="Android notification shade showing a notification from conference_check_mobile reading &quot;Lunch is served. Vouchers are now redeemable at Hall B.&quot;" title="" id="79" name="Picture"/>
+            <wp:docPr descr="Android notification shade showing a notification from conference_check_mobile reading &quot;Lunch is served. Vouchers are now redeemable at Hall B.&quot;" title="" id="77" name="Picture"/>
             <a:graphic>
               <a:graphicData uri="http://schemas.openxmlformats.org/drawingml/2006/picture">
                 <pic:pic>
                   <pic:nvPicPr>
-                    <pic:cNvPr descr="../evidence-push-delivered.png" id="80" name="Picture"/>
+                    <pic:cNvPr descr="../evidence-push-delivered.png" id="78" name="Picture"/>
                     <pic:cNvPicPr>
                       <a:picLocks noChangeArrowheads="1" noChangeAspect="1"/>
                     </pic:cNvPicPr>
                   </pic:nvPicPr>
                   <pic:blipFill>
-                    <a:blip r:embed="rId78"/>
+                    <a:blip r:embed="rId76"/>
                     <a:stretch>
                       <a:fillRect/>
                     </a:stretch>
@@ -20941,18 +20535,18 @@
           <wp:inline>
             <wp:extent cx="2674620" cy="5943600"/>
             <wp:effectExtent b="0" l="0" r="0" t="0"/>
-            <wp:docPr descr="Attendee pass screen showing a QR code with the ticket code CONF-2026-001 for Demo Attendee" title="" id="82" name="Picture"/>
+            <wp:docPr descr="Attendee pass screen showing a QR code with the ticket code CONF-2026-001 for Demo Attendee" title="" id="80" name="Picture"/>
             <a:graphic>
               <a:graphicData uri="http://schemas.openxmlformats.org/drawingml/2006/picture">
                 <pic:pic>
                   <pic:nvPicPr>
-                    <pic:cNvPr descr="../evidence-ui-attendee-pass.png" id="83" name="Picture"/>
+                    <pic:cNvPr descr="../evidence-ui-attendee-pass.png" id="81" name="Picture"/>
                     <pic:cNvPicPr>
                       <a:picLocks noChangeArrowheads="1" noChangeAspect="1"/>
                     </pic:cNvPicPr>
                   </pic:nvPicPr>
                   <pic:blipFill>
-                    <a:blip r:embed="rId81"/>
+                    <a:blip r:embed="rId79"/>
                     <a:stretch>
                       <a:fillRect/>
                     </a:stretch>
@@ -21035,18 +20629,18 @@
           <wp:inline>
             <wp:extent cx="2674620" cy="5943600"/>
             <wp:effectExtent b="0" l="0" r="0" t="0"/>
-            <wp:docPr descr="My meals screen showing Supper as Unused with a QR code above the token MEAL-DEMO-1-3, and Lunch and Breakfast as Redeemed with their redemption times" title="" id="85" name="Picture"/>
+            <wp:docPr descr="My meals screen showing Supper as Unused with a QR code above the token MEAL-DEMO-1-3, and Lunch and Breakfast as Redeemed with their redemption times" title="" id="83" name="Picture"/>
             <a:graphic>
               <a:graphicData uri="http://schemas.openxmlformats.org/drawingml/2006/picture">
                 <pic:pic>
                   <pic:nvPicPr>
-                    <pic:cNvPr descr="../evidence-ui-my-meals.png" id="86" name="Picture"/>
+                    <pic:cNvPr descr="../evidence-ui-my-meals.png" id="84" name="Picture"/>
                     <pic:cNvPicPr>
                       <a:picLocks noChangeArrowheads="1" noChangeAspect="1"/>
                     </pic:cNvPicPr>
                   </pic:nvPicPr>
                   <pic:blipFill>
-                    <a:blip r:embed="rId84"/>
+                    <a:blip r:embed="rId82"/>
                     <a:stretch>
                       <a:fillRect/>
                     </a:stretch>
@@ -21174,18 +20768,18 @@
           <wp:inline>
             <wp:extent cx="2674620" cy="5943600"/>
             <wp:effectExtent b="0" l="0" r="0" t="0"/>
-            <wp:docPr descr="Meals screen listing Breakfast, Lunch and Supper as active categories, with recent redemptions each tagged with the device that recorded them" title="" id="88" name="Picture"/>
+            <wp:docPr descr="Meals screen listing Breakfast, Lunch and Supper as active categories, with recent redemptions each tagged with the device that recorded them" title="" id="86" name="Picture"/>
             <a:graphic>
               <a:graphicData uri="http://schemas.openxmlformats.org/drawingml/2006/picture">
                 <pic:pic>
                   <pic:nvPicPr>
-                    <pic:cNvPr descr="../evidence-ui-meals.png" id="89" name="Picture"/>
+                    <pic:cNvPr descr="../evidence-ui-meals.png" id="87" name="Picture"/>
                     <pic:cNvPicPr>
                       <a:picLocks noChangeArrowheads="1" noChangeAspect="1"/>
                     </pic:cNvPicPr>
                   </pic:nvPicPr>
                   <pic:blipFill>
-                    <a:blip r:embed="rId87"/>
+                    <a:blip r:embed="rId85"/>
                     <a:stretch>
                       <a:fillRect/>
                     </a:stretch>
@@ -21256,18 +20850,18 @@
           <wp:inline>
             <wp:extent cx="2674620" cy="5943600"/>
             <wp:effectExtent b="0" l="0" r="0" t="0"/>
-            <wp:docPr descr="Meal voucher scan screen with the token MEAL-DEMO-1-3 entered and a green confirmation reading &quot;Voucher redeemed successfully.&quot;" title="" id="91" name="Picture"/>
+            <wp:docPr descr="Meal voucher scan screen with the token MEAL-DEMO-1-3 entered and a green confirmation reading &quot;Voucher redeemed successfully.&quot;" title="" id="89" name="Picture"/>
             <a:graphic>
               <a:graphicData uri="http://schemas.openxmlformats.org/drawingml/2006/picture">
                 <pic:pic>
                   <pic:nvPicPr>
-                    <pic:cNvPr descr="../evidence-scan-accepted.png" id="92" name="Picture"/>
+                    <pic:cNvPr descr="../evidence-scan-accepted.png" id="90" name="Picture"/>
                     <pic:cNvPicPr>
                       <a:picLocks noChangeArrowheads="1" noChangeAspect="1"/>
                     </pic:cNvPicPr>
                   </pic:nvPicPr>
                   <pic:blipFill>
-                    <a:blip r:embed="rId90"/>
+                    <a:blip r:embed="rId88"/>
                     <a:stretch>
                       <a:fillRect/>
                     </a:stretch>
@@ -21318,18 +20912,18 @@
           <wp:inline>
             <wp:extent cx="2674620" cy="5943600"/>
             <wp:effectExtent b="0" l="0" r="0" t="0"/>
-            <wp:docPr descr="Meal voucher scan screen with MEAL-DEMO-1-3 entered again and a red banner reading &quot;Meal voucher has already been redeemed or is not usable.&quot;" title="" id="94" name="Picture"/>
+            <wp:docPr descr="Meal voucher scan screen with MEAL-DEMO-1-3 entered again and a red banner reading &quot;Meal voucher has already been redeemed or is not usable.&quot;" title="" id="92" name="Picture"/>
             <a:graphic>
               <a:graphicData uri="http://schemas.openxmlformats.org/drawingml/2006/picture">
                 <pic:pic>
                   <pic:nvPicPr>
-                    <pic:cNvPr descr="../evidence-scan-duplicate-rejected.png" id="95" name="Picture"/>
+                    <pic:cNvPr descr="../evidence-scan-duplicate-rejected.png" id="93" name="Picture"/>
                     <pic:cNvPicPr>
                       <a:picLocks noChangeArrowheads="1" noChangeAspect="1"/>
                     </pic:cNvPicPr>
                   </pic:nvPicPr>
                   <pic:blipFill>
-                    <a:blip r:embed="rId93"/>
+                    <a:blip r:embed="rId91"/>
                     <a:stretch>
                       <a:fillRect/>
                     </a:stretch>
@@ -21418,18 +21012,18 @@
           <wp:inline>
             <wp:extent cx="2674620" cy="5943600"/>
             <wp:effectExtent b="0" l="0" r="0" t="0"/>
-            <wp:docPr descr="Reports screen listing four exports: Attendance Report, Meal Redemption Report, Session Attendance Report and Notification Report" title="" id="97" name="Picture"/>
+            <wp:docPr descr="Reports screen listing four exports: Attendance Report, Meal Redemption Report, Session Attendance Report and Notification Report" title="" id="95" name="Picture"/>
             <a:graphic>
               <a:graphicData uri="http://schemas.openxmlformats.org/drawingml/2006/picture">
                 <pic:pic>
                   <pic:nvPicPr>
-                    <pic:cNvPr descr="../evidence-ui-reports.png" id="98" name="Picture"/>
+                    <pic:cNvPr descr="../evidence-ui-reports.png" id="96" name="Picture"/>
                     <pic:cNvPicPr>
                       <a:picLocks noChangeArrowheads="1" noChangeAspect="1"/>
                     </pic:cNvPicPr>
                   </pic:nvPicPr>
                   <pic:blipFill>
-                    <a:blip r:embed="rId96"/>
+                    <a:blip r:embed="rId94"/>
                     <a:stretch>
                       <a:fillRect/>
                     </a:stretch>
@@ -21470,7 +21064,7 @@
         <w:t xml:space="preserve">in Section 6.6.</w:t>
       </w:r>
     </w:p>
-    <w:bookmarkStart w:id="99" w:name="e1-what-these-figures-do-and-do-not-show"/>
+    <w:bookmarkStart w:id="97" w:name="e1-what-these-figures-do-and-do-not-show"/>
     <w:p>
       <w:pPr>
         <w:pStyle w:val="Heading2"/>
@@ -21570,9 +21164,9 @@
         <w:t xml:space="preserve">them as it does to the push-delivery timing.</w:t>
       </w:r>
     </w:p>
-    <w:bookmarkEnd w:id="99"/>
-    <w:bookmarkEnd w:id="100"/>
-    <w:bookmarkStart w:id="101" w:name="appendix-f-reference-verification-record"/>
+    <w:bookmarkEnd w:id="97"/>
+    <w:bookmarkEnd w:id="98"/>
+    <w:bookmarkStart w:id="99" w:name="appendix-f-reference-verification-record"/>
     <w:p>
       <w:pPr>
         <w:pStyle w:val="Heading1"/>
@@ -22916,7 +22510,7 @@
         <w:t xml:space="preserve">before being cited.</w:t>
       </w:r>
     </w:p>
-    <w:bookmarkEnd w:id="101"/>
+    <w:bookmarkEnd w:id="99"/>
     <w:sectPr>
       <w:footerReference w:type="default" r:id="rId10"/>
       <w:footnotePr>
@@ -23127,109 +22721,6 @@
       <w:pPr>
         <w:ind w:left="6480" w:hanging="360"/>
       </w:pPr>
-    </w:lvl>
-  </w:abstractNum>
-  <w:abstractNum w:abstractNumId="991">
-    <w:nsid w:val="0000A991"/>
-    <w:multiLevelType w:val="multilevel"/>
-    <w:lvl w:ilvl="0">
-      <w:numFmt w:val="bullet"/>
-      <w:lvlText w:val=""/>
-      <w:lvlJc w:val="left"/>
-      <w:pPr>
-        <w:ind w:left="720" w:hanging="360"/>
-      </w:pPr>
-      <w:rPr>
-        <w:rFonts w:ascii="Symbol" w:hAnsi="Symbol" w:cs="Symbol" w:hint="default"/>
-      </w:rPr>
-    </w:lvl>
-    <w:lvl w:ilvl="1">
-      <w:numFmt w:val="bullet"/>
-      <w:lvlText w:val="o"/>
-      <w:lvlJc w:val="left"/>
-      <w:pPr>
-        <w:ind w:left="1440" w:hanging="360"/>
-      </w:pPr>
-      <w:rPr>
-        <w:rFonts w:ascii="Courier New" w:hAnsi="Courier New" w:cs="Courier New" w:hint="default"/>
-      </w:rPr>
-    </w:lvl>
-    <w:lvl w:ilvl="2">
-      <w:numFmt w:val="bullet"/>
-      <w:lvlText w:val=""/>
-      <w:lvlJc w:val="left"/>
-      <w:pPr>
-        <w:ind w:left="2160" w:hanging="360"/>
-      </w:pPr>
-      <w:rPr>
-        <w:rFonts w:ascii="Wingdings" w:hAnsi="Wingdings" w:cs="Wingdings" w:hint="default"/>
-      </w:rPr>
-    </w:lvl>
-    <w:lvl w:ilvl="3">
-      <w:numFmt w:val="bullet"/>
-      <w:lvlText w:val=""/>
-      <w:lvlJc w:val="left"/>
-      <w:pPr>
-        <w:ind w:left="2880" w:hanging="360"/>
-      </w:pPr>
-      <w:rPr>
-        <w:rFonts w:ascii="Symbol" w:hAnsi="Symbol" w:cs="Symbol" w:hint="default"/>
-      </w:rPr>
-    </w:lvl>
-    <w:lvl w:ilvl="4">
-      <w:numFmt w:val="bullet"/>
-      <w:lvlText w:val="o"/>
-      <w:lvlJc w:val="left"/>
-      <w:pPr>
-        <w:ind w:left="3600" w:hanging="360"/>
-      </w:pPr>
-      <w:rPr>
-        <w:rFonts w:ascii="Courier New" w:hAnsi="Courier New" w:cs="Courier New" w:hint="default"/>
-      </w:rPr>
-    </w:lvl>
-    <w:lvl w:ilvl="5">
-      <w:numFmt w:val="bullet"/>
-      <w:lvlText w:val=""/>
-      <w:lvlJc w:val="left"/>
-      <w:pPr>
-        <w:ind w:left="4320" w:hanging="360"/>
-      </w:pPr>
-      <w:rPr>
-        <w:rFonts w:ascii="Wingdings" w:hAnsi="Wingdings" w:cs="Wingdings" w:hint="default"/>
-      </w:rPr>
-    </w:lvl>
-    <w:lvl w:ilvl="6">
-      <w:numFmt w:val="bullet"/>
-      <w:lvlText w:val=""/>
-      <w:lvlJc w:val="left"/>
-      <w:pPr>
-        <w:ind w:left="5040" w:hanging="360"/>
-      </w:pPr>
-      <w:rPr>
-        <w:rFonts w:ascii="Symbol" w:hAnsi="Symbol" w:cs="Symbol" w:hint="default"/>
-      </w:rPr>
-    </w:lvl>
-    <w:lvl w:ilvl="7">
-      <w:numFmt w:val="bullet"/>
-      <w:lvlText w:val="o"/>
-      <w:lvlJc w:val="left"/>
-      <w:pPr>
-        <w:ind w:left="5760" w:hanging="360"/>
-      </w:pPr>
-      <w:rPr>
-        <w:rFonts w:ascii="Courier New" w:hAnsi="Courier New" w:cs="Courier New" w:hint="default"/>
-      </w:rPr>
-    </w:lvl>
-    <w:lvl w:ilvl="8">
-      <w:numFmt w:val="bullet"/>
-      <w:lvlText w:val=""/>
-      <w:lvlJc w:val="left"/>
-      <w:pPr>
-        <w:ind w:left="6480" w:hanging="360"/>
-      </w:pPr>
-      <w:rPr>
-        <w:rFonts w:ascii="Wingdings" w:hAnsi="Wingdings" w:cs="Wingdings" w:hint="default"/>
-      </w:rPr>
     </w:lvl>
   </w:abstractNum>
   <w:num w:numId="1000">
@@ -23296,9 +22787,6 @@
     </w:lvlOverride>
   </w:num>
   <w:num w:numId="1003">
-    <w:abstractNumId w:val="991"/>
-  </w:num>
-  <w:num w:numId="1004">
     <w:abstractNumId w:val="99411"/>
     <w:lvlOverride w:ilvl="0">
       <w:startOverride w:val="1"/>

--- a/docs/deliverables/ConferenceCheck Final Report.docx
+++ b/docs/deliverables/ConferenceCheck Final Report.docx
@@ -4,136 +4,330 @@
   <w:body>
     <w:p>
       <w:pPr>
-        <w:pStyle w:val="FirstParagraph"/>
-        <w:spacing w:after="360"/>
+        <w:spacing w:before="960" w:after="480"/>
         <w:jc w:val="center"/>
       </w:pPr>
       <w:r>
-        <w:rPr>
-          <w:b/>
-          <w:bCs/>
-        </w:rPr>
-        <w:t xml:space="preserve">THE UNIVERSITY OF ZAMBIA</w:t>
+        <w:drawing>
+          <wp:inline>
+            <wp:extent cx="1737360" cy="1737360"/>
+            <wp:docPr id="138" name="Picture 138"/>
+            <wp:cNvGraphicFramePr>
+              <a:graphicFrameLocks noChangeAspect="1"/>
+            </wp:cNvGraphicFramePr>
+            <a:graphic>
+              <a:graphicData uri="http://schemas.openxmlformats.org/drawingml/2006/picture">
+                <pic:pic>
+                  <pic:nvPicPr>
+                    <pic:cNvPr id="0" name="unza-crest.jpeg"/>
+                    <pic:cNvPicPr/>
+                  </pic:nvPicPr>
+                  <pic:blipFill>
+                    <a:blip r:embed="rId11"/>
+                    <a:stretch>
+                      <a:fillRect/>
+                    </a:stretch>
+                  </pic:blipFill>
+                  <pic:spPr>
+                    <a:xfrm>
+                      <a:off x="0" y="0"/>
+                      <a:ext cx="1737360" cy="1737360"/>
+                    </a:xfrm>
+                    <a:prstGeom prst="rect"/>
+                  </pic:spPr>
+                </pic:pic>
+              </a:graphicData>
+            </a:graphic>
+          </wp:inline>
+        </w:drawing>
       </w:r>
     </w:p>
     <w:p>
       <w:pPr>
-        <w:pStyle w:val="BodyText"/>
-        <w:spacing w:after="360"/>
+        <w:spacing w:after="280" w:before="0" w:line="240" w:lineRule="auto"/>
         <w:jc w:val="center"/>
       </w:pPr>
       <w:r>
         <w:rPr>
           <w:b/>
-          <w:bCs/>
-        </w:rPr>
-        <w:t xml:space="preserve">SCHOOL OF NATURAL AND APPLIED SCIENCES</w:t>
+          <w:sz w:val="44"/>
+          <w:u w:val="none"/>
+        </w:rPr>
+        <w:t>THE UNIVERSITY OF ZAMBIA</w:t>
       </w:r>
     </w:p>
     <w:p>
       <w:pPr>
-        <w:pStyle w:val="BodyText"/>
-        <w:spacing w:after="360"/>
+        <w:spacing w:after="200" w:before="0" w:line="240" w:lineRule="auto"/>
         <w:jc w:val="center"/>
       </w:pPr>
       <w:r>
         <w:rPr>
-          <w:b/>
-          <w:bCs/>
-        </w:rPr>
-        <w:t xml:space="preserve">DEPARTMENT OF COMPUTING AND INFORMATICS</w:t>
+          <w:b w:val="0"/>
+          <w:sz w:val="30"/>
+          <w:u w:val="none"/>
+        </w:rPr>
+        <w:t>SCHOOL OF NATURAL AND APPLIED SCIENCES</w:t>
       </w:r>
     </w:p>
     <w:p>
       <w:pPr>
-        <w:pStyle w:val="BodyText"/>
-        <w:spacing w:after="720" w:before="720"/>
+        <w:spacing w:after="480" w:before="0" w:line="240" w:lineRule="auto"/>
         <w:jc w:val="center"/>
       </w:pPr>
       <w:r>
         <w:rPr>
-          <w:b/>
-          <w:sz w:val="36"/>
-        </w:rPr>
-        <w:t xml:space="preserve">Fraud-Resistant Meal Voucher Redemption and Real-Time Operational Analytics for Conference Management: Design and Evaluation of ConferenceCheck Mobile</w:t>
+          <w:b w:val="0"/>
+          <w:sz w:val="30"/>
+          <w:u w:val="none"/>
+        </w:rPr>
+        <w:t>DEPARTMENT OF COMPUTING AND INFORMATICS</w:t>
       </w:r>
     </w:p>
     <w:p>
       <w:pPr>
-        <w:pStyle w:val="BodyText"/>
-        <w:spacing w:after="360"/>
+        <w:spacing w:after="80" w:before="0" w:line="240" w:lineRule="auto"/>
         <w:jc w:val="center"/>
       </w:pPr>
       <w:r>
-        <w:t xml:space="preserve">A final year project report submitted in partial fulfilment of the requirements for the award of the degree of [DEGREE PROGRAMME: to be completed by the student]</w:t>
+        <w:rPr>
+          <w:b/>
+          <w:sz w:val="32"/>
+          <w:u w:val="single"/>
+        </w:rPr>
+        <w:t>Fraud-Resistant Meal Voucher Redemption and Real-Time Operational Analytics for Conference Management: Design and Evaluation of ConferenceCheck Mobile</w:t>
       </w:r>
     </w:p>
     <w:p>
       <w:pPr>
-        <w:pStyle w:val="BodyText"/>
-        <w:spacing w:after="360"/>
+        <w:spacing w:after="200" w:before="0" w:line="240" w:lineRule="auto"/>
         <w:jc w:val="center"/>
       </w:pPr>
       <w:r>
         <w:rPr>
           <w:b/>
-          <w:bCs/>
-        </w:rPr>
-        <w:t xml:space="preserve">Ndashi Bwalya Chisanga</w:t>
+          <w:sz w:val="32"/>
+          <w:u w:val="single"/>
+        </w:rPr>
+        <w:t>FINAL YEAR PROJECT REPORT</w:t>
       </w:r>
     </w:p>
     <w:p>
       <w:pPr>
-        <w:pStyle w:val="BodyText"/>
-        <w:spacing w:after="360"/>
+        <w:spacing w:after="80" w:before="0" w:line="240" w:lineRule="auto"/>
         <w:jc w:val="center"/>
       </w:pPr>
       <w:r>
-        <w:t xml:space="preserve">Computer number: 2021470105</w:t>
+        <w:rPr>
+          <w:b w:val="0"/>
+          <w:sz w:val="24"/>
+          <w:u w:val="none"/>
+        </w:rPr>
+        <w:t>A report submitted in partial fulfilment of the requirements for the degree of Bachelor of Science in Computer Science</w:t>
       </w:r>
     </w:p>
     <w:p>
       <w:pPr>
-        <w:pStyle w:val="BodyText"/>
-        <w:spacing w:after="360"/>
+        <w:spacing w:after="360" w:before="0" w:line="240" w:lineRule="auto"/>
         <w:jc w:val="center"/>
       </w:pPr>
       <w:r>
-        <w:t xml:space="preserve">Supervisor: Mr. Mofya Phiri</w:t>
+        <w:rPr>
+          <w:b/>
+          <w:sz w:val="24"/>
+          <w:u w:val="none"/>
+        </w:rPr>
+        <w:t>Academic Year 2026</w:t>
       </w:r>
     </w:p>
-    <w:p>
-      <w:pPr>
-        <w:pStyle w:val="BodyText"/>
-        <w:spacing w:after="360"/>
-        <w:jc w:val="center"/>
-      </w:pPr>
-      <w:r>
-        <w:t xml:space="preserve">October 2026</w:t>
-      </w:r>
-    </w:p>
-    <w:p>
-      <w:pPr>
-        <w:pStyle w:val="BodyText"/>
-        <w:spacing w:after="360"/>
-        <w:jc w:val="center"/>
-      </w:pPr>
-      <w:r>
-        <w:t xml:space="preserve">Repository:</w:t>
-      </w:r>
-      <w:r>
-        <w:t xml:space="preserve"> </w:t>
-      </w:r>
-      <w:hyperlink r:id="rId9">
-        <w:r>
-          <w:rPr>
-            <w:rStyle w:val="Hyperlink"/>
-          </w:rPr>
-          <w:t xml:space="preserve">https://github.com/ndashi-chisanga6/ConferenceCheck-Mobile-Analytics-Meals-and-Notifications</w:t>
-        </w:r>
-      </w:hyperlink>
-    </w:p>
-    <w:bookmarkStart w:id="10" w:name="declaration"/>
+    <w:tbl>
+      <w:tblPr>
+        <w:tblW w:type="auto" w:w="0"/>
+        <w:tblBorders>
+          <w:top w:val="nil"/>
+          <w:left w:val="nil"/>
+          <w:bottom w:val="nil"/>
+          <w:right w:val="nil"/>
+          <w:insideH w:val="nil"/>
+          <w:insideV w:val="nil"/>
+        </w:tblBorders>
+        <w:tblLook w:firstRow="0" w:lastRow="0" w:firstColumn="0" w:lastColumn="0" w:val="0000"/>
+      </w:tblPr>
+      <w:tblGrid>
+        <w:gridCol w:w="4680"/>
+        <w:gridCol w:w="4680"/>
+      </w:tblGrid>
+      <w:tr>
+        <w:tc>
+          <w:tcPr>
+            <w:tcW w:type="dxa" w:w="3456"/>
+          </w:tcPr>
+          <w:p>
+            <w:pPr>
+              <w:spacing w:after="160" w:line="240" w:lineRule="auto"/>
+            </w:pPr>
+            <w:r>
+              <w:rPr>
+                <w:sz w:val="24"/>
+              </w:rPr>
+              <w:t>NAME:</w:t>
+            </w:r>
+          </w:p>
+        </w:tc>
+        <w:tc>
+          <w:tcPr>
+            <w:tcW w:type="dxa" w:w="5472"/>
+          </w:tcPr>
+          <w:p>
+            <w:pPr>
+              <w:spacing w:after="160" w:line="240" w:lineRule="auto"/>
+            </w:pPr>
+            <w:r>
+              <w:rPr>
+                <w:sz w:val="24"/>
+              </w:rPr>
+              <w:t>NDASHI BWALYA CHISANGA</w:t>
+            </w:r>
+          </w:p>
+        </w:tc>
+      </w:tr>
+      <w:tr>
+        <w:tc>
+          <w:tcPr>
+            <w:tcW w:type="dxa" w:w="3456"/>
+          </w:tcPr>
+          <w:p>
+            <w:pPr>
+              <w:spacing w:after="160" w:line="240" w:lineRule="auto"/>
+            </w:pPr>
+            <w:r>
+              <w:rPr>
+                <w:sz w:val="24"/>
+              </w:rPr>
+              <w:t>COMPUTER NUMBER:</w:t>
+            </w:r>
+          </w:p>
+        </w:tc>
+        <w:tc>
+          <w:tcPr>
+            <w:tcW w:type="dxa" w:w="5472"/>
+          </w:tcPr>
+          <w:p>
+            <w:pPr>
+              <w:spacing w:after="160" w:line="240" w:lineRule="auto"/>
+            </w:pPr>
+            <w:r>
+              <w:rPr>
+                <w:sz w:val="24"/>
+              </w:rPr>
+              <w:t>2021470105</w:t>
+            </w:r>
+          </w:p>
+        </w:tc>
+      </w:tr>
+      <w:tr>
+        <w:tc>
+          <w:tcPr>
+            <w:tcW w:type="dxa" w:w="3456"/>
+          </w:tcPr>
+          <w:p>
+            <w:pPr>
+              <w:spacing w:after="160" w:line="240" w:lineRule="auto"/>
+            </w:pPr>
+            <w:r>
+              <w:rPr>
+                <w:sz w:val="24"/>
+              </w:rPr>
+              <w:t>SUPERVISOR:</w:t>
+            </w:r>
+          </w:p>
+        </w:tc>
+        <w:tc>
+          <w:tcPr>
+            <w:tcW w:type="dxa" w:w="5472"/>
+          </w:tcPr>
+          <w:p>
+            <w:pPr>
+              <w:spacing w:after="160" w:line="240" w:lineRule="auto"/>
+            </w:pPr>
+            <w:r>
+              <w:rPr>
+                <w:sz w:val="24"/>
+              </w:rPr>
+              <w:t>Mr. Mofya Phiri</w:t>
+            </w:r>
+          </w:p>
+        </w:tc>
+      </w:tr>
+      <w:tr>
+        <w:tc>
+          <w:tcPr>
+            <w:tcW w:type="dxa" w:w="3456"/>
+          </w:tcPr>
+          <w:p>
+            <w:pPr>
+              <w:spacing w:after="160" w:line="240" w:lineRule="auto"/>
+            </w:pPr>
+            <w:r>
+              <w:rPr>
+                <w:sz w:val="24"/>
+              </w:rPr>
+              <w:t>REPOSITORY TAG:</w:t>
+            </w:r>
+          </w:p>
+        </w:tc>
+        <w:tc>
+          <w:tcPr>
+            <w:tcW w:type="dxa" w:w="5472"/>
+          </w:tcPr>
+          <w:p>
+            <w:pPr>
+              <w:spacing w:after="160" w:line="240" w:lineRule="auto"/>
+            </w:pPr>
+            <w:r>
+              <w:rPr>
+                <w:sz w:val="24"/>
+              </w:rPr>
+              <w:t>resubmission-16-october</w:t>
+            </w:r>
+          </w:p>
+        </w:tc>
+      </w:tr>
+      <w:tr>
+        <w:tc>
+          <w:tcPr>
+            <w:tcW w:type="dxa" w:w="3456"/>
+          </w:tcPr>
+          <w:p>
+            <w:pPr>
+              <w:spacing w:after="160" w:line="240" w:lineRule="auto"/>
+            </w:pPr>
+            <w:r>
+              <w:rPr>
+                <w:sz w:val="24"/>
+              </w:rPr>
+              <w:t>DATE:</w:t>
+            </w:r>
+          </w:p>
+        </w:tc>
+        <w:tc>
+          <w:tcPr>
+            <w:tcW w:type="dxa" w:w="5472"/>
+          </w:tcPr>
+          <w:p>
+            <w:pPr>
+              <w:spacing w:after="160" w:line="240" w:lineRule="auto"/>
+            </w:pPr>
+            <w:r>
+              <w:rPr>
+                <w:sz w:val="24"/>
+              </w:rPr>
+              <w:t>October 2026</w:t>
+            </w:r>
+          </w:p>
+        </w:tc>
+      </w:tr>
+    </w:tbl>
     <w:p>
       <w:pPr>
         <w:pStyle w:val="Heading1"/>
@@ -33771,7 +33965,19 @@
         <w:pStyle w:val="BodyText"/>
       </w:pPr>
       <w:r>
-        <w:t xml:space="preserve">Validated state, and the commit it resolves to:</w:t>
+        <w:t xml:space="preserve">Validated state, tag</w:t>
+      </w:r>
+      <w:r>
+        <w:t xml:space="preserve"> </w:t>
+      </w:r>
+      <w:r>
+        <w:rPr>
+          <w:rStyle w:val="VerbatimChar"/>
+        </w:rPr>
+        <w:t xml:space="preserve">resubmission-16-october</w:t>
+      </w:r>
+      <w:r>
+        <w:t xml:space="preserve">, and the commit it resolves to:</w:t>
       </w:r>
     </w:p>
     <w:p>
@@ -33800,7 +34006,7 @@
         <w:rPr>
           <w:rStyle w:val="NormalTok"/>
         </w:rPr>
-        <w:t xml:space="preserve"> final-resubmission</w:t>
+        <w:t xml:space="preserve"> resubmission-16-october</w:t>
       </w:r>
     </w:p>
     <w:bookmarkEnd w:id="107"/>
@@ -36225,6 +36431,12 @@
       <w:footnotePr>
         <w:numRestart w:val="eachSect"/>
       </w:footnotePr>
+      <w:pgBorders w:display="firstPage" w:offsetFrom="page">
+        <w:top w:val="single" w:sz="4" w:space="24" w:color="auto"/>
+        <w:left w:val="single" w:sz="4" w:space="24" w:color="auto"/>
+        <w:bottom w:val="single" w:sz="4" w:space="24" w:color="auto"/>
+        <w:right w:val="single" w:sz="4" w:space="24" w:color="auto"/>
+      </w:pgBorders>
     </w:sectPr>
   </w:body>
 </w:document>
